--- a/Lingesh K - SIP Report 2026.docx
+++ b/Lingesh K - SIP Report 2026.docx
@@ -368,71 +368,49 @@
         <w:spacing w:before="0" w:after="0" w:line="360" w:lineRule="auto"/>
       </w:pPr>
     </w:p>
-    <w:tbl>
-      <w:tblPr>
-        <w:tblStyle w:val="TableGrid"/>
-        <w:tblW w:w="8666" w:type="dxa"/>
-        <w:jc w:val="left"/>
-        <w:tblBorders>
-          <w:top w:val="single" w:sz="6" w:space="0" w:color="000000"/>
-          <w:left w:val="single" w:sz="6" w:space="0" w:color="000000"/>
-          <w:bottom w:val="single" w:sz="6" w:space="0" w:color="000000"/>
-          <w:right w:val="single" w:sz="6" w:space="0" w:color="000000"/>
-          <w:insideH w:val="single" w:sz="6" w:space="0" w:color="000000"/>
-          <w:insideV w:val="single" w:sz="6" w:space="0" w:color="000000"/>
-        </w:tblBorders>
-        <w:tblLayout w:type="fixed"/>
-        <w:tblCellMar>
-          <w:top w:w="60" w:type="dxa"/>
-          <w:left w:w="108" w:type="dxa"/>
-          <w:bottom w:w="60" w:type="dxa"/>
-          <w:right w:w="108" w:type="dxa"/>
-        </w:tblCellMar>
-      </w:tblPr>
-      <w:tblGrid>
-        <w:gridCol w:w="8666"/>
-      </w:tblGrid>
-      <w:tr>
-        <w:trPr>
-          <w:cantSplit/>
-        </w:trPr>
-        <w:tc>
-          <w:tcPr>
-            <w:tcW w:w="8666" w:type="dxa"/>
-            <w:vAlign w:val="center"/>
-          </w:tcPr>
-          <w:p>
-            <w:pPr>
-              <w:spacing w:before="20" w:after="20" w:line="240" w:lineRule="auto"/>
-              <w:jc w:val="left"/>
-            </w:pPr>
-            <w:r>
-              <w:rPr>
-                <w:sz w:val="22"/>
-                <w:szCs w:val="22"/>
-              </w:rPr>
-              <w:br/>
-              <w:br/>
-              <w:br/>
-              <w:br/>
-              <w:br/>
-              <w:br/>
-              <w:br/>
-              <w:br/>
-              <w:t xml:space="preserve">[  Scanned copy of the Internship Completion Certificate issued by S. Ravi &amp; Associates, Chartered Accountants, dated 17 July 2026, to be inserted here.  ]</w:t>
-              <w:br/>
-              <w:br/>
-              <w:br/>
-              <w:br/>
-              <w:br/>
-              <w:br/>
-              <w:br/>
-              <w:br/>
-            </w:r>
-          </w:p>
-        </w:tc>
-      </w:tr>
-    </w:tbl>
+    <w:p>
+      <w:pPr>
+        <w:spacing w:before="0" w:after="0" w:line="240" w:lineRule="auto"/>
+        <w:jc w:val="center"/>
+      </w:pPr>
+      <w:r>
+        <w:drawing>
+          <wp:inline distT="0" distB="0" distL="0" distR="0">
+            <wp:extent cx="5502910" cy="7337213"/>
+            <wp:effectExtent l="0" t="0" r="0" b="0"/>
+            <wp:docPr id="21694" name="Internship Completion Certificate"/>
+            <wp:cNvGraphicFramePr>
+              <a:graphicFrameLocks xmlns:a="http://schemas.openxmlformats.org/drawingml/2006/main" noChangeAspect="1"/>
+            </wp:cNvGraphicFramePr>
+            <a:graphic xmlns:a="http://schemas.openxmlformats.org/drawingml/2006/main">
+              <a:graphicData uri="http://schemas.openxmlformats.org/drawingml/2006/picture">
+                <pic:pic xmlns:pic="http://schemas.openxmlformats.org/drawingml/2006/picture">
+                  <pic:nvPicPr>
+                    <pic:cNvPr id="0" name="Internship Completion Certificate"/>
+                    <pic:cNvPicPr/>
+                  </pic:nvPicPr>
+                  <pic:blipFill>
+                    <a:blip r:embed="rIdImg1"/>
+                    <a:stretch>
+                      <a:fillRect/>
+                    </a:stretch>
+                  </pic:blipFill>
+                  <pic:spPr>
+                    <a:xfrm>
+                      <a:off x="0" y="0"/>
+                      <a:ext cx="5502910" cy="7337213"/>
+                    </a:xfrm>
+                    <a:prstGeom prst="rect">
+                      <a:avLst/>
+                    </a:prstGeom>
+                  </pic:spPr>
+                </pic:pic>
+              </a:graphicData>
+            </a:graphic>
+          </wp:inline>
+        </w:drawing>
+      </w:r>
+    </w:p>
     <w:p>
       <w:pPr>
         <w:spacing w:before="0" w:after="0" w:line="240" w:lineRule="auto"/>
@@ -731,7 +709,7 @@
         <w:jc w:val="both"/>
       </w:pPr>
       <w:r>
-        <w:t xml:space="preserve">The final phase brought all of this together into the preparation of the Statement of Total Income. Using the bank account abstract, the Tally data and the reconciled Form 26AS credits, I computed total income for individual and corporate clients in Winman, verified taxes already paid against taxes payable, assisted in the preparation of balance sheets, and prepared returns for upload. In the last two weeks I independently completed the filing of three returns end to end, from data entry to upload, after review by my manager, and assisted in documentation for statutory audit assignments and in the reconciliation of books maintained in Tally with GST return filings.</w:t>
+        <w:t xml:space="preserve">The final phase brought all of this together into the preparation of the Statement of Total Income. I worked on Securities Transaction Tax and the related data entry in Winman, and then, using the bank account abstract, the Tally data and the reconciled Form 26AS credits, I computed total income for individual and corporate clients, verified taxes already paid against taxes payable, assisted in the preparation of balance sheets, and prepared returns for upload. In the last two weeks I independently completed the filing of three returns end to end, from data entry to upload, after review by my manager, and assisted in documentation for statutory audit assignments and in the reconciliation of books maintained in Tally with GST return filings.</w:t>
       </w:r>
     </w:p>
     <w:p>
@@ -4490,7 +4468,20 @@
           <w:sz w:val="24"/>
           <w:szCs w:val="24"/>
         </w:rPr>
-        <w:t xml:space="preserve">2.3.7  Bank Account Abstract and Statement of Total Income</w:t>
+        <w:t xml:space="preserve">2.3.7  Securities Transaction Tax, Bank Account Abstract and Statement of Total Income</w:t>
+      </w:r>
+    </w:p>
+    <w:p>
+      <w:pPr>
+        <w:numPr>
+          <w:ilvl w:val="0"/>
+          <w:numId w:val="1"/>
+        </w:numPr>
+        <w:spacing w:before="0" w:after="80" w:line="360" w:lineRule="auto"/>
+        <w:jc w:val="both"/>
+      </w:pPr>
+      <w:r>
+        <w:t xml:space="preserve">Worked on Securities Transaction Tax (STT): identified securities transactions from the Annual Information Statement and the broker-wise statements, verified the STT reflected against them and entered the details in Winman for the computation.</w:t>
       </w:r>
     </w:p>
     <w:p>
@@ -5081,7 +5072,20 @@
           <w:sz w:val="24"/>
           <w:szCs w:val="24"/>
         </w:rPr>
-        <w:t xml:space="preserve">Week 8 (29 June – 3 July 2026): Bank Abstract, Reconciliation and Computation</w:t>
+        <w:t xml:space="preserve">Week 8 (29 June – 3 July 2026): Securities Transaction Tax, Bank Abstract and Computation</w:t>
+      </w:r>
+    </w:p>
+    <w:p>
+      <w:pPr>
+        <w:numPr>
+          <w:ilvl w:val="0"/>
+          <w:numId w:val="1"/>
+        </w:numPr>
+        <w:spacing w:before="0" w:after="80" w:line="360" w:lineRule="auto"/>
+        <w:jc w:val="both"/>
+      </w:pPr>
+      <w:r>
+        <w:t xml:space="preserve">Worked on Securities Transaction Tax and the related data entry in Winman, tracing securities transactions and the STT against them from the Annual Information Statement and broker statements.</w:t>
       </w:r>
     </w:p>
     <w:p>
@@ -5577,6 +5581,19 @@
       </w:pPr>
       <w:r>
         <w:t xml:space="preserve">Applied the concepts of advance tax, self-assessment tax and credit for taxes paid while arriving at the net tax payable or refundable.</w:t>
+      </w:r>
+    </w:p>
+    <w:p>
+      <w:pPr>
+        <w:numPr>
+          <w:ilvl w:val="0"/>
+          <w:numId w:val="1"/>
+        </w:numPr>
+        <w:spacing w:before="0" w:after="80" w:line="360" w:lineRule="auto"/>
+        <w:jc w:val="both"/>
+      </w:pPr>
+      <w:r>
+        <w:t xml:space="preserve">Applied the taxation of securities transactions, including Securities Transaction Tax, while working on client data drawn from the Annual Information Statement and broker statements.</w:t>
       </w:r>
     </w:p>
     <w:p>
@@ -6556,6 +6573,25 @@
         <w:rPr>
           <w:b/>
         </w:rPr>
+        <w:t xml:space="preserve">Securities Transaction Tax:</w:t>
+      </w:r>
+      <w:r>
+        <w:t xml:space="preserve"> exposure to STT and to the treatment of securities transactions, including tracing them from the Annual Information Statement and broker statements into the computation.</w:t>
+      </w:r>
+    </w:p>
+    <w:p>
+      <w:pPr>
+        <w:numPr>
+          <w:ilvl w:val="0"/>
+          <w:numId w:val="1"/>
+        </w:numPr>
+        <w:spacing w:before="0" w:after="80" w:line="360" w:lineRule="auto"/>
+        <w:jc w:val="both"/>
+      </w:pPr>
+      <w:r>
+        <w:rPr>
+          <w:b/>
+        </w:rPr>
         <w:t xml:space="preserve">Income tax return filing:</w:t>
       </w:r>
       <w:r>
@@ -7183,7 +7219,7 @@
         <w:jc w:val="both"/>
       </w:pPr>
       <w:r>
-        <w:t xml:space="preserve">The closing weeks brought the strands together. Using bank account abstracts, Tally data and reconciled Form 26AS credits, I computed the Statement of Total Income for individual and corporate clients in Winman, assisted in the preparation of balance sheets, verified taxes paid against taxes payable, and prepared returns for upload. I independently completed three filings end to end after review, assisted in documentation for statutory audit assignments, and reconciled Form 26AS, AIS and TIS with the books of account as part of audit and income tax verification procedures. The client reports I prepared were verified and approved by my Manager.</w:t>
+        <w:t xml:space="preserve">The closing weeks brought the strands together. I worked on Securities Transaction Tax and the related data entry in Winman, and then, using bank account abstracts, Tally data and reconciled Form 26AS credits, computed the Statement of Total Income for individual and corporate clients in Winman, assisted in the preparation of balance sheets, verified taxes paid against taxes payable, and prepared returns for upload. I independently completed three filings end to end after review, assisted in documentation for statutory audit assignments, and reconciled Form 26AS, AIS and TIS with the books of account as part of audit and income tax verification procedures. The client reports I prepared were verified and approved by my Manager.</w:t>
       </w:r>
     </w:p>
     <w:p>

--- a/Lingesh K - SIP Report 2026.docx
+++ b/Lingesh K - SIP Report 2026.docx
@@ -9,6 +9,11 @@
     </w:p>
     <w:p>
       <w:pPr>
+        <w:spacing w:before="0" w:after="0" w:line="360" w:lineRule="auto"/>
+      </w:pPr>
+    </w:p>
+    <w:p>
+      <w:pPr>
         <w:spacing w:before="0" w:after="200" w:line="360" w:lineRule="auto"/>
         <w:jc w:val="center"/>
       </w:pPr>
@@ -47,6 +52,11 @@
     </w:p>
     <w:p>
       <w:pPr>
+        <w:spacing w:before="0" w:after="0" w:line="360" w:lineRule="auto"/>
+      </w:pPr>
+    </w:p>
+    <w:p>
+      <w:pPr>
         <w:spacing w:before="0" w:after="40" w:line="360" w:lineRule="auto"/>
         <w:jc w:val="center"/>
       </w:pPr>
@@ -69,6 +79,11 @@
     </w:p>
     <w:p>
       <w:pPr>
+        <w:spacing w:before="0" w:after="0" w:line="360" w:lineRule="auto"/>
+      </w:pPr>
+    </w:p>
+    <w:p>
+      <w:pPr>
         <w:spacing w:before="0" w:after="40" w:line="360" w:lineRule="auto"/>
         <w:jc w:val="center"/>
       </w:pPr>
@@ -125,6 +140,54 @@
     </w:p>
     <w:p>
       <w:pPr>
+        <w:spacing w:before="0" w:after="0" w:line="240" w:lineRule="auto"/>
+        <w:jc w:val="center"/>
+      </w:pPr>
+      <w:r>
+        <w:drawing>
+          <wp:inline distT="0" distB="0" distL="0" distR="0">
+            <wp:extent cx="5502910" cy="1157773"/>
+            <wp:effectExtent l="0" t="0" r="0" b="0"/>
+            <wp:docPr id="1651" name="MUST and ISSM Business School logo"/>
+            <wp:cNvGraphicFramePr>
+              <a:graphicFrameLocks xmlns:a="http://schemas.openxmlformats.org/drawingml/2006/main" noChangeAspect="1"/>
+            </wp:cNvGraphicFramePr>
+            <a:graphic xmlns:a="http://schemas.openxmlformats.org/drawingml/2006/main">
+              <a:graphicData uri="http://schemas.openxmlformats.org/drawingml/2006/picture">
+                <pic:pic xmlns:pic="http://schemas.openxmlformats.org/drawingml/2006/picture">
+                  <pic:nvPicPr>
+                    <pic:cNvPr id="0" name="MUST and ISSM Business School logo"/>
+                    <pic:cNvPicPr/>
+                  </pic:nvPicPr>
+                  <pic:blipFill>
+                    <a:blip r:embed="rIdImg1"/>
+                    <a:stretch>
+                      <a:fillRect/>
+                    </a:stretch>
+                  </pic:blipFill>
+                  <pic:spPr>
+                    <a:xfrm>
+                      <a:off x="0" y="0"/>
+                      <a:ext cx="5502910" cy="1157773"/>
+                    </a:xfrm>
+                    <a:prstGeom prst="rect">
+                      <a:avLst/>
+                    </a:prstGeom>
+                  </pic:spPr>
+                </pic:pic>
+              </a:graphicData>
+            </a:graphic>
+          </wp:inline>
+        </w:drawing>
+      </w:r>
+    </w:p>
+    <w:p>
+      <w:pPr>
+        <w:spacing w:before="0" w:after="0" w:line="360" w:lineRule="auto"/>
+      </w:pPr>
+    </w:p>
+    <w:p>
+      <w:pPr>
         <w:spacing w:before="0" w:after="0" w:line="360" w:lineRule="auto"/>
       </w:pPr>
     </w:p>
@@ -271,22 +334,12 @@
     </w:p>
     <w:p>
       <w:pPr>
-        <w:spacing w:before="0" w:after="0" w:line="360" w:lineRule="auto"/>
-      </w:pPr>
-    </w:p>
-    <w:p>
-      <w:pPr>
         <w:spacing w:before="0" w:after="140" w:line="360" w:lineRule="auto"/>
         <w:jc w:val="both"/>
       </w:pPr>
       <w:r>
         <w:t xml:space="preserve">Viva Voce Examination Conducted on:</w:t>
       </w:r>
-    </w:p>
-    <w:p>
-      <w:pPr>
-        <w:spacing w:before="0" w:after="0" w:line="360" w:lineRule="auto"/>
-      </w:pPr>
     </w:p>
     <w:p>
       <w:pPr>
@@ -341,11 +394,6 @@
     </w:p>
     <w:p>
       <w:pPr>
-        <w:spacing w:before="0" w:after="0" w:line="360" w:lineRule="auto"/>
-      </w:pPr>
-    </w:p>
-    <w:p>
-      <w:pPr>
         <w:spacing w:before="0" w:after="200" w:line="360" w:lineRule="auto"/>
         <w:jc w:val="center"/>
       </w:pPr>
@@ -357,11 +405,6 @@
         </w:rPr>
         <w:t xml:space="preserve">INTERNSHIP CERTIFICATE</w:t>
       </w:r>
-    </w:p>
-    <w:p>
-      <w:pPr>
-        <w:spacing w:before="0" w:after="0" w:line="360" w:lineRule="auto"/>
-      </w:pPr>
     </w:p>
     <w:p>
       <w:pPr>
@@ -378,7 +421,7 @@
           <wp:inline distT="0" distB="0" distL="0" distR="0">
             <wp:extent cx="5502910" cy="7337213"/>
             <wp:effectExtent l="0" t="0" r="0" b="0"/>
-            <wp:docPr id="21694" name="Internship Completion Certificate"/>
+            <wp:docPr id="69004" name="Internship Completion Certificate"/>
             <wp:cNvGraphicFramePr>
               <a:graphicFrameLocks xmlns:a="http://schemas.openxmlformats.org/drawingml/2006/main" noChangeAspect="1"/>
             </wp:cNvGraphicFramePr>
@@ -390,7 +433,7 @@
                     <pic:cNvPicPr/>
                   </pic:nvPicPr>
                   <pic:blipFill>
-                    <a:blip r:embed="rIdImg1"/>
+                    <a:blip r:embed="rIdImg2"/>
                     <a:stretch>
                       <a:fillRect/>
                     </a:stretch>
@@ -920,7 +963,7 @@
                 <w:rPr>
                   <w:noProof/>
                 </w:rPr>
-                <w:t>11</w:t>
+                <w:t>10</w:t>
               </w:r>
             </w:fldSimple>
           </w:p>
@@ -983,7 +1026,7 @@
                 <w:rPr>
                   <w:noProof/>
                 </w:rPr>
-                <w:t>12</w:t>
+                <w:t>11</w:t>
               </w:r>
             </w:fldSimple>
             <w:r>
@@ -998,7 +1041,7 @@
                 <w:rPr>
                   <w:noProof/>
                 </w:rPr>
-                <w:t>25</w:t>
+                <w:t>23</w:t>
               </w:r>
             </w:fldSimple>
           </w:p>
@@ -1061,7 +1104,7 @@
                 <w:rPr>
                   <w:noProof/>
                 </w:rPr>
-                <w:t>26</w:t>
+                <w:t>24</w:t>
               </w:r>
             </w:fldSimple>
             <w:r>
@@ -1076,7 +1119,7 @@
                 <w:rPr>
                   <w:noProof/>
                 </w:rPr>
-                <w:t>31</w:t>
+                <w:t>28</w:t>
               </w:r>
             </w:fldSimple>
           </w:p>
@@ -1139,7 +1182,7 @@
                 <w:rPr>
                   <w:noProof/>
                 </w:rPr>
-                <w:t>32</w:t>
+                <w:t>29</w:t>
               </w:r>
             </w:fldSimple>
             <w:r>
@@ -1154,7 +1197,7 @@
                 <w:rPr>
                   <w:noProof/>
                 </w:rPr>
-                <w:t>37</w:t>
+                <w:t>33</w:t>
               </w:r>
             </w:fldSimple>
           </w:p>
@@ -1217,7 +1260,7 @@
                 <w:rPr>
                   <w:noProof/>
                 </w:rPr>
-                <w:t>38</w:t>
+                <w:t>34</w:t>
               </w:r>
             </w:fldSimple>
             <w:r>
@@ -1232,7 +1275,7 @@
                 <w:rPr>
                   <w:noProof/>
                 </w:rPr>
-                <w:t>42</w:t>
+                <w:t>38</w:t>
               </w:r>
             </w:fldSimple>
           </w:p>
@@ -1295,7 +1338,7 @@
                 <w:rPr>
                   <w:noProof/>
                 </w:rPr>
-                <w:t>43</w:t>
+                <w:t>39</w:t>
               </w:r>
             </w:fldSimple>
             <w:r>
@@ -1310,7 +1353,7 @@
                 <w:rPr>
                   <w:noProof/>
                 </w:rPr>
-                <w:t>45</w:t>
+                <w:t>41</w:t>
               </w:r>
             </w:fldSimple>
           </w:p>

--- a/Lingesh K - SIP Report 2026.docx
+++ b/Lingesh K - SIP Report 2026.docx
@@ -148,7 +148,7 @@
           <wp:inline distT="0" distB="0" distL="0" distR="0">
             <wp:extent cx="5502910" cy="1157773"/>
             <wp:effectExtent l="0" t="0" r="0" b="0"/>
-            <wp:docPr id="1651" name="MUST and ISSM Business School logo"/>
+            <wp:docPr id="86248" name="MUST and ISSM Business School logo"/>
             <wp:cNvGraphicFramePr>
               <a:graphicFrameLocks xmlns:a="http://schemas.openxmlformats.org/drawingml/2006/main" noChangeAspect="1"/>
             </wp:cNvGraphicFramePr>
@@ -421,7 +421,7 @@
           <wp:inline distT="0" distB="0" distL="0" distR="0">
             <wp:extent cx="5502910" cy="7337213"/>
             <wp:effectExtent l="0" t="0" r="0" b="0"/>
-            <wp:docPr id="69004" name="Internship Completion Certificate"/>
+            <wp:docPr id="58821" name="Internship Completion Certificate"/>
             <wp:cNvGraphicFramePr>
               <a:graphicFrameLocks xmlns:a="http://schemas.openxmlformats.org/drawingml/2006/main" noChangeAspect="1"/>
             </wp:cNvGraphicFramePr>
@@ -7999,7 +7999,7 @@
         <w:sz w:val="20"/>
         <w:szCs w:val="20"/>
       </w:rPr>
-      <w:t xml:space="preserve">CHAPTER 1  |  INDUSTRY AND COMPANY OVERVIEW</w:t>
+      <w:t xml:space="preserve">CHAPTER 1</w:t>
     </w:r>
     <w:r>
       <w:tab/>
@@ -8010,7 +8010,35 @@
         <w:sz w:val="20"/>
         <w:szCs w:val="20"/>
       </w:rPr>
-      <w:t xml:space="preserve">SUMMER INTERNSHIP PROJECT</w:t>
+      <w:t xml:space="preserve">SUMMER INTERNSHIP</w:t>
+    </w:r>
+  </w:p>
+  <w:p>
+    <w:pPr>
+      <w:tabs>
+        <w:tab w:val="right" w:pos="8666"/>
+      </w:tabs>
+      <w:spacing w:before="0" w:after="0" w:line="240" w:lineRule="auto"/>
+      <w:jc w:val="left"/>
+    </w:pPr>
+    <w:r>
+      <w:rPr>
+        <w:b/>
+        <w:sz w:val="20"/>
+        <w:szCs w:val="20"/>
+      </w:rPr>
+      <w:t xml:space="preserve">INDUSTRY AND COMPANY OVERVIEW</w:t>
+    </w:r>
+    <w:r>
+      <w:tab/>
+    </w:r>
+    <w:r>
+      <w:rPr>
+        <w:b/>
+        <w:sz w:val="20"/>
+        <w:szCs w:val="20"/>
+      </w:rPr>
+      <w:t xml:space="preserve">PROJECT</w:t>
     </w:r>
   </w:p>
   <w:p>
@@ -8049,7 +8077,7 @@
         <w:sz w:val="20"/>
         <w:szCs w:val="20"/>
       </w:rPr>
-      <w:t xml:space="preserve">CHAPTER 2  |  JOB / TASK DESCRIPTION</w:t>
+      <w:t xml:space="preserve">CHAPTER 2</w:t>
     </w:r>
     <w:r>
       <w:tab/>
@@ -8060,7 +8088,35 @@
         <w:sz w:val="20"/>
         <w:szCs w:val="20"/>
       </w:rPr>
-      <w:t xml:space="preserve">SUMMER INTERNSHIP PROJECT</w:t>
+      <w:t xml:space="preserve">SUMMER INTERNSHIP</w:t>
+    </w:r>
+  </w:p>
+  <w:p>
+    <w:pPr>
+      <w:tabs>
+        <w:tab w:val="right" w:pos="8666"/>
+      </w:tabs>
+      <w:spacing w:before="0" w:after="0" w:line="240" w:lineRule="auto"/>
+      <w:jc w:val="left"/>
+    </w:pPr>
+    <w:r>
+      <w:rPr>
+        <w:b/>
+        <w:sz w:val="20"/>
+        <w:szCs w:val="20"/>
+      </w:rPr>
+      <w:t xml:space="preserve">JOB / TASK DESCRIPTION</w:t>
+    </w:r>
+    <w:r>
+      <w:tab/>
+    </w:r>
+    <w:r>
+      <w:rPr>
+        <w:b/>
+        <w:sz w:val="20"/>
+        <w:szCs w:val="20"/>
+      </w:rPr>
+      <w:t xml:space="preserve">PROJECT</w:t>
     </w:r>
   </w:p>
   <w:p>
@@ -8099,7 +8155,7 @@
         <w:sz w:val="20"/>
         <w:szCs w:val="20"/>
       </w:rPr>
-      <w:t xml:space="preserve">CHAPTER 3  |  ANALYSIS OF JOB PERFORMANCE</w:t>
+      <w:t xml:space="preserve">CHAPTER 3</w:t>
     </w:r>
     <w:r>
       <w:tab/>
@@ -8110,7 +8166,35 @@
         <w:sz w:val="20"/>
         <w:szCs w:val="20"/>
       </w:rPr>
-      <w:t xml:space="preserve">SUMMER INTERNSHIP PROJECT</w:t>
+      <w:t xml:space="preserve">SUMMER INTERNSHIP</w:t>
+    </w:r>
+  </w:p>
+  <w:p>
+    <w:pPr>
+      <w:tabs>
+        <w:tab w:val="right" w:pos="8666"/>
+      </w:tabs>
+      <w:spacing w:before="0" w:after="0" w:line="240" w:lineRule="auto"/>
+      <w:jc w:val="left"/>
+    </w:pPr>
+    <w:r>
+      <w:rPr>
+        <w:b/>
+        <w:sz w:val="20"/>
+        <w:szCs w:val="20"/>
+      </w:rPr>
+      <w:t xml:space="preserve">ANALYSIS OF JOB PERFORMANCE</w:t>
+    </w:r>
+    <w:r>
+      <w:tab/>
+    </w:r>
+    <w:r>
+      <w:rPr>
+        <w:b/>
+        <w:sz w:val="20"/>
+        <w:szCs w:val="20"/>
+      </w:rPr>
+      <w:t xml:space="preserve">PROJECT</w:t>
     </w:r>
   </w:p>
   <w:p>
@@ -8149,7 +8233,7 @@
         <w:sz w:val="20"/>
         <w:szCs w:val="20"/>
       </w:rPr>
-      <w:t xml:space="preserve">CHAPTER 4  |  LEARNING OUTCOMES</w:t>
+      <w:t xml:space="preserve">CHAPTER 4</w:t>
     </w:r>
     <w:r>
       <w:tab/>
@@ -8160,7 +8244,35 @@
         <w:sz w:val="20"/>
         <w:szCs w:val="20"/>
       </w:rPr>
-      <w:t xml:space="preserve">SUMMER INTERNSHIP PROJECT</w:t>
+      <w:t xml:space="preserve">SUMMER INTERNSHIP</w:t>
+    </w:r>
+  </w:p>
+  <w:p>
+    <w:pPr>
+      <w:tabs>
+        <w:tab w:val="right" w:pos="8666"/>
+      </w:tabs>
+      <w:spacing w:before="0" w:after="0" w:line="240" w:lineRule="auto"/>
+      <w:jc w:val="left"/>
+    </w:pPr>
+    <w:r>
+      <w:rPr>
+        <w:b/>
+        <w:sz w:val="20"/>
+        <w:szCs w:val="20"/>
+      </w:rPr>
+      <w:t xml:space="preserve">LEARNING OUTCOMES</w:t>
+    </w:r>
+    <w:r>
+      <w:tab/>
+    </w:r>
+    <w:r>
+      <w:rPr>
+        <w:b/>
+        <w:sz w:val="20"/>
+        <w:szCs w:val="20"/>
+      </w:rPr>
+      <w:t xml:space="preserve">PROJECT</w:t>
     </w:r>
   </w:p>
   <w:p>
@@ -8199,7 +8311,7 @@
         <w:sz w:val="20"/>
         <w:szCs w:val="20"/>
       </w:rPr>
-      <w:t xml:space="preserve">CHAPTER 5  |  SUMMARY AND CONCLUSION</w:t>
+      <w:t xml:space="preserve">CHAPTER 5</w:t>
     </w:r>
     <w:r>
       <w:tab/>
@@ -8210,7 +8322,35 @@
         <w:sz w:val="20"/>
         <w:szCs w:val="20"/>
       </w:rPr>
-      <w:t xml:space="preserve">SUMMER INTERNSHIP PROJECT</w:t>
+      <w:t xml:space="preserve">SUMMER INTERNSHIP</w:t>
+    </w:r>
+  </w:p>
+  <w:p>
+    <w:pPr>
+      <w:tabs>
+        <w:tab w:val="right" w:pos="8666"/>
+      </w:tabs>
+      <w:spacing w:before="0" w:after="0" w:line="240" w:lineRule="auto"/>
+      <w:jc w:val="left"/>
+    </w:pPr>
+    <w:r>
+      <w:rPr>
+        <w:b/>
+        <w:sz w:val="20"/>
+        <w:szCs w:val="20"/>
+      </w:rPr>
+      <w:t xml:space="preserve">SUMMARY AND CONCLUSION</w:t>
+    </w:r>
+    <w:r>
+      <w:tab/>
+    </w:r>
+    <w:r>
+      <w:rPr>
+        <w:b/>
+        <w:sz w:val="20"/>
+        <w:szCs w:val="20"/>
+      </w:rPr>
+      <w:t xml:space="preserve">PROJECT</w:t>
     </w:r>
   </w:p>
   <w:p>
@@ -8260,7 +8400,34 @@
         <w:sz w:val="20"/>
         <w:szCs w:val="20"/>
       </w:rPr>
-      <w:t xml:space="preserve">SUMMER INTERNSHIP PROJECT</w:t>
+      <w:t xml:space="preserve">SUMMER INTERNSHIP</w:t>
+    </w:r>
+  </w:p>
+  <w:p>
+    <w:pPr>
+      <w:tabs>
+        <w:tab w:val="right" w:pos="8666"/>
+      </w:tabs>
+      <w:spacing w:before="0" w:after="0" w:line="240" w:lineRule="auto"/>
+      <w:jc w:val="left"/>
+    </w:pPr>
+    <w:r>
+      <w:rPr>
+        <w:b/>
+        <w:sz w:val="20"/>
+        <w:szCs w:val="20"/>
+      </w:rPr>
+    </w:r>
+    <w:r>
+      <w:tab/>
+    </w:r>
+    <w:r>
+      <w:rPr>
+        <w:b/>
+        <w:sz w:val="20"/>
+        <w:szCs w:val="20"/>
+      </w:rPr>
+      <w:t xml:space="preserve">PROJECT</w:t>
     </w:r>
   </w:p>
   <w:p>

--- a/Lingesh K - SIP Report 2026.docx
+++ b/Lingesh K - SIP Report 2026.docx
@@ -148,7 +148,7 @@
           <wp:inline distT="0" distB="0" distL="0" distR="0">
             <wp:extent cx="5502910" cy="1157773"/>
             <wp:effectExtent l="0" t="0" r="0" b="0"/>
-            <wp:docPr id="86248" name="MUST and ISSM Business School logo"/>
+            <wp:docPr id="63421" name="MUST and ISSM Business School logo"/>
             <wp:cNvGraphicFramePr>
               <a:graphicFrameLocks xmlns:a="http://schemas.openxmlformats.org/drawingml/2006/main" noChangeAspect="1"/>
             </wp:cNvGraphicFramePr>
@@ -421,7 +421,7 @@
           <wp:inline distT="0" distB="0" distL="0" distR="0">
             <wp:extent cx="5502910" cy="7337213"/>
             <wp:effectExtent l="0" t="0" r="0" b="0"/>
-            <wp:docPr id="58821" name="Internship Completion Certificate"/>
+            <wp:docPr id="67082" name="Internship Completion Certificate"/>
             <wp:cNvGraphicFramePr>
               <a:graphicFrameLocks xmlns:a="http://schemas.openxmlformats.org/drawingml/2006/main" noChangeAspect="1"/>
             </wp:cNvGraphicFramePr>

--- a/Lingesh K - SIP Report 2026.docx
+++ b/Lingesh K - SIP Report 2026.docx
@@ -148,7 +148,7 @@
           <wp:inline distT="0" distB="0" distL="0" distR="0">
             <wp:extent cx="5502910" cy="1157773"/>
             <wp:effectExtent l="0" t="0" r="0" b="0"/>
-            <wp:docPr id="63421" name="MUST and ISSM Business School logo"/>
+            <wp:docPr id="7780" name="MUST and ISSM Business School logo"/>
             <wp:cNvGraphicFramePr>
               <a:graphicFrameLocks xmlns:a="http://schemas.openxmlformats.org/drawingml/2006/main" noChangeAspect="1"/>
             </wp:cNvGraphicFramePr>
@@ -404,54 +404,6 @@
           <w:szCs w:val="32"/>
         </w:rPr>
         <w:t xml:space="preserve">INTERNSHIP CERTIFICATE</w:t>
-      </w:r>
-    </w:p>
-    <w:p>
-      <w:pPr>
-        <w:spacing w:before="0" w:after="0" w:line="360" w:lineRule="auto"/>
-      </w:pPr>
-    </w:p>
-    <w:p>
-      <w:pPr>
-        <w:spacing w:before="0" w:after="0" w:line="240" w:lineRule="auto"/>
-        <w:jc w:val="center"/>
-      </w:pPr>
-      <w:r>
-        <w:drawing>
-          <wp:inline distT="0" distB="0" distL="0" distR="0">
-            <wp:extent cx="5502910" cy="7337213"/>
-            <wp:effectExtent l="0" t="0" r="0" b="0"/>
-            <wp:docPr id="67082" name="Internship Completion Certificate"/>
-            <wp:cNvGraphicFramePr>
-              <a:graphicFrameLocks xmlns:a="http://schemas.openxmlformats.org/drawingml/2006/main" noChangeAspect="1"/>
-            </wp:cNvGraphicFramePr>
-            <a:graphic xmlns:a="http://schemas.openxmlformats.org/drawingml/2006/main">
-              <a:graphicData uri="http://schemas.openxmlformats.org/drawingml/2006/picture">
-                <pic:pic xmlns:pic="http://schemas.openxmlformats.org/drawingml/2006/picture">
-                  <pic:nvPicPr>
-                    <pic:cNvPr id="0" name="Internship Completion Certificate"/>
-                    <pic:cNvPicPr/>
-                  </pic:nvPicPr>
-                  <pic:blipFill>
-                    <a:blip r:embed="rIdImg2"/>
-                    <a:stretch>
-                      <a:fillRect/>
-                    </a:stretch>
-                  </pic:blipFill>
-                  <pic:spPr>
-                    <a:xfrm>
-                      <a:off x="0" y="0"/>
-                      <a:ext cx="5502910" cy="7337213"/>
-                    </a:xfrm>
-                    <a:prstGeom prst="rect">
-                      <a:avLst/>
-                    </a:prstGeom>
-                  </pic:spPr>
-                </pic:pic>
-              </a:graphicData>
-            </a:graphic>
-          </wp:inline>
-        </w:drawing>
       </w:r>
     </w:p>
     <w:p>

--- a/Lingesh K - SIP Report 2026.docx
+++ b/Lingesh K - SIP Report 2026.docx
@@ -14,14 +14,24 @@
     </w:p>
     <w:p>
       <w:pPr>
+        <w:spacing w:before="0" w:after="0" w:line="360" w:lineRule="auto"/>
+      </w:pPr>
+    </w:p>
+    <w:p>
+      <w:pPr>
+        <w:spacing w:before="0" w:after="0" w:line="360" w:lineRule="auto"/>
+      </w:pPr>
+    </w:p>
+    <w:p>
+      <w:pPr>
         <w:spacing w:before="0" w:after="200" w:line="360" w:lineRule="auto"/>
         <w:jc w:val="center"/>
       </w:pPr>
       <w:r>
         <w:rPr>
           <w:b/>
-          <w:sz w:val="32"/>
-          <w:szCs w:val="32"/>
+          <w:sz w:val="28"/>
+          <w:szCs w:val="28"/>
         </w:rPr>
         <w:t xml:space="preserve">SUMMER INTERNSHIP PROJECT (SIP) – 2026</w:t>
       </w:r>
@@ -42,6 +52,10 @@
         <w:jc w:val="center"/>
       </w:pPr>
       <w:r>
+        <w:rPr>
+          <w:b/>
+          <w:i/>
+        </w:rPr>
         <w:t xml:space="preserve">Summer Internship Project Report submitted to the Malaysia University of Science and Technology, in partial fulfilment of the requirements to award the degree of</w:t>
       </w:r>
     </w:p>
@@ -88,9 +102,6 @@
         <w:jc w:val="center"/>
       </w:pPr>
       <w:r>
-        <w:rPr>
-          <w:b/>
-        </w:rPr>
         <w:t xml:space="preserve">SUBMITTED BY</w:t>
       </w:r>
     </w:p>
@@ -117,9 +128,6 @@
         <w:jc w:val="center"/>
       </w:pPr>
       <w:r>
-        <w:rPr>
-          <w:b/>
-        </w:rPr>
         <w:t xml:space="preserve">OSI2509030</w:t>
       </w:r>
     </w:p>
@@ -148,7 +156,7 @@
           <wp:inline distT="0" distB="0" distL="0" distR="0">
             <wp:extent cx="5502910" cy="1157773"/>
             <wp:effectExtent l="0" t="0" r="0" b="0"/>
-            <wp:docPr id="7780" name="MUST and ISSM Business School logo"/>
+            <wp:docPr id="52484" name="MUST and ISSM Business School logo"/>
             <wp:cNvGraphicFramePr>
               <a:graphicFrameLocks xmlns:a="http://schemas.openxmlformats.org/drawingml/2006/main" noChangeAspect="1"/>
             </wp:cNvGraphicFramePr>
@@ -236,8 +244,8 @@
       <w:r>
         <w:rPr>
           <w:b/>
-          <w:sz w:val="32"/>
-          <w:szCs w:val="32"/>
+          <w:sz w:val="28"/>
+          <w:szCs w:val="28"/>
         </w:rPr>
         <w:t xml:space="preserve">CERTIFICATE</w:t>
       </w:r>
@@ -394,14 +402,69 @@
     </w:p>
     <w:p>
       <w:pPr>
+        <w:spacing w:before="0" w:after="0" w:line="360" w:lineRule="auto"/>
+      </w:pPr>
+    </w:p>
+    <w:p>
+      <w:pPr>
+        <w:spacing w:before="0" w:after="0" w:line="360" w:lineRule="auto"/>
+      </w:pPr>
+    </w:p>
+    <w:p>
+      <w:pPr>
+        <w:spacing w:before="0" w:after="0" w:line="360" w:lineRule="auto"/>
+      </w:pPr>
+    </w:p>
+    <w:p>
+      <w:pPr>
+        <w:spacing w:before="0" w:after="0" w:line="360" w:lineRule="auto"/>
+      </w:pPr>
+    </w:p>
+    <w:p>
+      <w:pPr>
+        <w:spacing w:before="0" w:after="0" w:line="360" w:lineRule="auto"/>
+      </w:pPr>
+    </w:p>
+    <w:p>
+      <w:pPr>
+        <w:spacing w:before="0" w:after="0" w:line="360" w:lineRule="auto"/>
+      </w:pPr>
+    </w:p>
+    <w:p>
+      <w:pPr>
+        <w:spacing w:before="0" w:after="0" w:line="360" w:lineRule="auto"/>
+      </w:pPr>
+    </w:p>
+    <w:p>
+      <w:pPr>
+        <w:spacing w:before="0" w:after="0" w:line="360" w:lineRule="auto"/>
+      </w:pPr>
+    </w:p>
+    <w:p>
+      <w:pPr>
+        <w:spacing w:before="0" w:after="0" w:line="360" w:lineRule="auto"/>
+      </w:pPr>
+    </w:p>
+    <w:p>
+      <w:pPr>
+        <w:spacing w:before="0" w:after="0" w:line="360" w:lineRule="auto"/>
+      </w:pPr>
+    </w:p>
+    <w:p>
+      <w:pPr>
+        <w:spacing w:before="0" w:after="0" w:line="360" w:lineRule="auto"/>
+      </w:pPr>
+    </w:p>
+    <w:p>
+      <w:pPr>
         <w:spacing w:before="0" w:after="200" w:line="360" w:lineRule="auto"/>
         <w:jc w:val="center"/>
       </w:pPr>
       <w:r>
         <w:rPr>
           <w:b/>
-          <w:sz w:val="32"/>
-          <w:szCs w:val="32"/>
+          <w:sz w:val="28"/>
+          <w:szCs w:val="28"/>
         </w:rPr>
         <w:t xml:space="preserve">INTERNSHIP CERTIFICATE</w:t>
       </w:r>
@@ -413,6 +476,31 @@
       <w:r>
         <w:br w:type="page"/>
       </w:r>
+    </w:p>
+    <w:p>
+      <w:pPr>
+        <w:spacing w:before="0" w:after="0" w:line="360" w:lineRule="auto"/>
+      </w:pPr>
+    </w:p>
+    <w:p>
+      <w:pPr>
+        <w:spacing w:before="0" w:after="0" w:line="360" w:lineRule="auto"/>
+      </w:pPr>
+    </w:p>
+    <w:p>
+      <w:pPr>
+        <w:spacing w:before="0" w:after="0" w:line="360" w:lineRule="auto"/>
+      </w:pPr>
+    </w:p>
+    <w:p>
+      <w:pPr>
+        <w:spacing w:before="0" w:after="0" w:line="360" w:lineRule="auto"/>
+      </w:pPr>
+    </w:p>
+    <w:p>
+      <w:pPr>
+        <w:spacing w:before="0" w:after="0" w:line="360" w:lineRule="auto"/>
+      </w:pPr>
     </w:p>
     <w:p>
       <w:pPr>
@@ -427,8 +515,8 @@
       <w:r>
         <w:rPr>
           <w:b/>
-          <w:sz w:val="32"/>
-          <w:szCs w:val="32"/>
+          <w:sz w:val="28"/>
+          <w:szCs w:val="28"/>
         </w:rPr>
         <w:t xml:space="preserve">DECLARATION</w:t>
       </w:r>
@@ -541,14 +629,29 @@
     </w:p>
     <w:p>
       <w:pPr>
+        <w:spacing w:before="0" w:after="0" w:line="360" w:lineRule="auto"/>
+      </w:pPr>
+    </w:p>
+    <w:p>
+      <w:pPr>
+        <w:spacing w:before="0" w:after="0" w:line="360" w:lineRule="auto"/>
+      </w:pPr>
+    </w:p>
+    <w:p>
+      <w:pPr>
+        <w:spacing w:before="0" w:after="0" w:line="360" w:lineRule="auto"/>
+      </w:pPr>
+    </w:p>
+    <w:p>
+      <w:pPr>
         <w:spacing w:before="0" w:after="200" w:line="360" w:lineRule="auto"/>
         <w:jc w:val="center"/>
       </w:pPr>
       <w:r>
         <w:rPr>
           <w:b/>
-          <w:sz w:val="32"/>
-          <w:szCs w:val="32"/>
+          <w:sz w:val="28"/>
+          <w:szCs w:val="28"/>
         </w:rPr>
         <w:t xml:space="preserve">ACKNOWLEDGEMENT</w:t>
       </w:r>
@@ -642,10 +745,10 @@
       <w:r>
         <w:rPr>
           <w:b/>
-          <w:sz w:val="32"/>
-          <w:szCs w:val="32"/>
-        </w:rPr>
-        <w:t xml:space="preserve">EXECUTIVE SUMMARY</w:t>
+          <w:sz w:val="28"/>
+          <w:szCs w:val="28"/>
+        </w:rPr>
+        <w:t xml:space="preserve">The Executive Summary</w:t>
       </w:r>
     </w:p>
     <w:p>
@@ -737,8 +840,8 @@
       <w:r>
         <w:rPr>
           <w:b/>
-          <w:sz w:val="32"/>
-          <w:szCs w:val="32"/>
+          <w:sz w:val="28"/>
+          <w:szCs w:val="28"/>
         </w:rPr>
         <w:t xml:space="preserve">TABLE OF CONTENTS</w:t>
       </w:r>
@@ -770,19 +873,19 @@
         </w:tblCellMar>
       </w:tblPr>
       <w:tblGrid>
-        <w:gridCol w:w="1083"/>
-        <w:gridCol w:w="5416"/>
-        <w:gridCol w:w="2166"/>
+        <w:gridCol w:w="1575"/>
+        <w:gridCol w:w="5514"/>
+        <w:gridCol w:w="1575"/>
       </w:tblGrid>
       <w:tr>
         <w:trPr>
           <w:cantSplit/>
+          <w:trHeight w:val="640" w:hRule="atLeast"/>
           <w:tblHeader/>
         </w:trPr>
         <w:tc>
           <w:tcPr>
-            <w:tcW w:w="1083" w:type="dxa"/>
-            <w:shd w:val="clear" w:color="auto" w:fill="D9D9D9"/>
+            <w:tcW w:w="1575" w:type="dxa"/>
             <w:vAlign w:val="center"/>
           </w:tcPr>
           <w:p>
@@ -793,8 +896,8 @@
             <w:r>
               <w:rPr>
                 <w:b/>
-                <w:sz w:val="22"/>
-                <w:szCs w:val="22"/>
+                <w:sz w:val="24"/>
+                <w:szCs w:val="24"/>
               </w:rPr>
               <w:t xml:space="preserve">SL.NO</w:t>
             </w:r>
@@ -802,8 +905,7 @@
         </w:tc>
         <w:tc>
           <w:tcPr>
-            <w:tcW w:w="5416" w:type="dxa"/>
-            <w:shd w:val="clear" w:color="auto" w:fill="D9D9D9"/>
+            <w:tcW w:w="5514" w:type="dxa"/>
             <w:vAlign w:val="center"/>
           </w:tcPr>
           <w:p>
@@ -814,8 +916,8 @@
             <w:r>
               <w:rPr>
                 <w:b/>
-                <w:sz w:val="22"/>
-                <w:szCs w:val="22"/>
+                <w:sz w:val="24"/>
+                <w:szCs w:val="24"/>
               </w:rPr>
               <w:t xml:space="preserve">CHAPTER</w:t>
             </w:r>
@@ -823,8 +925,7 @@
         </w:tc>
         <w:tc>
           <w:tcPr>
-            <w:tcW w:w="2166" w:type="dxa"/>
-            <w:shd w:val="clear" w:color="auto" w:fill="D9D9D9"/>
+            <w:tcW w:w="1575" w:type="dxa"/>
             <w:vAlign w:val="center"/>
           </w:tcPr>
           <w:p>
@@ -835,8 +936,8 @@
             <w:r>
               <w:rPr>
                 <w:b/>
-                <w:sz w:val="22"/>
-                <w:szCs w:val="22"/>
+                <w:sz w:val="24"/>
+                <w:szCs w:val="24"/>
               </w:rPr>
               <w:t xml:space="preserve">PAGE NO.</w:t>
             </w:r>
@@ -846,21 +947,23 @@
       <w:tr>
         <w:trPr>
           <w:cantSplit/>
+          <w:trHeight w:val="640" w:hRule="atLeast"/>
         </w:trPr>
         <w:tc>
           <w:tcPr>
-            <w:tcW w:w="1083" w:type="dxa"/>
-            <w:vAlign w:val="center"/>
-          </w:tcPr>
-          <w:p>
-            <w:pPr>
-              <w:spacing w:before="20" w:after="20" w:line="240" w:lineRule="auto"/>
-              <w:jc w:val="left"/>
-            </w:pPr>
-            <w:r>
-              <w:rPr>
-                <w:sz w:val="22"/>
-                <w:szCs w:val="22"/>
+            <w:tcW w:w="1575" w:type="dxa"/>
+            <w:vAlign w:val="center"/>
+          </w:tcPr>
+          <w:p>
+            <w:pPr>
+              <w:spacing w:before="20" w:after="20" w:line="240" w:lineRule="auto"/>
+              <w:jc w:val="center"/>
+            </w:pPr>
+            <w:r>
+              <w:rPr>
+                <w:b/>
+                <w:sz w:val="24"/>
+                <w:szCs w:val="24"/>
               </w:rPr>
               <w:t xml:space="preserve">1</w:t>
             </w:r>
@@ -868,18 +971,19 @@
         </w:tc>
         <w:tc>
           <w:tcPr>
-            <w:tcW w:w="5416" w:type="dxa"/>
-            <w:vAlign w:val="center"/>
-          </w:tcPr>
-          <w:p>
-            <w:pPr>
-              <w:spacing w:before="20" w:after="20" w:line="240" w:lineRule="auto"/>
-              <w:jc w:val="left"/>
-            </w:pPr>
-            <w:r>
-              <w:rPr>
-                <w:sz w:val="22"/>
-                <w:szCs w:val="22"/>
+            <w:tcW w:w="5514" w:type="dxa"/>
+            <w:vAlign w:val="center"/>
+          </w:tcPr>
+          <w:p>
+            <w:pPr>
+              <w:spacing w:before="20" w:after="20" w:line="240" w:lineRule="auto"/>
+              <w:jc w:val="center"/>
+            </w:pPr>
+            <w:r>
+              <w:rPr>
+                <w:b/>
+                <w:sz w:val="24"/>
+                <w:szCs w:val="24"/>
               </w:rPr>
               <w:t xml:space="preserve">INDUSTRY AND COMPANY OVERVIEW</w:t>
             </w:r>
@@ -887,13 +991,13 @@
         </w:tc>
         <w:tc>
           <w:tcPr>
-            <w:tcW w:w="2166" w:type="dxa"/>
-            <w:vAlign w:val="center"/>
-          </w:tcPr>
-          <w:p>
-            <w:pPr>
-              <w:spacing w:before="20" w:after="20" w:line="240" w:lineRule="auto"/>
-              <w:jc w:val="left"/>
+            <w:tcW w:w="1575" w:type="dxa"/>
+            <w:vAlign w:val="center"/>
+          </w:tcPr>
+          <w:p>
+            <w:pPr>
+              <w:spacing w:before="20" w:after="20" w:line="240" w:lineRule="auto"/>
+              <w:jc w:val="center"/>
             </w:pPr>
             <w:fldSimple w:instr=" PAGEREF ch1_start \h ">
               <w:r>
@@ -905,10 +1009,11 @@
             </w:fldSimple>
             <w:r>
               <w:rPr>
-                <w:sz w:val="22"/>
-                <w:szCs w:val="22"/>
-              </w:rPr>
-              <w:t xml:space="preserve"> - </w:t>
+                <w:b/>
+                <w:sz w:val="24"/>
+                <w:szCs w:val="24"/>
+              </w:rPr>
+              <w:t xml:space="preserve">-</w:t>
             </w:r>
             <w:fldSimple w:instr=" PAGEREF ch1_end \h ">
               <w:r>
@@ -924,21 +1029,23 @@
       <w:tr>
         <w:trPr>
           <w:cantSplit/>
+          <w:trHeight w:val="640" w:hRule="atLeast"/>
         </w:trPr>
         <w:tc>
           <w:tcPr>
-            <w:tcW w:w="1083" w:type="dxa"/>
-            <w:vAlign w:val="center"/>
-          </w:tcPr>
-          <w:p>
-            <w:pPr>
-              <w:spacing w:before="20" w:after="20" w:line="240" w:lineRule="auto"/>
-              <w:jc w:val="left"/>
-            </w:pPr>
-            <w:r>
-              <w:rPr>
-                <w:sz w:val="22"/>
-                <w:szCs w:val="22"/>
+            <w:tcW w:w="1575" w:type="dxa"/>
+            <w:vAlign w:val="center"/>
+          </w:tcPr>
+          <w:p>
+            <w:pPr>
+              <w:spacing w:before="20" w:after="20" w:line="240" w:lineRule="auto"/>
+              <w:jc w:val="center"/>
+            </w:pPr>
+            <w:r>
+              <w:rPr>
+                <w:b/>
+                <w:sz w:val="24"/>
+                <w:szCs w:val="24"/>
               </w:rPr>
               <w:t xml:space="preserve">2</w:t>
             </w:r>
@@ -946,18 +1053,19 @@
         </w:tc>
         <w:tc>
           <w:tcPr>
-            <w:tcW w:w="5416" w:type="dxa"/>
-            <w:vAlign w:val="center"/>
-          </w:tcPr>
-          <w:p>
-            <w:pPr>
-              <w:spacing w:before="20" w:after="20" w:line="240" w:lineRule="auto"/>
-              <w:jc w:val="left"/>
-            </w:pPr>
-            <w:r>
-              <w:rPr>
-                <w:sz w:val="22"/>
-                <w:szCs w:val="22"/>
+            <w:tcW w:w="5514" w:type="dxa"/>
+            <w:vAlign w:val="center"/>
+          </w:tcPr>
+          <w:p>
+            <w:pPr>
+              <w:spacing w:before="20" w:after="20" w:line="240" w:lineRule="auto"/>
+              <w:jc w:val="center"/>
+            </w:pPr>
+            <w:r>
+              <w:rPr>
+                <w:b/>
+                <w:sz w:val="24"/>
+                <w:szCs w:val="24"/>
               </w:rPr>
               <w:t xml:space="preserve">JOB / TASK DESCRIPTION</w:t>
             </w:r>
@@ -965,13 +1073,13 @@
         </w:tc>
         <w:tc>
           <w:tcPr>
-            <w:tcW w:w="2166" w:type="dxa"/>
-            <w:vAlign w:val="center"/>
-          </w:tcPr>
-          <w:p>
-            <w:pPr>
-              <w:spacing w:before="20" w:after="20" w:line="240" w:lineRule="auto"/>
-              <w:jc w:val="left"/>
+            <w:tcW w:w="1575" w:type="dxa"/>
+            <w:vAlign w:val="center"/>
+          </w:tcPr>
+          <w:p>
+            <w:pPr>
+              <w:spacing w:before="20" w:after="20" w:line="240" w:lineRule="auto"/>
+              <w:jc w:val="center"/>
             </w:pPr>
             <w:fldSimple w:instr=" PAGEREF ch2_start \h ">
               <w:r>
@@ -983,17 +1091,18 @@
             </w:fldSimple>
             <w:r>
               <w:rPr>
-                <w:sz w:val="22"/>
-                <w:szCs w:val="22"/>
-              </w:rPr>
-              <w:t xml:space="preserve"> - </w:t>
+                <w:b/>
+                <w:sz w:val="24"/>
+                <w:szCs w:val="24"/>
+              </w:rPr>
+              <w:t xml:space="preserve">-</w:t>
             </w:r>
             <w:fldSimple w:instr=" PAGEREF ch2_end \h ">
               <w:r>
                 <w:rPr>
                   <w:noProof/>
                 </w:rPr>
-                <w:t>23</w:t>
+                <w:t>27</w:t>
               </w:r>
             </w:fldSimple>
           </w:p>
@@ -1002,21 +1111,23 @@
       <w:tr>
         <w:trPr>
           <w:cantSplit/>
+          <w:trHeight w:val="640" w:hRule="atLeast"/>
         </w:trPr>
         <w:tc>
           <w:tcPr>
-            <w:tcW w:w="1083" w:type="dxa"/>
-            <w:vAlign w:val="center"/>
-          </w:tcPr>
-          <w:p>
-            <w:pPr>
-              <w:spacing w:before="20" w:after="20" w:line="240" w:lineRule="auto"/>
-              <w:jc w:val="left"/>
-            </w:pPr>
-            <w:r>
-              <w:rPr>
-                <w:sz w:val="22"/>
-                <w:szCs w:val="22"/>
+            <w:tcW w:w="1575" w:type="dxa"/>
+            <w:vAlign w:val="center"/>
+          </w:tcPr>
+          <w:p>
+            <w:pPr>
+              <w:spacing w:before="20" w:after="20" w:line="240" w:lineRule="auto"/>
+              <w:jc w:val="center"/>
+            </w:pPr>
+            <w:r>
+              <w:rPr>
+                <w:b/>
+                <w:sz w:val="24"/>
+                <w:szCs w:val="24"/>
               </w:rPr>
               <w:t xml:space="preserve">3</w:t>
             </w:r>
@@ -1024,18 +1135,19 @@
         </w:tc>
         <w:tc>
           <w:tcPr>
-            <w:tcW w:w="5416" w:type="dxa"/>
-            <w:vAlign w:val="center"/>
-          </w:tcPr>
-          <w:p>
-            <w:pPr>
-              <w:spacing w:before="20" w:after="20" w:line="240" w:lineRule="auto"/>
-              <w:jc w:val="left"/>
-            </w:pPr>
-            <w:r>
-              <w:rPr>
-                <w:sz w:val="22"/>
-                <w:szCs w:val="22"/>
+            <w:tcW w:w="5514" w:type="dxa"/>
+            <w:vAlign w:val="center"/>
+          </w:tcPr>
+          <w:p>
+            <w:pPr>
+              <w:spacing w:before="20" w:after="20" w:line="240" w:lineRule="auto"/>
+              <w:jc w:val="center"/>
+            </w:pPr>
+            <w:r>
+              <w:rPr>
+                <w:b/>
+                <w:sz w:val="24"/>
+                <w:szCs w:val="24"/>
               </w:rPr>
               <w:t xml:space="preserve">ANALYSIS OF JOB PERFORMANCE</w:t>
             </w:r>
@@ -1043,30 +1155,15 @@
         </w:tc>
         <w:tc>
           <w:tcPr>
-            <w:tcW w:w="2166" w:type="dxa"/>
-            <w:vAlign w:val="center"/>
-          </w:tcPr>
-          <w:p>
-            <w:pPr>
-              <w:spacing w:before="20" w:after="20" w:line="240" w:lineRule="auto"/>
-              <w:jc w:val="left"/>
+            <w:tcW w:w="1575" w:type="dxa"/>
+            <w:vAlign w:val="center"/>
+          </w:tcPr>
+          <w:p>
+            <w:pPr>
+              <w:spacing w:before="20" w:after="20" w:line="240" w:lineRule="auto"/>
+              <w:jc w:val="center"/>
             </w:pPr>
             <w:fldSimple w:instr=" PAGEREF ch3_start \h ">
-              <w:r>
-                <w:rPr>
-                  <w:noProof/>
-                </w:rPr>
-                <w:t>24</w:t>
-              </w:r>
-            </w:fldSimple>
-            <w:r>
-              <w:rPr>
-                <w:sz w:val="22"/>
-                <w:szCs w:val="22"/>
-              </w:rPr>
-              <w:t xml:space="preserve"> - </w:t>
-            </w:r>
-            <w:fldSimple w:instr=" PAGEREF ch3_end \h ">
               <w:r>
                 <w:rPr>
                   <w:noProof/>
@@ -1074,27 +1171,45 @@
                 <w:t>28</w:t>
               </w:r>
             </w:fldSimple>
+            <w:r>
+              <w:rPr>
+                <w:b/>
+                <w:sz w:val="24"/>
+                <w:szCs w:val="24"/>
+              </w:rPr>
+              <w:t xml:space="preserve">-</w:t>
+            </w:r>
+            <w:fldSimple w:instr=" PAGEREF ch3_end \h ">
+              <w:r>
+                <w:rPr>
+                  <w:noProof/>
+                </w:rPr>
+                <w:t>32</w:t>
+              </w:r>
+            </w:fldSimple>
           </w:p>
         </w:tc>
       </w:tr>
       <w:tr>
         <w:trPr>
           <w:cantSplit/>
+          <w:trHeight w:val="640" w:hRule="atLeast"/>
         </w:trPr>
         <w:tc>
           <w:tcPr>
-            <w:tcW w:w="1083" w:type="dxa"/>
-            <w:vAlign w:val="center"/>
-          </w:tcPr>
-          <w:p>
-            <w:pPr>
-              <w:spacing w:before="20" w:after="20" w:line="240" w:lineRule="auto"/>
-              <w:jc w:val="left"/>
-            </w:pPr>
-            <w:r>
-              <w:rPr>
-                <w:sz w:val="22"/>
-                <w:szCs w:val="22"/>
+            <w:tcW w:w="1575" w:type="dxa"/>
+            <w:vAlign w:val="center"/>
+          </w:tcPr>
+          <w:p>
+            <w:pPr>
+              <w:spacing w:before="20" w:after="20" w:line="240" w:lineRule="auto"/>
+              <w:jc w:val="center"/>
+            </w:pPr>
+            <w:r>
+              <w:rPr>
+                <w:b/>
+                <w:sz w:val="24"/>
+                <w:szCs w:val="24"/>
               </w:rPr>
               <w:t xml:space="preserve">4</w:t>
             </w:r>
@@ -1102,18 +1217,19 @@
         </w:tc>
         <w:tc>
           <w:tcPr>
-            <w:tcW w:w="5416" w:type="dxa"/>
-            <w:vAlign w:val="center"/>
-          </w:tcPr>
-          <w:p>
-            <w:pPr>
-              <w:spacing w:before="20" w:after="20" w:line="240" w:lineRule="auto"/>
-              <w:jc w:val="left"/>
-            </w:pPr>
-            <w:r>
-              <w:rPr>
-                <w:sz w:val="22"/>
-                <w:szCs w:val="22"/>
+            <w:tcW w:w="5514" w:type="dxa"/>
+            <w:vAlign w:val="center"/>
+          </w:tcPr>
+          <w:p>
+            <w:pPr>
+              <w:spacing w:before="20" w:after="20" w:line="240" w:lineRule="auto"/>
+              <w:jc w:val="center"/>
+            </w:pPr>
+            <w:r>
+              <w:rPr>
+                <w:b/>
+                <w:sz w:val="24"/>
+                <w:szCs w:val="24"/>
               </w:rPr>
               <w:t xml:space="preserve">LEARNING OUTCOMES</w:t>
             </w:r>
@@ -1121,30 +1237,15 @@
         </w:tc>
         <w:tc>
           <w:tcPr>
-            <w:tcW w:w="2166" w:type="dxa"/>
-            <w:vAlign w:val="center"/>
-          </w:tcPr>
-          <w:p>
-            <w:pPr>
-              <w:spacing w:before="20" w:after="20" w:line="240" w:lineRule="auto"/>
-              <w:jc w:val="left"/>
+            <w:tcW w:w="1575" w:type="dxa"/>
+            <w:vAlign w:val="center"/>
+          </w:tcPr>
+          <w:p>
+            <w:pPr>
+              <w:spacing w:before="20" w:after="20" w:line="240" w:lineRule="auto"/>
+              <w:jc w:val="center"/>
             </w:pPr>
             <w:fldSimple w:instr=" PAGEREF ch4_start \h ">
-              <w:r>
-                <w:rPr>
-                  <w:noProof/>
-                </w:rPr>
-                <w:t>29</w:t>
-              </w:r>
-            </w:fldSimple>
-            <w:r>
-              <w:rPr>
-                <w:sz w:val="22"/>
-                <w:szCs w:val="22"/>
-              </w:rPr>
-              <w:t xml:space="preserve"> - </w:t>
-            </w:r>
-            <w:fldSimple w:instr=" PAGEREF ch4_end \h ">
               <w:r>
                 <w:rPr>
                   <w:noProof/>
@@ -1152,77 +1253,15 @@
                 <w:t>33</w:t>
               </w:r>
             </w:fldSimple>
-          </w:p>
-        </w:tc>
-      </w:tr>
-      <w:tr>
-        <w:trPr>
-          <w:cantSplit/>
-        </w:trPr>
-        <w:tc>
-          <w:tcPr>
-            <w:tcW w:w="1083" w:type="dxa"/>
-            <w:vAlign w:val="center"/>
-          </w:tcPr>
-          <w:p>
-            <w:pPr>
-              <w:spacing w:before="20" w:after="20" w:line="240" w:lineRule="auto"/>
-              <w:jc w:val="left"/>
-            </w:pPr>
-            <w:r>
-              <w:rPr>
-                <w:sz w:val="22"/>
-                <w:szCs w:val="22"/>
-              </w:rPr>
-              <w:t xml:space="preserve">5</w:t>
-            </w:r>
-          </w:p>
-        </w:tc>
-        <w:tc>
-          <w:tcPr>
-            <w:tcW w:w="5416" w:type="dxa"/>
-            <w:vAlign w:val="center"/>
-          </w:tcPr>
-          <w:p>
-            <w:pPr>
-              <w:spacing w:before="20" w:after="20" w:line="240" w:lineRule="auto"/>
-              <w:jc w:val="left"/>
-            </w:pPr>
-            <w:r>
-              <w:rPr>
-                <w:sz w:val="22"/>
-                <w:szCs w:val="22"/>
-              </w:rPr>
-              <w:t xml:space="preserve">SUMMARY AND CONCLUSION</w:t>
-            </w:r>
-          </w:p>
-        </w:tc>
-        <w:tc>
-          <w:tcPr>
-            <w:tcW w:w="2166" w:type="dxa"/>
-            <w:vAlign w:val="center"/>
-          </w:tcPr>
-          <w:p>
-            <w:pPr>
-              <w:spacing w:before="20" w:after="20" w:line="240" w:lineRule="auto"/>
-              <w:jc w:val="left"/>
-            </w:pPr>
-            <w:fldSimple w:instr=" PAGEREF ch5_start \h ">
-              <w:r>
-                <w:rPr>
-                  <w:noProof/>
-                </w:rPr>
-                <w:t>34</w:t>
-              </w:r>
-            </w:fldSimple>
-            <w:r>
-              <w:rPr>
-                <w:sz w:val="22"/>
-                <w:szCs w:val="22"/>
-              </w:rPr>
-              <w:t xml:space="preserve"> - </w:t>
-            </w:r>
-            <w:fldSimple w:instr=" PAGEREF ch5_end \h ">
+            <w:r>
+              <w:rPr>
+                <w:b/>
+                <w:sz w:val="24"/>
+                <w:szCs w:val="24"/>
+              </w:rPr>
+              <w:t xml:space="preserve">-</w:t>
+            </w:r>
+            <w:fldSimple w:instr=" PAGEREF ch4_end \h ">
               <w:r>
                 <w:rPr>
                   <w:noProof/>
@@ -1236,56 +1275,59 @@
       <w:tr>
         <w:trPr>
           <w:cantSplit/>
+          <w:trHeight w:val="640" w:hRule="atLeast"/>
         </w:trPr>
         <w:tc>
           <w:tcPr>
-            <w:tcW w:w="1083" w:type="dxa"/>
-            <w:vAlign w:val="center"/>
-          </w:tcPr>
-          <w:p>
-            <w:pPr>
-              <w:spacing w:before="20" w:after="20" w:line="240" w:lineRule="auto"/>
-              <w:jc w:val="left"/>
-            </w:pPr>
-            <w:r>
-              <w:rPr>
-                <w:sz w:val="22"/>
-                <w:szCs w:val="22"/>
-              </w:rPr>
-              <w:t xml:space="preserve">6</w:t>
-            </w:r>
-          </w:p>
-        </w:tc>
-        <w:tc>
-          <w:tcPr>
-            <w:tcW w:w="5416" w:type="dxa"/>
-            <w:vAlign w:val="center"/>
-          </w:tcPr>
-          <w:p>
-            <w:pPr>
-              <w:spacing w:before="20" w:after="20" w:line="240" w:lineRule="auto"/>
-              <w:jc w:val="left"/>
-            </w:pPr>
-            <w:r>
-              <w:rPr>
-                <w:sz w:val="22"/>
-                <w:szCs w:val="22"/>
-              </w:rPr>
-              <w:t xml:space="preserve">REFERENCES</w:t>
-            </w:r>
-          </w:p>
-        </w:tc>
-        <w:tc>
-          <w:tcPr>
-            <w:tcW w:w="2166" w:type="dxa"/>
-            <w:vAlign w:val="center"/>
-          </w:tcPr>
-          <w:p>
-            <w:pPr>
-              <w:spacing w:before="20" w:after="20" w:line="240" w:lineRule="auto"/>
-              <w:jc w:val="left"/>
-            </w:pPr>
-            <w:fldSimple w:instr=" PAGEREF ch6_start \h ">
+            <w:tcW w:w="1575" w:type="dxa"/>
+            <w:vAlign w:val="center"/>
+          </w:tcPr>
+          <w:p>
+            <w:pPr>
+              <w:spacing w:before="20" w:after="20" w:line="240" w:lineRule="auto"/>
+              <w:jc w:val="center"/>
+            </w:pPr>
+            <w:r>
+              <w:rPr>
+                <w:b/>
+                <w:sz w:val="24"/>
+                <w:szCs w:val="24"/>
+              </w:rPr>
+              <w:t xml:space="preserve">5</w:t>
+            </w:r>
+          </w:p>
+        </w:tc>
+        <w:tc>
+          <w:tcPr>
+            <w:tcW w:w="5514" w:type="dxa"/>
+            <w:vAlign w:val="center"/>
+          </w:tcPr>
+          <w:p>
+            <w:pPr>
+              <w:spacing w:before="20" w:after="20" w:line="240" w:lineRule="auto"/>
+              <w:jc w:val="center"/>
+            </w:pPr>
+            <w:r>
+              <w:rPr>
+                <w:b/>
+                <w:sz w:val="24"/>
+                <w:szCs w:val="24"/>
+              </w:rPr>
+              <w:t xml:space="preserve">SUMMARY AND CONCLUSION</w:t>
+            </w:r>
+          </w:p>
+        </w:tc>
+        <w:tc>
+          <w:tcPr>
+            <w:tcW w:w="1575" w:type="dxa"/>
+            <w:vAlign w:val="center"/>
+          </w:tcPr>
+          <w:p>
+            <w:pPr>
+              <w:spacing w:before="20" w:after="20" w:line="240" w:lineRule="auto"/>
+              <w:jc w:val="center"/>
+            </w:pPr>
+            <w:fldSimple w:instr=" PAGEREF ch5_start \h ">
               <w:r>
                 <w:rPr>
                   <w:noProof/>
@@ -1295,17 +1337,100 @@
             </w:fldSimple>
             <w:r>
               <w:rPr>
-                <w:sz w:val="22"/>
-                <w:szCs w:val="22"/>
-              </w:rPr>
-              <w:t xml:space="preserve"> - </w:t>
+                <w:b/>
+                <w:sz w:val="24"/>
+                <w:szCs w:val="24"/>
+              </w:rPr>
+              <w:t xml:space="preserve">-</w:t>
+            </w:r>
+            <w:fldSimple w:instr=" PAGEREF ch5_end \h ">
+              <w:r>
+                <w:rPr>
+                  <w:noProof/>
+                </w:rPr>
+                <w:t>43</w:t>
+              </w:r>
+            </w:fldSimple>
+          </w:p>
+        </w:tc>
+      </w:tr>
+      <w:tr>
+        <w:trPr>
+          <w:cantSplit/>
+          <w:trHeight w:val="640" w:hRule="atLeast"/>
+        </w:trPr>
+        <w:tc>
+          <w:tcPr>
+            <w:tcW w:w="1575" w:type="dxa"/>
+            <w:vAlign w:val="center"/>
+          </w:tcPr>
+          <w:p>
+            <w:pPr>
+              <w:spacing w:before="20" w:after="20" w:line="240" w:lineRule="auto"/>
+              <w:jc w:val="center"/>
+            </w:pPr>
+            <w:r>
+              <w:rPr>
+                <w:b/>
+                <w:sz w:val="24"/>
+                <w:szCs w:val="24"/>
+              </w:rPr>
+              <w:t xml:space="preserve">6</w:t>
+            </w:r>
+          </w:p>
+        </w:tc>
+        <w:tc>
+          <w:tcPr>
+            <w:tcW w:w="5514" w:type="dxa"/>
+            <w:vAlign w:val="center"/>
+          </w:tcPr>
+          <w:p>
+            <w:pPr>
+              <w:spacing w:before="20" w:after="20" w:line="240" w:lineRule="auto"/>
+              <w:jc w:val="center"/>
+            </w:pPr>
+            <w:r>
+              <w:rPr>
+                <w:b/>
+                <w:sz w:val="24"/>
+                <w:szCs w:val="24"/>
+              </w:rPr>
+              <w:t xml:space="preserve">REFERENCES</w:t>
+            </w:r>
+          </w:p>
+        </w:tc>
+        <w:tc>
+          <w:tcPr>
+            <w:tcW w:w="1575" w:type="dxa"/>
+            <w:vAlign w:val="center"/>
+          </w:tcPr>
+          <w:p>
+            <w:pPr>
+              <w:spacing w:before="20" w:after="20" w:line="240" w:lineRule="auto"/>
+              <w:jc w:val="center"/>
+            </w:pPr>
+            <w:fldSimple w:instr=" PAGEREF ch6_start \h ">
+              <w:r>
+                <w:rPr>
+                  <w:noProof/>
+                </w:rPr>
+                <w:t>44</w:t>
+              </w:r>
+            </w:fldSimple>
+            <w:r>
+              <w:rPr>
+                <w:b/>
+                <w:sz w:val="24"/>
+                <w:szCs w:val="24"/>
+              </w:rPr>
+              <w:t xml:space="preserve">-</w:t>
             </w:r>
             <w:fldSimple w:instr=" PAGEREF ch6_end \h ">
               <w:r>
                 <w:rPr>
                   <w:noProof/>
                 </w:rPr>
-                <w:t>41</w:t>
+                <w:t>46</w:t>
               </w:r>
             </w:fldSimple>
           </w:p>
@@ -1366,16 +1491,41 @@
     </w:p>
     <w:p>
       <w:pPr>
-        <w:spacing w:before="0" w:after="200" w:line="360" w:lineRule="auto"/>
+        <w:spacing w:before="0" w:after="0" w:line="360" w:lineRule="auto"/>
+      </w:pPr>
+    </w:p>
+    <w:p>
+      <w:pPr>
+        <w:spacing w:before="0" w:after="0" w:line="360" w:lineRule="auto"/>
+      </w:pPr>
+    </w:p>
+    <w:p>
+      <w:pPr>
+        <w:spacing w:before="0" w:after="0" w:line="360" w:lineRule="auto"/>
+      </w:pPr>
+    </w:p>
+    <w:p>
+      <w:pPr>
+        <w:spacing w:before="0" w:after="0" w:line="360" w:lineRule="auto"/>
+      </w:pPr>
+    </w:p>
+    <w:p>
+      <w:pPr>
+        <w:spacing w:before="0" w:after="0" w:line="360" w:lineRule="auto"/>
+      </w:pPr>
+    </w:p>
+    <w:p>
+      <w:pPr>
+        <w:spacing w:before="0" w:after="240" w:line="360" w:lineRule="auto"/>
         <w:jc w:val="center"/>
       </w:pPr>
       <w:r>
         <w:rPr>
           <w:b/>
-          <w:sz w:val="40"/>
-          <w:szCs w:val="40"/>
-        </w:rPr>
-        <w:t xml:space="preserve">CHAPTER 1</w:t>
+          <w:sz w:val="28"/>
+          <w:szCs w:val="28"/>
+        </w:rPr>
+        <w:t xml:space="preserve">CHAPTER  1</w:t>
       </w:r>
     </w:p>
     <w:p>
@@ -1386,8 +1536,8 @@
       <w:r>
         <w:rPr>
           <w:b/>
-          <w:sz w:val="32"/>
-          <w:szCs w:val="32"/>
+          <w:sz w:val="28"/>
+          <w:szCs w:val="28"/>
         </w:rPr>
         <w:t xml:space="preserve">INDUSTRY AND COMPANY OVERVIEW</w:t>
       </w:r>
@@ -1429,12 +1579,13 @@
           <w:sz w:val="26"/>
           <w:szCs w:val="26"/>
         </w:rPr>
-        <w:t xml:space="preserve">1.1  GLOBAL LANDSCAPE</w:t>
-      </w:r>
-    </w:p>
-    <w:p>
-      <w:pPr>
-        <w:spacing w:before="0" w:after="140" w:line="360" w:lineRule="auto"/>
+        <w:t xml:space="preserve">1.1  GLOBAL ACCOUNTING AND TAXATION LANDSCAPE</w:t>
+      </w:r>
+    </w:p>
+    <w:p>
+      <w:pPr>
+        <w:spacing w:before="0" w:after="140" w:line="360" w:lineRule="auto"/>
+        <w:ind w:firstLine="720"/>
         <w:jc w:val="both"/>
       </w:pPr>
       <w:r>
@@ -1472,7 +1623,7 @@
           <w:sz w:val="26"/>
           <w:szCs w:val="26"/>
         </w:rPr>
-        <w:t xml:space="preserve">1.2  THE INDIAN CONTEXT</w:t>
+        <w:t xml:space="preserve">1.2  THE INDIAN ACCOUNTING AND TAXATION CONTEXT</w:t>
       </w:r>
     </w:p>
     <w:p>
@@ -1540,7 +1691,7 @@
           <w:sz w:val="24"/>
           <w:szCs w:val="24"/>
         </w:rPr>
-        <w:t xml:space="preserve">1.3.1  Background and Operations</w:t>
+        <w:t xml:space="preserve">1.3.1  BACKGROUND AND OPERATIONS</w:t>
       </w:r>
     </w:p>
     <w:p>
@@ -1583,7 +1734,7 @@
           <w:sz w:val="24"/>
           <w:szCs w:val="24"/>
         </w:rPr>
-        <w:t xml:space="preserve">1.3.2  Service Lines</w:t>
+        <w:t xml:space="preserve">1.3.2  SERVICE LINES</w:t>
       </w:r>
     </w:p>
     <w:p>
@@ -1982,7 +2133,7 @@
           <w:sz w:val="24"/>
           <w:szCs w:val="24"/>
         </w:rPr>
-        <w:t xml:space="preserve">1.4.1  Values in Practice</w:t>
+        <w:t xml:space="preserve">1.4.1  VALUES IN PRACTICE</w:t>
       </w:r>
     </w:p>
     <w:p>
@@ -2079,7 +2230,7 @@
           <w:sz w:val="24"/>
           <w:szCs w:val="24"/>
         </w:rPr>
-        <w:t xml:space="preserve">1.4.2  Workplace Culture</w:t>
+        <w:t xml:space="preserve">1.4.2  WORKPLACE CULTURE</w:t>
       </w:r>
     </w:p>
     <w:p>
@@ -2113,7 +2264,7 @@
           <w:sz w:val="24"/>
           <w:szCs w:val="24"/>
         </w:rPr>
-        <w:t xml:space="preserve">1.4.3  Strategic Positioning</w:t>
+        <w:t xml:space="preserve">1.4.3  STRATEGIC POSITIONING</w:t>
       </w:r>
     </w:p>
     <w:p>
@@ -2163,7 +2314,7 @@
           <w:sz w:val="24"/>
           <w:szCs w:val="24"/>
         </w:rPr>
-        <w:t xml:space="preserve">1.5.1  Strengths</w:t>
+        <w:t xml:space="preserve">1.5.1  STRENGTHS</w:t>
       </w:r>
     </w:p>
     <w:p>
@@ -2279,7 +2430,7 @@
           <w:sz w:val="24"/>
           <w:szCs w:val="24"/>
         </w:rPr>
-        <w:t xml:space="preserve">1.5.2  Weaknesses</w:t>
+        <w:t xml:space="preserve">1.5.2  WEAKNESSES</w:t>
       </w:r>
     </w:p>
     <w:p>
@@ -2376,7 +2527,7 @@
           <w:sz w:val="24"/>
           <w:szCs w:val="24"/>
         </w:rPr>
-        <w:t xml:space="preserve">1.5.3  Opportunities</w:t>
+        <w:t xml:space="preserve">1.5.3  OPPORTUNITIES</w:t>
       </w:r>
     </w:p>
     <w:p>
@@ -2492,7 +2643,7 @@
           <w:sz w:val="24"/>
           <w:szCs w:val="24"/>
         </w:rPr>
-        <w:t xml:space="preserve">1.5.4  Threats</w:t>
+        <w:t xml:space="preserve">1.5.4  THREATS</w:t>
       </w:r>
     </w:p>
     <w:p>
@@ -2633,7 +2784,7 @@
           <w:sz w:val="24"/>
           <w:szCs w:val="24"/>
         </w:rPr>
-        <w:t xml:space="preserve">1.6.1  Global Networks and Their Indian Member Firms</w:t>
+        <w:t xml:space="preserve">1.6.1  GLOBAL NETWORKS AND THEIR INDIAN MEMBER FIRMS</w:t>
       </w:r>
     </w:p>
     <w:tbl>
@@ -2874,7 +3025,7 @@
           <w:sz w:val="24"/>
           <w:szCs w:val="24"/>
         </w:rPr>
-        <w:t xml:space="preserve">1.6.2  Established Indian and Chennai-Based Practices</w:t>
+        <w:t xml:space="preserve">1.6.2  ESTABLISHED INDIAN AND CHENNAI-BASED PRACTICES</w:t>
       </w:r>
     </w:p>
     <w:tbl>
@@ -3239,7 +3390,7 @@
           <w:sz w:val="24"/>
           <w:szCs w:val="24"/>
         </w:rPr>
-        <w:t xml:space="preserve">1.6.3  Technology Platforms and Compliance Service Providers</w:t>
+        <w:t xml:space="preserve">1.6.3  TECHNOLOGY PLATFORMS AND COMPLIANCE SERVICE PROVIDERS</w:t>
       </w:r>
     </w:p>
     <w:tbl>
@@ -3576,7 +3727,7 @@
           <w:sz w:val="26"/>
           <w:szCs w:val="26"/>
         </w:rPr>
-        <w:t xml:space="preserve">1.8  GROWTH JOURNEY AND PRACTICE DEVELOPMENT</w:t>
+        <w:t xml:space="preserve">1.8  KEY MILESTONES</w:t>
       </w:r>
     </w:p>
     <w:p>
@@ -3626,6 +3777,7 @@
       <w:pPr>
         <w:sectPr>
           <w:headerReference w:type="default" r:id="rIdHdr2"/>
+          <w:footerReference w:type="default" r:id="rIdFtr2"/>
           <w:pgSz w:w="11906" w:h="16838"/>
           <w:pgMar w:top="1440" w:right="1440" w:bottom="1440" w:left="1800" w:header="720" w:footer="720" w:gutter="0"/>
           <w:pgNumType w:start="1"/>
@@ -3678,16 +3830,41 @@
     </w:p>
     <w:p>
       <w:pPr>
-        <w:spacing w:before="0" w:after="200" w:line="360" w:lineRule="auto"/>
+        <w:spacing w:before="0" w:after="0" w:line="360" w:lineRule="auto"/>
+      </w:pPr>
+    </w:p>
+    <w:p>
+      <w:pPr>
+        <w:spacing w:before="0" w:after="0" w:line="360" w:lineRule="auto"/>
+      </w:pPr>
+    </w:p>
+    <w:p>
+      <w:pPr>
+        <w:spacing w:before="0" w:after="0" w:line="360" w:lineRule="auto"/>
+      </w:pPr>
+    </w:p>
+    <w:p>
+      <w:pPr>
+        <w:spacing w:before="0" w:after="0" w:line="360" w:lineRule="auto"/>
+      </w:pPr>
+    </w:p>
+    <w:p>
+      <w:pPr>
+        <w:spacing w:before="0" w:after="0" w:line="360" w:lineRule="auto"/>
+      </w:pPr>
+    </w:p>
+    <w:p>
+      <w:pPr>
+        <w:spacing w:before="0" w:after="240" w:line="360" w:lineRule="auto"/>
         <w:jc w:val="center"/>
       </w:pPr>
       <w:r>
         <w:rPr>
           <w:b/>
-          <w:sz w:val="40"/>
-          <w:szCs w:val="40"/>
-        </w:rPr>
-        <w:t xml:space="preserve">CHAPTER 2</w:t>
+          <w:sz w:val="28"/>
+          <w:szCs w:val="28"/>
+        </w:rPr>
+        <w:t xml:space="preserve">CHAPTER  2</w:t>
       </w:r>
     </w:p>
     <w:p>
@@ -3698,8 +3875,8 @@
       <w:r>
         <w:rPr>
           <w:b/>
-          <w:sz w:val="32"/>
-          <w:szCs w:val="32"/>
+          <w:sz w:val="28"/>
+          <w:szCs w:val="28"/>
         </w:rPr>
         <w:t xml:space="preserve">JOB / TASK DESCRIPTION</w:t>
       </w:r>
@@ -3747,6 +3924,7 @@
     <w:p>
       <w:pPr>
         <w:spacing w:before="0" w:after="140" w:line="360" w:lineRule="auto"/>
+        <w:ind w:firstLine="720"/>
         <w:jc w:val="both"/>
       </w:pPr>
       <w:r>
@@ -5778,6 +5956,1422 @@
     </w:p>
     <w:p>
       <w:pPr>
+        <w:keepNext/>
+        <w:keepLines/>
+        <w:spacing w:before="240" w:after="120" w:line="360" w:lineRule="auto"/>
+        <w:jc w:val="left"/>
+      </w:pPr>
+      <w:r>
+        <w:rPr>
+          <w:b/>
+          <w:sz w:val="26"/>
+          <w:szCs w:val="26"/>
+        </w:rPr>
+        <w:t xml:space="preserve">2.7  SKILLS DEVELOPED DURING THE INTERNSHIP</w:t>
+      </w:r>
+    </w:p>
+    <w:p>
+      <w:pPr>
+        <w:spacing w:before="0" w:after="140" w:line="360" w:lineRule="auto"/>
+        <w:jc w:val="both"/>
+      </w:pPr>
+      <w:r>
+        <w:t xml:space="preserve">The internship developed both technical and behavioural skills, and in most cases the two grew together, because accuracy in this work is as much a habit as it is a technique.</w:t>
+      </w:r>
+    </w:p>
+    <w:p>
+      <w:pPr>
+        <w:keepNext/>
+        <w:keepLines/>
+        <w:spacing w:before="180" w:after="100" w:line="360" w:lineRule="auto"/>
+        <w:jc w:val="left"/>
+      </w:pPr>
+      <w:r>
+        <w:rPr>
+          <w:b/>
+          <w:sz w:val="24"/>
+          <w:szCs w:val="24"/>
+        </w:rPr>
+        <w:t xml:space="preserve">2.7.1  Classification and Documentation Skills</w:t>
+      </w:r>
+    </w:p>
+    <w:p>
+      <w:pPr>
+        <w:spacing w:before="0" w:after="140" w:line="360" w:lineRule="auto"/>
+        <w:jc w:val="both"/>
+      </w:pPr>
+      <w:r>
+        <w:t xml:space="preserve">I became confident in reading a bank statement or a ledger and deciding how each entry should be treated, and in assembling the supporting downloads and working papers into a file that a reviewer could follow without explanation.</w:t>
+      </w:r>
+    </w:p>
+    <w:p>
+      <w:pPr>
+        <w:keepNext/>
+        <w:keepLines/>
+        <w:spacing w:before="180" w:after="100" w:line="360" w:lineRule="auto"/>
+        <w:jc w:val="left"/>
+      </w:pPr>
+      <w:r>
+        <w:rPr>
+          <w:b/>
+          <w:sz w:val="24"/>
+          <w:szCs w:val="24"/>
+        </w:rPr>
+        <w:t xml:space="preserve">2.7.2  Attention to Detail</w:t>
+      </w:r>
+    </w:p>
+    <w:p>
+      <w:pPr>
+        <w:spacing w:before="0" w:after="140" w:line="360" w:lineRule="auto"/>
+        <w:jc w:val="both"/>
+      </w:pPr>
+      <w:r>
+        <w:t xml:space="preserve">Tax work punishes carelessness. Checking a figure against its source before accepting it, and flagging what could not be verified, became automatic by the later weeks of the internship.</w:t>
+      </w:r>
+    </w:p>
+    <w:p>
+      <w:pPr>
+        <w:keepNext/>
+        <w:keepLines/>
+        <w:spacing w:before="180" w:after="100" w:line="360" w:lineRule="auto"/>
+        <w:jc w:val="left"/>
+      </w:pPr>
+      <w:r>
+        <w:rPr>
+          <w:b/>
+          <w:sz w:val="24"/>
+          <w:szCs w:val="24"/>
+        </w:rPr>
+        <w:t xml:space="preserve">2.7.3  Software Proficiency</w:t>
+      </w:r>
+    </w:p>
+    <w:p>
+      <w:pPr>
+        <w:spacing w:before="0" w:after="140" w:line="360" w:lineRule="auto"/>
+        <w:jc w:val="both"/>
+      </w:pPr>
+      <w:r>
+        <w:t xml:space="preserve">I moved from being a beginner to working independently in Tally and Winman CA-ERP, and gained working familiarity with Winman TDS, the TDS Return Preparation Utility, the income tax e-filing portal and the GST portal.</w:t>
+      </w:r>
+    </w:p>
+    <w:p>
+      <w:pPr>
+        <w:keepNext/>
+        <w:keepLines/>
+        <w:spacing w:before="180" w:after="100" w:line="360" w:lineRule="auto"/>
+        <w:jc w:val="left"/>
+      </w:pPr>
+      <w:r>
+        <w:rPr>
+          <w:b/>
+          <w:sz w:val="24"/>
+          <w:szCs w:val="24"/>
+        </w:rPr>
+        <w:t xml:space="preserve">2.7.4  Time Management</w:t>
+      </w:r>
+    </w:p>
+    <w:p>
+      <w:pPr>
+        <w:spacing w:before="0" w:after="140" w:line="360" w:lineRule="auto"/>
+        <w:jc w:val="both"/>
+      </w:pPr>
+      <w:r>
+        <w:t xml:space="preserve">With several client files open at once during filing season, I learned to sequence work by due date rather than by convenience, and to finish one file completely before starting the next.</w:t>
+      </w:r>
+    </w:p>
+    <w:p>
+      <w:pPr>
+        <w:keepNext/>
+        <w:keepLines/>
+        <w:spacing w:before="180" w:after="100" w:line="360" w:lineRule="auto"/>
+        <w:jc w:val="left"/>
+      </w:pPr>
+      <w:r>
+        <w:rPr>
+          <w:b/>
+          <w:sz w:val="24"/>
+          <w:szCs w:val="24"/>
+        </w:rPr>
+        <w:t xml:space="preserve">2.7.5  Organizational Skills</w:t>
+      </w:r>
+    </w:p>
+    <w:p>
+      <w:pPr>
+        <w:spacing w:before="0" w:after="140" w:line="360" w:lineRule="auto"/>
+        <w:jc w:val="both"/>
+      </w:pPr>
+      <w:r>
+        <w:t xml:space="preserve">Maintaining client-wise folders, naming downloaded statements consistently and keeping a written list of pending clarifications improved the way I organise my own work.</w:t>
+      </w:r>
+    </w:p>
+    <w:p>
+      <w:pPr>
+        <w:keepNext/>
+        <w:keepLines/>
+        <w:spacing w:before="180" w:after="100" w:line="360" w:lineRule="auto"/>
+        <w:jc w:val="left"/>
+      </w:pPr>
+      <w:r>
+        <w:rPr>
+          <w:b/>
+          <w:sz w:val="24"/>
+          <w:szCs w:val="24"/>
+        </w:rPr>
+        <w:t xml:space="preserve">2.7.6  Teamwork</w:t>
+      </w:r>
+    </w:p>
+    <w:p>
+      <w:pPr>
+        <w:spacing w:before="0" w:after="140" w:line="360" w:lineRule="auto"/>
+        <w:jc w:val="both"/>
+      </w:pPr>
+      <w:r>
+        <w:t xml:space="preserve">Working under Ms. A. Lakshmi and alongside Ms. Aruna taught me how a small professional team divides work, reviews it and covers for each other during deadline periods.</w:t>
+      </w:r>
+    </w:p>
+    <w:p>
+      <w:pPr>
+        <w:keepNext/>
+        <w:keepLines/>
+        <w:spacing w:before="180" w:after="100" w:line="360" w:lineRule="auto"/>
+        <w:jc w:val="left"/>
+      </w:pPr>
+      <w:r>
+        <w:rPr>
+          <w:b/>
+          <w:sz w:val="24"/>
+          <w:szCs w:val="24"/>
+        </w:rPr>
+        <w:t xml:space="preserve">2.7.7  Confidentiality</w:t>
+      </w:r>
+    </w:p>
+    <w:p>
+      <w:pPr>
+        <w:spacing w:before="0" w:after="140" w:line="360" w:lineRule="auto"/>
+        <w:jc w:val="both"/>
+      </w:pPr>
+      <w:r>
+        <w:t xml:space="preserve">Handling client bank statements, portal credentials and digital signature tokens taught me that discretion is part of the job and not an optional courtesy.</w:t>
+      </w:r>
+    </w:p>
+    <w:p>
+      <w:pPr>
+        <w:keepNext/>
+        <w:keepLines/>
+        <w:spacing w:before="180" w:after="100" w:line="360" w:lineRule="auto"/>
+        <w:jc w:val="left"/>
+      </w:pPr>
+      <w:r>
+        <w:rPr>
+          <w:b/>
+          <w:sz w:val="24"/>
+          <w:szCs w:val="24"/>
+        </w:rPr>
+        <w:t xml:space="preserve">2.7.8  Adaptability</w:t>
+      </w:r>
+    </w:p>
+    <w:p>
+      <w:pPr>
+        <w:spacing w:before="0" w:after="140" w:line="360" w:lineRule="auto"/>
+        <w:jc w:val="both"/>
+      </w:pPr>
+      <w:r>
+        <w:t xml:space="preserve">I learned to pick up an unfamiliar process by watching it once, noting the steps, attempting it under supervision and then performing it independently.</w:t>
+      </w:r>
+    </w:p>
+    <w:p>
+      <w:pPr>
+        <w:keepNext/>
+        <w:keepLines/>
+        <w:spacing w:before="240" w:after="120" w:line="360" w:lineRule="auto"/>
+        <w:jc w:val="left"/>
+      </w:pPr>
+      <w:r>
+        <w:rPr>
+          <w:b/>
+          <w:sz w:val="26"/>
+          <w:szCs w:val="26"/>
+        </w:rPr>
+        <w:t xml:space="preserve">2.8  KEY OBSERVATIONS FROM THE JOB</w:t>
+      </w:r>
+    </w:p>
+    <w:p>
+      <w:pPr>
+        <w:spacing w:before="0" w:after="140" w:line="360" w:lineRule="auto"/>
+        <w:jc w:val="both"/>
+      </w:pPr>
+      <w:r>
+        <w:t xml:space="preserve">The clearest observation from the internship is that compliance work rests on the quality of the underlying records. Where a client maintained proper books and gave prompt clarifications, a return could be prepared and filed quickly; where records were incomplete, most of the effort went into establishing what had actually happened before any computation could begin.</w:t>
+      </w:r>
+    </w:p>
+    <w:p>
+      <w:pPr>
+        <w:spacing w:before="0" w:after="140" w:line="360" w:lineRule="auto"/>
+        <w:jc w:val="both"/>
+      </w:pPr>
+      <w:r>
+        <w:t xml:space="preserve">A second observation is that the tax administration now holds a great deal of information independently of the assessee. Form 26AS, the Annual Information Statement, the Taxpayer Information Summary and GSTR-2B all arrive before the return is filed, which means the professional’s task is to reconcile and explain rather than merely to report.</w:t>
+      </w:r>
+    </w:p>
+    <w:p>
+      <w:pPr>
+        <w:spacing w:before="0" w:after="140" w:line="360" w:lineRule="auto"/>
+        <w:jc w:val="both"/>
+      </w:pPr>
+      <w:r>
+        <w:t xml:space="preserve">A third observation concerns interdependence. A deduction reported incorrectly by a deductor becomes a missing credit for a client of the firm; an input tax credit depends on a supplier’s own filing. Much of the work therefore involves chasing information that sits outside the firm’s control.</w:t>
+      </w:r>
+    </w:p>
+    <w:p>
+      <w:pPr>
+        <w:spacing w:before="0" w:after="140" w:line="360" w:lineRule="auto"/>
+        <w:jc w:val="both"/>
+      </w:pPr>
+      <w:r>
+        <w:t xml:space="preserve">Finally, I observed that a professional office runs on review. No figure leaves the firm on the strength of one person’s work, and that discipline, rather than individual brilliance, is what keeps the error rate low.</w:t>
+      </w:r>
+    </w:p>
+    <w:p>
+      <w:pPr>
+        <w:keepNext/>
+        <w:keepLines/>
+        <w:spacing w:before="240" w:after="120" w:line="360" w:lineRule="auto"/>
+        <w:jc w:val="left"/>
+      </w:pPr>
+      <w:r>
+        <w:rPr>
+          <w:b/>
+          <w:sz w:val="26"/>
+          <w:szCs w:val="26"/>
+        </w:rPr>
+        <w:t xml:space="preserve">2.9  CHALLENGES ENCOUNTERED DURING THE INTERNSHIP</w:t>
+      </w:r>
+    </w:p>
+    <w:p>
+      <w:pPr>
+        <w:spacing w:before="0" w:after="140" w:line="360" w:lineRule="auto"/>
+        <w:jc w:val="both"/>
+      </w:pPr>
+      <w:r>
+        <w:t xml:space="preserve">The internship was demanding in ways that had little to do with accounting, and it would be dishonest to present it otherwise. Each of the following difficulties contributed something to the experience.</w:t>
+      </w:r>
+    </w:p>
+    <w:p>
+      <w:pPr>
+        <w:keepNext/>
+        <w:keepLines/>
+        <w:spacing w:before="180" w:after="100" w:line="360" w:lineRule="auto"/>
+        <w:jc w:val="left"/>
+      </w:pPr>
+      <w:r>
+        <w:rPr>
+          <w:b/>
+          <w:sz w:val="24"/>
+          <w:szCs w:val="24"/>
+        </w:rPr>
+        <w:t xml:space="preserve">2.9.1  Daily Travel</w:t>
+      </w:r>
+    </w:p>
+    <w:p>
+      <w:pPr>
+        <w:spacing w:before="0" w:after="140" w:line="360" w:lineRule="auto"/>
+        <w:jc w:val="both"/>
+      </w:pPr>
+      <w:r>
+        <w:t xml:space="preserve">The internship was on-site at the firm’s Mylapore office and I commuted by bus for about an hour each way, in crowded conditions, every working day for a little over two months. The first fortnight was genuinely tiring. I managed it by leaving early enough to avoid the worst of the rush and by treating the journey as fixed personal time rather than lost time. By the second month the routine had become normal, and punctuality became a matter of professional commitment rather than effort.</w:t>
+      </w:r>
+    </w:p>
+    <w:p>
+      <w:pPr>
+        <w:keepNext/>
+        <w:keepLines/>
+        <w:spacing w:before="180" w:after="100" w:line="360" w:lineRule="auto"/>
+        <w:jc w:val="left"/>
+      </w:pPr>
+      <w:r>
+        <w:rPr>
+          <w:b/>
+          <w:sz w:val="24"/>
+          <w:szCs w:val="24"/>
+        </w:rPr>
+        <w:t xml:space="preserve">2.9.2  Screen Fatigue</w:t>
+      </w:r>
+    </w:p>
+    <w:p>
+      <w:pPr>
+        <w:spacing w:before="0" w:after="140" w:line="360" w:lineRule="auto"/>
+        <w:jc w:val="both"/>
+      </w:pPr>
+      <w:r>
+        <w:t xml:space="preserve">The work is almost entirely computer-based, and after long stretches of classifying entries and reading statements my eyes would burn by the end of the day. I learned to alternate between on-screen data entry and paper-based verification, to look away periodically, and to schedule the most detailed reconciliation work for the earlier part of the day when concentration was highest.</w:t>
+      </w:r>
+    </w:p>
+    <w:p>
+      <w:pPr>
+        <w:keepNext/>
+        <w:keepLines/>
+        <w:spacing w:before="180" w:after="100" w:line="360" w:lineRule="auto"/>
+        <w:jc w:val="left"/>
+      </w:pPr>
+      <w:r>
+        <w:rPr>
+          <w:b/>
+          <w:sz w:val="24"/>
+          <w:szCs w:val="24"/>
+        </w:rPr>
+        <w:t xml:space="preserve">2.9.3  Repetitive Work and Monotony</w:t>
+      </w:r>
+    </w:p>
+    <w:p>
+      <w:pPr>
+        <w:spacing w:before="0" w:after="140" w:line="360" w:lineRule="auto"/>
+        <w:jc w:val="both"/>
+      </w:pPr>
+      <w:r>
+        <w:t xml:space="preserve">A compliance practice involves performing the same process across many client files, and there were days when the repetition became tiring and my interest dipped. What helped was changing my frame of reference: instead of counting files, I treated each client as a different set of facts, looked for what was unusual in that particular statement and tried to reduce the time I took per file. Setting small internal targets made the routine much easier to sustain, and I came to see that accuracy maintained through monotony is itself a professional skill.</w:t>
+      </w:r>
+    </w:p>
+    <w:p>
+      <w:pPr>
+        <w:keepNext/>
+        <w:keepLines/>
+        <w:spacing w:before="180" w:after="100" w:line="360" w:lineRule="auto"/>
+        <w:jc w:val="left"/>
+      </w:pPr>
+      <w:r>
+        <w:rPr>
+          <w:b/>
+          <w:sz w:val="24"/>
+          <w:szCs w:val="24"/>
+        </w:rPr>
+        <w:t xml:space="preserve">2.9.4  Unfamiliar Statutory Processes</w:t>
+      </w:r>
+    </w:p>
+    <w:p>
+      <w:pPr>
+        <w:spacing w:before="0" w:after="140" w:line="360" w:lineRule="auto"/>
+        <w:jc w:val="both"/>
+      </w:pPr>
+      <w:r>
+        <w:t xml:space="preserve">Conso files, the Return Preparation Utility, quarterly TDS statements and the mechanics of GST authentication were entirely new to me and are not covered in detail in coursework. Repetition under supervision, and written notes taken immediately after each demonstration, were what eventually made them routine.</w:t>
+      </w:r>
+    </w:p>
+    <w:p>
+      <w:pPr>
+        <w:keepNext/>
+        <w:keepLines/>
+        <w:spacing w:before="180" w:after="100" w:line="360" w:lineRule="auto"/>
+        <w:jc w:val="left"/>
+      </w:pPr>
+      <w:r>
+        <w:rPr>
+          <w:b/>
+          <w:sz w:val="24"/>
+          <w:szCs w:val="24"/>
+        </w:rPr>
+        <w:t xml:space="preserve">2.9.5  Incomplete Client Information</w:t>
+      </w:r>
+    </w:p>
+    <w:p>
+      <w:pPr>
+        <w:spacing w:before="0" w:after="140" w:line="360" w:lineRule="auto"/>
+        <w:jc w:val="both"/>
+      </w:pPr>
+      <w:r>
+        <w:t xml:space="preserve">Bank statements frequently contained entries with no usable narration, and the correct treatment could not be settled without the client’s explanation. I learned to list such items for clarification instead of deciding them myself, which was the single most useful correction I received during the internship.</w:t>
+      </w:r>
+    </w:p>
+    <w:p>
+      <w:pPr>
+        <w:keepNext/>
+        <w:keepLines/>
+        <w:spacing w:before="240" w:after="120" w:line="360" w:lineRule="auto"/>
+        <w:jc w:val="left"/>
+      </w:pPr>
+      <w:r>
+        <w:rPr>
+          <w:b/>
+          <w:sz w:val="26"/>
+          <w:szCs w:val="26"/>
+        </w:rPr>
+        <w:t xml:space="preserve">2.10  OVERALL JOB EXPERIENCE</w:t>
+      </w:r>
+    </w:p>
+    <w:p>
+      <w:pPr>
+        <w:spacing w:before="0" w:after="140" w:line="360" w:lineRule="auto"/>
+        <w:jc w:val="both"/>
+      </w:pPr>
+      <w:r>
+        <w:t xml:space="preserve">Taken as a whole, the internship gave me exposure across the full width of a compliance practice rather than depth in a single task. I worked on bank statement analysis, accounting in Tally, GST returns, TDS statements, Securities Transaction Tax data, the Statement of Total Income, return filing and audit documentation, and I could see how each of these fed into the others.</w:t>
+      </w:r>
+    </w:p>
+    <w:p>
+      <w:pPr>
+        <w:spacing w:before="0" w:after="140" w:line="360" w:lineRule="auto"/>
+        <w:jc w:val="both"/>
+      </w:pPr>
+      <w:r>
+        <w:t xml:space="preserve">The experience also changed how I understand finance as a career. Before the internship I thought of accounting largely as record-keeping and of taxation as a set of rules to be learned. The work showed me that both are exercises in evidence: the figure matters less than the ability to demonstrate where it came from. That shift in perspective is probably the most durable thing I take away from the two months.</w:t>
+      </w:r>
+    </w:p>
+    <w:p>
+      <w:pPr>
+        <w:spacing w:before="0" w:after="140" w:line="360" w:lineRule="auto"/>
+        <w:jc w:val="both"/>
+      </w:pPr>
+      <w:r>
+        <w:t xml:space="preserve">The progression from observation to independent filing within ten weeks was possible only because responsibility was handed over gradually and every piece of work was reviewed. By the final week I was completing filings end to end, which gave me a realistic sense of what an entry-level role in a practice actually involves.</w:t>
+      </w:r>
+    </w:p>
+    <w:p>
+      <w:pPr>
+        <w:keepNext/>
+        <w:keepLines/>
+        <w:spacing w:before="240" w:after="120" w:line="360" w:lineRule="auto"/>
+        <w:jc w:val="left"/>
+      </w:pPr>
+      <w:r>
+        <w:rPr>
+          <w:b/>
+          <w:sz w:val="26"/>
+          <w:szCs w:val="26"/>
+        </w:rPr>
+        <w:t xml:space="preserve">2.11  SUMMARY OF RESPONSIBILITIES</w:t>
+      </w:r>
+    </w:p>
+    <w:p>
+      <w:pPr>
+        <w:spacing w:before="0" w:after="140" w:line="360" w:lineRule="auto"/>
+        <w:jc w:val="both"/>
+      </w:pPr>
+      <w:r>
+        <w:t xml:space="preserve">The responsibilities handled during the internship are summarised below.</w:t>
+      </w:r>
+    </w:p>
+    <w:tbl>
+      <w:tblPr>
+        <w:tblStyle w:val="TableGrid"/>
+        <w:tblW w:w="8666" w:type="dxa"/>
+        <w:jc w:val="left"/>
+        <w:tblBorders>
+          <w:top w:val="single" w:sz="6" w:space="0" w:color="000000"/>
+          <w:left w:val="single" w:sz="6" w:space="0" w:color="000000"/>
+          <w:bottom w:val="single" w:sz="6" w:space="0" w:color="000000"/>
+          <w:right w:val="single" w:sz="6" w:space="0" w:color="000000"/>
+          <w:insideH w:val="single" w:sz="6" w:space="0" w:color="000000"/>
+          <w:insideV w:val="single" w:sz="6" w:space="0" w:color="000000"/>
+        </w:tblBorders>
+        <w:tblLayout w:type="fixed"/>
+        <w:tblCellMar>
+          <w:top w:w="60" w:type="dxa"/>
+          <w:left w:w="108" w:type="dxa"/>
+          <w:bottom w:w="60" w:type="dxa"/>
+          <w:right w:w="108" w:type="dxa"/>
+        </w:tblCellMar>
+      </w:tblPr>
+      <w:tblGrid>
+        <w:gridCol w:w="866"/>
+        <w:gridCol w:w="2599"/>
+        <w:gridCol w:w="5199"/>
+      </w:tblGrid>
+      <w:tr>
+        <w:trPr>
+          <w:cantSplit/>
+          <w:tblHeader/>
+        </w:trPr>
+        <w:tc>
+          <w:tcPr>
+            <w:tcW w:w="866" w:type="dxa"/>
+            <w:shd w:val="clear" w:color="auto" w:fill="D9D9D9"/>
+            <w:vAlign w:val="center"/>
+          </w:tcPr>
+          <w:p>
+            <w:pPr>
+              <w:spacing w:before="20" w:after="20" w:line="240" w:lineRule="auto"/>
+              <w:jc w:val="center"/>
+            </w:pPr>
+            <w:r>
+              <w:rPr>
+                <w:b/>
+                <w:sz w:val="22"/>
+                <w:szCs w:val="22"/>
+              </w:rPr>
+              <w:t xml:space="preserve">S. No.</w:t>
+            </w:r>
+          </w:p>
+        </w:tc>
+        <w:tc>
+          <w:tcPr>
+            <w:tcW w:w="2599" w:type="dxa"/>
+            <w:shd w:val="clear" w:color="auto" w:fill="D9D9D9"/>
+            <w:vAlign w:val="center"/>
+          </w:tcPr>
+          <w:p>
+            <w:pPr>
+              <w:spacing w:before="20" w:after="20" w:line="240" w:lineRule="auto"/>
+              <w:jc w:val="center"/>
+            </w:pPr>
+            <w:r>
+              <w:rPr>
+                <w:b/>
+                <w:sz w:val="22"/>
+                <w:szCs w:val="22"/>
+              </w:rPr>
+              <w:t xml:space="preserve">Area of Work</w:t>
+            </w:r>
+          </w:p>
+        </w:tc>
+        <w:tc>
+          <w:tcPr>
+            <w:tcW w:w="5199" w:type="dxa"/>
+            <w:shd w:val="clear" w:color="auto" w:fill="D9D9D9"/>
+            <w:vAlign w:val="center"/>
+          </w:tcPr>
+          <w:p>
+            <w:pPr>
+              <w:spacing w:before="20" w:after="20" w:line="240" w:lineRule="auto"/>
+              <w:jc w:val="center"/>
+            </w:pPr>
+            <w:r>
+              <w:rPr>
+                <w:b/>
+                <w:sz w:val="22"/>
+                <w:szCs w:val="22"/>
+              </w:rPr>
+              <w:t xml:space="preserve">Major Responsibility</w:t>
+            </w:r>
+          </w:p>
+        </w:tc>
+      </w:tr>
+      <w:tr>
+        <w:trPr>
+          <w:cantSplit/>
+        </w:trPr>
+        <w:tc>
+          <w:tcPr>
+            <w:tcW w:w="866" w:type="dxa"/>
+            <w:vAlign w:val="center"/>
+          </w:tcPr>
+          <w:p>
+            <w:pPr>
+              <w:spacing w:before="20" w:after="20" w:line="240" w:lineRule="auto"/>
+              <w:jc w:val="center"/>
+            </w:pPr>
+            <w:r>
+              <w:rPr>
+                <w:b/>
+                <w:sz w:val="22"/>
+                <w:szCs w:val="22"/>
+              </w:rPr>
+              <w:t xml:space="preserve">1</w:t>
+            </w:r>
+          </w:p>
+        </w:tc>
+        <w:tc>
+          <w:tcPr>
+            <w:tcW w:w="2599" w:type="dxa"/>
+            <w:vAlign w:val="center"/>
+          </w:tcPr>
+          <w:p>
+            <w:pPr>
+              <w:spacing w:before="20" w:after="20" w:line="240" w:lineRule="auto"/>
+              <w:jc w:val="left"/>
+            </w:pPr>
+            <w:r>
+              <w:rPr>
+                <w:b/>
+                <w:sz w:val="22"/>
+                <w:szCs w:val="22"/>
+              </w:rPr>
+              <w:t xml:space="preserve">Bank Statement Analysis</w:t>
+            </w:r>
+          </w:p>
+        </w:tc>
+        <w:tc>
+          <w:tcPr>
+            <w:tcW w:w="5199" w:type="dxa"/>
+            <w:vAlign w:val="center"/>
+          </w:tcPr>
+          <w:p>
+            <w:pPr>
+              <w:spacing w:before="20" w:after="20" w:line="240" w:lineRule="auto"/>
+              <w:jc w:val="left"/>
+            </w:pPr>
+            <w:r>
+              <w:rPr>
+                <w:sz w:val="22"/>
+                <w:szCs w:val="22"/>
+              </w:rPr>
+              <w:t xml:space="preserve">Classification of individual and corporate bank entries into income, expenditure, drawings and transfers</w:t>
+            </w:r>
+          </w:p>
+        </w:tc>
+      </w:tr>
+      <w:tr>
+        <w:trPr>
+          <w:cantSplit/>
+        </w:trPr>
+        <w:tc>
+          <w:tcPr>
+            <w:tcW w:w="866" w:type="dxa"/>
+            <w:vAlign w:val="center"/>
+          </w:tcPr>
+          <w:p>
+            <w:pPr>
+              <w:spacing w:before="20" w:after="20" w:line="240" w:lineRule="auto"/>
+              <w:jc w:val="center"/>
+            </w:pPr>
+            <w:r>
+              <w:rPr>
+                <w:b/>
+                <w:sz w:val="22"/>
+                <w:szCs w:val="22"/>
+              </w:rPr>
+              <w:t xml:space="preserve">2</w:t>
+            </w:r>
+          </w:p>
+        </w:tc>
+        <w:tc>
+          <w:tcPr>
+            <w:tcW w:w="2599" w:type="dxa"/>
+            <w:vAlign w:val="center"/>
+          </w:tcPr>
+          <w:p>
+            <w:pPr>
+              <w:spacing w:before="20" w:after="20" w:line="240" w:lineRule="auto"/>
+              <w:jc w:val="left"/>
+            </w:pPr>
+            <w:r>
+              <w:rPr>
+                <w:b/>
+                <w:sz w:val="22"/>
+                <w:szCs w:val="22"/>
+              </w:rPr>
+              <w:t xml:space="preserve">Real-Time Accounting</w:t>
+            </w:r>
+          </w:p>
+        </w:tc>
+        <w:tc>
+          <w:tcPr>
+            <w:tcW w:w="5199" w:type="dxa"/>
+            <w:vAlign w:val="center"/>
+          </w:tcPr>
+          <w:p>
+            <w:pPr>
+              <w:spacing w:before="20" w:after="20" w:line="240" w:lineRule="auto"/>
+              <w:jc w:val="left"/>
+            </w:pPr>
+            <w:r>
+              <w:rPr>
+                <w:sz w:val="22"/>
+                <w:szCs w:val="22"/>
+              </w:rPr>
+              <w:t xml:space="preserve">Recording client transactions in Tally with correct ledgers and narrations</w:t>
+            </w:r>
+          </w:p>
+        </w:tc>
+      </w:tr>
+      <w:tr>
+        <w:trPr>
+          <w:cantSplit/>
+        </w:trPr>
+        <w:tc>
+          <w:tcPr>
+            <w:tcW w:w="866" w:type="dxa"/>
+            <w:vAlign w:val="center"/>
+          </w:tcPr>
+          <w:p>
+            <w:pPr>
+              <w:spacing w:before="20" w:after="20" w:line="240" w:lineRule="auto"/>
+              <w:jc w:val="center"/>
+            </w:pPr>
+            <w:r>
+              <w:rPr>
+                <w:b/>
+                <w:sz w:val="22"/>
+                <w:szCs w:val="22"/>
+              </w:rPr>
+              <w:t xml:space="preserve">3</w:t>
+            </w:r>
+          </w:p>
+        </w:tc>
+        <w:tc>
+          <w:tcPr>
+            <w:tcW w:w="2599" w:type="dxa"/>
+            <w:vAlign w:val="center"/>
+          </w:tcPr>
+          <w:p>
+            <w:pPr>
+              <w:spacing w:before="20" w:after="20" w:line="240" w:lineRule="auto"/>
+              <w:jc w:val="left"/>
+            </w:pPr>
+            <w:r>
+              <w:rPr>
+                <w:b/>
+                <w:sz w:val="22"/>
+                <w:szCs w:val="22"/>
+              </w:rPr>
+              <w:t xml:space="preserve">Portal Downloads</w:t>
+            </w:r>
+          </w:p>
+        </w:tc>
+        <w:tc>
+          <w:tcPr>
+            <w:tcW w:w="5199" w:type="dxa"/>
+            <w:vAlign w:val="center"/>
+          </w:tcPr>
+          <w:p>
+            <w:pPr>
+              <w:spacing w:before="20" w:after="20" w:line="240" w:lineRule="auto"/>
+              <w:jc w:val="left"/>
+            </w:pPr>
+            <w:r>
+              <w:rPr>
+                <w:sz w:val="22"/>
+                <w:szCs w:val="22"/>
+              </w:rPr>
+              <w:t xml:space="preserve">Retrieval of Form 26AS, AIS and TIS through Winman CA-ERP</w:t>
+            </w:r>
+          </w:p>
+        </w:tc>
+      </w:tr>
+      <w:tr>
+        <w:trPr>
+          <w:cantSplit/>
+        </w:trPr>
+        <w:tc>
+          <w:tcPr>
+            <w:tcW w:w="866" w:type="dxa"/>
+            <w:vAlign w:val="center"/>
+          </w:tcPr>
+          <w:p>
+            <w:pPr>
+              <w:spacing w:before="20" w:after="20" w:line="240" w:lineRule="auto"/>
+              <w:jc w:val="center"/>
+            </w:pPr>
+            <w:r>
+              <w:rPr>
+                <w:b/>
+                <w:sz w:val="22"/>
+                <w:szCs w:val="22"/>
+              </w:rPr>
+              <w:t xml:space="preserve">4</w:t>
+            </w:r>
+          </w:p>
+        </w:tc>
+        <w:tc>
+          <w:tcPr>
+            <w:tcW w:w="2599" w:type="dxa"/>
+            <w:vAlign w:val="center"/>
+          </w:tcPr>
+          <w:p>
+            <w:pPr>
+              <w:spacing w:before="20" w:after="20" w:line="240" w:lineRule="auto"/>
+              <w:jc w:val="left"/>
+            </w:pPr>
+            <w:r>
+              <w:rPr>
+                <w:b/>
+                <w:sz w:val="22"/>
+                <w:szCs w:val="22"/>
+              </w:rPr>
+              <w:t xml:space="preserve">GST Compliance</w:t>
+            </w:r>
+          </w:p>
+        </w:tc>
+        <w:tc>
+          <w:tcPr>
+            <w:tcW w:w="5199" w:type="dxa"/>
+            <w:vAlign w:val="center"/>
+          </w:tcPr>
+          <w:p>
+            <w:pPr>
+              <w:spacing w:before="20" w:after="20" w:line="240" w:lineRule="auto"/>
+              <w:jc w:val="left"/>
+            </w:pPr>
+            <w:r>
+              <w:rPr>
+                <w:sz w:val="22"/>
+                <w:szCs w:val="22"/>
+              </w:rPr>
+              <w:t xml:space="preserve">GSTR-1, GSTR-2B and GSTR-3B support, acknowledgements, file requests and DSC authentication</w:t>
+            </w:r>
+          </w:p>
+        </w:tc>
+      </w:tr>
+      <w:tr>
+        <w:trPr>
+          <w:cantSplit/>
+        </w:trPr>
+        <w:tc>
+          <w:tcPr>
+            <w:tcW w:w="866" w:type="dxa"/>
+            <w:vAlign w:val="center"/>
+          </w:tcPr>
+          <w:p>
+            <w:pPr>
+              <w:spacing w:before="20" w:after="20" w:line="240" w:lineRule="auto"/>
+              <w:jc w:val="center"/>
+            </w:pPr>
+            <w:r>
+              <w:rPr>
+                <w:b/>
+                <w:sz w:val="22"/>
+                <w:szCs w:val="22"/>
+              </w:rPr>
+              <w:t xml:space="preserve">5</w:t>
+            </w:r>
+          </w:p>
+        </w:tc>
+        <w:tc>
+          <w:tcPr>
+            <w:tcW w:w="2599" w:type="dxa"/>
+            <w:vAlign w:val="center"/>
+          </w:tcPr>
+          <w:p>
+            <w:pPr>
+              <w:spacing w:before="20" w:after="20" w:line="240" w:lineRule="auto"/>
+              <w:jc w:val="left"/>
+            </w:pPr>
+            <w:r>
+              <w:rPr>
+                <w:b/>
+                <w:sz w:val="22"/>
+                <w:szCs w:val="22"/>
+              </w:rPr>
+              <w:t xml:space="preserve">GST Reconciliation</w:t>
+            </w:r>
+          </w:p>
+        </w:tc>
+        <w:tc>
+          <w:tcPr>
+            <w:tcW w:w="5199" w:type="dxa"/>
+            <w:vAlign w:val="center"/>
+          </w:tcPr>
+          <w:p>
+            <w:pPr>
+              <w:spacing w:before="20" w:after="20" w:line="240" w:lineRule="auto"/>
+              <w:jc w:val="left"/>
+            </w:pPr>
+            <w:r>
+              <w:rPr>
+                <w:sz w:val="22"/>
+                <w:szCs w:val="22"/>
+              </w:rPr>
+              <w:t xml:space="preserve">Matching books maintained in Tally with the GST returns filed</w:t>
+            </w:r>
+          </w:p>
+        </w:tc>
+      </w:tr>
+      <w:tr>
+        <w:trPr>
+          <w:cantSplit/>
+        </w:trPr>
+        <w:tc>
+          <w:tcPr>
+            <w:tcW w:w="866" w:type="dxa"/>
+            <w:vAlign w:val="center"/>
+          </w:tcPr>
+          <w:p>
+            <w:pPr>
+              <w:spacing w:before="20" w:after="20" w:line="240" w:lineRule="auto"/>
+              <w:jc w:val="center"/>
+            </w:pPr>
+            <w:r>
+              <w:rPr>
+                <w:b/>
+                <w:sz w:val="22"/>
+                <w:szCs w:val="22"/>
+              </w:rPr>
+              <w:t xml:space="preserve">6</w:t>
+            </w:r>
+          </w:p>
+        </w:tc>
+        <w:tc>
+          <w:tcPr>
+            <w:tcW w:w="2599" w:type="dxa"/>
+            <w:vAlign w:val="center"/>
+          </w:tcPr>
+          <w:p>
+            <w:pPr>
+              <w:spacing w:before="20" w:after="20" w:line="240" w:lineRule="auto"/>
+              <w:jc w:val="left"/>
+            </w:pPr>
+            <w:r>
+              <w:rPr>
+                <w:b/>
+                <w:sz w:val="22"/>
+                <w:szCs w:val="22"/>
+              </w:rPr>
+              <w:t xml:space="preserve">TDS Compliance</w:t>
+            </w:r>
+          </w:p>
+        </w:tc>
+        <w:tc>
+          <w:tcPr>
+            <w:tcW w:w="5199" w:type="dxa"/>
+            <w:vAlign w:val="center"/>
+          </w:tcPr>
+          <w:p>
+            <w:pPr>
+              <w:spacing w:before="20" w:after="20" w:line="240" w:lineRule="auto"/>
+              <w:jc w:val="left"/>
+            </w:pPr>
+            <w:r>
+              <w:rPr>
+                <w:sz w:val="22"/>
+                <w:szCs w:val="22"/>
+              </w:rPr>
+              <w:t xml:space="preserve">Conso files from TRACES and quarter-wise data entry through the Return Preparation Utility</w:t>
+            </w:r>
+          </w:p>
+        </w:tc>
+      </w:tr>
+      <w:tr>
+        <w:trPr>
+          <w:cantSplit/>
+        </w:trPr>
+        <w:tc>
+          <w:tcPr>
+            <w:tcW w:w="866" w:type="dxa"/>
+            <w:vAlign w:val="center"/>
+          </w:tcPr>
+          <w:p>
+            <w:pPr>
+              <w:spacing w:before="20" w:after="20" w:line="240" w:lineRule="auto"/>
+              <w:jc w:val="center"/>
+            </w:pPr>
+            <w:r>
+              <w:rPr>
+                <w:b/>
+                <w:sz w:val="22"/>
+                <w:szCs w:val="22"/>
+              </w:rPr>
+              <w:t xml:space="preserve">7</w:t>
+            </w:r>
+          </w:p>
+        </w:tc>
+        <w:tc>
+          <w:tcPr>
+            <w:tcW w:w="2599" w:type="dxa"/>
+            <w:vAlign w:val="center"/>
+          </w:tcPr>
+          <w:p>
+            <w:pPr>
+              <w:spacing w:before="20" w:after="20" w:line="240" w:lineRule="auto"/>
+              <w:jc w:val="left"/>
+            </w:pPr>
+            <w:r>
+              <w:rPr>
+                <w:b/>
+                <w:sz w:val="22"/>
+                <w:szCs w:val="22"/>
+              </w:rPr>
+              <w:t xml:space="preserve">Securities Transaction Tax</w:t>
+            </w:r>
+          </w:p>
+        </w:tc>
+        <w:tc>
+          <w:tcPr>
+            <w:tcW w:w="5199" w:type="dxa"/>
+            <w:vAlign w:val="center"/>
+          </w:tcPr>
+          <w:p>
+            <w:pPr>
+              <w:spacing w:before="20" w:after="20" w:line="240" w:lineRule="auto"/>
+              <w:jc w:val="left"/>
+            </w:pPr>
+            <w:r>
+              <w:rPr>
+                <w:sz w:val="22"/>
+                <w:szCs w:val="22"/>
+              </w:rPr>
+              <w:t xml:space="preserve">Tracing securities transactions and STT from AIS and broker statements into the computation</w:t>
+            </w:r>
+          </w:p>
+        </w:tc>
+      </w:tr>
+      <w:tr>
+        <w:trPr>
+          <w:cantSplit/>
+        </w:trPr>
+        <w:tc>
+          <w:tcPr>
+            <w:tcW w:w="866" w:type="dxa"/>
+            <w:vAlign w:val="center"/>
+          </w:tcPr>
+          <w:p>
+            <w:pPr>
+              <w:spacing w:before="20" w:after="20" w:line="240" w:lineRule="auto"/>
+              <w:jc w:val="center"/>
+            </w:pPr>
+            <w:r>
+              <w:rPr>
+                <w:b/>
+                <w:sz w:val="22"/>
+                <w:szCs w:val="22"/>
+              </w:rPr>
+              <w:t xml:space="preserve">8</w:t>
+            </w:r>
+          </w:p>
+        </w:tc>
+        <w:tc>
+          <w:tcPr>
+            <w:tcW w:w="2599" w:type="dxa"/>
+            <w:vAlign w:val="center"/>
+          </w:tcPr>
+          <w:p>
+            <w:pPr>
+              <w:spacing w:before="20" w:after="20" w:line="240" w:lineRule="auto"/>
+              <w:jc w:val="left"/>
+            </w:pPr>
+            <w:r>
+              <w:rPr>
+                <w:b/>
+                <w:sz w:val="22"/>
+                <w:szCs w:val="22"/>
+              </w:rPr>
+              <w:t xml:space="preserve">Bank Account Abstract</w:t>
+            </w:r>
+          </w:p>
+        </w:tc>
+        <w:tc>
+          <w:tcPr>
+            <w:tcW w:w="5199" w:type="dxa"/>
+            <w:vAlign w:val="center"/>
+          </w:tcPr>
+          <w:p>
+            <w:pPr>
+              <w:spacing w:before="20" w:after="20" w:line="240" w:lineRule="auto"/>
+              <w:jc w:val="left"/>
+            </w:pPr>
+            <w:r>
+              <w:rPr>
+                <w:sz w:val="22"/>
+                <w:szCs w:val="22"/>
+              </w:rPr>
+              <w:t xml:space="preserve">Preparation of bank abstracts as working papers for computation</w:t>
+            </w:r>
+          </w:p>
+        </w:tc>
+      </w:tr>
+      <w:tr>
+        <w:trPr>
+          <w:cantSplit/>
+        </w:trPr>
+        <w:tc>
+          <w:tcPr>
+            <w:tcW w:w="866" w:type="dxa"/>
+            <w:vAlign w:val="center"/>
+          </w:tcPr>
+          <w:p>
+            <w:pPr>
+              <w:spacing w:before="20" w:after="20" w:line="240" w:lineRule="auto"/>
+              <w:jc w:val="center"/>
+            </w:pPr>
+            <w:r>
+              <w:rPr>
+                <w:b/>
+                <w:sz w:val="22"/>
+                <w:szCs w:val="22"/>
+              </w:rPr>
+              <w:t xml:space="preserve">9</w:t>
+            </w:r>
+          </w:p>
+        </w:tc>
+        <w:tc>
+          <w:tcPr>
+            <w:tcW w:w="2599" w:type="dxa"/>
+            <w:vAlign w:val="center"/>
+          </w:tcPr>
+          <w:p>
+            <w:pPr>
+              <w:spacing w:before="20" w:after="20" w:line="240" w:lineRule="auto"/>
+              <w:jc w:val="left"/>
+            </w:pPr>
+            <w:r>
+              <w:rPr>
+                <w:b/>
+                <w:sz w:val="22"/>
+                <w:szCs w:val="22"/>
+              </w:rPr>
+              <w:t xml:space="preserve">Statement of Total Income</w:t>
+            </w:r>
+          </w:p>
+        </w:tc>
+        <w:tc>
+          <w:tcPr>
+            <w:tcW w:w="5199" w:type="dxa"/>
+            <w:vAlign w:val="center"/>
+          </w:tcPr>
+          <w:p>
+            <w:pPr>
+              <w:spacing w:before="20" w:after="20" w:line="240" w:lineRule="auto"/>
+              <w:jc w:val="left"/>
+            </w:pPr>
+            <w:r>
+              <w:rPr>
+                <w:sz w:val="22"/>
+                <w:szCs w:val="22"/>
+              </w:rPr>
+              <w:t xml:space="preserve">Computation of total income and verification of taxes paid against taxes payable</w:t>
+            </w:r>
+          </w:p>
+        </w:tc>
+      </w:tr>
+      <w:tr>
+        <w:trPr>
+          <w:cantSplit/>
+        </w:trPr>
+        <w:tc>
+          <w:tcPr>
+            <w:tcW w:w="866" w:type="dxa"/>
+            <w:vAlign w:val="center"/>
+          </w:tcPr>
+          <w:p>
+            <w:pPr>
+              <w:spacing w:before="20" w:after="20" w:line="240" w:lineRule="auto"/>
+              <w:jc w:val="center"/>
+            </w:pPr>
+            <w:r>
+              <w:rPr>
+                <w:b/>
+                <w:sz w:val="22"/>
+                <w:szCs w:val="22"/>
+              </w:rPr>
+              <w:t xml:space="preserve">10</w:t>
+            </w:r>
+          </w:p>
+        </w:tc>
+        <w:tc>
+          <w:tcPr>
+            <w:tcW w:w="2599" w:type="dxa"/>
+            <w:vAlign w:val="center"/>
+          </w:tcPr>
+          <w:p>
+            <w:pPr>
+              <w:spacing w:before="20" w:after="20" w:line="240" w:lineRule="auto"/>
+              <w:jc w:val="left"/>
+            </w:pPr>
+            <w:r>
+              <w:rPr>
+                <w:b/>
+                <w:sz w:val="22"/>
+                <w:szCs w:val="22"/>
+              </w:rPr>
+              <w:t xml:space="preserve">Return Filing</w:t>
+            </w:r>
+          </w:p>
+        </w:tc>
+        <w:tc>
+          <w:tcPr>
+            <w:tcW w:w="5199" w:type="dxa"/>
+            <w:vAlign w:val="center"/>
+          </w:tcPr>
+          <w:p>
+            <w:pPr>
+              <w:spacing w:before="20" w:after="20" w:line="240" w:lineRule="auto"/>
+              <w:jc w:val="left"/>
+            </w:pPr>
+            <w:r>
+              <w:rPr>
+                <w:sz w:val="22"/>
+                <w:szCs w:val="22"/>
+              </w:rPr>
+              <w:t xml:space="preserve">Preparation and upload of income tax returns, including three filings completed independently</w:t>
+            </w:r>
+          </w:p>
+        </w:tc>
+      </w:tr>
+      <w:tr>
+        <w:trPr>
+          <w:cantSplit/>
+        </w:trPr>
+        <w:tc>
+          <w:tcPr>
+            <w:tcW w:w="866" w:type="dxa"/>
+            <w:vAlign w:val="center"/>
+          </w:tcPr>
+          <w:p>
+            <w:pPr>
+              <w:spacing w:before="20" w:after="20" w:line="240" w:lineRule="auto"/>
+              <w:jc w:val="center"/>
+            </w:pPr>
+            <w:r>
+              <w:rPr>
+                <w:b/>
+                <w:sz w:val="22"/>
+                <w:szCs w:val="22"/>
+              </w:rPr>
+              <w:t xml:space="preserve">11</w:t>
+            </w:r>
+          </w:p>
+        </w:tc>
+        <w:tc>
+          <w:tcPr>
+            <w:tcW w:w="2599" w:type="dxa"/>
+            <w:vAlign w:val="center"/>
+          </w:tcPr>
+          <w:p>
+            <w:pPr>
+              <w:spacing w:before="20" w:after="20" w:line="240" w:lineRule="auto"/>
+              <w:jc w:val="left"/>
+            </w:pPr>
+            <w:r>
+              <w:rPr>
+                <w:b/>
+                <w:sz w:val="22"/>
+                <w:szCs w:val="22"/>
+              </w:rPr>
+              <w:t xml:space="preserve">Audit Documentation</w:t>
+            </w:r>
+          </w:p>
+        </w:tc>
+        <w:tc>
+          <w:tcPr>
+            <w:tcW w:w="5199" w:type="dxa"/>
+            <w:vAlign w:val="center"/>
+          </w:tcPr>
+          <w:p>
+            <w:pPr>
+              <w:spacing w:before="20" w:after="20" w:line="240" w:lineRule="auto"/>
+              <w:jc w:val="left"/>
+            </w:pPr>
+            <w:r>
+              <w:rPr>
+                <w:sz w:val="22"/>
+                <w:szCs w:val="22"/>
+              </w:rPr>
+              <w:t xml:space="preserve">Assembly of ledgers, reconciliations and portal statements for statutory audit assignments</w:t>
+            </w:r>
+          </w:p>
+        </w:tc>
+      </w:tr>
+      <w:tr>
+        <w:trPr>
+          <w:cantSplit/>
+        </w:trPr>
+        <w:tc>
+          <w:tcPr>
+            <w:tcW w:w="866" w:type="dxa"/>
+            <w:vAlign w:val="center"/>
+          </w:tcPr>
+          <w:p>
+            <w:pPr>
+              <w:spacing w:before="20" w:after="20" w:line="240" w:lineRule="auto"/>
+              <w:jc w:val="center"/>
+            </w:pPr>
+            <w:r>
+              <w:rPr>
+                <w:b/>
+                <w:sz w:val="22"/>
+                <w:szCs w:val="22"/>
+              </w:rPr>
+              <w:t xml:space="preserve">12</w:t>
+            </w:r>
+          </w:p>
+        </w:tc>
+        <w:tc>
+          <w:tcPr>
+            <w:tcW w:w="2599" w:type="dxa"/>
+            <w:vAlign w:val="center"/>
+          </w:tcPr>
+          <w:p>
+            <w:pPr>
+              <w:spacing w:before="20" w:after="20" w:line="240" w:lineRule="auto"/>
+              <w:jc w:val="left"/>
+            </w:pPr>
+            <w:r>
+              <w:rPr>
+                <w:b/>
+                <w:sz w:val="22"/>
+                <w:szCs w:val="22"/>
+              </w:rPr>
+              <w:t xml:space="preserve">Reporting</w:t>
+            </w:r>
+          </w:p>
+        </w:tc>
+        <w:tc>
+          <w:tcPr>
+            <w:tcW w:w="5199" w:type="dxa"/>
+            <w:vAlign w:val="center"/>
+          </w:tcPr>
+          <w:p>
+            <w:pPr>
+              <w:spacing w:before="20" w:after="20" w:line="240" w:lineRule="auto"/>
+              <w:jc w:val="left"/>
+            </w:pPr>
+            <w:r>
+              <w:rPr>
+                <w:sz w:val="22"/>
+                <w:szCs w:val="22"/>
+              </w:rPr>
+              <w:t xml:space="preserve">Client reports prepared for the Manager’s verification and approval</w:t>
+            </w:r>
+          </w:p>
+        </w:tc>
+      </w:tr>
+    </w:tbl>
+    <w:p>
+      <w:pPr>
+        <w:spacing w:before="0" w:after="120" w:line="200" w:lineRule="auto"/>
+      </w:pPr>
+    </w:p>
+    <w:p>
+      <w:pPr>
+        <w:spacing w:before="0" w:after="140" w:line="360" w:lineRule="auto"/>
+        <w:jc w:val="both"/>
+      </w:pPr>
+      <w:r>
+        <w:t xml:space="preserve">These responsibilities provided exposure to several connected compliance processes and made their interdependence visible.</w:t>
+      </w:r>
+    </w:p>
+    <w:p>
+      <w:pPr>
+        <w:keepNext/>
+        <w:keepLines/>
+        <w:spacing w:before="240" w:after="120" w:line="360" w:lineRule="auto"/>
+        <w:jc w:val="left"/>
+      </w:pPr>
+      <w:r>
+        <w:rPr>
+          <w:b/>
+          <w:sz w:val="26"/>
+          <w:szCs w:val="26"/>
+        </w:rPr>
+        <w:t xml:space="preserve">2.12  CONCLUSION OF JOB / TASK DESCRIPTION</w:t>
+      </w:r>
+    </w:p>
+    <w:p>
+      <w:pPr>
+        <w:spacing w:before="0" w:after="140" w:line="360" w:lineRule="auto"/>
+        <w:jc w:val="both"/>
+      </w:pPr>
+      <w:r>
+        <w:t xml:space="preserve">The work described in this chapter covered the entire sequence of a compliance assignment in a chartered accountancy practice: collection of records and portal data, classification and recording, reconciliation against departmental information, computation, review and filing.</w:t>
+      </w:r>
+    </w:p>
+    <w:p>
+      <w:pPr>
+        <w:spacing w:before="0" w:after="140" w:line="360" w:lineRule="auto"/>
+        <w:jc w:val="both"/>
+      </w:pPr>
+      <w:r>
+        <w:t xml:space="preserve">It also allowed me to apply concepts from financial accounting, direct taxation, indirect taxation, accounting systems and financial reporting to live client files, and to learn the software on which Indian practice actually runs. The tasks were routine in form but consequential in effect, since each one ended in a filing that carried a statutory deadline and a client’s liability.</w:t>
+      </w:r>
+    </w:p>
+    <w:p>
+      <w:pPr>
+        <w:spacing w:before="0" w:after="140" w:line="360" w:lineRule="auto"/>
+        <w:jc w:val="both"/>
+      </w:pPr>
+      <w:r>
+        <w:t xml:space="preserve">Most importantly, the chapter reflects a progression. The work I was given in the first week required supervision at every step; the work I completed in the last week was carried out independently and was approved with only minor observations. That progression is the clearest measure of what the internship achieved.</w:t>
+      </w:r>
+    </w:p>
+    <w:p>
+      <w:pPr>
         <w:spacing w:before="0" w:after="0" w:line="240" w:lineRule="auto"/>
       </w:pPr>
       <w:bookmarkStart w:id="103" w:name="ch2_end"/>
@@ -5787,6 +7381,7 @@
       <w:pPr>
         <w:sectPr>
           <w:headerReference w:type="default" r:id="rIdHdr3"/>
+          <w:footerReference w:type="default" r:id="rIdFtr3"/>
           <w:pgSz w:w="11906" w:h="16838"/>
           <w:pgMar w:top="1440" w:right="1440" w:bottom="1440" w:left="1800" w:header="720" w:footer="720" w:gutter="0"/>
           <w:cols w:space="720"/>
@@ -5838,16 +7433,41 @@
     </w:p>
     <w:p>
       <w:pPr>
-        <w:spacing w:before="0" w:after="200" w:line="360" w:lineRule="auto"/>
+        <w:spacing w:before="0" w:after="0" w:line="360" w:lineRule="auto"/>
+      </w:pPr>
+    </w:p>
+    <w:p>
+      <w:pPr>
+        <w:spacing w:before="0" w:after="0" w:line="360" w:lineRule="auto"/>
+      </w:pPr>
+    </w:p>
+    <w:p>
+      <w:pPr>
+        <w:spacing w:before="0" w:after="0" w:line="360" w:lineRule="auto"/>
+      </w:pPr>
+    </w:p>
+    <w:p>
+      <w:pPr>
+        <w:spacing w:before="0" w:after="0" w:line="360" w:lineRule="auto"/>
+      </w:pPr>
+    </w:p>
+    <w:p>
+      <w:pPr>
+        <w:spacing w:before="0" w:after="0" w:line="360" w:lineRule="auto"/>
+      </w:pPr>
+    </w:p>
+    <w:p>
+      <w:pPr>
+        <w:spacing w:before="0" w:after="240" w:line="360" w:lineRule="auto"/>
         <w:jc w:val="center"/>
       </w:pPr>
       <w:r>
         <w:rPr>
           <w:b/>
-          <w:sz w:val="40"/>
-          <w:szCs w:val="40"/>
-        </w:rPr>
-        <w:t xml:space="preserve">CHAPTER 3</w:t>
+          <w:sz w:val="28"/>
+          <w:szCs w:val="28"/>
+        </w:rPr>
+        <w:t xml:space="preserve">CHAPTER  3</w:t>
       </w:r>
     </w:p>
     <w:p>
@@ -5858,8 +7478,8 @@
       <w:r>
         <w:rPr>
           <w:b/>
-          <w:sz w:val="32"/>
-          <w:szCs w:val="32"/>
+          <w:sz w:val="28"/>
+          <w:szCs w:val="28"/>
         </w:rPr>
         <w:t xml:space="preserve">ANALYSIS OF JOB PERFORMANCE</w:t>
       </w:r>
@@ -5916,6 +7536,7 @@
     <w:p>
       <w:pPr>
         <w:spacing w:before="0" w:after="140" w:line="360" w:lineRule="auto"/>
+        <w:ind w:firstLine="720"/>
         <w:jc w:val="both"/>
       </w:pPr>
       <w:r>
@@ -6162,88 +7783,108 @@
           <w:sz w:val="26"/>
           <w:szCs w:val="26"/>
         </w:rPr>
-        <w:t xml:space="preserve">3.6  CHALLENGES FACED AND HOW THEY WERE MANAGED</w:t>
-      </w:r>
-    </w:p>
-    <w:p>
-      <w:pPr>
-        <w:spacing w:before="0" w:after="140" w:line="360" w:lineRule="auto"/>
-        <w:jc w:val="both"/>
-      </w:pPr>
-      <w:r>
-        <w:t xml:space="preserve">The internship was demanding in ways that had nothing to do with accounting, and it would be dishonest to present it otherwise. Three challenges stand out.</w:t>
-      </w:r>
-    </w:p>
-    <w:p>
-      <w:pPr>
-        <w:numPr>
-          <w:ilvl w:val="0"/>
-          <w:numId w:val="1"/>
-        </w:numPr>
-        <w:spacing w:before="0" w:after="80" w:line="360" w:lineRule="auto"/>
-        <w:jc w:val="both"/>
-      </w:pPr>
-      <w:r>
-        <w:rPr>
-          <w:b/>
-        </w:rPr>
-        <w:t xml:space="preserve">Daily travel:</w:t>
-      </w:r>
-      <w:r>
-        <w:t xml:space="preserve"> the internship was on-site at the firm’s Mylapore office, and I commuted by bus for about an hour each way, in crowded conditions, every working day for a little over two months. In the first fortnight this was genuinely difficult and left me tired before the working day began. I managed it by leaving early enough to avoid the worst of the rush, treating the journey as fixed personal time rather than lost time, and accepting that punctuality was part of the professional commitment I had made. By the second month the routine had become normal.</w:t>
-      </w:r>
-    </w:p>
-    <w:p>
-      <w:pPr>
-        <w:numPr>
-          <w:ilvl w:val="0"/>
-          <w:numId w:val="1"/>
-        </w:numPr>
-        <w:spacing w:before="0" w:after="80" w:line="360" w:lineRule="auto"/>
-        <w:jc w:val="both"/>
-      </w:pPr>
-      <w:r>
-        <w:rPr>
-          <w:b/>
-        </w:rPr>
-        <w:t xml:space="preserve">Screen fatigue:</w:t>
-      </w:r>
-      <w:r>
-        <w:t xml:space="preserve"> the work is almost entirely computer-based, and after long stretches of classifying entries and reading statements my eyes burned by the end of the day. I learned to break up screen work by alternating between data entry and paper-based verification, to look away periodically, and to schedule the most detailed reconciliation work for the earlier part of the day when concentration was highest.</w:t>
-      </w:r>
-    </w:p>
-    <w:p>
-      <w:pPr>
-        <w:numPr>
-          <w:ilvl w:val="0"/>
-          <w:numId w:val="1"/>
-        </w:numPr>
-        <w:spacing w:before="0" w:after="80" w:line="360" w:lineRule="auto"/>
-        <w:jc w:val="both"/>
-      </w:pPr>
-      <w:r>
-        <w:rPr>
-          <w:b/>
-        </w:rPr>
-        <w:t xml:space="preserve">Monotony and fatigue with repetitive work:</w:t>
-      </w:r>
-      <w:r>
-        <w:t xml:space="preserve"> a compliance practice involves doing the same process across many client files, and there were days when the repetition became tiring and my interest dipped. What helped was changing my frame of reference: instead of counting files, I began treating each client as a different set of facts, looking for what was unusual in that particular statement, and trying to reduce the time I took per file. Setting small internal targets and finishing a file completely before starting the next one made the routine considerably easier to sustain.</w:t>
+        <w:t xml:space="preserve">3.6  AREAS FOR IMPROVEMENT</w:t>
+      </w:r>
+    </w:p>
+    <w:p>
+      <w:pPr>
+        <w:numPr>
+          <w:ilvl w:val="0"/>
+          <w:numId w:val="1"/>
+        </w:numPr>
+        <w:spacing w:before="0" w:after="80" w:line="360" w:lineRule="auto"/>
+        <w:jc w:val="both"/>
+      </w:pPr>
+      <w:r>
+        <w:rPr>
+          <w:b/>
+        </w:rPr>
+        <w:t xml:space="preserve">Speed alongside accuracy:</w:t>
+      </w:r>
+      <w:r>
+        <w:t xml:space="preserve"> my accuracy became reliable, but I was slower than an experienced assistant on the same file. Speed in this work comes from familiarity with recurring patterns, and I need more volume of practice to build it.</w:t>
+      </w:r>
+    </w:p>
+    <w:p>
+      <w:pPr>
+        <w:numPr>
+          <w:ilvl w:val="0"/>
+          <w:numId w:val="1"/>
+        </w:numPr>
+        <w:spacing w:before="0" w:after="80" w:line="360" w:lineRule="auto"/>
+        <w:jc w:val="both"/>
+      </w:pPr>
+      <w:r>
+        <w:rPr>
+          <w:b/>
+        </w:rPr>
+        <w:t xml:space="preserve">Depth of statutory knowledge:</w:t>
+      </w:r>
+      <w:r>
+        <w:t xml:space="preserve"> I could apply the provisions I was shown, but I want a firmer grounding in the sections of the Income Tax Act and the GST Act so that I can reason from the statute rather than from the process.</w:t>
+      </w:r>
+    </w:p>
+    <w:p>
+      <w:pPr>
+        <w:numPr>
+          <w:ilvl w:val="0"/>
+          <w:numId w:val="1"/>
+        </w:numPr>
+        <w:spacing w:before="0" w:after="80" w:line="360" w:lineRule="auto"/>
+        <w:jc w:val="both"/>
+      </w:pPr>
+      <w:r>
+        <w:rPr>
+          <w:b/>
+        </w:rPr>
+        <w:t xml:space="preserve">Advanced Excel:</w:t>
+      </w:r>
+      <w:r>
+        <w:t xml:space="preserve"> I used sorting, filters, lookups and pivot tables competently, but more advanced functions and templated working papers would have reduced my manual effort considerably.</w:t>
+      </w:r>
+    </w:p>
+    <w:p>
+      <w:pPr>
+        <w:numPr>
+          <w:ilvl w:val="0"/>
+          <w:numId w:val="1"/>
+        </w:numPr>
+        <w:spacing w:before="0" w:after="80" w:line="360" w:lineRule="auto"/>
+        <w:jc w:val="both"/>
+      </w:pPr>
+      <w:r>
+        <w:rPr>
+          <w:b/>
+        </w:rPr>
+        <w:t xml:space="preserve">Client-facing communication:</w:t>
+      </w:r>
+      <w:r>
+        <w:t xml:space="preserve"> my interaction was mostly internal. Handling client queries and collecting information directly from clients is a skill I still need to develop.</w:t>
+      </w:r>
+    </w:p>
+    <w:p>
+      <w:pPr>
+        <w:numPr>
+          <w:ilvl w:val="0"/>
+          <w:numId w:val="1"/>
+        </w:numPr>
+        <w:spacing w:before="0" w:after="80" w:line="360" w:lineRule="auto"/>
+        <w:jc w:val="both"/>
+      </w:pPr>
+      <w:r>
+        <w:rPr>
+          <w:b/>
+        </w:rPr>
+        <w:t xml:space="preserve">Managing energy over long periods:</w:t>
+      </w:r>
+      <w:r>
+        <w:t xml:space="preserve"> learning to structure the working day so that concentration is preserved through routine work is something I improved during the internship but have not yet mastered.</w:t>
       </w:r>
     </w:p>
     <w:p>
       <w:pPr>
         <w:spacing w:before="0" w:after="60" w:line="120" w:lineRule="auto"/>
       </w:pPr>
-    </w:p>
-    <w:p>
-      <w:pPr>
-        <w:spacing w:before="0" w:after="140" w:line="360" w:lineRule="auto"/>
-        <w:jc w:val="both"/>
-      </w:pPr>
-      <w:r>
-        <w:t xml:space="preserve">These difficulties turned out to be part of the learning. Professional compliance work is repetitive by nature and is done to deadlines regardless of how one feels on a particular day, and discovering that I could maintain accuracy through that routine was as valuable as any technical skill I acquired.</w:t>
-      </w:r>
     </w:p>
     <w:p>
       <w:pPr>
@@ -6258,108 +7899,35 @@
           <w:sz w:val="26"/>
           <w:szCs w:val="26"/>
         </w:rPr>
-        <w:t xml:space="preserve">3.7  AREAS FOR IMPROVEMENT</w:t>
-      </w:r>
-    </w:p>
-    <w:p>
-      <w:pPr>
-        <w:numPr>
-          <w:ilvl w:val="0"/>
-          <w:numId w:val="1"/>
-        </w:numPr>
-        <w:spacing w:before="0" w:after="80" w:line="360" w:lineRule="auto"/>
-        <w:jc w:val="both"/>
-      </w:pPr>
-      <w:r>
-        <w:rPr>
-          <w:b/>
-        </w:rPr>
-        <w:t xml:space="preserve">Speed alongside accuracy:</w:t>
-      </w:r>
-      <w:r>
-        <w:t xml:space="preserve"> my accuracy became reliable, but I was slower than an experienced assistant on the same file. Speed in this work comes from familiarity with recurring patterns, and I need more volume of practice to build it.</w:t>
-      </w:r>
-    </w:p>
-    <w:p>
-      <w:pPr>
-        <w:numPr>
-          <w:ilvl w:val="0"/>
-          <w:numId w:val="1"/>
-        </w:numPr>
-        <w:spacing w:before="0" w:after="80" w:line="360" w:lineRule="auto"/>
-        <w:jc w:val="both"/>
-      </w:pPr>
-      <w:r>
-        <w:rPr>
-          <w:b/>
-        </w:rPr>
-        <w:t xml:space="preserve">Depth of statutory knowledge:</w:t>
-      </w:r>
-      <w:r>
-        <w:t xml:space="preserve"> I could apply the provisions I was shown, but I want a firmer grounding in the sections of the Income Tax Act and the GST Act so that I can reason from the statute rather than from the process.</w:t>
-      </w:r>
-    </w:p>
-    <w:p>
-      <w:pPr>
-        <w:numPr>
-          <w:ilvl w:val="0"/>
-          <w:numId w:val="1"/>
-        </w:numPr>
-        <w:spacing w:before="0" w:after="80" w:line="360" w:lineRule="auto"/>
-        <w:jc w:val="both"/>
-      </w:pPr>
-      <w:r>
-        <w:rPr>
-          <w:b/>
-        </w:rPr>
-        <w:t xml:space="preserve">Advanced Excel:</w:t>
-      </w:r>
-      <w:r>
-        <w:t xml:space="preserve"> I used sorting, filters, lookups and pivot tables competently, but more advanced functions and templated working papers would have reduced my manual effort considerably.</w:t>
-      </w:r>
-    </w:p>
-    <w:p>
-      <w:pPr>
-        <w:numPr>
-          <w:ilvl w:val="0"/>
-          <w:numId w:val="1"/>
-        </w:numPr>
-        <w:spacing w:before="0" w:after="80" w:line="360" w:lineRule="auto"/>
-        <w:jc w:val="both"/>
-      </w:pPr>
-      <w:r>
-        <w:rPr>
-          <w:b/>
-        </w:rPr>
-        <w:t xml:space="preserve">Client-facing communication:</w:t>
-      </w:r>
-      <w:r>
-        <w:t xml:space="preserve"> my interaction was mostly internal. Handling client queries and collecting information directly from clients is a skill I still need to develop.</w:t>
-      </w:r>
-    </w:p>
-    <w:p>
-      <w:pPr>
-        <w:numPr>
-          <w:ilvl w:val="0"/>
-          <w:numId w:val="1"/>
-        </w:numPr>
-        <w:spacing w:before="0" w:after="80" w:line="360" w:lineRule="auto"/>
-        <w:jc w:val="both"/>
-      </w:pPr>
-      <w:r>
-        <w:rPr>
-          <w:b/>
-        </w:rPr>
-        <w:t xml:space="preserve">Managing energy over long periods:</w:t>
-      </w:r>
-      <w:r>
-        <w:t xml:space="preserve"> learning to structure the working day so that concentration is preserved through routine work is something I improved during the internship but have not yet mastered.</w:t>
-      </w:r>
-    </w:p>
-    <w:p>
-      <w:pPr>
-        <w:spacing w:before="0" w:after="60" w:line="120" w:lineRule="auto"/>
-      </w:pPr>
+        <w:t xml:space="preserve">3.7  OVERALL PERFORMANCE</w:t>
+      </w:r>
+    </w:p>
+    <w:p>
+      <w:pPr>
+        <w:spacing w:before="0" w:after="140" w:line="360" w:lineRule="auto"/>
+        <w:jc w:val="both"/>
+      </w:pPr>
+      <w:r>
+        <w:t xml:space="preserve">Overall, I consider the internship to have been performed to the standard the firm expected of an intern, and in the closing weeks slightly beyond it. Work on bank statement analysis, accounting in Tally, GST returns, TDS statements, Securities Transaction Tax data, the Statement of Total Income and audit documentation was completed and accepted, the client reports I prepared were verified and approved by my Manager, and three returns were filed independently after review.</w:t>
+      </w:r>
+    </w:p>
+    <w:p>
+      <w:pPr>
+        <w:spacing w:before="0" w:after="140" w:line="360" w:lineRule="auto"/>
+        <w:jc w:val="both"/>
+      </w:pPr>
+      <w:r>
+        <w:t xml:space="preserve">The clearest evidence of progress is the fall in corrections. In the first fortnight my classification of bank entries was frequently amended; by the final phase computations were approved with only minor observations. I also maintained full attendance and met every deadline given to me, which in a filing season matters as much as technical accuracy.</w:t>
+      </w:r>
+    </w:p>
+    <w:p>
+      <w:pPr>
+        <w:spacing w:before="0" w:after="140" w:line="360" w:lineRule="auto"/>
+        <w:jc w:val="both"/>
+      </w:pPr>
+      <w:r>
+        <w:t xml:space="preserve">Where I fell short was speed and statutory depth, and both are addressed in the previous section. Taken together, the performance gave me a realistic picture of what a practice expects: consistent accuracy, honest reporting of what is pending, and the willingness to be corrected. The internship has provided a solid foundation for further development in accounting, taxation and audit work.</w:t>
+      </w:r>
     </w:p>
     <w:p>
       <w:pPr>
@@ -6372,6 +7940,7 @@
       <w:pPr>
         <w:sectPr>
           <w:headerReference w:type="default" r:id="rIdHdr4"/>
+          <w:footerReference w:type="default" r:id="rIdFtr4"/>
           <w:pgSz w:w="11906" w:h="16838"/>
           <w:pgMar w:top="1440" w:right="1440" w:bottom="1440" w:left="1800" w:header="720" w:footer="720" w:gutter="0"/>
           <w:cols w:space="720"/>
@@ -6423,16 +7992,41 @@
     </w:p>
     <w:p>
       <w:pPr>
-        <w:spacing w:before="0" w:after="200" w:line="360" w:lineRule="auto"/>
+        <w:spacing w:before="0" w:after="0" w:line="360" w:lineRule="auto"/>
+      </w:pPr>
+    </w:p>
+    <w:p>
+      <w:pPr>
+        <w:spacing w:before="0" w:after="0" w:line="360" w:lineRule="auto"/>
+      </w:pPr>
+    </w:p>
+    <w:p>
+      <w:pPr>
+        <w:spacing w:before="0" w:after="0" w:line="360" w:lineRule="auto"/>
+      </w:pPr>
+    </w:p>
+    <w:p>
+      <w:pPr>
+        <w:spacing w:before="0" w:after="0" w:line="360" w:lineRule="auto"/>
+      </w:pPr>
+    </w:p>
+    <w:p>
+      <w:pPr>
+        <w:spacing w:before="0" w:after="0" w:line="360" w:lineRule="auto"/>
+      </w:pPr>
+    </w:p>
+    <w:p>
+      <w:pPr>
+        <w:spacing w:before="0" w:after="240" w:line="360" w:lineRule="auto"/>
         <w:jc w:val="center"/>
       </w:pPr>
       <w:r>
         <w:rPr>
           <w:b/>
-          <w:sz w:val="40"/>
-          <w:szCs w:val="40"/>
-        </w:rPr>
-        <w:t xml:space="preserve">CHAPTER 4</w:t>
+          <w:sz w:val="28"/>
+          <w:szCs w:val="28"/>
+        </w:rPr>
+        <w:t xml:space="preserve">CHAPTER  4</w:t>
       </w:r>
     </w:p>
     <w:p>
@@ -6443,8 +8037,8 @@
       <w:r>
         <w:rPr>
           <w:b/>
-          <w:sz w:val="32"/>
-          <w:szCs w:val="32"/>
+          <w:sz w:val="28"/>
+          <w:szCs w:val="28"/>
         </w:rPr>
         <w:t xml:space="preserve">LEARNING OUTCOMES</w:t>
       </w:r>
@@ -6899,6 +8493,410 @@
         <w:jc w:val="both"/>
       </w:pPr>
       <w:r>
+        <w:t xml:space="preserve">The internship served as a practical extension of the subjects studied in the MBA programme. The table below maps each subject to the work in which it was applied.</w:t>
+      </w:r>
+    </w:p>
+    <w:tbl>
+      <w:tblPr>
+        <w:tblStyle w:val="TableGrid"/>
+        <w:tblW w:w="8666" w:type="dxa"/>
+        <w:jc w:val="left"/>
+        <w:tblBorders>
+          <w:top w:val="single" w:sz="6" w:space="0" w:color="000000"/>
+          <w:left w:val="single" w:sz="6" w:space="0" w:color="000000"/>
+          <w:bottom w:val="single" w:sz="6" w:space="0" w:color="000000"/>
+          <w:right w:val="single" w:sz="6" w:space="0" w:color="000000"/>
+          <w:insideH w:val="single" w:sz="6" w:space="0" w:color="000000"/>
+          <w:insideV w:val="single" w:sz="6" w:space="0" w:color="000000"/>
+        </w:tblBorders>
+        <w:tblLayout w:type="fixed"/>
+        <w:tblCellMar>
+          <w:top w:w="60" w:type="dxa"/>
+          <w:left w:w="108" w:type="dxa"/>
+          <w:bottom w:w="60" w:type="dxa"/>
+          <w:right w:w="108" w:type="dxa"/>
+        </w:tblCellMar>
+      </w:tblPr>
+      <w:tblGrid>
+        <w:gridCol w:w="2888"/>
+        <w:gridCol w:w="5777"/>
+      </w:tblGrid>
+      <w:tr>
+        <w:trPr>
+          <w:cantSplit/>
+          <w:trHeight w:val="500" w:hRule="atLeast"/>
+          <w:tblHeader/>
+        </w:trPr>
+        <w:tc>
+          <w:tcPr>
+            <w:tcW w:w="2888" w:type="dxa"/>
+            <w:shd w:val="clear" w:color="auto" w:fill="D9D9D9"/>
+            <w:vAlign w:val="center"/>
+          </w:tcPr>
+          <w:p>
+            <w:pPr>
+              <w:spacing w:before="20" w:after="20" w:line="240" w:lineRule="auto"/>
+              <w:jc w:val="center"/>
+            </w:pPr>
+            <w:r>
+              <w:rPr>
+                <w:b/>
+                <w:sz w:val="22"/>
+                <w:szCs w:val="22"/>
+              </w:rPr>
+              <w:t xml:space="preserve">Academic Subject</w:t>
+            </w:r>
+          </w:p>
+        </w:tc>
+        <w:tc>
+          <w:tcPr>
+            <w:tcW w:w="5777" w:type="dxa"/>
+            <w:shd w:val="clear" w:color="auto" w:fill="D9D9D9"/>
+            <w:vAlign w:val="center"/>
+          </w:tcPr>
+          <w:p>
+            <w:pPr>
+              <w:spacing w:before="20" w:after="20" w:line="240" w:lineRule="auto"/>
+              <w:jc w:val="center"/>
+            </w:pPr>
+            <w:r>
+              <w:rPr>
+                <w:b/>
+                <w:sz w:val="22"/>
+                <w:szCs w:val="22"/>
+              </w:rPr>
+              <w:t xml:space="preserve">Internship Application</w:t>
+            </w:r>
+          </w:p>
+        </w:tc>
+      </w:tr>
+      <w:tr>
+        <w:trPr>
+          <w:cantSplit/>
+          <w:trHeight w:val="500" w:hRule="atLeast"/>
+        </w:trPr>
+        <w:tc>
+          <w:tcPr>
+            <w:tcW w:w="2888" w:type="dxa"/>
+            <w:vAlign w:val="center"/>
+          </w:tcPr>
+          <w:p>
+            <w:pPr>
+              <w:spacing w:before="20" w:after="20" w:line="240" w:lineRule="auto"/>
+              <w:jc w:val="center"/>
+            </w:pPr>
+            <w:r>
+              <w:rPr>
+                <w:b/>
+                <w:sz w:val="22"/>
+                <w:szCs w:val="22"/>
+              </w:rPr>
+              <w:t xml:space="preserve">Financial Accounting</w:t>
+            </w:r>
+          </w:p>
+        </w:tc>
+        <w:tc>
+          <w:tcPr>
+            <w:tcW w:w="5777" w:type="dxa"/>
+            <w:vAlign w:val="center"/>
+          </w:tcPr>
+          <w:p>
+            <w:pPr>
+              <w:spacing w:before="20" w:after="20" w:line="240" w:lineRule="auto"/>
+              <w:jc w:val="left"/>
+            </w:pPr>
+            <w:r>
+              <w:rPr>
+                <w:sz w:val="22"/>
+                <w:szCs w:val="22"/>
+              </w:rPr>
+              <w:t xml:space="preserve">Ledger classification, voucher entry and recording of client transactions in Tally</w:t>
+            </w:r>
+          </w:p>
+        </w:tc>
+      </w:tr>
+      <w:tr>
+        <w:trPr>
+          <w:cantSplit/>
+          <w:trHeight w:val="500" w:hRule="atLeast"/>
+        </w:trPr>
+        <w:tc>
+          <w:tcPr>
+            <w:tcW w:w="2888" w:type="dxa"/>
+            <w:vAlign w:val="center"/>
+          </w:tcPr>
+          <w:p>
+            <w:pPr>
+              <w:spacing w:before="20" w:after="20" w:line="240" w:lineRule="auto"/>
+              <w:jc w:val="center"/>
+            </w:pPr>
+            <w:r>
+              <w:rPr>
+                <w:b/>
+                <w:sz w:val="22"/>
+                <w:szCs w:val="22"/>
+              </w:rPr>
+              <w:t xml:space="preserve">Direct Taxation</w:t>
+            </w:r>
+          </w:p>
+        </w:tc>
+        <w:tc>
+          <w:tcPr>
+            <w:tcW w:w="5777" w:type="dxa"/>
+            <w:vAlign w:val="center"/>
+          </w:tcPr>
+          <w:p>
+            <w:pPr>
+              <w:spacing w:before="20" w:after="20" w:line="240" w:lineRule="auto"/>
+              <w:jc w:val="left"/>
+            </w:pPr>
+            <w:r>
+              <w:rPr>
+                <w:sz w:val="22"/>
+                <w:szCs w:val="22"/>
+              </w:rPr>
+              <w:t xml:space="preserve">Heads of income, Statement of Total Income, TDS provisions, Securities Transaction Tax and return filing</w:t>
+            </w:r>
+          </w:p>
+        </w:tc>
+      </w:tr>
+      <w:tr>
+        <w:trPr>
+          <w:cantSplit/>
+          <w:trHeight w:val="500" w:hRule="atLeast"/>
+        </w:trPr>
+        <w:tc>
+          <w:tcPr>
+            <w:tcW w:w="2888" w:type="dxa"/>
+            <w:vAlign w:val="center"/>
+          </w:tcPr>
+          <w:p>
+            <w:pPr>
+              <w:spacing w:before="20" w:after="20" w:line="240" w:lineRule="auto"/>
+              <w:jc w:val="center"/>
+            </w:pPr>
+            <w:r>
+              <w:rPr>
+                <w:b/>
+                <w:sz w:val="22"/>
+                <w:szCs w:val="22"/>
+              </w:rPr>
+              <w:t xml:space="preserve">Indirect Taxation (GST)</w:t>
+            </w:r>
+          </w:p>
+        </w:tc>
+        <w:tc>
+          <w:tcPr>
+            <w:tcW w:w="5777" w:type="dxa"/>
+            <w:vAlign w:val="center"/>
+          </w:tcPr>
+          <w:p>
+            <w:pPr>
+              <w:spacing w:before="20" w:after="20" w:line="240" w:lineRule="auto"/>
+              <w:jc w:val="left"/>
+            </w:pPr>
+            <w:r>
+              <w:rPr>
+                <w:sz w:val="22"/>
+                <w:szCs w:val="22"/>
+              </w:rPr>
+              <w:t xml:space="preserve">GSTR-1, GSTR-2B and GSTR-3B filings and reconciliation of books with returns</w:t>
+            </w:r>
+          </w:p>
+        </w:tc>
+      </w:tr>
+      <w:tr>
+        <w:trPr>
+          <w:cantSplit/>
+          <w:trHeight w:val="500" w:hRule="atLeast"/>
+        </w:trPr>
+        <w:tc>
+          <w:tcPr>
+            <w:tcW w:w="2888" w:type="dxa"/>
+            <w:vAlign w:val="center"/>
+          </w:tcPr>
+          <w:p>
+            <w:pPr>
+              <w:spacing w:before="20" w:after="20" w:line="240" w:lineRule="auto"/>
+              <w:jc w:val="center"/>
+            </w:pPr>
+            <w:r>
+              <w:rPr>
+                <w:b/>
+                <w:sz w:val="22"/>
+                <w:szCs w:val="22"/>
+              </w:rPr>
+              <w:t xml:space="preserve">Auditing and Assurance</w:t>
+            </w:r>
+          </w:p>
+        </w:tc>
+        <w:tc>
+          <w:tcPr>
+            <w:tcW w:w="5777" w:type="dxa"/>
+            <w:vAlign w:val="center"/>
+          </w:tcPr>
+          <w:p>
+            <w:pPr>
+              <w:spacing w:before="20" w:after="20" w:line="240" w:lineRule="auto"/>
+              <w:jc w:val="left"/>
+            </w:pPr>
+            <w:r>
+              <w:rPr>
+                <w:sz w:val="22"/>
+                <w:szCs w:val="22"/>
+              </w:rPr>
+              <w:t xml:space="preserve">Documentation for statutory audit assignments and verification of 26AS, AIS and TIS against the books</w:t>
+            </w:r>
+          </w:p>
+        </w:tc>
+      </w:tr>
+      <w:tr>
+        <w:trPr>
+          <w:cantSplit/>
+          <w:trHeight w:val="500" w:hRule="atLeast"/>
+        </w:trPr>
+        <w:tc>
+          <w:tcPr>
+            <w:tcW w:w="2888" w:type="dxa"/>
+            <w:vAlign w:val="center"/>
+          </w:tcPr>
+          <w:p>
+            <w:pPr>
+              <w:spacing w:before="20" w:after="20" w:line="240" w:lineRule="auto"/>
+              <w:jc w:val="center"/>
+            </w:pPr>
+            <w:r>
+              <w:rPr>
+                <w:b/>
+                <w:sz w:val="22"/>
+                <w:szCs w:val="22"/>
+              </w:rPr>
+              <w:t xml:space="preserve">Financial Reporting and Analysis</w:t>
+            </w:r>
+          </w:p>
+        </w:tc>
+        <w:tc>
+          <w:tcPr>
+            <w:tcW w:w="5777" w:type="dxa"/>
+            <w:vAlign w:val="center"/>
+          </w:tcPr>
+          <w:p>
+            <w:pPr>
+              <w:spacing w:before="20" w:after="20" w:line="240" w:lineRule="auto"/>
+              <w:jc w:val="left"/>
+            </w:pPr>
+            <w:r>
+              <w:rPr>
+                <w:sz w:val="22"/>
+                <w:szCs w:val="22"/>
+              </w:rPr>
+              <w:t xml:space="preserve">Assistance in balance sheet preparation and interpretation of income and expenditure patterns</w:t>
+            </w:r>
+          </w:p>
+        </w:tc>
+      </w:tr>
+      <w:tr>
+        <w:trPr>
+          <w:cantSplit/>
+          <w:trHeight w:val="500" w:hRule="atLeast"/>
+        </w:trPr>
+        <w:tc>
+          <w:tcPr>
+            <w:tcW w:w="2888" w:type="dxa"/>
+            <w:vAlign w:val="center"/>
+          </w:tcPr>
+          <w:p>
+            <w:pPr>
+              <w:spacing w:before="20" w:after="20" w:line="240" w:lineRule="auto"/>
+              <w:jc w:val="center"/>
+            </w:pPr>
+            <w:r>
+              <w:rPr>
+                <w:b/>
+                <w:sz w:val="22"/>
+                <w:szCs w:val="22"/>
+              </w:rPr>
+              <w:t xml:space="preserve">Accounting Systems and ERP</w:t>
+            </w:r>
+          </w:p>
+        </w:tc>
+        <w:tc>
+          <w:tcPr>
+            <w:tcW w:w="5777" w:type="dxa"/>
+            <w:vAlign w:val="center"/>
+          </w:tcPr>
+          <w:p>
+            <w:pPr>
+              <w:spacing w:before="20" w:after="20" w:line="240" w:lineRule="auto"/>
+              <w:jc w:val="left"/>
+            </w:pPr>
+            <w:r>
+              <w:rPr>
+                <w:sz w:val="22"/>
+                <w:szCs w:val="22"/>
+              </w:rPr>
+              <w:t xml:space="preserve">Practical work in Tally and Winman CA-ERP, including master data and ledger structure</w:t>
+            </w:r>
+          </w:p>
+        </w:tc>
+      </w:tr>
+      <w:tr>
+        <w:trPr>
+          <w:cantSplit/>
+          <w:trHeight w:val="500" w:hRule="atLeast"/>
+        </w:trPr>
+        <w:tc>
+          <w:tcPr>
+            <w:tcW w:w="2888" w:type="dxa"/>
+            <w:vAlign w:val="center"/>
+          </w:tcPr>
+          <w:p>
+            <w:pPr>
+              <w:spacing w:before="20" w:after="20" w:line="240" w:lineRule="auto"/>
+              <w:jc w:val="center"/>
+            </w:pPr>
+            <w:r>
+              <w:rPr>
+                <w:b/>
+                <w:sz w:val="22"/>
+                <w:szCs w:val="22"/>
+              </w:rPr>
+              <w:t xml:space="preserve">Business Communication</w:t>
+            </w:r>
+          </w:p>
+        </w:tc>
+        <w:tc>
+          <w:tcPr>
+            <w:tcW w:w="5777" w:type="dxa"/>
+            <w:vAlign w:val="center"/>
+          </w:tcPr>
+          <w:p>
+            <w:pPr>
+              <w:spacing w:before="20" w:after="20" w:line="240" w:lineRule="auto"/>
+              <w:jc w:val="left"/>
+            </w:pPr>
+            <w:r>
+              <w:rPr>
+                <w:sz w:val="22"/>
+                <w:szCs w:val="22"/>
+              </w:rPr>
+              <w:t xml:space="preserve">Working papers, client reports for the Manager’s approval and internal queries on pending clarifications</w:t>
+            </w:r>
+          </w:p>
+        </w:tc>
+      </w:tr>
+    </w:tbl>
+    <w:p>
+      <w:pPr>
+        <w:spacing w:before="0" w:after="120" w:line="200" w:lineRule="auto"/>
+      </w:pPr>
+    </w:p>
+    <w:p>
+      <w:pPr>
+        <w:spacing w:before="0" w:after="140" w:line="360" w:lineRule="auto"/>
+        <w:jc w:val="both"/>
+      </w:pPr>
+      <w:r>
         <w:t xml:space="preserve">The internship aligned closely with the first-year MBA (Finance) curriculum, and in several places it inverted the order in which I had learned things, which turned out to be instructive. Financial accounting concepts of double entry, ledger grouping and capital-versus-revenue distinction were applied daily in Tally. Direct taxation concepts, the heads of income, computation of total income, TDS and advance tax, were applied in every Winman computation. Indirect taxation was applied in the GST filings and input tax credit reconciliation. Financial reporting and analysis were applied while assisting with balance sheets and while reading a client’s income and expenditure pattern from its bank account.</w:t>
       </w:r>
     </w:p>
@@ -7073,6 +9071,7 @@
       <w:pPr>
         <w:sectPr>
           <w:headerReference w:type="default" r:id="rIdHdr5"/>
+          <w:footerReference w:type="default" r:id="rIdFtr5"/>
           <w:pgSz w:w="11906" w:h="16838"/>
           <w:pgMar w:top="1440" w:right="1440" w:bottom="1440" w:left="1800" w:header="720" w:footer="720" w:gutter="0"/>
           <w:cols w:space="720"/>
@@ -7124,16 +9123,41 @@
     </w:p>
     <w:p>
       <w:pPr>
-        <w:spacing w:before="0" w:after="200" w:line="360" w:lineRule="auto"/>
+        <w:spacing w:before="0" w:after="0" w:line="360" w:lineRule="auto"/>
+      </w:pPr>
+    </w:p>
+    <w:p>
+      <w:pPr>
+        <w:spacing w:before="0" w:after="0" w:line="360" w:lineRule="auto"/>
+      </w:pPr>
+    </w:p>
+    <w:p>
+      <w:pPr>
+        <w:spacing w:before="0" w:after="0" w:line="360" w:lineRule="auto"/>
+      </w:pPr>
+    </w:p>
+    <w:p>
+      <w:pPr>
+        <w:spacing w:before="0" w:after="0" w:line="360" w:lineRule="auto"/>
+      </w:pPr>
+    </w:p>
+    <w:p>
+      <w:pPr>
+        <w:spacing w:before="0" w:after="0" w:line="360" w:lineRule="auto"/>
+      </w:pPr>
+    </w:p>
+    <w:p>
+      <w:pPr>
+        <w:spacing w:before="0" w:after="240" w:line="360" w:lineRule="auto"/>
         <w:jc w:val="center"/>
       </w:pPr>
       <w:r>
         <w:rPr>
           <w:b/>
-          <w:sz w:val="40"/>
-          <w:szCs w:val="40"/>
-        </w:rPr>
-        <w:t xml:space="preserve">CHAPTER 5</w:t>
+          <w:sz w:val="28"/>
+          <w:szCs w:val="28"/>
+        </w:rPr>
+        <w:t xml:space="preserve">CHAPTER  5</w:t>
       </w:r>
     </w:p>
     <w:p>
@@ -7144,8 +9168,8 @@
       <w:r>
         <w:rPr>
           <w:b/>
-          <w:sz w:val="32"/>
-          <w:szCs w:val="32"/>
+          <w:sz w:val="28"/>
+          <w:szCs w:val="28"/>
         </w:rPr>
         <w:t xml:space="preserve">SUMMARY AND CONCLUSION</w:t>
       </w:r>
@@ -7187,12 +9211,13 @@
           <w:sz w:val="26"/>
           <w:szCs w:val="26"/>
         </w:rPr>
-        <w:t xml:space="preserve">5.1  SUMMARY OF THE INTERNSHIP</w:t>
-      </w:r>
-    </w:p>
-    <w:p>
-      <w:pPr>
-        <w:spacing w:before="0" w:after="140" w:line="360" w:lineRule="auto"/>
+        <w:t xml:space="preserve">5.1  SUMMARY OF INTERNSHIP EXPERIENCE</w:t>
+      </w:r>
+    </w:p>
+    <w:p>
+      <w:pPr>
+        <w:spacing w:before="0" w:after="140" w:line="360" w:lineRule="auto"/>
+        <w:ind w:firstLine="720"/>
         <w:jc w:val="both"/>
       </w:pPr>
       <w:r>
@@ -7656,6 +9681,7 @@
       <w:pPr>
         <w:sectPr>
           <w:headerReference w:type="default" r:id="rIdHdr6"/>
+          <w:footerReference w:type="default" r:id="rIdFtr6"/>
           <w:pgSz w:w="11906" w:h="16838"/>
           <w:pgMar w:top="1440" w:right="1440" w:bottom="1440" w:left="1800" w:header="720" w:footer="720" w:gutter="0"/>
           <w:cols w:space="720"/>
@@ -7707,14 +9733,39 @@
     </w:p>
     <w:p>
       <w:pPr>
+        <w:spacing w:before="0" w:after="0" w:line="360" w:lineRule="auto"/>
+      </w:pPr>
+    </w:p>
+    <w:p>
+      <w:pPr>
+        <w:spacing w:before="0" w:after="0" w:line="360" w:lineRule="auto"/>
+      </w:pPr>
+    </w:p>
+    <w:p>
+      <w:pPr>
+        <w:spacing w:before="0" w:after="0" w:line="360" w:lineRule="auto"/>
+      </w:pPr>
+    </w:p>
+    <w:p>
+      <w:pPr>
+        <w:spacing w:before="0" w:after="0" w:line="360" w:lineRule="auto"/>
+      </w:pPr>
+    </w:p>
+    <w:p>
+      <w:pPr>
+        <w:spacing w:before="0" w:after="0" w:line="360" w:lineRule="auto"/>
+      </w:pPr>
+    </w:p>
+    <w:p>
+      <w:pPr>
         <w:spacing w:before="0" w:after="200" w:line="360" w:lineRule="auto"/>
         <w:jc w:val="center"/>
       </w:pPr>
       <w:r>
         <w:rPr>
           <w:b/>
-          <w:sz w:val="40"/>
-          <w:szCs w:val="40"/>
+          <w:sz w:val="28"/>
+          <w:szCs w:val="28"/>
         </w:rPr>
         <w:t xml:space="preserve">REFERENCES</w:t>
       </w:r>
@@ -7926,6 +9977,7 @@
     </w:p>
     <w:sectPr>
       <w:headerReference w:type="default" r:id="rIdHdr7"/>
+      <w:footerReference w:type="default" r:id="rIdFtr7"/>
       <w:pgSz w:w="11906" w:h="16838"/>
       <w:pgMar w:top="1440" w:right="1440" w:bottom="1440" w:left="1800" w:header="720" w:footer="720" w:gutter="0"/>
       <w:cols w:space="720"/>
@@ -7935,10 +9987,223 @@
 </w:document>
 </file>
 
+<file path=word/footer2.xml><?xml version="1.0" encoding="utf-8"?>
+<w:ftr xmlns:w="http://schemas.openxmlformats.org/wordprocessingml/2006/main" xmlns:r="http://schemas.openxmlformats.org/officeDocument/2006/relationships">
+  <w:p>
+    <w:pPr>
+      <w:pBdr>
+        <w:top w:val="single" w:sz="12" w:space="1" w:color="5B9BD5"/>
+      </w:pBdr>
+      <w:tabs>
+        <w:tab w:val="right" w:pos="8666"/>
+      </w:tabs>
+      <w:spacing w:before="0" w:after="0" w:line="240" w:lineRule="auto"/>
+      <w:jc w:val="left"/>
+    </w:pPr>
+    <w:r>
+      <w:rPr>
+        <w:sz w:val="22"/>
+        <w:szCs w:val="22"/>
+      </w:rPr>
+      <w:t xml:space="preserve">SUMMER INTERNSHIP PROJECT</w:t>
+    </w:r>
+    <w:r>
+      <w:tab/>
+    </w:r>
+    <w:fldSimple w:instr=" PAGE   \* MERGEFORMAT ">
+      <w:r>
+        <w:rPr>
+          <w:noProof/>
+        </w:rPr>
+        <w:t>1</w:t>
+      </w:r>
+    </w:fldSimple>
+  </w:p>
+</w:ftr>
+</file>
+
+<file path=word/footer3.xml><?xml version="1.0" encoding="utf-8"?>
+<w:ftr xmlns:w="http://schemas.openxmlformats.org/wordprocessingml/2006/main" xmlns:r="http://schemas.openxmlformats.org/officeDocument/2006/relationships">
+  <w:p>
+    <w:pPr>
+      <w:pBdr>
+        <w:top w:val="single" w:sz="12" w:space="1" w:color="5B9BD5"/>
+      </w:pBdr>
+      <w:tabs>
+        <w:tab w:val="right" w:pos="8666"/>
+      </w:tabs>
+      <w:spacing w:before="0" w:after="0" w:line="240" w:lineRule="auto"/>
+      <w:jc w:val="left"/>
+    </w:pPr>
+    <w:r>
+      <w:rPr>
+        <w:sz w:val="22"/>
+        <w:szCs w:val="22"/>
+      </w:rPr>
+      <w:t xml:space="preserve">SUMMER INTERNSHIP PROJECT</w:t>
+    </w:r>
+    <w:r>
+      <w:tab/>
+    </w:r>
+    <w:fldSimple w:instr=" PAGE   \* MERGEFORMAT ">
+      <w:r>
+        <w:rPr>
+          <w:noProof/>
+        </w:rPr>
+        <w:t>1</w:t>
+      </w:r>
+    </w:fldSimple>
+  </w:p>
+</w:ftr>
+</file>
+
+<file path=word/footer4.xml><?xml version="1.0" encoding="utf-8"?>
+<w:ftr xmlns:w="http://schemas.openxmlformats.org/wordprocessingml/2006/main" xmlns:r="http://schemas.openxmlformats.org/officeDocument/2006/relationships">
+  <w:p>
+    <w:pPr>
+      <w:pBdr>
+        <w:top w:val="single" w:sz="12" w:space="1" w:color="5B9BD5"/>
+      </w:pBdr>
+      <w:tabs>
+        <w:tab w:val="right" w:pos="8666"/>
+      </w:tabs>
+      <w:spacing w:before="0" w:after="0" w:line="240" w:lineRule="auto"/>
+      <w:jc w:val="left"/>
+    </w:pPr>
+    <w:r>
+      <w:rPr>
+        <w:sz w:val="22"/>
+        <w:szCs w:val="22"/>
+      </w:rPr>
+      <w:t xml:space="preserve">SUMMER INTERNSHIP PROJECT</w:t>
+    </w:r>
+    <w:r>
+      <w:tab/>
+    </w:r>
+    <w:fldSimple w:instr=" PAGE   \* MERGEFORMAT ">
+      <w:r>
+        <w:rPr>
+          <w:noProof/>
+        </w:rPr>
+        <w:t>1</w:t>
+      </w:r>
+    </w:fldSimple>
+  </w:p>
+</w:ftr>
+</file>
+
+<file path=word/footer5.xml><?xml version="1.0" encoding="utf-8"?>
+<w:ftr xmlns:w="http://schemas.openxmlformats.org/wordprocessingml/2006/main" xmlns:r="http://schemas.openxmlformats.org/officeDocument/2006/relationships">
+  <w:p>
+    <w:pPr>
+      <w:pBdr>
+        <w:top w:val="single" w:sz="12" w:space="1" w:color="5B9BD5"/>
+      </w:pBdr>
+      <w:tabs>
+        <w:tab w:val="right" w:pos="8666"/>
+      </w:tabs>
+      <w:spacing w:before="0" w:after="0" w:line="240" w:lineRule="auto"/>
+      <w:jc w:val="left"/>
+    </w:pPr>
+    <w:r>
+      <w:rPr>
+        <w:sz w:val="22"/>
+        <w:szCs w:val="22"/>
+      </w:rPr>
+      <w:t xml:space="preserve">SUMMER INTERNSHIP PROJECT</w:t>
+    </w:r>
+    <w:r>
+      <w:tab/>
+    </w:r>
+    <w:fldSimple w:instr=" PAGE   \* MERGEFORMAT ">
+      <w:r>
+        <w:rPr>
+          <w:noProof/>
+        </w:rPr>
+        <w:t>1</w:t>
+      </w:r>
+    </w:fldSimple>
+  </w:p>
+</w:ftr>
+</file>
+
+<file path=word/footer6.xml><?xml version="1.0" encoding="utf-8"?>
+<w:ftr xmlns:w="http://schemas.openxmlformats.org/wordprocessingml/2006/main" xmlns:r="http://schemas.openxmlformats.org/officeDocument/2006/relationships">
+  <w:p>
+    <w:pPr>
+      <w:pBdr>
+        <w:top w:val="single" w:sz="12" w:space="1" w:color="5B9BD5"/>
+      </w:pBdr>
+      <w:tabs>
+        <w:tab w:val="right" w:pos="8666"/>
+      </w:tabs>
+      <w:spacing w:before="0" w:after="0" w:line="240" w:lineRule="auto"/>
+      <w:jc w:val="left"/>
+    </w:pPr>
+    <w:r>
+      <w:rPr>
+        <w:sz w:val="22"/>
+        <w:szCs w:val="22"/>
+      </w:rPr>
+      <w:t xml:space="preserve">SUMMER INTERNSHIP PROJECT</w:t>
+    </w:r>
+    <w:r>
+      <w:tab/>
+    </w:r>
+    <w:fldSimple w:instr=" PAGE   \* MERGEFORMAT ">
+      <w:r>
+        <w:rPr>
+          <w:noProof/>
+        </w:rPr>
+        <w:t>1</w:t>
+      </w:r>
+    </w:fldSimple>
+  </w:p>
+</w:ftr>
+</file>
+
+<file path=word/footer7.xml><?xml version="1.0" encoding="utf-8"?>
+<w:ftr xmlns:w="http://schemas.openxmlformats.org/wordprocessingml/2006/main" xmlns:r="http://schemas.openxmlformats.org/officeDocument/2006/relationships">
+  <w:p>
+    <w:pPr>
+      <w:pBdr>
+        <w:top w:val="single" w:sz="12" w:space="1" w:color="5B9BD5"/>
+      </w:pBdr>
+      <w:tabs>
+        <w:tab w:val="right" w:pos="8666"/>
+      </w:tabs>
+      <w:spacing w:before="0" w:after="0" w:line="240" w:lineRule="auto"/>
+      <w:jc w:val="left"/>
+    </w:pPr>
+    <w:r>
+      <w:rPr>
+        <w:sz w:val="22"/>
+        <w:szCs w:val="22"/>
+      </w:rPr>
+      <w:t xml:space="preserve">SUMMER INTERNSHIP PROJECT</w:t>
+    </w:r>
+    <w:r>
+      <w:tab/>
+    </w:r>
+    <w:fldSimple w:instr=" PAGE   \* MERGEFORMAT ">
+      <w:r>
+        <w:rPr>
+          <w:noProof/>
+        </w:rPr>
+        <w:t>1</w:t>
+      </w:r>
+    </w:fldSimple>
+  </w:p>
+</w:ftr>
+</file>
+
 <file path=word/header2.xml><?xml version="1.0" encoding="utf-8"?>
 <w:hdr xmlns:w="http://schemas.openxmlformats.org/wordprocessingml/2006/main" xmlns:r="http://schemas.openxmlformats.org/officeDocument/2006/relationships">
   <w:p>
     <w:pPr>
+      <w:pBdr>
+        <w:bottom w:val="single" w:sz="6" w:space="1" w:color="5B9BD5"/>
+      </w:pBdr>
       <w:tabs>
         <w:tab w:val="right" w:pos="8666"/>
       </w:tabs>
@@ -7948,8 +10213,8 @@
     <w:r>
       <w:rPr>
         <w:b/>
-        <w:sz w:val="20"/>
-        <w:szCs w:val="20"/>
+        <w:sz w:val="22"/>
+        <w:szCs w:val="22"/>
       </w:rPr>
       <w:t xml:space="preserve">CHAPTER 1</w:t>
     </w:r>
@@ -7959,14 +10224,22 @@
     <w:r>
       <w:rPr>
         <w:b/>
-        <w:sz w:val="20"/>
-        <w:szCs w:val="20"/>
+        <w:sz w:val="22"/>
+        <w:szCs w:val="22"/>
       </w:rPr>
-      <w:t xml:space="preserve">SUMMER INTERNSHIP</w:t>
+      <w:t xml:space="preserve">INDUSTRY AND COMPANY OVERVIEW</w:t>
     </w:r>
   </w:p>
+</w:hdr>
+</file>
+
+<file path=word/header3.xml><?xml version="1.0" encoding="utf-8"?>
+<w:hdr xmlns:w="http://schemas.openxmlformats.org/wordprocessingml/2006/main" xmlns:r="http://schemas.openxmlformats.org/officeDocument/2006/relationships">
   <w:p>
     <w:pPr>
+      <w:pBdr>
+        <w:bottom w:val="single" w:sz="6" w:space="1" w:color="5B9BD5"/>
+      </w:pBdr>
       <w:tabs>
         <w:tab w:val="right" w:pos="8666"/>
       </w:tabs>
@@ -7976,10 +10249,10 @@
     <w:r>
       <w:rPr>
         <w:b/>
-        <w:sz w:val="20"/>
-        <w:szCs w:val="20"/>
+        <w:sz w:val="22"/>
+        <w:szCs w:val="22"/>
       </w:rPr>
-      <w:t xml:space="preserve">INDUSTRY AND COMPANY OVERVIEW</w:t>
+      <w:t xml:space="preserve">CHAPTER 2</w:t>
     </w:r>
     <w:r>
       <w:tab/>
@@ -7987,36 +10260,22 @@
     <w:r>
       <w:rPr>
         <w:b/>
-        <w:sz w:val="20"/>
-        <w:szCs w:val="20"/>
+        <w:sz w:val="22"/>
+        <w:szCs w:val="22"/>
       </w:rPr>
-      <w:t xml:space="preserve">PROJECT</w:t>
+      <w:t xml:space="preserve">JOB / TASK DESCRIPTION</w:t>
     </w:r>
-  </w:p>
-  <w:p>
-    <w:pPr>
-      <w:pBdr>
-        <w:bottom w:val="single" w:sz="6" w:space="1" w:color="000000"/>
-      </w:pBdr>
-      <w:spacing w:before="0" w:after="0" w:line="240" w:lineRule="auto"/>
-      <w:jc w:val="right"/>
-    </w:pPr>
-    <w:fldSimple w:instr=" PAGE   \* MERGEFORMAT ">
-      <w:r>
-        <w:rPr>
-          <w:noProof/>
-        </w:rPr>
-        <w:t>1</w:t>
-      </w:r>
-    </w:fldSimple>
   </w:p>
 </w:hdr>
 </file>
 
-<file path=word/header3.xml><?xml version="1.0" encoding="utf-8"?>
+<file path=word/header4.xml><?xml version="1.0" encoding="utf-8"?>
 <w:hdr xmlns:w="http://schemas.openxmlformats.org/wordprocessingml/2006/main" xmlns:r="http://schemas.openxmlformats.org/officeDocument/2006/relationships">
   <w:p>
     <w:pPr>
+      <w:pBdr>
+        <w:bottom w:val="single" w:sz="6" w:space="1" w:color="5B9BD5"/>
+      </w:pBdr>
       <w:tabs>
         <w:tab w:val="right" w:pos="8666"/>
       </w:tabs>
@@ -8026,10 +10285,10 @@
     <w:r>
       <w:rPr>
         <w:b/>
-        <w:sz w:val="20"/>
-        <w:szCs w:val="20"/>
+        <w:sz w:val="22"/>
+        <w:szCs w:val="22"/>
       </w:rPr>
-      <w:t xml:space="preserve">CHAPTER 2</w:t>
+      <w:t xml:space="preserve">CHAPTER 3</w:t>
     </w:r>
     <w:r>
       <w:tab/>
@@ -8037,14 +10296,22 @@
     <w:r>
       <w:rPr>
         <w:b/>
-        <w:sz w:val="20"/>
-        <w:szCs w:val="20"/>
+        <w:sz w:val="22"/>
+        <w:szCs w:val="22"/>
       </w:rPr>
-      <w:t xml:space="preserve">SUMMER INTERNSHIP</w:t>
+      <w:t xml:space="preserve">ANALYSIS OF JOB PERFORMANCE</w:t>
     </w:r>
   </w:p>
+</w:hdr>
+</file>
+
+<file path=word/header5.xml><?xml version="1.0" encoding="utf-8"?>
+<w:hdr xmlns:w="http://schemas.openxmlformats.org/wordprocessingml/2006/main" xmlns:r="http://schemas.openxmlformats.org/officeDocument/2006/relationships">
   <w:p>
     <w:pPr>
+      <w:pBdr>
+        <w:bottom w:val="single" w:sz="6" w:space="1" w:color="5B9BD5"/>
+      </w:pBdr>
       <w:tabs>
         <w:tab w:val="right" w:pos="8666"/>
       </w:tabs>
@@ -8054,10 +10321,10 @@
     <w:r>
       <w:rPr>
         <w:b/>
-        <w:sz w:val="20"/>
-        <w:szCs w:val="20"/>
+        <w:sz w:val="22"/>
+        <w:szCs w:val="22"/>
       </w:rPr>
-      <w:t xml:space="preserve">JOB / TASK DESCRIPTION</w:t>
+      <w:t xml:space="preserve">CHAPTER 4</w:t>
     </w:r>
     <w:r>
       <w:tab/>
@@ -8065,36 +10332,22 @@
     <w:r>
       <w:rPr>
         <w:b/>
-        <w:sz w:val="20"/>
-        <w:szCs w:val="20"/>
+        <w:sz w:val="22"/>
+        <w:szCs w:val="22"/>
       </w:rPr>
-      <w:t xml:space="preserve">PROJECT</w:t>
+      <w:t xml:space="preserve">LEARNING OUTCOMES</w:t>
     </w:r>
-  </w:p>
-  <w:p>
-    <w:pPr>
-      <w:pBdr>
-        <w:bottom w:val="single" w:sz="6" w:space="1" w:color="000000"/>
-      </w:pBdr>
-      <w:spacing w:before="0" w:after="0" w:line="240" w:lineRule="auto"/>
-      <w:jc w:val="right"/>
-    </w:pPr>
-    <w:fldSimple w:instr=" PAGE   \* MERGEFORMAT ">
-      <w:r>
-        <w:rPr>
-          <w:noProof/>
-        </w:rPr>
-        <w:t>1</w:t>
-      </w:r>
-    </w:fldSimple>
   </w:p>
 </w:hdr>
 </file>
 
-<file path=word/header4.xml><?xml version="1.0" encoding="utf-8"?>
+<file path=word/header6.xml><?xml version="1.0" encoding="utf-8"?>
 <w:hdr xmlns:w="http://schemas.openxmlformats.org/wordprocessingml/2006/main" xmlns:r="http://schemas.openxmlformats.org/officeDocument/2006/relationships">
   <w:p>
     <w:pPr>
+      <w:pBdr>
+        <w:bottom w:val="single" w:sz="6" w:space="1" w:color="5B9BD5"/>
+      </w:pBdr>
       <w:tabs>
         <w:tab w:val="right" w:pos="8666"/>
       </w:tabs>
@@ -8104,10 +10357,10 @@
     <w:r>
       <w:rPr>
         <w:b/>
-        <w:sz w:val="20"/>
-        <w:szCs w:val="20"/>
+        <w:sz w:val="22"/>
+        <w:szCs w:val="22"/>
       </w:rPr>
-      <w:t xml:space="preserve">CHAPTER 3</w:t>
+      <w:t xml:space="preserve">CHAPTER 5</w:t>
     </w:r>
     <w:r>
       <w:tab/>
@@ -8115,14 +10368,22 @@
     <w:r>
       <w:rPr>
         <w:b/>
-        <w:sz w:val="20"/>
-        <w:szCs w:val="20"/>
+        <w:sz w:val="22"/>
+        <w:szCs w:val="22"/>
       </w:rPr>
-      <w:t xml:space="preserve">SUMMER INTERNSHIP</w:t>
+      <w:t xml:space="preserve">SUMMARY AND CONCLUSION</w:t>
     </w:r>
   </w:p>
+</w:hdr>
+</file>
+
+<file path=word/header7.xml><?xml version="1.0" encoding="utf-8"?>
+<w:hdr xmlns:w="http://schemas.openxmlformats.org/wordprocessingml/2006/main" xmlns:r="http://schemas.openxmlformats.org/officeDocument/2006/relationships">
   <w:p>
     <w:pPr>
+      <w:pBdr>
+        <w:bottom w:val="single" w:sz="6" w:space="1" w:color="5B9BD5"/>
+      </w:pBdr>
       <w:tabs>
         <w:tab w:val="right" w:pos="8666"/>
       </w:tabs>
@@ -8132,242 +10393,8 @@
     <w:r>
       <w:rPr>
         <w:b/>
-        <w:sz w:val="20"/>
-        <w:szCs w:val="20"/>
-      </w:rPr>
-      <w:t xml:space="preserve">ANALYSIS OF JOB PERFORMANCE</w:t>
-    </w:r>
-    <w:r>
-      <w:tab/>
-    </w:r>
-    <w:r>
-      <w:rPr>
-        <w:b/>
-        <w:sz w:val="20"/>
-        <w:szCs w:val="20"/>
-      </w:rPr>
-      <w:t xml:space="preserve">PROJECT</w:t>
-    </w:r>
-  </w:p>
-  <w:p>
-    <w:pPr>
-      <w:pBdr>
-        <w:bottom w:val="single" w:sz="6" w:space="1" w:color="000000"/>
-      </w:pBdr>
-      <w:spacing w:before="0" w:after="0" w:line="240" w:lineRule="auto"/>
-      <w:jc w:val="right"/>
-    </w:pPr>
-    <w:fldSimple w:instr=" PAGE   \* MERGEFORMAT ">
-      <w:r>
-        <w:rPr>
-          <w:noProof/>
-        </w:rPr>
-        <w:t>1</w:t>
-      </w:r>
-    </w:fldSimple>
-  </w:p>
-</w:hdr>
-</file>
-
-<file path=word/header5.xml><?xml version="1.0" encoding="utf-8"?>
-<w:hdr xmlns:w="http://schemas.openxmlformats.org/wordprocessingml/2006/main" xmlns:r="http://schemas.openxmlformats.org/officeDocument/2006/relationships">
-  <w:p>
-    <w:pPr>
-      <w:tabs>
-        <w:tab w:val="right" w:pos="8666"/>
-      </w:tabs>
-      <w:spacing w:before="0" w:after="0" w:line="240" w:lineRule="auto"/>
-      <w:jc w:val="left"/>
-    </w:pPr>
-    <w:r>
-      <w:rPr>
-        <w:b/>
-        <w:sz w:val="20"/>
-        <w:szCs w:val="20"/>
-      </w:rPr>
-      <w:t xml:space="preserve">CHAPTER 4</w:t>
-    </w:r>
-    <w:r>
-      <w:tab/>
-    </w:r>
-    <w:r>
-      <w:rPr>
-        <w:b/>
-        <w:sz w:val="20"/>
-        <w:szCs w:val="20"/>
-      </w:rPr>
-      <w:t xml:space="preserve">SUMMER INTERNSHIP</w:t>
-    </w:r>
-  </w:p>
-  <w:p>
-    <w:pPr>
-      <w:tabs>
-        <w:tab w:val="right" w:pos="8666"/>
-      </w:tabs>
-      <w:spacing w:before="0" w:after="0" w:line="240" w:lineRule="auto"/>
-      <w:jc w:val="left"/>
-    </w:pPr>
-    <w:r>
-      <w:rPr>
-        <w:b/>
-        <w:sz w:val="20"/>
-        <w:szCs w:val="20"/>
-      </w:rPr>
-      <w:t xml:space="preserve">LEARNING OUTCOMES</w:t>
-    </w:r>
-    <w:r>
-      <w:tab/>
-    </w:r>
-    <w:r>
-      <w:rPr>
-        <w:b/>
-        <w:sz w:val="20"/>
-        <w:szCs w:val="20"/>
-      </w:rPr>
-      <w:t xml:space="preserve">PROJECT</w:t>
-    </w:r>
-  </w:p>
-  <w:p>
-    <w:pPr>
-      <w:pBdr>
-        <w:bottom w:val="single" w:sz="6" w:space="1" w:color="000000"/>
-      </w:pBdr>
-      <w:spacing w:before="0" w:after="0" w:line="240" w:lineRule="auto"/>
-      <w:jc w:val="right"/>
-    </w:pPr>
-    <w:fldSimple w:instr=" PAGE   \* MERGEFORMAT ">
-      <w:r>
-        <w:rPr>
-          <w:noProof/>
-        </w:rPr>
-        <w:t>1</w:t>
-      </w:r>
-    </w:fldSimple>
-  </w:p>
-</w:hdr>
-</file>
-
-<file path=word/header6.xml><?xml version="1.0" encoding="utf-8"?>
-<w:hdr xmlns:w="http://schemas.openxmlformats.org/wordprocessingml/2006/main" xmlns:r="http://schemas.openxmlformats.org/officeDocument/2006/relationships">
-  <w:p>
-    <w:pPr>
-      <w:tabs>
-        <w:tab w:val="right" w:pos="8666"/>
-      </w:tabs>
-      <w:spacing w:before="0" w:after="0" w:line="240" w:lineRule="auto"/>
-      <w:jc w:val="left"/>
-    </w:pPr>
-    <w:r>
-      <w:rPr>
-        <w:b/>
-        <w:sz w:val="20"/>
-        <w:szCs w:val="20"/>
-      </w:rPr>
-      <w:t xml:space="preserve">CHAPTER 5</w:t>
-    </w:r>
-    <w:r>
-      <w:tab/>
-    </w:r>
-    <w:r>
-      <w:rPr>
-        <w:b/>
-        <w:sz w:val="20"/>
-        <w:szCs w:val="20"/>
-      </w:rPr>
-      <w:t xml:space="preserve">SUMMER INTERNSHIP</w:t>
-    </w:r>
-  </w:p>
-  <w:p>
-    <w:pPr>
-      <w:tabs>
-        <w:tab w:val="right" w:pos="8666"/>
-      </w:tabs>
-      <w:spacing w:before="0" w:after="0" w:line="240" w:lineRule="auto"/>
-      <w:jc w:val="left"/>
-    </w:pPr>
-    <w:r>
-      <w:rPr>
-        <w:b/>
-        <w:sz w:val="20"/>
-        <w:szCs w:val="20"/>
-      </w:rPr>
-      <w:t xml:space="preserve">SUMMARY AND CONCLUSION</w:t>
-    </w:r>
-    <w:r>
-      <w:tab/>
-    </w:r>
-    <w:r>
-      <w:rPr>
-        <w:b/>
-        <w:sz w:val="20"/>
-        <w:szCs w:val="20"/>
-      </w:rPr>
-      <w:t xml:space="preserve">PROJECT</w:t>
-    </w:r>
-  </w:p>
-  <w:p>
-    <w:pPr>
-      <w:pBdr>
-        <w:bottom w:val="single" w:sz="6" w:space="1" w:color="000000"/>
-      </w:pBdr>
-      <w:spacing w:before="0" w:after="0" w:line="240" w:lineRule="auto"/>
-      <w:jc w:val="right"/>
-    </w:pPr>
-    <w:fldSimple w:instr=" PAGE   \* MERGEFORMAT ">
-      <w:r>
-        <w:rPr>
-          <w:noProof/>
-        </w:rPr>
-        <w:t>1</w:t>
-      </w:r>
-    </w:fldSimple>
-  </w:p>
-</w:hdr>
-</file>
-
-<file path=word/header7.xml><?xml version="1.0" encoding="utf-8"?>
-<w:hdr xmlns:w="http://schemas.openxmlformats.org/wordprocessingml/2006/main" xmlns:r="http://schemas.openxmlformats.org/officeDocument/2006/relationships">
-  <w:p>
-    <w:pPr>
-      <w:tabs>
-        <w:tab w:val="right" w:pos="8666"/>
-      </w:tabs>
-      <w:spacing w:before="0" w:after="0" w:line="240" w:lineRule="auto"/>
-      <w:jc w:val="left"/>
-    </w:pPr>
-    <w:r>
-      <w:rPr>
-        <w:b/>
-        <w:sz w:val="20"/>
-        <w:szCs w:val="20"/>
-      </w:rPr>
-      <w:t xml:space="preserve">REFERENCES</w:t>
-    </w:r>
-    <w:r>
-      <w:tab/>
-    </w:r>
-    <w:r>
-      <w:rPr>
-        <w:b/>
-        <w:sz w:val="20"/>
-        <w:szCs w:val="20"/>
-      </w:rPr>
-      <w:t xml:space="preserve">SUMMER INTERNSHIP</w:t>
-    </w:r>
-  </w:p>
-  <w:p>
-    <w:pPr>
-      <w:tabs>
-        <w:tab w:val="right" w:pos="8666"/>
-      </w:tabs>
-      <w:spacing w:before="0" w:after="0" w:line="240" w:lineRule="auto"/>
-      <w:jc w:val="left"/>
-    </w:pPr>
-    <w:r>
-      <w:rPr>
-        <w:b/>
-        <w:sz w:val="20"/>
-        <w:szCs w:val="20"/>
+        <w:sz w:val="22"/>
+        <w:szCs w:val="22"/>
       </w:rPr>
     </w:r>
     <w:r>
@@ -8376,28 +10403,11 @@
     <w:r>
       <w:rPr>
         <w:b/>
-        <w:sz w:val="20"/>
-        <w:szCs w:val="20"/>
+        <w:sz w:val="22"/>
+        <w:szCs w:val="22"/>
       </w:rPr>
-      <w:t xml:space="preserve">PROJECT</w:t>
+      <w:t xml:space="preserve">REFERENCES</w:t>
     </w:r>
-  </w:p>
-  <w:p>
-    <w:pPr>
-      <w:pBdr>
-        <w:bottom w:val="single" w:sz="6" w:space="1" w:color="000000"/>
-      </w:pBdr>
-      <w:spacing w:before="0" w:after="0" w:line="240" w:lineRule="auto"/>
-      <w:jc w:val="right"/>
-    </w:pPr>
-    <w:fldSimple w:instr=" PAGE   \* MERGEFORMAT ">
-      <w:r>
-        <w:rPr>
-          <w:noProof/>
-        </w:rPr>
-        <w:t>1</w:t>
-      </w:r>
-    </w:fldSimple>
   </w:p>
 </w:hdr>
 </file>

--- a/Lingesh K - SIP Report 2026.docx
+++ b/Lingesh K - SIP Report 2026.docx
@@ -156,7 +156,7 @@
           <wp:inline distT="0" distB="0" distL="0" distR="0">
             <wp:extent cx="5502910" cy="1157773"/>
             <wp:effectExtent l="0" t="0" r="0" b="0"/>
-            <wp:docPr id="52484" name="MUST and ISSM Business School logo"/>
+            <wp:docPr id="70110" name="MUST and ISSM Business School logo"/>
             <wp:cNvGraphicFramePr>
               <a:graphicFrameLocks xmlns:a="http://schemas.openxmlformats.org/drawingml/2006/main" noChangeAspect="1"/>
             </wp:cNvGraphicFramePr>
@@ -676,7 +676,7 @@
         <w:jc w:val="both"/>
       </w:pPr>
       <w:r>
-        <w:t xml:space="preserve">I would like to express my sincere gratitude to our respected Chairman, Mr. KATHIR VEL GANAPATHIAPPAN, for providing us with the valuable opportunity to carry out and complete this project.</w:t>
+        <w:t xml:space="preserve">I would like to express my sincere gratitude to our respected Chairman, Mr. KATHIRVEL GANAPATHIAPPAN, for providing us with the valuable opportunity to carry out and complete this project.</w:t>
       </w:r>
     </w:p>
     <w:p>

--- a/Lingesh K - SIP Report 2026.docx
+++ b/Lingesh K - SIP Report 2026.docx
@@ -156,7 +156,7 @@
           <wp:inline distT="0" distB="0" distL="0" distR="0">
             <wp:extent cx="5502910" cy="1157773"/>
             <wp:effectExtent l="0" t="0" r="0" b="0"/>
-            <wp:docPr id="70110" name="MUST and ISSM Business School logo"/>
+            <wp:docPr id="57944" name="MUST and ISSM Business School logo"/>
             <wp:cNvGraphicFramePr>
               <a:graphicFrameLocks xmlns:a="http://schemas.openxmlformats.org/drawingml/2006/main" noChangeAspect="1"/>
             </wp:cNvGraphicFramePr>

--- a/Lingesh K - SIP Report 2026.docx
+++ b/Lingesh K - SIP Report 2026.docx
@@ -14,26 +14,41 @@
     </w:p>
     <w:p>
       <w:pPr>
-        <w:spacing w:before="0" w:after="0" w:line="360" w:lineRule="auto"/>
-      </w:pPr>
-    </w:p>
-    <w:p>
-      <w:pPr>
-        <w:spacing w:before="0" w:after="0" w:line="360" w:lineRule="auto"/>
-      </w:pPr>
-    </w:p>
-    <w:p>
-      <w:pPr>
         <w:spacing w:before="0" w:after="200" w:line="360" w:lineRule="auto"/>
         <w:jc w:val="center"/>
       </w:pPr>
       <w:r>
         <w:rPr>
           <w:b/>
+          <w:sz w:val="32"/>
+          <w:szCs w:val="32"/>
+        </w:rPr>
+        <w:t xml:space="preserve">SUMMER INTERNSHIP PROJECT (SIP) – 2026</w:t>
+      </w:r>
+    </w:p>
+    <w:p>
+      <w:pPr>
+        <w:spacing w:before="0" w:after="0" w:line="360" w:lineRule="auto"/>
+      </w:pPr>
+    </w:p>
+    <w:p>
+      <w:pPr>
+        <w:spacing w:before="0" w:after="0" w:line="360" w:lineRule="auto"/>
+      </w:pPr>
+    </w:p>
+    <w:p>
+      <w:pPr>
+        <w:spacing w:before="0" w:after="40" w:line="360" w:lineRule="auto"/>
+        <w:jc w:val="center"/>
+      </w:pPr>
+      <w:r>
+        <w:rPr>
+          <w:b/>
+          <w:i/>
           <w:sz w:val="28"/>
           <w:szCs w:val="28"/>
         </w:rPr>
-        <w:t xml:space="preserve">SUMMER INTERNSHIP PROJECT (SIP) – 2026</w:t>
+        <w:t xml:space="preserve">Summer Internship Project Report submitted to the Malaysia University of Science and Technology, in partial fulfilment of the requirements to award the degree of</w:t>
       </w:r>
     </w:p>
     <w:p>
@@ -54,9 +69,10 @@
       <w:r>
         <w:rPr>
           <w:b/>
-          <w:i/>
-        </w:rPr>
-        <w:t xml:space="preserve">Summer Internship Project Report submitted to the Malaysia University of Science and Technology, in partial fulfilment of the requirements to award the degree of</w:t>
+          <w:sz w:val="28"/>
+          <w:szCs w:val="28"/>
+        </w:rPr>
+        <w:t xml:space="preserve">MASTER OF BUSINESS ADMINISTRATION</w:t>
       </w:r>
     </w:p>
     <w:p>
@@ -75,21 +91,8 @@
         <w:jc w:val="center"/>
       </w:pPr>
       <w:r>
-        <w:rPr>
-          <w:b/>
-        </w:rPr>
-        <w:t xml:space="preserve">MASTER OF BUSINESS ADMINISTRATION</w:t>
-      </w:r>
-    </w:p>
-    <w:p>
-      <w:pPr>
-        <w:spacing w:before="0" w:after="0" w:line="360" w:lineRule="auto"/>
-      </w:pPr>
-    </w:p>
-    <w:p>
-      <w:pPr>
-        <w:spacing w:before="0" w:after="0" w:line="360" w:lineRule="auto"/>
-      </w:pPr>
+        <w:t xml:space="preserve">SUBMITTED BY</w:t>
+      </w:r>
     </w:p>
     <w:p>
       <w:pPr>
@@ -102,22 +105,10 @@
         <w:jc w:val="center"/>
       </w:pPr>
       <w:r>
-        <w:t xml:space="preserve">SUBMITTED BY</w:t>
-      </w:r>
-    </w:p>
-    <w:p>
-      <w:pPr>
-        <w:spacing w:before="0" w:after="0" w:line="360" w:lineRule="auto"/>
-      </w:pPr>
-    </w:p>
-    <w:p>
-      <w:pPr>
-        <w:spacing w:before="0" w:after="40" w:line="360" w:lineRule="auto"/>
-        <w:jc w:val="center"/>
-      </w:pPr>
-      <w:r>
-        <w:rPr>
-          <w:b/>
+        <w:rPr>
+          <w:b/>
+          <w:sz w:val="24"/>
+          <w:szCs w:val="24"/>
         </w:rPr>
         <w:t xml:space="preserve">LINGESH K</w:t>
       </w:r>
@@ -156,7 +147,7 @@
           <wp:inline distT="0" distB="0" distL="0" distR="0">
             <wp:extent cx="5502910" cy="1157773"/>
             <wp:effectExtent l="0" t="0" r="0" b="0"/>
-            <wp:docPr id="57944" name="MUST and ISSM Business School logo"/>
+            <wp:docPr id="82278" name="MUST and ISSM Business School logo"/>
             <wp:cNvGraphicFramePr>
               <a:graphicFrameLocks xmlns:a="http://schemas.openxmlformats.org/drawingml/2006/main" noChangeAspect="1"/>
             </wp:cNvGraphicFramePr>
@@ -207,6 +198,8 @@
       <w:r>
         <w:rPr>
           <w:b/>
+          <w:sz w:val="28"/>
+          <w:szCs w:val="28"/>
         </w:rPr>
         <w:t xml:space="preserve">Indian School of Science and Management</w:t>
       </w:r>
@@ -219,6 +212,8 @@
       <w:r>
         <w:rPr>
           <w:b/>
+          <w:sz w:val="28"/>
+          <w:szCs w:val="28"/>
         </w:rPr>
         <w:t xml:space="preserve">Chennai</w:t>
       </w:r>
@@ -463,8 +458,8 @@
       <w:r>
         <w:rPr>
           <w:b/>
-          <w:sz w:val="28"/>
-          <w:szCs w:val="28"/>
+          <w:sz w:val="52"/>
+          <w:szCs w:val="52"/>
         </w:rPr>
         <w:t xml:space="preserve">INTERNSHIP CERTIFICATE</w:t>
       </w:r>
@@ -745,8 +740,8 @@
       <w:r>
         <w:rPr>
           <w:b/>
-          <w:sz w:val="28"/>
-          <w:szCs w:val="28"/>
+          <w:sz w:val="24"/>
+          <w:szCs w:val="24"/>
         </w:rPr>
         <w:t xml:space="preserve">The Executive Summary</w:t>
       </w:r>
@@ -896,8 +891,8 @@
             <w:r>
               <w:rPr>
                 <w:b/>
-                <w:sz w:val="24"/>
-                <w:szCs w:val="24"/>
+                <w:sz w:val="28"/>
+                <w:szCs w:val="28"/>
               </w:rPr>
               <w:t xml:space="preserve">SL.NO</w:t>
             </w:r>
@@ -916,8 +911,8 @@
             <w:r>
               <w:rPr>
                 <w:b/>
-                <w:sz w:val="24"/>
-                <w:szCs w:val="24"/>
+                <w:sz w:val="28"/>
+                <w:szCs w:val="28"/>
               </w:rPr>
               <w:t xml:space="preserve">CHAPTER</w:t>
             </w:r>
@@ -936,8 +931,8 @@
             <w:r>
               <w:rPr>
                 <w:b/>
-                <w:sz w:val="24"/>
-                <w:szCs w:val="24"/>
+                <w:sz w:val="28"/>
+                <w:szCs w:val="28"/>
               </w:rPr>
               <w:t xml:space="preserve">PAGE NO.</w:t>
             </w:r>
@@ -962,8 +957,8 @@
             <w:r>
               <w:rPr>
                 <w:b/>
-                <w:sz w:val="24"/>
-                <w:szCs w:val="24"/>
+                <w:sz w:val="28"/>
+                <w:szCs w:val="28"/>
               </w:rPr>
               <w:t xml:space="preserve">1</w:t>
             </w:r>
@@ -982,8 +977,8 @@
             <w:r>
               <w:rPr>
                 <w:b/>
-                <w:sz w:val="24"/>
-                <w:szCs w:val="24"/>
+                <w:sz w:val="28"/>
+                <w:szCs w:val="28"/>
               </w:rPr>
               <w:t xml:space="preserve">INDUSTRY AND COMPANY OVERVIEW</w:t>
             </w:r>
@@ -1010,8 +1005,8 @@
             <w:r>
               <w:rPr>
                 <w:b/>
-                <w:sz w:val="24"/>
-                <w:szCs w:val="24"/>
+                <w:sz w:val="28"/>
+                <w:szCs w:val="28"/>
               </w:rPr>
               <w:t xml:space="preserve">-</w:t>
             </w:r>
@@ -1044,8 +1039,8 @@
             <w:r>
               <w:rPr>
                 <w:b/>
-                <w:sz w:val="24"/>
-                <w:szCs w:val="24"/>
+                <w:sz w:val="28"/>
+                <w:szCs w:val="28"/>
               </w:rPr>
               <w:t xml:space="preserve">2</w:t>
             </w:r>
@@ -1064,8 +1059,8 @@
             <w:r>
               <w:rPr>
                 <w:b/>
-                <w:sz w:val="24"/>
-                <w:szCs w:val="24"/>
+                <w:sz w:val="28"/>
+                <w:szCs w:val="28"/>
               </w:rPr>
               <w:t xml:space="preserve">JOB / TASK DESCRIPTION</w:t>
             </w:r>
@@ -1092,8 +1087,8 @@
             <w:r>
               <w:rPr>
                 <w:b/>
-                <w:sz w:val="24"/>
-                <w:szCs w:val="24"/>
+                <w:sz w:val="28"/>
+                <w:szCs w:val="28"/>
               </w:rPr>
               <w:t xml:space="preserve">-</w:t>
             </w:r>
@@ -1126,8 +1121,8 @@
             <w:r>
               <w:rPr>
                 <w:b/>
-                <w:sz w:val="24"/>
-                <w:szCs w:val="24"/>
+                <w:sz w:val="28"/>
+                <w:szCs w:val="28"/>
               </w:rPr>
               <w:t xml:space="preserve">3</w:t>
             </w:r>
@@ -1146,8 +1141,8 @@
             <w:r>
               <w:rPr>
                 <w:b/>
-                <w:sz w:val="24"/>
-                <w:szCs w:val="24"/>
+                <w:sz w:val="28"/>
+                <w:szCs w:val="28"/>
               </w:rPr>
               <w:t xml:space="preserve">ANALYSIS OF JOB PERFORMANCE</w:t>
             </w:r>
@@ -1174,8 +1169,8 @@
             <w:r>
               <w:rPr>
                 <w:b/>
-                <w:sz w:val="24"/>
-                <w:szCs w:val="24"/>
+                <w:sz w:val="28"/>
+                <w:szCs w:val="28"/>
               </w:rPr>
               <w:t xml:space="preserve">-</w:t>
             </w:r>
@@ -1208,8 +1203,8 @@
             <w:r>
               <w:rPr>
                 <w:b/>
-                <w:sz w:val="24"/>
-                <w:szCs w:val="24"/>
+                <w:sz w:val="28"/>
+                <w:szCs w:val="28"/>
               </w:rPr>
               <w:t xml:space="preserve">4</w:t>
             </w:r>
@@ -1228,8 +1223,8 @@
             <w:r>
               <w:rPr>
                 <w:b/>
-                <w:sz w:val="24"/>
-                <w:szCs w:val="24"/>
+                <w:sz w:val="28"/>
+                <w:szCs w:val="28"/>
               </w:rPr>
               <w:t xml:space="preserve">LEARNING OUTCOMES</w:t>
             </w:r>
@@ -1256,8 +1251,8 @@
             <w:r>
               <w:rPr>
                 <w:b/>
-                <w:sz w:val="24"/>
-                <w:szCs w:val="24"/>
+                <w:sz w:val="28"/>
+                <w:szCs w:val="28"/>
               </w:rPr>
               <w:t xml:space="preserve">-</w:t>
             </w:r>
@@ -1290,8 +1285,8 @@
             <w:r>
               <w:rPr>
                 <w:b/>
-                <w:sz w:val="24"/>
-                <w:szCs w:val="24"/>
+                <w:sz w:val="28"/>
+                <w:szCs w:val="28"/>
               </w:rPr>
               <w:t xml:space="preserve">5</w:t>
             </w:r>
@@ -1310,8 +1305,8 @@
             <w:r>
               <w:rPr>
                 <w:b/>
-                <w:sz w:val="24"/>
-                <w:szCs w:val="24"/>
+                <w:sz w:val="28"/>
+                <w:szCs w:val="28"/>
               </w:rPr>
               <w:t xml:space="preserve">SUMMARY AND CONCLUSION</w:t>
             </w:r>
@@ -1338,8 +1333,8 @@
             <w:r>
               <w:rPr>
                 <w:b/>
-                <w:sz w:val="24"/>
-                <w:szCs w:val="24"/>
+                <w:sz w:val="28"/>
+                <w:szCs w:val="28"/>
               </w:rPr>
               <w:t xml:space="preserve">-</w:t>
             </w:r>
@@ -1372,8 +1367,8 @@
             <w:r>
               <w:rPr>
                 <w:b/>
-                <w:sz w:val="24"/>
-                <w:szCs w:val="24"/>
+                <w:sz w:val="28"/>
+                <w:szCs w:val="28"/>
               </w:rPr>
               <w:t xml:space="preserve">6</w:t>
             </w:r>
@@ -1392,8 +1387,8 @@
             <w:r>
               <w:rPr>
                 <w:b/>
-                <w:sz w:val="24"/>
-                <w:szCs w:val="24"/>
+                <w:sz w:val="28"/>
+                <w:szCs w:val="28"/>
               </w:rPr>
               <w:t xml:space="preserve">REFERENCES</w:t>
             </w:r>
@@ -1420,8 +1415,8 @@
             <w:r>
               <w:rPr>
                 <w:b/>
-                <w:sz w:val="24"/>
-                <w:szCs w:val="24"/>
+                <w:sz w:val="28"/>
+                <w:szCs w:val="28"/>
               </w:rPr>
               <w:t xml:space="preserve">-</w:t>
             </w:r>
@@ -1522,8 +1517,8 @@
       <w:r>
         <w:rPr>
           <w:b/>
-          <w:sz w:val="28"/>
-          <w:szCs w:val="28"/>
+          <w:sz w:val="32"/>
+          <w:szCs w:val="32"/>
         </w:rPr>
         <w:t xml:space="preserve">CHAPTER  1</w:t>
       </w:r>
@@ -1536,8 +1531,8 @@
       <w:r>
         <w:rPr>
           <w:b/>
-          <w:sz w:val="28"/>
-          <w:szCs w:val="28"/>
+          <w:sz w:val="32"/>
+          <w:szCs w:val="32"/>
         </w:rPr>
         <w:t xml:space="preserve">INDUSTRY AND COMPANY OVERVIEW</w:t>
       </w:r>
@@ -1576,8 +1571,8 @@
       <w:r>
         <w:rPr>
           <w:b/>
-          <w:sz w:val="26"/>
-          <w:szCs w:val="26"/>
+          <w:sz w:val="28"/>
+          <w:szCs w:val="28"/>
         </w:rPr>
         <w:t xml:space="preserve">1.1  GLOBAL ACCOUNTING AND TAXATION LANDSCAPE</w:t>
       </w:r>
@@ -1620,8 +1615,8 @@
       <w:r>
         <w:rPr>
           <w:b/>
-          <w:sz w:val="26"/>
-          <w:szCs w:val="26"/>
+          <w:sz w:val="28"/>
+          <w:szCs w:val="28"/>
         </w:rPr>
         <w:t xml:space="preserve">1.2  THE INDIAN ACCOUNTING AND TAXATION CONTEXT</w:t>
       </w:r>
@@ -1672,8 +1667,8 @@
       <w:r>
         <w:rPr>
           <w:b/>
-          <w:sz w:val="26"/>
-          <w:szCs w:val="26"/>
+          <w:sz w:val="28"/>
+          <w:szCs w:val="28"/>
         </w:rPr>
         <w:t xml:space="preserve">1.3  COMPANY OVERVIEW: S. RAVI &amp; ASSOCIATES, CHARTERED ACCOUNTANTS</w:t>
       </w:r>
@@ -1791,8 +1786,8 @@
             <w:r>
               <w:rPr>
                 <w:b/>
-                <w:sz w:val="22"/>
-                <w:szCs w:val="22"/>
+                <w:sz w:val="24"/>
+                <w:szCs w:val="24"/>
               </w:rPr>
               <w:t xml:space="preserve">Service Line</w:t>
             </w:r>
@@ -1812,8 +1807,8 @@
             <w:r>
               <w:rPr>
                 <w:b/>
-                <w:sz w:val="22"/>
-                <w:szCs w:val="22"/>
+                <w:sz w:val="24"/>
+                <w:szCs w:val="24"/>
               </w:rPr>
               <w:t xml:space="preserve">Nature of Work</w:t>
             </w:r>
@@ -1833,8 +1828,8 @@
             <w:r>
               <w:rPr>
                 <w:b/>
-                <w:sz w:val="22"/>
-                <w:szCs w:val="22"/>
+                <w:sz w:val="24"/>
+                <w:szCs w:val="24"/>
               </w:rPr>
               <w:t xml:space="preserve">Typical Deliverable</w:t>
             </w:r>
@@ -1857,8 +1852,8 @@
             </w:pPr>
             <w:r>
               <w:rPr>
-                <w:sz w:val="22"/>
-                <w:szCs w:val="22"/>
+                <w:sz w:val="24"/>
+                <w:szCs w:val="24"/>
               </w:rPr>
               <w:t xml:space="preserve">Audit and Assurance</w:t>
             </w:r>
@@ -1876,8 +1871,8 @@
             </w:pPr>
             <w:r>
               <w:rPr>
-                <w:sz w:val="22"/>
-                <w:szCs w:val="22"/>
+                <w:sz w:val="24"/>
+                <w:szCs w:val="24"/>
               </w:rPr>
               <w:t xml:space="preserve">Statutory audit of companies, tax audit, documentation of audit evidence and verification of books</w:t>
             </w:r>
@@ -1895,8 +1890,8 @@
             </w:pPr>
             <w:r>
               <w:rPr>
-                <w:sz w:val="22"/>
-                <w:szCs w:val="22"/>
+                <w:sz w:val="24"/>
+                <w:szCs w:val="24"/>
               </w:rPr>
               <w:t xml:space="preserve">Audit working papers, audit report, Form 3CA/3CB-3CD</w:t>
             </w:r>
@@ -1919,8 +1914,8 @@
             </w:pPr>
             <w:r>
               <w:rPr>
-                <w:sz w:val="22"/>
-                <w:szCs w:val="22"/>
+                <w:sz w:val="24"/>
+                <w:szCs w:val="24"/>
               </w:rPr>
               <w:t xml:space="preserve">Direct Taxation</w:t>
             </w:r>
@@ -1938,8 +1933,8 @@
             </w:pPr>
             <w:r>
               <w:rPr>
-                <w:sz w:val="22"/>
-                <w:szCs w:val="22"/>
+                <w:sz w:val="24"/>
+                <w:szCs w:val="24"/>
               </w:rPr>
               <w:t xml:space="preserve">Computation of total income, income tax return filing, TDS statements, corrections and 26AS/AIS reconciliation</w:t>
             </w:r>
@@ -1957,8 +1952,8 @@
             </w:pPr>
             <w:r>
               <w:rPr>
-                <w:sz w:val="22"/>
-                <w:szCs w:val="22"/>
+                <w:sz w:val="24"/>
+                <w:szCs w:val="24"/>
               </w:rPr>
               <w:t xml:space="preserve">Statement of Total Income, ITR acknowledgement, TDS returns</w:t>
             </w:r>
@@ -1981,8 +1976,8 @@
             </w:pPr>
             <w:r>
               <w:rPr>
-                <w:sz w:val="22"/>
-                <w:szCs w:val="22"/>
+                <w:sz w:val="24"/>
+                <w:szCs w:val="24"/>
               </w:rPr>
               <w:t xml:space="preserve">Indirect Taxation (GST)</w:t>
             </w:r>
@@ -2000,8 +1995,8 @@
             </w:pPr>
             <w:r>
               <w:rPr>
-                <w:sz w:val="22"/>
-                <w:szCs w:val="22"/>
+                <w:sz w:val="24"/>
+                <w:szCs w:val="24"/>
               </w:rPr>
               <w:t xml:space="preserve">Monthly and annual GST returns, input tax credit reconciliation with GSTR-2B, reconciliation of books with returns</w:t>
             </w:r>
@@ -2019,8 +2014,8 @@
             </w:pPr>
             <w:r>
               <w:rPr>
-                <w:sz w:val="22"/>
-                <w:szCs w:val="22"/>
+                <w:sz w:val="24"/>
+                <w:szCs w:val="24"/>
               </w:rPr>
               <w:t xml:space="preserve">GSTR-1, GSTR-3B, reconciliation statements</w:t>
             </w:r>
@@ -2043,8 +2038,8 @@
             </w:pPr>
             <w:r>
               <w:rPr>
-                <w:sz w:val="22"/>
-                <w:szCs w:val="22"/>
+                <w:sz w:val="24"/>
+                <w:szCs w:val="24"/>
               </w:rPr>
               <w:t xml:space="preserve">Advisory and Litigation Support</w:t>
             </w:r>
@@ -2062,8 +2057,8 @@
             </w:pPr>
             <w:r>
               <w:rPr>
-                <w:sz w:val="22"/>
-                <w:szCs w:val="22"/>
+                <w:sz w:val="24"/>
+                <w:szCs w:val="24"/>
               </w:rPr>
               <w:t xml:space="preserve">Assistance in responding to departmental notices, representation support and general financial advisory</w:t>
             </w:r>
@@ -2081,8 +2076,8 @@
             </w:pPr>
             <w:r>
               <w:rPr>
-                <w:sz w:val="22"/>
-                <w:szCs w:val="22"/>
+                <w:sz w:val="24"/>
+                <w:szCs w:val="24"/>
               </w:rPr>
               <w:t xml:space="preserve">Replies, submissions and advisory notes</w:t>
             </w:r>
@@ -2105,8 +2100,8 @@
       <w:r>
         <w:rPr>
           <w:b/>
-          <w:sz w:val="26"/>
-          <w:szCs w:val="26"/>
+          <w:sz w:val="28"/>
+          <w:szCs w:val="28"/>
         </w:rPr>
         <w:t xml:space="preserve">1.4  STRATEGIC FOCUS AND CULTURE</w:t>
       </w:r>
@@ -2286,8 +2281,8 @@
       <w:r>
         <w:rPr>
           <w:b/>
-          <w:sz w:val="26"/>
-          <w:szCs w:val="26"/>
+          <w:sz w:val="28"/>
+          <w:szCs w:val="28"/>
         </w:rPr>
         <w:t xml:space="preserve">1.5  SWOT ANALYSIS</w:t>
       </w:r>
@@ -2756,8 +2751,8 @@
       <w:r>
         <w:rPr>
           <w:b/>
-          <w:sz w:val="26"/>
-          <w:szCs w:val="26"/>
+          <w:sz w:val="28"/>
+          <w:szCs w:val="28"/>
         </w:rPr>
         <w:t xml:space="preserve">1.6  KEY COMPETITORS</w:t>
       </w:r>
@@ -2832,8 +2827,8 @@
             <w:r>
               <w:rPr>
                 <w:b/>
-                <w:sz w:val="22"/>
-                <w:szCs w:val="22"/>
+                <w:sz w:val="24"/>
+                <w:szCs w:val="24"/>
               </w:rPr>
               <w:t xml:space="preserve">Firm / Network</w:t>
             </w:r>
@@ -2853,8 +2848,8 @@
             <w:r>
               <w:rPr>
                 <w:b/>
-                <w:sz w:val="22"/>
-                <w:szCs w:val="22"/>
+                <w:sz w:val="24"/>
+                <w:szCs w:val="24"/>
               </w:rPr>
               <w:t xml:space="preserve">Principal Services</w:t>
             </w:r>
@@ -2874,8 +2869,8 @@
             <w:r>
               <w:rPr>
                 <w:b/>
-                <w:sz w:val="22"/>
-                <w:szCs w:val="22"/>
+                <w:sz w:val="24"/>
+                <w:szCs w:val="24"/>
               </w:rPr>
               <w:t xml:space="preserve">Key Focus Area</w:t>
             </w:r>
@@ -2898,8 +2893,8 @@
             </w:pPr>
             <w:r>
               <w:rPr>
-                <w:sz w:val="22"/>
-                <w:szCs w:val="22"/>
+                <w:sz w:val="24"/>
+                <w:szCs w:val="24"/>
               </w:rPr>
               <w:t xml:space="preserve">Deloitte, PwC, EY and KPMG affiliates</w:t>
             </w:r>
@@ -2917,8 +2912,8 @@
             </w:pPr>
             <w:r>
               <w:rPr>
-                <w:sz w:val="22"/>
-                <w:szCs w:val="22"/>
+                <w:sz w:val="24"/>
+                <w:szCs w:val="24"/>
               </w:rPr>
               <w:t xml:space="preserve">Statutory audit, assurance, tax and consulting</w:t>
             </w:r>
@@ -2936,8 +2931,8 @@
             </w:pPr>
             <w:r>
               <w:rPr>
-                <w:sz w:val="22"/>
-                <w:szCs w:val="22"/>
+                <w:sz w:val="24"/>
+                <w:szCs w:val="24"/>
               </w:rPr>
               <w:t xml:space="preserve">Large corporates, listed entities and multinationals</w:t>
             </w:r>
@@ -2960,8 +2955,8 @@
             </w:pPr>
             <w:r>
               <w:rPr>
-                <w:sz w:val="22"/>
-                <w:szCs w:val="22"/>
+                <w:sz w:val="24"/>
+                <w:szCs w:val="24"/>
               </w:rPr>
               <w:t xml:space="preserve">BDO India, Grant Thornton Bharat</w:t>
             </w:r>
@@ -2979,8 +2974,8 @@
             </w:pPr>
             <w:r>
               <w:rPr>
-                <w:sz w:val="22"/>
-                <w:szCs w:val="22"/>
+                <w:sz w:val="24"/>
+                <w:szCs w:val="24"/>
               </w:rPr>
               <w:t xml:space="preserve">Audit, tax, risk advisory and transaction services</w:t>
             </w:r>
@@ -2998,8 +2993,8 @@
             </w:pPr>
             <w:r>
               <w:rPr>
-                <w:sz w:val="22"/>
-                <w:szCs w:val="22"/>
+                <w:sz w:val="24"/>
+                <w:szCs w:val="24"/>
               </w:rPr>
               <w:t xml:space="preserve">Mid-market and growth-stage corporate clients</w:t>
             </w:r>
@@ -3073,8 +3068,8 @@
             <w:r>
               <w:rPr>
                 <w:b/>
-                <w:sz w:val="22"/>
-                <w:szCs w:val="22"/>
+                <w:sz w:val="24"/>
+                <w:szCs w:val="24"/>
               </w:rPr>
               <w:t xml:space="preserve">Firm</w:t>
             </w:r>
@@ -3094,8 +3089,8 @@
             <w:r>
               <w:rPr>
                 <w:b/>
-                <w:sz w:val="22"/>
-                <w:szCs w:val="22"/>
+                <w:sz w:val="24"/>
+                <w:szCs w:val="24"/>
               </w:rPr>
               <w:t xml:space="preserve">Principal Services</w:t>
             </w:r>
@@ -3115,8 +3110,8 @@
             <w:r>
               <w:rPr>
                 <w:b/>
-                <w:sz w:val="22"/>
-                <w:szCs w:val="22"/>
+                <w:sz w:val="24"/>
+                <w:szCs w:val="24"/>
               </w:rPr>
               <w:t xml:space="preserve">Key Focus Area</w:t>
             </w:r>
@@ -3139,8 +3134,8 @@
             </w:pPr>
             <w:r>
               <w:rPr>
-                <w:sz w:val="22"/>
-                <w:szCs w:val="22"/>
+                <w:sz w:val="24"/>
+                <w:szCs w:val="24"/>
               </w:rPr>
               <w:t xml:space="preserve">Brahmayya &amp; Co.</w:t>
             </w:r>
@@ -3158,8 +3153,8 @@
             </w:pPr>
             <w:r>
               <w:rPr>
-                <w:sz w:val="22"/>
-                <w:szCs w:val="22"/>
+                <w:sz w:val="24"/>
+                <w:szCs w:val="24"/>
               </w:rPr>
               <w:t xml:space="preserve">Audit, taxation and management consultancy</w:t>
             </w:r>
@@ -3177,8 +3172,8 @@
             </w:pPr>
             <w:r>
               <w:rPr>
-                <w:sz w:val="22"/>
-                <w:szCs w:val="22"/>
+                <w:sz w:val="24"/>
+                <w:szCs w:val="24"/>
               </w:rPr>
               <w:t xml:space="preserve">Long-established multi-city practice with a wide corporate base</w:t>
             </w:r>
@@ -3201,8 +3196,8 @@
             </w:pPr>
             <w:r>
               <w:rPr>
-                <w:sz w:val="22"/>
-                <w:szCs w:val="22"/>
+                <w:sz w:val="24"/>
+                <w:szCs w:val="24"/>
               </w:rPr>
               <w:t xml:space="preserve">PKF Sridhar &amp; Santhanam LLP</w:t>
             </w:r>
@@ -3220,8 +3215,8 @@
             </w:pPr>
             <w:r>
               <w:rPr>
-                <w:sz w:val="22"/>
-                <w:szCs w:val="22"/>
+                <w:sz w:val="24"/>
+                <w:szCs w:val="24"/>
               </w:rPr>
               <w:t xml:space="preserve">Audit and assurance, tax and advisory</w:t>
             </w:r>
@@ -3239,8 +3234,8 @@
             </w:pPr>
             <w:r>
               <w:rPr>
-                <w:sz w:val="22"/>
-                <w:szCs w:val="22"/>
+                <w:sz w:val="24"/>
+                <w:szCs w:val="24"/>
               </w:rPr>
               <w:t xml:space="preserve">Chennai-founded firm with national reach and network affiliation</w:t>
             </w:r>
@@ -3263,8 +3258,8 @@
             </w:pPr>
             <w:r>
               <w:rPr>
-                <w:sz w:val="22"/>
-                <w:szCs w:val="22"/>
+                <w:sz w:val="24"/>
+                <w:szCs w:val="24"/>
               </w:rPr>
               <w:t xml:space="preserve">Suri &amp; Co., R. Subramanian &amp; Co. and similar practices</w:t>
             </w:r>
@@ -3282,8 +3277,8 @@
             </w:pPr>
             <w:r>
               <w:rPr>
-                <w:sz w:val="22"/>
-                <w:szCs w:val="22"/>
+                <w:sz w:val="24"/>
+                <w:szCs w:val="24"/>
               </w:rPr>
               <w:t xml:space="preserve">Statutory and tax audit, direct and indirect taxation</w:t>
             </w:r>
@@ -3301,8 +3296,8 @@
             </w:pPr>
             <w:r>
               <w:rPr>
-                <w:sz w:val="22"/>
-                <w:szCs w:val="22"/>
+                <w:sz w:val="24"/>
+                <w:szCs w:val="24"/>
               </w:rPr>
               <w:t xml:space="preserve">Regional corporate and mid-market clients</w:t>
             </w:r>
@@ -3325,8 +3320,8 @@
             </w:pPr>
             <w:r>
               <w:rPr>
-                <w:sz w:val="22"/>
-                <w:szCs w:val="22"/>
+                <w:sz w:val="24"/>
+                <w:szCs w:val="24"/>
               </w:rPr>
               <w:t xml:space="preserve">Local proprietary and small partnership firms</w:t>
             </w:r>
@@ -3344,8 +3339,8 @@
             </w:pPr>
             <w:r>
               <w:rPr>
-                <w:sz w:val="22"/>
-                <w:szCs w:val="22"/>
+                <w:sz w:val="24"/>
+                <w:szCs w:val="24"/>
               </w:rPr>
               <w:t xml:space="preserve">Accounting, GST, TDS and income tax compliance</w:t>
             </w:r>
@@ -3363,8 +3358,8 @@
             </w:pPr>
             <w:r>
               <w:rPr>
-                <w:sz w:val="22"/>
-                <w:szCs w:val="22"/>
+                <w:sz w:val="24"/>
+                <w:szCs w:val="24"/>
               </w:rPr>
               <w:t xml:space="preserve">Individuals, professionals and closely-held businesses</w:t>
             </w:r>
@@ -3438,8 +3433,8 @@
             <w:r>
               <w:rPr>
                 <w:b/>
-                <w:sz w:val="22"/>
-                <w:szCs w:val="22"/>
+                <w:sz w:val="24"/>
+                <w:szCs w:val="24"/>
               </w:rPr>
               <w:t xml:space="preserve">Platform</w:t>
             </w:r>
@@ -3459,8 +3454,8 @@
             <w:r>
               <w:rPr>
                 <w:b/>
-                <w:sz w:val="22"/>
-                <w:szCs w:val="22"/>
+                <w:sz w:val="24"/>
+                <w:szCs w:val="24"/>
               </w:rPr>
               <w:t xml:space="preserve">Offering</w:t>
             </w:r>
@@ -3480,8 +3475,8 @@
             <w:r>
               <w:rPr>
                 <w:b/>
-                <w:sz w:val="22"/>
-                <w:szCs w:val="22"/>
+                <w:sz w:val="24"/>
+                <w:szCs w:val="24"/>
               </w:rPr>
               <w:t xml:space="preserve">Competitive Effect</w:t>
             </w:r>
@@ -3504,8 +3499,8 @@
             </w:pPr>
             <w:r>
               <w:rPr>
-                <w:sz w:val="22"/>
-                <w:szCs w:val="22"/>
+                <w:sz w:val="24"/>
+                <w:szCs w:val="24"/>
               </w:rPr>
               <w:t xml:space="preserve">Online tax filing portals</w:t>
             </w:r>
@@ -3523,8 +3518,8 @@
             </w:pPr>
             <w:r>
               <w:rPr>
-                <w:sz w:val="22"/>
-                <w:szCs w:val="22"/>
+                <w:sz w:val="24"/>
+                <w:szCs w:val="24"/>
               </w:rPr>
               <w:t xml:space="preserve">Assisted and self-service income tax return filing</w:t>
             </w:r>
@@ -3542,8 +3537,8 @@
             </w:pPr>
             <w:r>
               <w:rPr>
-                <w:sz w:val="22"/>
-                <w:szCs w:val="22"/>
+                <w:sz w:val="24"/>
+                <w:szCs w:val="24"/>
               </w:rPr>
               <w:t xml:space="preserve">Absorbs simple salaried filings at low fee points</w:t>
             </w:r>
@@ -3566,8 +3561,8 @@
             </w:pPr>
             <w:r>
               <w:rPr>
-                <w:sz w:val="22"/>
-                <w:szCs w:val="22"/>
+                <w:sz w:val="24"/>
+                <w:szCs w:val="24"/>
               </w:rPr>
               <w:t xml:space="preserve">Cloud accounting and compliance suites</w:t>
             </w:r>
@@ -3585,8 +3580,8 @@
             </w:pPr>
             <w:r>
               <w:rPr>
-                <w:sz w:val="22"/>
-                <w:szCs w:val="22"/>
+                <w:sz w:val="24"/>
+                <w:szCs w:val="24"/>
               </w:rPr>
               <w:t xml:space="preserve">Bookkeeping, GST return preparation and reconciliation tools</w:t>
             </w:r>
@@ -3604,8 +3599,8 @@
             </w:pPr>
             <w:r>
               <w:rPr>
-                <w:sz w:val="22"/>
-                <w:szCs w:val="22"/>
+                <w:sz w:val="24"/>
+                <w:szCs w:val="24"/>
               </w:rPr>
               <w:t xml:space="preserve">Reduces the routine processing component of professional work</w:t>
             </w:r>
@@ -3628,8 +3623,8 @@
             </w:pPr>
             <w:r>
               <w:rPr>
-                <w:sz w:val="22"/>
-                <w:szCs w:val="22"/>
+                <w:sz w:val="24"/>
+                <w:szCs w:val="24"/>
               </w:rPr>
               <w:t xml:space="preserve">Accounting outsourcing providers</w:t>
             </w:r>
@@ -3647,8 +3642,8 @@
             </w:pPr>
             <w:r>
               <w:rPr>
-                <w:sz w:val="22"/>
-                <w:szCs w:val="22"/>
+                <w:sz w:val="24"/>
+                <w:szCs w:val="24"/>
               </w:rPr>
               <w:t xml:space="preserve">Volume bookkeeping and back-office accounting</w:t>
             </w:r>
@@ -3666,8 +3661,8 @@
             </w:pPr>
             <w:r>
               <w:rPr>
-                <w:sz w:val="22"/>
-                <w:szCs w:val="22"/>
+                <w:sz w:val="24"/>
+                <w:szCs w:val="24"/>
               </w:rPr>
               <w:t xml:space="preserve">Competes on cost for high-volume, low-judgement work</w:t>
             </w:r>
@@ -3690,8 +3685,8 @@
       <w:r>
         <w:rPr>
           <w:b/>
-          <w:sz w:val="26"/>
-          <w:szCs w:val="26"/>
+          <w:sz w:val="28"/>
+          <w:szCs w:val="28"/>
         </w:rPr>
         <w:t xml:space="preserve">1.7  COMPETITIVE POSITIONING</w:t>
       </w:r>
@@ -3724,8 +3719,8 @@
       <w:r>
         <w:rPr>
           <w:b/>
-          <w:sz w:val="26"/>
-          <w:szCs w:val="26"/>
+          <w:sz w:val="28"/>
+          <w:szCs w:val="28"/>
         </w:rPr>
         <w:t xml:space="preserve">1.8  KEY MILESTONES</w:t>
       </w:r>
@@ -3861,8 +3856,8 @@
       <w:r>
         <w:rPr>
           <w:b/>
-          <w:sz w:val="28"/>
-          <w:szCs w:val="28"/>
+          <w:sz w:val="32"/>
+          <w:szCs w:val="32"/>
         </w:rPr>
         <w:t xml:space="preserve">CHAPTER  2</w:t>
       </w:r>
@@ -3875,8 +3870,8 @@
       <w:r>
         <w:rPr>
           <w:b/>
-          <w:sz w:val="28"/>
-          <w:szCs w:val="28"/>
+          <w:sz w:val="32"/>
+          <w:szCs w:val="32"/>
         </w:rPr>
         <w:t xml:space="preserve">JOB / TASK DESCRIPTION</w:t>
       </w:r>
@@ -3915,8 +3910,8 @@
       <w:r>
         <w:rPr>
           <w:b/>
-          <w:sz w:val="26"/>
-          <w:szCs w:val="26"/>
+          <w:sz w:val="28"/>
+          <w:szCs w:val="28"/>
         </w:rPr>
         <w:t xml:space="preserve">2.1  OBJECTIVES OF THE INTERNSHIP</w:t>
       </w:r>
@@ -4058,8 +4053,8 @@
       <w:r>
         <w:rPr>
           <w:b/>
-          <w:sz w:val="26"/>
-          <w:szCs w:val="26"/>
+          <w:sz w:val="28"/>
+          <w:szCs w:val="28"/>
         </w:rPr>
         <w:t xml:space="preserve">2.2  INITIAL ONBOARDING AND TRAINING</w:t>
       </w:r>
@@ -4175,8 +4170,8 @@
       <w:r>
         <w:rPr>
           <w:b/>
-          <w:sz w:val="26"/>
-          <w:szCs w:val="26"/>
+          <w:sz w:val="28"/>
+          <w:szCs w:val="28"/>
         </w:rPr>
         <w:t xml:space="preserve">2.3  WORK PLAN AND SCOPE</w:t>
       </w:r>
@@ -4797,8 +4792,8 @@
       <w:r>
         <w:rPr>
           <w:b/>
-          <w:sz w:val="26"/>
-          <w:szCs w:val="26"/>
+          <w:sz w:val="28"/>
+          <w:szCs w:val="28"/>
         </w:rPr>
         <w:t xml:space="preserve">2.4  TIMELINE OF ACTIVITIES</w:t>
       </w:r>
@@ -5435,8 +5430,8 @@
       <w:r>
         <w:rPr>
           <w:b/>
-          <w:sz w:val="26"/>
-          <w:szCs w:val="26"/>
+          <w:sz w:val="28"/>
+          <w:szCs w:val="28"/>
         </w:rPr>
         <w:t xml:space="preserve">2.5  TOOLS AND SOFTWARE USED</w:t>
       </w:r>
@@ -5626,8 +5621,8 @@
       <w:r>
         <w:rPr>
           <w:b/>
-          <w:sz w:val="26"/>
-          <w:szCs w:val="26"/>
+          <w:sz w:val="28"/>
+          <w:szCs w:val="28"/>
         </w:rPr>
         <w:t xml:space="preserve">2.6  APPLICATION OF ACADEMIC KNOWLEDGE</w:t>
       </w:r>
@@ -5964,8 +5959,8 @@
       <w:r>
         <w:rPr>
           <w:b/>
-          <w:sz w:val="26"/>
-          <w:szCs w:val="26"/>
+          <w:sz w:val="28"/>
+          <w:szCs w:val="28"/>
         </w:rPr>
         <w:t xml:space="preserve">2.7  SKILLS DEVELOPED DURING THE INTERNSHIP</w:t>
       </w:r>
@@ -6189,8 +6184,8 @@
       <w:r>
         <w:rPr>
           <w:b/>
-          <w:sz w:val="26"/>
-          <w:szCs w:val="26"/>
+          <w:sz w:val="28"/>
+          <w:szCs w:val="28"/>
         </w:rPr>
         <w:t xml:space="preserve">2.8  KEY OBSERVATIONS FROM THE JOB</w:t>
       </w:r>
@@ -6241,8 +6236,8 @@
       <w:r>
         <w:rPr>
           <w:b/>
-          <w:sz w:val="26"/>
-          <w:szCs w:val="26"/>
+          <w:sz w:val="28"/>
+          <w:szCs w:val="28"/>
         </w:rPr>
         <w:t xml:space="preserve">2.9  CHALLENGES ENCOUNTERED DURING THE INTERNSHIP</w:t>
       </w:r>
@@ -6391,8 +6386,8 @@
       <w:r>
         <w:rPr>
           <w:b/>
-          <w:sz w:val="26"/>
-          <w:szCs w:val="26"/>
+          <w:sz w:val="28"/>
+          <w:szCs w:val="28"/>
         </w:rPr>
         <w:t xml:space="preserve">2.10  OVERALL JOB EXPERIENCE</w:t>
       </w:r>
@@ -6434,8 +6429,8 @@
       <w:r>
         <w:rPr>
           <w:b/>
-          <w:sz w:val="26"/>
-          <w:szCs w:val="26"/>
+          <w:sz w:val="28"/>
+          <w:szCs w:val="28"/>
         </w:rPr>
         <w:t xml:space="preserve">2.11  SUMMARY OF RESPONSIBILITIES</w:t>
       </w:r>
@@ -6494,8 +6489,8 @@
             <w:r>
               <w:rPr>
                 <w:b/>
-                <w:sz w:val="22"/>
-                <w:szCs w:val="22"/>
+                <w:sz w:val="24"/>
+                <w:szCs w:val="24"/>
               </w:rPr>
               <w:t xml:space="preserve">S. No.</w:t>
             </w:r>
@@ -6515,8 +6510,8 @@
             <w:r>
               <w:rPr>
                 <w:b/>
-                <w:sz w:val="22"/>
-                <w:szCs w:val="22"/>
+                <w:sz w:val="24"/>
+                <w:szCs w:val="24"/>
               </w:rPr>
               <w:t xml:space="preserve">Area of Work</w:t>
             </w:r>
@@ -6536,8 +6531,8 @@
             <w:r>
               <w:rPr>
                 <w:b/>
-                <w:sz w:val="22"/>
-                <w:szCs w:val="22"/>
+                <w:sz w:val="24"/>
+                <w:szCs w:val="24"/>
               </w:rPr>
               <w:t xml:space="preserve">Major Responsibility</w:t>
             </w:r>
@@ -6561,8 +6556,8 @@
             <w:r>
               <w:rPr>
                 <w:b/>
-                <w:sz w:val="22"/>
-                <w:szCs w:val="22"/>
+                <w:sz w:val="24"/>
+                <w:szCs w:val="24"/>
               </w:rPr>
               <w:t xml:space="preserve">1</w:t>
             </w:r>
@@ -6581,8 +6576,8 @@
             <w:r>
               <w:rPr>
                 <w:b/>
-                <w:sz w:val="22"/>
-                <w:szCs w:val="22"/>
+                <w:sz w:val="24"/>
+                <w:szCs w:val="24"/>
               </w:rPr>
               <w:t xml:space="preserve">Bank Statement Analysis</w:t>
             </w:r>
@@ -6600,8 +6595,8 @@
             </w:pPr>
             <w:r>
               <w:rPr>
-                <w:sz w:val="22"/>
-                <w:szCs w:val="22"/>
+                <w:sz w:val="24"/>
+                <w:szCs w:val="24"/>
               </w:rPr>
               <w:t xml:space="preserve">Classification of individual and corporate bank entries into income, expenditure, drawings and transfers</w:t>
             </w:r>
@@ -6625,8 +6620,8 @@
             <w:r>
               <w:rPr>
                 <w:b/>
-                <w:sz w:val="22"/>
-                <w:szCs w:val="22"/>
+                <w:sz w:val="24"/>
+                <w:szCs w:val="24"/>
               </w:rPr>
               <w:t xml:space="preserve">2</w:t>
             </w:r>
@@ -6645,8 +6640,8 @@
             <w:r>
               <w:rPr>
                 <w:b/>
-                <w:sz w:val="22"/>
-                <w:szCs w:val="22"/>
+                <w:sz w:val="24"/>
+                <w:szCs w:val="24"/>
               </w:rPr>
               <w:t xml:space="preserve">Real-Time Accounting</w:t>
             </w:r>
@@ -6664,8 +6659,8 @@
             </w:pPr>
             <w:r>
               <w:rPr>
-                <w:sz w:val="22"/>
-                <w:szCs w:val="22"/>
+                <w:sz w:val="24"/>
+                <w:szCs w:val="24"/>
               </w:rPr>
               <w:t xml:space="preserve">Recording client transactions in Tally with correct ledgers and narrations</w:t>
             </w:r>
@@ -6689,8 +6684,8 @@
             <w:r>
               <w:rPr>
                 <w:b/>
-                <w:sz w:val="22"/>
-                <w:szCs w:val="22"/>
+                <w:sz w:val="24"/>
+                <w:szCs w:val="24"/>
               </w:rPr>
               <w:t xml:space="preserve">3</w:t>
             </w:r>
@@ -6709,8 +6704,8 @@
             <w:r>
               <w:rPr>
                 <w:b/>
-                <w:sz w:val="22"/>
-                <w:szCs w:val="22"/>
+                <w:sz w:val="24"/>
+                <w:szCs w:val="24"/>
               </w:rPr>
               <w:t xml:space="preserve">Portal Downloads</w:t>
             </w:r>
@@ -6728,8 +6723,8 @@
             </w:pPr>
             <w:r>
               <w:rPr>
-                <w:sz w:val="22"/>
-                <w:szCs w:val="22"/>
+                <w:sz w:val="24"/>
+                <w:szCs w:val="24"/>
               </w:rPr>
               <w:t xml:space="preserve">Retrieval of Form 26AS, AIS and TIS through Winman CA-ERP</w:t>
             </w:r>
@@ -6753,8 +6748,8 @@
             <w:r>
               <w:rPr>
                 <w:b/>
-                <w:sz w:val="22"/>
-                <w:szCs w:val="22"/>
+                <w:sz w:val="24"/>
+                <w:szCs w:val="24"/>
               </w:rPr>
               <w:t xml:space="preserve">4</w:t>
             </w:r>
@@ -6773,8 +6768,8 @@
             <w:r>
               <w:rPr>
                 <w:b/>
-                <w:sz w:val="22"/>
-                <w:szCs w:val="22"/>
+                <w:sz w:val="24"/>
+                <w:szCs w:val="24"/>
               </w:rPr>
               <w:t xml:space="preserve">GST Compliance</w:t>
             </w:r>
@@ -6792,8 +6787,8 @@
             </w:pPr>
             <w:r>
               <w:rPr>
-                <w:sz w:val="22"/>
-                <w:szCs w:val="22"/>
+                <w:sz w:val="24"/>
+                <w:szCs w:val="24"/>
               </w:rPr>
               <w:t xml:space="preserve">GSTR-1, GSTR-2B and GSTR-3B support, acknowledgements, file requests and DSC authentication</w:t>
             </w:r>
@@ -6817,8 +6812,8 @@
             <w:r>
               <w:rPr>
                 <w:b/>
-                <w:sz w:val="22"/>
-                <w:szCs w:val="22"/>
+                <w:sz w:val="24"/>
+                <w:szCs w:val="24"/>
               </w:rPr>
               <w:t xml:space="preserve">5</w:t>
             </w:r>
@@ -6837,8 +6832,8 @@
             <w:r>
               <w:rPr>
                 <w:b/>
-                <w:sz w:val="22"/>
-                <w:szCs w:val="22"/>
+                <w:sz w:val="24"/>
+                <w:szCs w:val="24"/>
               </w:rPr>
               <w:t xml:space="preserve">GST Reconciliation</w:t>
             </w:r>
@@ -6856,8 +6851,8 @@
             </w:pPr>
             <w:r>
               <w:rPr>
-                <w:sz w:val="22"/>
-                <w:szCs w:val="22"/>
+                <w:sz w:val="24"/>
+                <w:szCs w:val="24"/>
               </w:rPr>
               <w:t xml:space="preserve">Matching books maintained in Tally with the GST returns filed</w:t>
             </w:r>
@@ -6881,8 +6876,8 @@
             <w:r>
               <w:rPr>
                 <w:b/>
-                <w:sz w:val="22"/>
-                <w:szCs w:val="22"/>
+                <w:sz w:val="24"/>
+                <w:szCs w:val="24"/>
               </w:rPr>
               <w:t xml:space="preserve">6</w:t>
             </w:r>
@@ -6901,8 +6896,8 @@
             <w:r>
               <w:rPr>
                 <w:b/>
-                <w:sz w:val="22"/>
-                <w:szCs w:val="22"/>
+                <w:sz w:val="24"/>
+                <w:szCs w:val="24"/>
               </w:rPr>
               <w:t xml:space="preserve">TDS Compliance</w:t>
             </w:r>
@@ -6920,8 +6915,8 @@
             </w:pPr>
             <w:r>
               <w:rPr>
-                <w:sz w:val="22"/>
-                <w:szCs w:val="22"/>
+                <w:sz w:val="24"/>
+                <w:szCs w:val="24"/>
               </w:rPr>
               <w:t xml:space="preserve">Conso files from TRACES and quarter-wise data entry through the Return Preparation Utility</w:t>
             </w:r>
@@ -6945,8 +6940,8 @@
             <w:r>
               <w:rPr>
                 <w:b/>
-                <w:sz w:val="22"/>
-                <w:szCs w:val="22"/>
+                <w:sz w:val="24"/>
+                <w:szCs w:val="24"/>
               </w:rPr>
               <w:t xml:space="preserve">7</w:t>
             </w:r>
@@ -6965,8 +6960,8 @@
             <w:r>
               <w:rPr>
                 <w:b/>
-                <w:sz w:val="22"/>
-                <w:szCs w:val="22"/>
+                <w:sz w:val="24"/>
+                <w:szCs w:val="24"/>
               </w:rPr>
               <w:t xml:space="preserve">Securities Transaction Tax</w:t>
             </w:r>
@@ -6984,8 +6979,8 @@
             </w:pPr>
             <w:r>
               <w:rPr>
-                <w:sz w:val="22"/>
-                <w:szCs w:val="22"/>
+                <w:sz w:val="24"/>
+                <w:szCs w:val="24"/>
               </w:rPr>
               <w:t xml:space="preserve">Tracing securities transactions and STT from AIS and broker statements into the computation</w:t>
             </w:r>
@@ -7009,8 +7004,8 @@
             <w:r>
               <w:rPr>
                 <w:b/>
-                <w:sz w:val="22"/>
-                <w:szCs w:val="22"/>
+                <w:sz w:val="24"/>
+                <w:szCs w:val="24"/>
               </w:rPr>
               <w:t xml:space="preserve">8</w:t>
             </w:r>
@@ -7029,8 +7024,8 @@
             <w:r>
               <w:rPr>
                 <w:b/>
-                <w:sz w:val="22"/>
-                <w:szCs w:val="22"/>
+                <w:sz w:val="24"/>
+                <w:szCs w:val="24"/>
               </w:rPr>
               <w:t xml:space="preserve">Bank Account Abstract</w:t>
             </w:r>
@@ -7048,8 +7043,8 @@
             </w:pPr>
             <w:r>
               <w:rPr>
-                <w:sz w:val="22"/>
-                <w:szCs w:val="22"/>
+                <w:sz w:val="24"/>
+                <w:szCs w:val="24"/>
               </w:rPr>
               <w:t xml:space="preserve">Preparation of bank abstracts as working papers for computation</w:t>
             </w:r>
@@ -7073,8 +7068,8 @@
             <w:r>
               <w:rPr>
                 <w:b/>
-                <w:sz w:val="22"/>
-                <w:szCs w:val="22"/>
+                <w:sz w:val="24"/>
+                <w:szCs w:val="24"/>
               </w:rPr>
               <w:t xml:space="preserve">9</w:t>
             </w:r>
@@ -7093,8 +7088,8 @@
             <w:r>
               <w:rPr>
                 <w:b/>
-                <w:sz w:val="22"/>
-                <w:szCs w:val="22"/>
+                <w:sz w:val="24"/>
+                <w:szCs w:val="24"/>
               </w:rPr>
               <w:t xml:space="preserve">Statement of Total Income</w:t>
             </w:r>
@@ -7112,8 +7107,8 @@
             </w:pPr>
             <w:r>
               <w:rPr>
-                <w:sz w:val="22"/>
-                <w:szCs w:val="22"/>
+                <w:sz w:val="24"/>
+                <w:szCs w:val="24"/>
               </w:rPr>
               <w:t xml:space="preserve">Computation of total income and verification of taxes paid against taxes payable</w:t>
             </w:r>
@@ -7137,8 +7132,8 @@
             <w:r>
               <w:rPr>
                 <w:b/>
-                <w:sz w:val="22"/>
-                <w:szCs w:val="22"/>
+                <w:sz w:val="24"/>
+                <w:szCs w:val="24"/>
               </w:rPr>
               <w:t xml:space="preserve">10</w:t>
             </w:r>
@@ -7157,8 +7152,8 @@
             <w:r>
               <w:rPr>
                 <w:b/>
-                <w:sz w:val="22"/>
-                <w:szCs w:val="22"/>
+                <w:sz w:val="24"/>
+                <w:szCs w:val="24"/>
               </w:rPr>
               <w:t xml:space="preserve">Return Filing</w:t>
             </w:r>
@@ -7176,8 +7171,8 @@
             </w:pPr>
             <w:r>
               <w:rPr>
-                <w:sz w:val="22"/>
-                <w:szCs w:val="22"/>
+                <w:sz w:val="24"/>
+                <w:szCs w:val="24"/>
               </w:rPr>
               <w:t xml:space="preserve">Preparation and upload of income tax returns, including three filings completed independently</w:t>
             </w:r>
@@ -7201,8 +7196,8 @@
             <w:r>
               <w:rPr>
                 <w:b/>
-                <w:sz w:val="22"/>
-                <w:szCs w:val="22"/>
+                <w:sz w:val="24"/>
+                <w:szCs w:val="24"/>
               </w:rPr>
               <w:t xml:space="preserve">11</w:t>
             </w:r>
@@ -7221,8 +7216,8 @@
             <w:r>
               <w:rPr>
                 <w:b/>
-                <w:sz w:val="22"/>
-                <w:szCs w:val="22"/>
+                <w:sz w:val="24"/>
+                <w:szCs w:val="24"/>
               </w:rPr>
               <w:t xml:space="preserve">Audit Documentation</w:t>
             </w:r>
@@ -7240,8 +7235,8 @@
             </w:pPr>
             <w:r>
               <w:rPr>
-                <w:sz w:val="22"/>
-                <w:szCs w:val="22"/>
+                <w:sz w:val="24"/>
+                <w:szCs w:val="24"/>
               </w:rPr>
               <w:t xml:space="preserve">Assembly of ledgers, reconciliations and portal statements for statutory audit assignments</w:t>
             </w:r>
@@ -7265,8 +7260,8 @@
             <w:r>
               <w:rPr>
                 <w:b/>
-                <w:sz w:val="22"/>
-                <w:szCs w:val="22"/>
+                <w:sz w:val="24"/>
+                <w:szCs w:val="24"/>
               </w:rPr>
               <w:t xml:space="preserve">12</w:t>
             </w:r>
@@ -7285,8 +7280,8 @@
             <w:r>
               <w:rPr>
                 <w:b/>
-                <w:sz w:val="22"/>
-                <w:szCs w:val="22"/>
+                <w:sz w:val="24"/>
+                <w:szCs w:val="24"/>
               </w:rPr>
               <w:t xml:space="preserve">Reporting</w:t>
             </w:r>
@@ -7304,8 +7299,8 @@
             </w:pPr>
             <w:r>
               <w:rPr>
-                <w:sz w:val="22"/>
-                <w:szCs w:val="22"/>
+                <w:sz w:val="24"/>
+                <w:szCs w:val="24"/>
               </w:rPr>
               <w:t xml:space="preserve">Client reports prepared for the Manager’s verification and approval</w:t>
             </w:r>
@@ -7337,8 +7332,8 @@
       <w:r>
         <w:rPr>
           <w:b/>
-          <w:sz w:val="26"/>
-          <w:szCs w:val="26"/>
+          <w:sz w:val="28"/>
+          <w:szCs w:val="28"/>
         </w:rPr>
         <w:t xml:space="preserve">2.12  CONCLUSION OF JOB / TASK DESCRIPTION</w:t>
       </w:r>
@@ -7464,8 +7459,8 @@
       <w:r>
         <w:rPr>
           <w:b/>
-          <w:sz w:val="28"/>
-          <w:szCs w:val="28"/>
+          <w:sz w:val="32"/>
+          <w:szCs w:val="32"/>
         </w:rPr>
         <w:t xml:space="preserve">CHAPTER  3</w:t>
       </w:r>
@@ -7478,8 +7473,8 @@
       <w:r>
         <w:rPr>
           <w:b/>
-          <w:sz w:val="28"/>
-          <w:szCs w:val="28"/>
+          <w:sz w:val="32"/>
+          <w:szCs w:val="32"/>
         </w:rPr>
         <w:t xml:space="preserve">ANALYSIS OF JOB PERFORMANCE</w:t>
       </w:r>
@@ -7527,8 +7522,8 @@
       <w:r>
         <w:rPr>
           <w:b/>
-          <w:sz w:val="26"/>
-          <w:szCs w:val="26"/>
+          <w:sz w:val="28"/>
+          <w:szCs w:val="28"/>
         </w:rPr>
         <w:t xml:space="preserve">3.1  QUALITY OF WORK</w:t>
       </w:r>
@@ -7562,8 +7557,8 @@
       <w:r>
         <w:rPr>
           <w:b/>
-          <w:sz w:val="26"/>
-          <w:szCs w:val="26"/>
+          <w:sz w:val="28"/>
+          <w:szCs w:val="28"/>
         </w:rPr>
         <w:t xml:space="preserve">3.2  TIMELINESS AND TASK OWNERSHIP</w:t>
       </w:r>
@@ -7596,8 +7591,8 @@
       <w:r>
         <w:rPr>
           <w:b/>
-          <w:sz w:val="26"/>
-          <w:szCs w:val="26"/>
+          <w:sz w:val="28"/>
+          <w:szCs w:val="28"/>
         </w:rPr>
         <w:t xml:space="preserve">3.3  ADAPTABILITY AND LEARNING CURVE</w:t>
       </w:r>
@@ -7630,8 +7625,8 @@
       <w:r>
         <w:rPr>
           <w:b/>
-          <w:sz w:val="26"/>
-          <w:szCs w:val="26"/>
+          <w:sz w:val="28"/>
+          <w:szCs w:val="28"/>
         </w:rPr>
         <w:t xml:space="preserve">3.4  COMMUNICATION AND COLLABORATION</w:t>
       </w:r>
@@ -7664,8 +7659,8 @@
       <w:r>
         <w:rPr>
           <w:b/>
-          <w:sz w:val="26"/>
-          <w:szCs w:val="26"/>
+          <w:sz w:val="28"/>
+          <w:szCs w:val="28"/>
         </w:rPr>
         <w:t xml:space="preserve">3.5  STRENGTHS DEMONSTRATED</w:t>
       </w:r>
@@ -7780,8 +7775,8 @@
       <w:r>
         <w:rPr>
           <w:b/>
-          <w:sz w:val="26"/>
-          <w:szCs w:val="26"/>
+          <w:sz w:val="28"/>
+          <w:szCs w:val="28"/>
         </w:rPr>
         <w:t xml:space="preserve">3.6  AREAS FOR IMPROVEMENT</w:t>
       </w:r>
@@ -7896,8 +7891,8 @@
       <w:r>
         <w:rPr>
           <w:b/>
-          <w:sz w:val="26"/>
-          <w:szCs w:val="26"/>
+          <w:sz w:val="28"/>
+          <w:szCs w:val="28"/>
         </w:rPr>
         <w:t xml:space="preserve">3.7  OVERALL PERFORMANCE</w:t>
       </w:r>
@@ -8023,8 +8018,8 @@
       <w:r>
         <w:rPr>
           <w:b/>
-          <w:sz w:val="28"/>
-          <w:szCs w:val="28"/>
+          <w:sz w:val="32"/>
+          <w:szCs w:val="32"/>
         </w:rPr>
         <w:t xml:space="preserve">CHAPTER  4</w:t>
       </w:r>
@@ -8037,8 +8032,8 @@
       <w:r>
         <w:rPr>
           <w:b/>
-          <w:sz w:val="28"/>
-          <w:szCs w:val="28"/>
+          <w:sz w:val="32"/>
+          <w:szCs w:val="32"/>
         </w:rPr>
         <w:t xml:space="preserve">LEARNING OUTCOMES</w:t>
       </w:r>
@@ -8086,8 +8081,8 @@
       <w:r>
         <w:rPr>
           <w:b/>
-          <w:sz w:val="26"/>
-          <w:szCs w:val="26"/>
+          <w:sz w:val="28"/>
+          <w:szCs w:val="28"/>
         </w:rPr>
         <w:t xml:space="preserve">4.1  TECHNICAL KNOWLEDGE ACQUIRED</w:t>
       </w:r>
@@ -8259,8 +8254,8 @@
       <w:r>
         <w:rPr>
           <w:b/>
-          <w:sz w:val="26"/>
-          <w:szCs w:val="26"/>
+          <w:sz w:val="28"/>
+          <w:szCs w:val="28"/>
         </w:rPr>
         <w:t xml:space="preserve">4.2  PRACTICAL EXPOSURE TO COMPLIANCE PROCESSES</w:t>
       </w:r>
@@ -8293,8 +8288,8 @@
       <w:r>
         <w:rPr>
           <w:b/>
-          <w:sz w:val="26"/>
-          <w:szCs w:val="26"/>
+          <w:sz w:val="28"/>
+          <w:szCs w:val="28"/>
         </w:rPr>
         <w:t xml:space="preserve">4.3  IMPROVEMENT IN ANALYTICAL AND SYSTEM THINKING</w:t>
       </w:r>
@@ -8327,8 +8322,8 @@
       <w:r>
         <w:rPr>
           <w:b/>
-          <w:sz w:val="26"/>
-          <w:szCs w:val="26"/>
+          <w:sz w:val="28"/>
+          <w:szCs w:val="28"/>
         </w:rPr>
         <w:t xml:space="preserve">4.4  SOFT SKILLS AND PROFESSIONAL TRAITS STRENGTHENED</w:t>
       </w:r>
@@ -8481,8 +8476,8 @@
       <w:r>
         <w:rPr>
           <w:b/>
-          <w:sz w:val="26"/>
-          <w:szCs w:val="26"/>
+          <w:sz w:val="28"/>
+          <w:szCs w:val="28"/>
         </w:rPr>
         <w:t xml:space="preserve">4.5  ALIGNMENT WITH ACADEMIC LEARNING</w:t>
       </w:r>
@@ -8541,8 +8536,8 @@
             <w:r>
               <w:rPr>
                 <w:b/>
-                <w:sz w:val="22"/>
-                <w:szCs w:val="22"/>
+                <w:sz w:val="24"/>
+                <w:szCs w:val="24"/>
               </w:rPr>
               <w:t xml:space="preserve">Academic Subject</w:t>
             </w:r>
@@ -8562,8 +8557,8 @@
             <w:r>
               <w:rPr>
                 <w:b/>
-                <w:sz w:val="22"/>
-                <w:szCs w:val="22"/>
+                <w:sz w:val="24"/>
+                <w:szCs w:val="24"/>
               </w:rPr>
               <w:t xml:space="preserve">Internship Application</w:t>
             </w:r>
@@ -8588,8 +8583,8 @@
             <w:r>
               <w:rPr>
                 <w:b/>
-                <w:sz w:val="22"/>
-                <w:szCs w:val="22"/>
+                <w:sz w:val="24"/>
+                <w:szCs w:val="24"/>
               </w:rPr>
               <w:t xml:space="preserve">Financial Accounting</w:t>
             </w:r>
@@ -8607,8 +8602,8 @@
             </w:pPr>
             <w:r>
               <w:rPr>
-                <w:sz w:val="22"/>
-                <w:szCs w:val="22"/>
+                <w:sz w:val="24"/>
+                <w:szCs w:val="24"/>
               </w:rPr>
               <w:t xml:space="preserve">Ledger classification, voucher entry and recording of client transactions in Tally</w:t>
             </w:r>
@@ -8633,8 +8628,8 @@
             <w:r>
               <w:rPr>
                 <w:b/>
-                <w:sz w:val="22"/>
-                <w:szCs w:val="22"/>
+                <w:sz w:val="24"/>
+                <w:szCs w:val="24"/>
               </w:rPr>
               <w:t xml:space="preserve">Direct Taxation</w:t>
             </w:r>
@@ -8652,8 +8647,8 @@
             </w:pPr>
             <w:r>
               <w:rPr>
-                <w:sz w:val="22"/>
-                <w:szCs w:val="22"/>
+                <w:sz w:val="24"/>
+                <w:szCs w:val="24"/>
               </w:rPr>
               <w:t xml:space="preserve">Heads of income, Statement of Total Income, TDS provisions, Securities Transaction Tax and return filing</w:t>
             </w:r>
@@ -8678,8 +8673,8 @@
             <w:r>
               <w:rPr>
                 <w:b/>
-                <w:sz w:val="22"/>
-                <w:szCs w:val="22"/>
+                <w:sz w:val="24"/>
+                <w:szCs w:val="24"/>
               </w:rPr>
               <w:t xml:space="preserve">Indirect Taxation (GST)</w:t>
             </w:r>
@@ -8697,8 +8692,8 @@
             </w:pPr>
             <w:r>
               <w:rPr>
-                <w:sz w:val="22"/>
-                <w:szCs w:val="22"/>
+                <w:sz w:val="24"/>
+                <w:szCs w:val="24"/>
               </w:rPr>
               <w:t xml:space="preserve">GSTR-1, GSTR-2B and GSTR-3B filings and reconciliation of books with returns</w:t>
             </w:r>
@@ -8723,8 +8718,8 @@
             <w:r>
               <w:rPr>
                 <w:b/>
-                <w:sz w:val="22"/>
-                <w:szCs w:val="22"/>
+                <w:sz w:val="24"/>
+                <w:szCs w:val="24"/>
               </w:rPr>
               <w:t xml:space="preserve">Auditing and Assurance</w:t>
             </w:r>
@@ -8742,8 +8737,8 @@
             </w:pPr>
             <w:r>
               <w:rPr>
-                <w:sz w:val="22"/>
-                <w:szCs w:val="22"/>
+                <w:sz w:val="24"/>
+                <w:szCs w:val="24"/>
               </w:rPr>
               <w:t xml:space="preserve">Documentation for statutory audit assignments and verification of 26AS, AIS and TIS against the books</w:t>
             </w:r>
@@ -8768,8 +8763,8 @@
             <w:r>
               <w:rPr>
                 <w:b/>
-                <w:sz w:val="22"/>
-                <w:szCs w:val="22"/>
+                <w:sz w:val="24"/>
+                <w:szCs w:val="24"/>
               </w:rPr>
               <w:t xml:space="preserve">Financial Reporting and Analysis</w:t>
             </w:r>
@@ -8787,8 +8782,8 @@
             </w:pPr>
             <w:r>
               <w:rPr>
-                <w:sz w:val="22"/>
-                <w:szCs w:val="22"/>
+                <w:sz w:val="24"/>
+                <w:szCs w:val="24"/>
               </w:rPr>
               <w:t xml:space="preserve">Assistance in balance sheet preparation and interpretation of income and expenditure patterns</w:t>
             </w:r>
@@ -8813,8 +8808,8 @@
             <w:r>
               <w:rPr>
                 <w:b/>
-                <w:sz w:val="22"/>
-                <w:szCs w:val="22"/>
+                <w:sz w:val="24"/>
+                <w:szCs w:val="24"/>
               </w:rPr>
               <w:t xml:space="preserve">Accounting Systems and ERP</w:t>
             </w:r>
@@ -8832,8 +8827,8 @@
             </w:pPr>
             <w:r>
               <w:rPr>
-                <w:sz w:val="22"/>
-                <w:szCs w:val="22"/>
+                <w:sz w:val="24"/>
+                <w:szCs w:val="24"/>
               </w:rPr>
               <w:t xml:space="preserve">Practical work in Tally and Winman CA-ERP, including master data and ledger structure</w:t>
             </w:r>
@@ -8858,8 +8853,8 @@
             <w:r>
               <w:rPr>
                 <w:b/>
-                <w:sz w:val="22"/>
-                <w:szCs w:val="22"/>
+                <w:sz w:val="24"/>
+                <w:szCs w:val="24"/>
               </w:rPr>
               <w:t xml:space="preserve">Business Communication</w:t>
             </w:r>
@@ -8877,8 +8872,8 @@
             </w:pPr>
             <w:r>
               <w:rPr>
-                <w:sz w:val="22"/>
-                <w:szCs w:val="22"/>
+                <w:sz w:val="24"/>
+                <w:szCs w:val="24"/>
               </w:rPr>
               <w:t xml:space="preserve">Working papers, client reports for the Manager’s approval and internal queries on pending clarifications</w:t>
             </w:r>
@@ -8919,8 +8914,8 @@
       <w:r>
         <w:rPr>
           <w:b/>
-          <w:sz w:val="26"/>
-          <w:szCs w:val="26"/>
+          <w:sz w:val="28"/>
+          <w:szCs w:val="28"/>
         </w:rPr>
         <w:t xml:space="preserve">4.6  OVERALL REALISATIONS</w:t>
       </w:r>
@@ -9018,8 +9013,8 @@
       <w:r>
         <w:rPr>
           <w:b/>
-          <w:sz w:val="26"/>
-          <w:szCs w:val="26"/>
+          <w:sz w:val="28"/>
+          <w:szCs w:val="28"/>
         </w:rPr>
         <w:t xml:space="preserve">4.7  PROFESSIONAL INSIGHTS AND LEARNINGS</w:t>
       </w:r>
@@ -9154,8 +9149,8 @@
       <w:r>
         <w:rPr>
           <w:b/>
-          <w:sz w:val="28"/>
-          <w:szCs w:val="28"/>
+          <w:sz w:val="32"/>
+          <w:szCs w:val="32"/>
         </w:rPr>
         <w:t xml:space="preserve">CHAPTER  5</w:t>
       </w:r>
@@ -9168,8 +9163,8 @@
       <w:r>
         <w:rPr>
           <w:b/>
-          <w:sz w:val="28"/>
-          <w:szCs w:val="28"/>
+          <w:sz w:val="32"/>
+          <w:szCs w:val="32"/>
         </w:rPr>
         <w:t xml:space="preserve">SUMMARY AND CONCLUSION</w:t>
       </w:r>
@@ -9208,8 +9203,8 @@
       <w:r>
         <w:rPr>
           <w:b/>
-          <w:sz w:val="26"/>
-          <w:szCs w:val="26"/>
+          <w:sz w:val="28"/>
+          <w:szCs w:val="28"/>
         </w:rPr>
         <w:t xml:space="preserve">5.1  SUMMARY OF INTERNSHIP EXPERIENCE</w:t>
       </w:r>
@@ -9252,8 +9247,8 @@
       <w:r>
         <w:rPr>
           <w:b/>
-          <w:sz w:val="26"/>
-          <w:szCs w:val="26"/>
+          <w:sz w:val="28"/>
+          <w:szCs w:val="28"/>
         </w:rPr>
         <w:t xml:space="preserve">5.2  KEY TAKEAWAYS</w:t>
       </w:r>
@@ -9628,8 +9623,8 @@
       <w:r>
         <w:rPr>
           <w:b/>
-          <w:sz w:val="26"/>
-          <w:szCs w:val="26"/>
+          <w:sz w:val="28"/>
+          <w:szCs w:val="28"/>
         </w:rPr>
         <w:t xml:space="preserve">5.3  CONCLUSION</w:t>
       </w:r>
@@ -9764,8 +9759,8 @@
       <w:r>
         <w:rPr>
           <w:b/>
-          <w:sz w:val="28"/>
-          <w:szCs w:val="28"/>
+          <w:sz w:val="32"/>
+          <w:szCs w:val="32"/>
         </w:rPr>
         <w:t xml:space="preserve">REFERENCES</w:t>
       </w:r>
@@ -10002,8 +9997,8 @@
     </w:pPr>
     <w:r>
       <w:rPr>
-        <w:sz w:val="22"/>
-        <w:szCs w:val="22"/>
+        <w:sz w:val="24"/>
+        <w:szCs w:val="24"/>
       </w:rPr>
       <w:t xml:space="preserve">SUMMER INTERNSHIP PROJECT</w:t>
     </w:r>
@@ -10037,8 +10032,8 @@
     </w:pPr>
     <w:r>
       <w:rPr>
-        <w:sz w:val="22"/>
-        <w:szCs w:val="22"/>
+        <w:sz w:val="24"/>
+        <w:szCs w:val="24"/>
       </w:rPr>
       <w:t xml:space="preserve">SUMMER INTERNSHIP PROJECT</w:t>
     </w:r>
@@ -10072,8 +10067,8 @@
     </w:pPr>
     <w:r>
       <w:rPr>
-        <w:sz w:val="22"/>
-        <w:szCs w:val="22"/>
+        <w:sz w:val="24"/>
+        <w:szCs w:val="24"/>
       </w:rPr>
       <w:t xml:space="preserve">SUMMER INTERNSHIP PROJECT</w:t>
     </w:r>
@@ -10107,8 +10102,8 @@
     </w:pPr>
     <w:r>
       <w:rPr>
-        <w:sz w:val="22"/>
-        <w:szCs w:val="22"/>
+        <w:sz w:val="24"/>
+        <w:szCs w:val="24"/>
       </w:rPr>
       <w:t xml:space="preserve">SUMMER INTERNSHIP PROJECT</w:t>
     </w:r>
@@ -10142,8 +10137,8 @@
     </w:pPr>
     <w:r>
       <w:rPr>
-        <w:sz w:val="22"/>
-        <w:szCs w:val="22"/>
+        <w:sz w:val="24"/>
+        <w:szCs w:val="24"/>
       </w:rPr>
       <w:t xml:space="preserve">SUMMER INTERNSHIP PROJECT</w:t>
     </w:r>
@@ -10177,8 +10172,8 @@
     </w:pPr>
     <w:r>
       <w:rPr>
-        <w:sz w:val="22"/>
-        <w:szCs w:val="22"/>
+        <w:sz w:val="24"/>
+        <w:szCs w:val="24"/>
       </w:rPr>
       <w:t xml:space="preserve">SUMMER INTERNSHIP PROJECT</w:t>
     </w:r>
@@ -10213,8 +10208,8 @@
     <w:r>
       <w:rPr>
         <w:b/>
-        <w:sz w:val="22"/>
-        <w:szCs w:val="22"/>
+        <w:sz w:val="24"/>
+        <w:szCs w:val="24"/>
       </w:rPr>
       <w:t xml:space="preserve">CHAPTER 1</w:t>
     </w:r>
@@ -10224,8 +10219,8 @@
     <w:r>
       <w:rPr>
         <w:b/>
-        <w:sz w:val="22"/>
-        <w:szCs w:val="22"/>
+        <w:sz w:val="24"/>
+        <w:szCs w:val="24"/>
       </w:rPr>
       <w:t xml:space="preserve">INDUSTRY AND COMPANY OVERVIEW</w:t>
     </w:r>
@@ -10249,8 +10244,8 @@
     <w:r>
       <w:rPr>
         <w:b/>
-        <w:sz w:val="22"/>
-        <w:szCs w:val="22"/>
+        <w:sz w:val="24"/>
+        <w:szCs w:val="24"/>
       </w:rPr>
       <w:t xml:space="preserve">CHAPTER 2</w:t>
     </w:r>
@@ -10260,8 +10255,8 @@
     <w:r>
       <w:rPr>
         <w:b/>
-        <w:sz w:val="22"/>
-        <w:szCs w:val="22"/>
+        <w:sz w:val="24"/>
+        <w:szCs w:val="24"/>
       </w:rPr>
       <w:t xml:space="preserve">JOB / TASK DESCRIPTION</w:t>
     </w:r>
@@ -10285,8 +10280,8 @@
     <w:r>
       <w:rPr>
         <w:b/>
-        <w:sz w:val="22"/>
-        <w:szCs w:val="22"/>
+        <w:sz w:val="24"/>
+        <w:szCs w:val="24"/>
       </w:rPr>
       <w:t xml:space="preserve">CHAPTER 3</w:t>
     </w:r>
@@ -10296,8 +10291,8 @@
     <w:r>
       <w:rPr>
         <w:b/>
-        <w:sz w:val="22"/>
-        <w:szCs w:val="22"/>
+        <w:sz w:val="24"/>
+        <w:szCs w:val="24"/>
       </w:rPr>
       <w:t xml:space="preserve">ANALYSIS OF JOB PERFORMANCE</w:t>
     </w:r>
@@ -10321,8 +10316,8 @@
     <w:r>
       <w:rPr>
         <w:b/>
-        <w:sz w:val="22"/>
-        <w:szCs w:val="22"/>
+        <w:sz w:val="24"/>
+        <w:szCs w:val="24"/>
       </w:rPr>
       <w:t xml:space="preserve">CHAPTER 4</w:t>
     </w:r>
@@ -10332,8 +10327,8 @@
     <w:r>
       <w:rPr>
         <w:b/>
-        <w:sz w:val="22"/>
-        <w:szCs w:val="22"/>
+        <w:sz w:val="24"/>
+        <w:szCs w:val="24"/>
       </w:rPr>
       <w:t xml:space="preserve">LEARNING OUTCOMES</w:t>
     </w:r>
@@ -10357,8 +10352,8 @@
     <w:r>
       <w:rPr>
         <w:b/>
-        <w:sz w:val="22"/>
-        <w:szCs w:val="22"/>
+        <w:sz w:val="24"/>
+        <w:szCs w:val="24"/>
       </w:rPr>
       <w:t xml:space="preserve">CHAPTER 5</w:t>
     </w:r>
@@ -10368,8 +10363,8 @@
     <w:r>
       <w:rPr>
         <w:b/>
-        <w:sz w:val="22"/>
-        <w:szCs w:val="22"/>
+        <w:sz w:val="24"/>
+        <w:szCs w:val="24"/>
       </w:rPr>
       <w:t xml:space="preserve">SUMMARY AND CONCLUSION</w:t>
     </w:r>
@@ -10393,8 +10388,8 @@
     <w:r>
       <w:rPr>
         <w:b/>
-        <w:sz w:val="22"/>
-        <w:szCs w:val="22"/>
+        <w:sz w:val="24"/>
+        <w:szCs w:val="24"/>
       </w:rPr>
     </w:r>
     <w:r>
@@ -10403,8 +10398,8 @@
     <w:r>
       <w:rPr>
         <w:b/>
-        <w:sz w:val="22"/>
-        <w:szCs w:val="22"/>
+        <w:sz w:val="24"/>
+        <w:szCs w:val="24"/>
       </w:rPr>
       <w:t xml:space="preserve">REFERENCES</w:t>
     </w:r>

--- a/Lingesh K - SIP Report 2026.docx
+++ b/Lingesh K - SIP Report 2026.docx
@@ -147,7 +147,7 @@
           <wp:inline distT="0" distB="0" distL="0" distR="0">
             <wp:extent cx="5502910" cy="1157773"/>
             <wp:effectExtent l="0" t="0" r="0" b="0"/>
-            <wp:docPr id="82278" name="MUST and ISSM Business School logo"/>
+            <wp:docPr id="82394" name="MUST and ISSM Business School logo"/>
             <wp:cNvGraphicFramePr>
               <a:graphicFrameLocks xmlns:a="http://schemas.openxmlformats.org/drawingml/2006/main" noChangeAspect="1"/>
             </wp:cNvGraphicFramePr>
@@ -304,15 +304,24 @@
         <w:jc w:val="both"/>
       </w:pPr>
       <w:r>
-        <w:t xml:space="preserve">Dr. Kavitha Manikandan</w:t>
-      </w:r>
-    </w:p>
-    <w:p>
-      <w:pPr>
-        <w:spacing w:before="0" w:after="140" w:line="360" w:lineRule="auto"/>
-        <w:jc w:val="both"/>
-      </w:pPr>
-      <w:r>
+        <w:rPr>
+          <w:b/>
+          <w:sz w:val="28"/>
+          <w:szCs w:val="28"/>
+        </w:rPr>
+        <w:t xml:space="preserve">Mrs.Kavitha Manikandan</w:t>
+      </w:r>
+    </w:p>
+    <w:p>
+      <w:pPr>
+        <w:spacing w:before="0" w:after="140" w:line="360" w:lineRule="auto"/>
+        <w:jc w:val="both"/>
+      </w:pPr>
+      <w:r>
+        <w:rPr>
+          <w:sz w:val="28"/>
+          <w:szCs w:val="28"/>
+        </w:rPr>
         <w:t xml:space="preserve">Academic Head</w:t>
       </w:r>
     </w:p>
@@ -373,12 +382,18 @@
         <w:jc w:val="left"/>
       </w:pPr>
       <w:r>
+        <w:rPr>
+          <w:b/>
+        </w:rPr>
         <w:t xml:space="preserve">Internal Examiner</w:t>
       </w:r>
       <w:r>
         <w:tab/>
       </w:r>
       <w:r>
+        <w:rPr>
+          <w:b/>
+        </w:rPr>
         <w:t xml:space="preserve">External Examiner</w:t>
       </w:r>
     </w:p>
@@ -671,7 +686,16 @@
         <w:jc w:val="both"/>
       </w:pPr>
       <w:r>
-        <w:t xml:space="preserve">I would like to express my sincere gratitude to our respected Chairman, Mr. KATHIRVEL GANAPATHIAPPAN, for providing us with the valuable opportunity to carry out and complete this project.</w:t>
+        <w:t xml:space="preserve">I would like to express my sincere gratitude to our respected Chairman, </w:t>
+      </w:r>
+      <w:r>
+        <w:rPr>
+          <w:b/>
+        </w:rPr>
+        <w:t xml:space="preserve">Mr. KATHIRVEL GANAPATHIAPPAN</w:t>
+      </w:r>
+      <w:r>
+        <w:t xml:space="preserve">, for providing us with the valuable opportunity to carry out and complete this project.</w:t>
       </w:r>
     </w:p>
     <w:p>
@@ -689,7 +713,16 @@
         <w:jc w:val="both"/>
       </w:pPr>
       <w:r>
-        <w:t xml:space="preserve">I am highly indebted to our Academic Head, Dr. KAVITHA MANIKANDAN, for her guidance and constant supervision, for providing the necessary information regarding the project and for her support in completing it.</w:t>
+        <w:t xml:space="preserve">I am highly indebted to our Academic Head, </w:t>
+      </w:r>
+      <w:r>
+        <w:rPr>
+          <w:b/>
+        </w:rPr>
+        <w:t xml:space="preserve">Dr. KAVITHA MANIKANDAN</w:t>
+      </w:r>
+      <w:r>
+        <w:t xml:space="preserve">, for her guidance and constant supervision, for providing the necessary information regarding the project and for her support in completing it.</w:t>
       </w:r>
     </w:p>
     <w:p>

--- a/Lingesh K - SIP Report 2026.docx
+++ b/Lingesh K - SIP Report 2026.docx
@@ -147,7 +147,7 @@
           <wp:inline distT="0" distB="0" distL="0" distR="0">
             <wp:extent cx="5502910" cy="1157773"/>
             <wp:effectExtent l="0" t="0" r="0" b="0"/>
-            <wp:docPr id="82394" name="MUST and ISSM Business School logo"/>
+            <wp:docPr id="73129" name="MUST and ISSM Business School logo"/>
             <wp:cNvGraphicFramePr>
               <a:graphicFrameLocks xmlns:a="http://schemas.openxmlformats.org/drawingml/2006/main" noChangeAspect="1"/>
             </wp:cNvGraphicFramePr>
@@ -719,7 +719,7 @@
         <w:rPr>
           <w:b/>
         </w:rPr>
-        <w:t xml:space="preserve">Dr. KAVITHA MANIKANDAN</w:t>
+        <w:t xml:space="preserve">Mrs. KAVITHA MANIKANDAN</w:t>
       </w:r>
       <w:r>
         <w:t xml:space="preserve">, for her guidance and constant supervision, for providing the necessary information regarding the project and for her support in completing it.</w:t>

--- a/Lingesh K - SIP Report 2026.docx
+++ b/Lingesh K - SIP Report 2026.docx
@@ -147,7 +147,7 @@
           <wp:inline distT="0" distB="0" distL="0" distR="0">
             <wp:extent cx="5502910" cy="1157773"/>
             <wp:effectExtent l="0" t="0" r="0" b="0"/>
-            <wp:docPr id="73129" name="MUST and ISSM Business School logo"/>
+            <wp:docPr id="46491" name="MUST and ISSM Business School logo"/>
             <wp:cNvGraphicFramePr>
               <a:graphicFrameLocks xmlns:a="http://schemas.openxmlformats.org/drawingml/2006/main" noChangeAspect="1"/>
             </wp:cNvGraphicFramePr>
@@ -261,21 +261,39 @@
         <w:jc w:val="both"/>
       </w:pPr>
       <w:r>
-        <w:t xml:space="preserve">This is to certify that the Summer Internship Project Report is an authentic record of Mr. Lingesh K (OSI2509030) carried out at M/s S. Ravi &amp; Associates, Chartered Accountants, Chennai, in partial fulfilment of the requirements for the award of the MBA degree.</w:t>
-      </w:r>
-    </w:p>
-    <w:p>
-      <w:pPr>
-        <w:spacing w:before="0" w:after="0" w:line="360" w:lineRule="auto"/>
-      </w:pPr>
-    </w:p>
-    <w:p>
-      <w:pPr>
-        <w:spacing w:before="0" w:after="140" w:line="360" w:lineRule="auto"/>
-        <w:jc w:val="both"/>
-      </w:pPr>
-      <w:r>
-        <w:t xml:space="preserve">The project was completed under the guidance of Ms. A. Lakshmi, Manager, S. Ravi &amp; Associates, Chartered Accountants, during the period from May 12th to July 17th, 2026.</w:t>
+        <w:t xml:space="preserve">This is to certify that the Summer Internship Project Report is an authentic record of </w:t>
+      </w:r>
+      <w:r>
+        <w:rPr>
+          <w:b/>
+        </w:rPr>
+        <w:t xml:space="preserve">Mr. Lingesh K</w:t>
+      </w:r>
+      <w:r>
+        <w:t xml:space="preserve"> (OSI2509030) carried out at M/s S. Ravi &amp; Associates, Chartered Accountants, Chennai, in partial fulfilment of the requirements for the award of the MBA degree.</w:t>
+      </w:r>
+    </w:p>
+    <w:p>
+      <w:pPr>
+        <w:spacing w:before="0" w:after="0" w:line="360" w:lineRule="auto"/>
+      </w:pPr>
+    </w:p>
+    <w:p>
+      <w:pPr>
+        <w:spacing w:before="0" w:after="140" w:line="360" w:lineRule="auto"/>
+        <w:jc w:val="both"/>
+      </w:pPr>
+      <w:r>
+        <w:t xml:space="preserve">The project was completed under the guidance of </w:t>
+      </w:r>
+      <w:r>
+        <w:rPr>
+          <w:b/>
+        </w:rPr>
+        <w:t xml:space="preserve">Ms. A. Lakshmi</w:t>
+      </w:r>
+      <w:r>
+        <w:t xml:space="preserve">, Manager, S. Ravi &amp; Associates, Chartered Accountants, during the period from May 12th to July 17th, 2026.</w:t>
       </w:r>
     </w:p>
     <w:p>
@@ -309,7 +327,7 @@
           <w:sz w:val="28"/>
           <w:szCs w:val="28"/>
         </w:rPr>
-        <w:t xml:space="preserve">Mrs.Kavitha Manikandan</w:t>
+        <w:t xml:space="preserve">Ms.Kavitha Manikandan</w:t>
       </w:r>
     </w:p>
     <w:p>
@@ -547,7 +565,25 @@
         <w:jc w:val="both"/>
       </w:pPr>
       <w:r>
-        <w:t xml:space="preserve">I, Mr. Lingesh K, hereby declare that this SIP Project Report is based on my internship of a little over two months done at M/s S. Ravi &amp; Associates, Chartered Accountants, Mylapore, Chennai, as an Accounting and Finance Intern, during the period from May 12th to July 17th, 2026, under the guidance of Ms. A. Lakshmi, Manager, S. Ravi &amp; Associates, Chartered Accountants and Indian School of Science and Management, Chennai.</w:t>
+        <w:t xml:space="preserve">I, </w:t>
+      </w:r>
+      <w:r>
+        <w:rPr>
+          <w:b/>
+        </w:rPr>
+        <w:t xml:space="preserve">Mr. Lingesh K</w:t>
+      </w:r>
+      <w:r>
+        <w:t xml:space="preserve">, hereby declare that this SIP Project Report is based on my internship of a little over two months done at M/s S. Ravi &amp; Associates, Chartered Accountants, Mylapore, Chennai, as an Accounting and Finance Intern, during the period from May 12th to July 17th, 2026, under the guidance of </w:t>
+      </w:r>
+      <w:r>
+        <w:rPr>
+          <w:b/>
+        </w:rPr>
+        <w:t xml:space="preserve">Ms. A. Lakshmi</w:t>
+      </w:r>
+      <w:r>
+        <w:t xml:space="preserve">, Manager, S. Ravi &amp; Associates, Chartered Accountants and Indian School of Science and Management, Chennai.</w:t>
       </w:r>
     </w:p>
     <w:p>
@@ -704,7 +740,16 @@
         <w:jc w:val="both"/>
       </w:pPr>
       <w:r>
-        <w:t xml:space="preserve">I express my heartfelt thanks to our visionary, dedicated and empowering Founder and Managing Director, Dr. PARKAVI MAHALINGAM, for her continuous support and meaningful guidance, which played a key role in our progress.</w:t>
+        <w:t xml:space="preserve">I express my heartfelt thanks to our visionary, dedicated and empowering Founder and Managing Director, </w:t>
+      </w:r>
+      <w:r>
+        <w:rPr>
+          <w:b/>
+        </w:rPr>
+        <w:t xml:space="preserve">Dr. PARKAVI MAHALINGAM</w:t>
+      </w:r>
+      <w:r>
+        <w:t xml:space="preserve">, for her continuous support and meaningful guidance, which played a key role in our progress.</w:t>
       </w:r>
     </w:p>
     <w:p>
@@ -719,7 +764,7 @@
         <w:rPr>
           <w:b/>
         </w:rPr>
-        <w:t xml:space="preserve">Mrs. KAVITHA MANIKANDAN</w:t>
+        <w:t xml:space="preserve">Ms. KAVITHA MANIKANDAN</w:t>
       </w:r>
       <w:r>
         <w:t xml:space="preserve">, for her guidance and constant supervision, for providing the necessary information regarding the project and for her support in completing it.</w:t>
@@ -740,7 +785,25 @@
         <w:jc w:val="both"/>
       </w:pPr>
       <w:r>
-        <w:t xml:space="preserve">My sincere gratitude to MS. A. LAKSHMI, MANAGER, M/s S. RAVI &amp; ASSOCIATES, CHARTERED ACCOUNTANTS, for mentoring me, reviewing my work and offering immense support and knowledge throughout the internship, and to CA S. RAVI, PROPRIETOR, for permitting me to undergo my Summer Internship Programme at the firm.</w:t>
+        <w:t xml:space="preserve">My sincere gratitude to </w:t>
+      </w:r>
+      <w:r>
+        <w:rPr>
+          <w:b/>
+        </w:rPr>
+        <w:t xml:space="preserve">MS. A. LAKSHMI</w:t>
+      </w:r>
+      <w:r>
+        <w:t xml:space="preserve">, MANAGER, M/s S. RAVI &amp; ASSOCIATES, CHARTERED ACCOUNTANTS, for mentoring me, reviewing my work and offering immense support and knowledge throughout the internship, and to </w:t>
+      </w:r>
+      <w:r>
+        <w:rPr>
+          <w:b/>
+        </w:rPr>
+        <w:t xml:space="preserve">CA S. RAVI</w:t>
+      </w:r>
+      <w:r>
+        <w:t xml:space="preserve">, PROPRIETOR, for permitting me to undergo my Summer Internship Programme at the firm.</w:t>
       </w:r>
     </w:p>
     <w:p>
@@ -790,61 +853,70 @@
         <w:jc w:val="both"/>
       </w:pPr>
       <w:r>
-        <w:t xml:space="preserve">This report presents the work carried out during my Summer Internship Programme at M/s S. Ravi &amp; Associates, Chartered Accountants, a Chennai based professional services firm engaged in audit, taxation, litigation support and business advisory work. The internship was undertaken on-site at the firm’s office in Mylapore, Chennai, in the domain of Accounting and Finance, from 12 May 2026 to 17 July 2026, a period of a little over two months covering ten working weeks.</w:t>
-      </w:r>
-    </w:p>
-    <w:p>
-      <w:pPr>
-        <w:spacing w:before="0" w:after="140" w:line="360" w:lineRule="auto"/>
-        <w:jc w:val="both"/>
-      </w:pPr>
-      <w:r>
-        <w:t xml:space="preserve">The timing of the internship was significant. It coincided with the busiest compliance window in an Indian chartered accountancy practice, the run-up to the income tax return filing season for Assessment Year 2026-27, along with monthly Goods and Services Tax returns and quarterly Tax Deducted at Source statements. As a result, the work I was given was not observational or simulated; it was live client work with real deadlines, reviewed and signed off by the firm’s manager before submission.</w:t>
-      </w:r>
-    </w:p>
-    <w:p>
-      <w:pPr>
-        <w:spacing w:before="0" w:after="140" w:line="360" w:lineRule="auto"/>
-        <w:jc w:val="both"/>
-      </w:pPr>
-      <w:r>
-        <w:t xml:space="preserve">The internship began with the foundation of all accounting work, the bank statement. In the first two weeks I analysed the bank statements of individual clients and then of corporate clients, segregating each credit and debit into income, expenditure, drawings, transfers, capital items and non-business receipts, and grouping them into the ledger heads of the bank account. This exercise taught me that a bank statement, read carefully, is a complete narrative of how an assessee earns and spends, and that the quality of every downstream computation depends on how honestly and precisely that narrative is classified.</w:t>
-      </w:r>
-    </w:p>
-    <w:p>
-      <w:pPr>
-        <w:spacing w:before="0" w:after="140" w:line="360" w:lineRule="auto"/>
-        <w:jc w:val="both"/>
-      </w:pPr>
-      <w:r>
-        <w:t xml:space="preserve">From the third week onwards the work moved into the firm’s compliance software. I was trained on Winman CA-ERP, through which I accessed the income tax e-filing portal and downloaded Form 26AS, the Annual Information Statement (AIS) and the Taxpayer Information Summary (TIS) for client after client. I then recorded client transactions in Tally, which gave me a clear view of how a set of books is actually built and how a company’s operations translate into ledger entries.</w:t>
-      </w:r>
-    </w:p>
-    <w:p>
-      <w:pPr>
-        <w:spacing w:before="0" w:after="140" w:line="360" w:lineRule="auto"/>
-        <w:jc w:val="both"/>
-      </w:pPr>
-      <w:r>
-        <w:t xml:space="preserve">The middle phase of the internship was devoted to statutory compliance. On the indirect tax side I worked on Goods and Services Tax filings: downloading and analysing acknowledgement forms from the GST portal, working with GSTR-1, GSTR-2B and GSTR-3B, requesting and unlocking files, and observing how returns are authenticated both online and through a Digital Signature Certificate. On the direct tax side I moved to Tax Deducted at Source, where I requested and downloaded consolidated (conso) files from TRACES using Winman TDS, extracted the data through the TDS Return Preparation Utility and entered it quarter-wise for filing. Reading conso files and Form 26AS together taught me how a deduction claimed by a deductor appears as a credit in the deductee’s account, and why any mismatch between the two must be resolved before a return is filed.</w:t>
-      </w:r>
-    </w:p>
-    <w:p>
-      <w:pPr>
-        <w:spacing w:before="0" w:after="140" w:line="360" w:lineRule="auto"/>
-        <w:jc w:val="both"/>
-      </w:pPr>
-      <w:r>
-        <w:t xml:space="preserve">The final phase brought all of this together into the preparation of the Statement of Total Income. I worked on Securities Transaction Tax and the related data entry in Winman, and then, using the bank account abstract, the Tally data and the reconciled Form 26AS credits, I computed total income for individual and corporate clients, verified taxes already paid against taxes payable, assisted in the preparation of balance sheets, and prepared returns for upload. In the last two weeks I independently completed the filing of three returns end to end, from data entry to upload, after review by my manager, and assisted in documentation for statutory audit assignments and in the reconciliation of books maintained in Tally with GST return filings.</w:t>
-      </w:r>
-    </w:p>
-    <w:p>
-      <w:pPr>
-        <w:spacing w:before="0" w:after="140" w:line="360" w:lineRule="auto"/>
-        <w:jc w:val="both"/>
-      </w:pPr>
-      <w:r>
-        <w:t xml:space="preserve">Professionally, the internship gave me three things that a classroom cannot. First, a working knowledge of the compliance calendar and of the software that Indian practitioners actually use. Second, an appreciation of accuracy as a professional obligation rather than as a personal preference, because in tax work an error is not merely a wrong figure but a notice, an interest liability and a loss of client confidence. Third, the discipline of sustained routine work, including a daily two-hour commute and long hours at a screen, and the habit of staying attentive through repetitive tasks. Working under Ms. A. Lakshmi and alongside Ms. Aruna, I also learned how a professional firm builds capability by review and correction rather than by instruction alone. In summary, the internship converted my MBA (Finance) coursework in financial accounting, direct and indirect taxation and financial reporting into something I can now perform, and it clarified my intention to build a career in accounting, taxation and audit.</w:t>
+        <w:t xml:space="preserve">This report presents the work carried out during my Summer Internship Programme at M/s S. Ravi &amp; Associates, Chartered Accountants, a Chennai based professional services firm engaged in audit, taxation, litigation support and business advisory work. The internship was undertaken on-site at the firm’s office in Mylapore, Chennai, in the domain of Accounting and Finance, from 12 May 2026 to 17 July 2026, a period of ten working weeks, under the guidance of </w:t>
+      </w:r>
+      <w:r>
+        <w:rPr>
+          <w:b/>
+        </w:rPr>
+        <w:t xml:space="preserve">Ms. A. Lakshmi</w:t>
+      </w:r>
+      <w:r>
+        <w:t xml:space="preserve">, Manager.</w:t>
+      </w:r>
+    </w:p>
+    <w:p>
+      <w:pPr>
+        <w:spacing w:before="0" w:after="140" w:line="360" w:lineRule="auto"/>
+        <w:jc w:val="both"/>
+      </w:pPr>
+      <w:r>
+        <w:t xml:space="preserve">The timing was significant. The internship coincided with the busiest compliance window in an Indian chartered accountancy practice: the run-up to the income tax filing season for Assessment Year 2026-27, together with monthly Goods and Services Tax returns and quarterly Tax Deducted at Source statements. The work was therefore live client work against real deadlines, reviewed by the firm’s manager before submission.</w:t>
+      </w:r>
+    </w:p>
+    <w:p>
+      <w:pPr>
+        <w:spacing w:before="0" w:after="140" w:line="360" w:lineRule="auto"/>
+        <w:jc w:val="both"/>
+      </w:pPr>
+      <w:r>
+        <w:t xml:space="preserve">The work began with the bank statement, the foundation of all accounting. I analysed statements for individual and then corporate clients, segregating every credit and debit into income, expenditure, drawings, transfers, capital items and non-business receipts. From the third week I was trained on Winman CA-ERP, downloading Form 26AS, the Annual Information Statement and the Taxpayer Information Summary, and I recorded client transactions in Tally.</w:t>
+      </w:r>
+    </w:p>
+    <w:p>
+      <w:pPr>
+        <w:spacing w:before="0" w:after="140" w:line="360" w:lineRule="auto"/>
+        <w:jc w:val="both"/>
+      </w:pPr>
+      <w:r>
+        <w:t xml:space="preserve">The middle phase covered statutory compliance. On the indirect tax side I worked on Goods and Services Tax filings, handling GSTR-1, GSTR-2B and GSTR-3B and observing authentication through a Digital Signature Certificate. On the direct tax side I requested consolidated files from TRACES using Winman TDS and entered the data quarter-wise, learning why a mismatch between a deductor’s claim and Form 26AS must be resolved before filing.</w:t>
+      </w:r>
+    </w:p>
+    <w:p>
+      <w:pPr>
+        <w:spacing w:before="0" w:after="140" w:line="360" w:lineRule="auto"/>
+        <w:jc w:val="both"/>
+      </w:pPr>
+      <w:r>
+        <w:t xml:space="preserve">The final phase brought this together in the Statement of Total Income: computing total income for individual and corporate clients, verifying taxes paid against taxes payable, assisting with balance sheets and preparing returns for upload. In the last two weeks I independently completed three returns end to end after review. Working under </w:t>
+      </w:r>
+      <w:r>
+        <w:rPr>
+          <w:b/>
+        </w:rPr>
+        <w:t xml:space="preserve">Ms. A. Lakshmi</w:t>
+      </w:r>
+      <w:r>
+        <w:t xml:space="preserve"> and alongside </w:t>
+      </w:r>
+      <w:r>
+        <w:rPr>
+          <w:b/>
+        </w:rPr>
+        <w:t xml:space="preserve">Ms. Aruna</w:t>
+      </w:r>
+      <w:r>
+        <w:t xml:space="preserve"> taught me the compliance calendar, accuracy as a professional obligation, and the discipline of sustained routine work.</w:t>
       </w:r>
     </w:p>
     <w:p>
@@ -908,7 +980,7 @@
       <w:tr>
         <w:trPr>
           <w:cantSplit/>
-          <w:trHeight w:val="640" w:hRule="atLeast"/>
+          <w:trHeight w:val="1550" w:hRule="atLeast"/>
           <w:tblHeader/>
         </w:trPr>
         <w:tc>
@@ -975,7 +1047,7 @@
       <w:tr>
         <w:trPr>
           <w:cantSplit/>
-          <w:trHeight w:val="640" w:hRule="atLeast"/>
+          <w:trHeight w:val="1550" w:hRule="atLeast"/>
         </w:trPr>
         <w:tc>
           <w:tcPr>
@@ -1048,7 +1120,7 @@
                 <w:rPr>
                   <w:noProof/>
                 </w:rPr>
-                <w:t>10</w:t>
+                <w:t>11</w:t>
               </w:r>
             </w:fldSimple>
           </w:p>
@@ -1057,7 +1129,7 @@
       <w:tr>
         <w:trPr>
           <w:cantSplit/>
-          <w:trHeight w:val="640" w:hRule="atLeast"/>
+          <w:trHeight w:val="1550" w:hRule="atLeast"/>
         </w:trPr>
         <w:tc>
           <w:tcPr>
@@ -1114,7 +1186,7 @@
                 <w:rPr>
                   <w:noProof/>
                 </w:rPr>
-                <w:t>11</w:t>
+                <w:t>12</w:t>
               </w:r>
             </w:fldSimple>
             <w:r>
@@ -1126,72 +1198,6 @@
               <w:t xml:space="preserve">-</w:t>
             </w:r>
             <w:fldSimple w:instr=" PAGEREF ch2_end \h ">
-              <w:r>
-                <w:rPr>
-                  <w:noProof/>
-                </w:rPr>
-                <w:t>27</w:t>
-              </w:r>
-            </w:fldSimple>
-          </w:p>
-        </w:tc>
-      </w:tr>
-      <w:tr>
-        <w:trPr>
-          <w:cantSplit/>
-          <w:trHeight w:val="640" w:hRule="atLeast"/>
-        </w:trPr>
-        <w:tc>
-          <w:tcPr>
-            <w:tcW w:w="1575" w:type="dxa"/>
-            <w:vAlign w:val="center"/>
-          </w:tcPr>
-          <w:p>
-            <w:pPr>
-              <w:spacing w:before="20" w:after="20" w:line="240" w:lineRule="auto"/>
-              <w:jc w:val="center"/>
-            </w:pPr>
-            <w:r>
-              <w:rPr>
-                <w:b/>
-                <w:sz w:val="28"/>
-                <w:szCs w:val="28"/>
-              </w:rPr>
-              <w:t xml:space="preserve">3</w:t>
-            </w:r>
-          </w:p>
-        </w:tc>
-        <w:tc>
-          <w:tcPr>
-            <w:tcW w:w="5514" w:type="dxa"/>
-            <w:vAlign w:val="center"/>
-          </w:tcPr>
-          <w:p>
-            <w:pPr>
-              <w:spacing w:before="20" w:after="20" w:line="240" w:lineRule="auto"/>
-              <w:jc w:val="center"/>
-            </w:pPr>
-            <w:r>
-              <w:rPr>
-                <w:b/>
-                <w:sz w:val="28"/>
-                <w:szCs w:val="28"/>
-              </w:rPr>
-              <w:t xml:space="preserve">ANALYSIS OF JOB PERFORMANCE</w:t>
-            </w:r>
-          </w:p>
-        </w:tc>
-        <w:tc>
-          <w:tcPr>
-            <w:tcW w:w="1575" w:type="dxa"/>
-            <w:vAlign w:val="center"/>
-          </w:tcPr>
-          <w:p>
-            <w:pPr>
-              <w:spacing w:before="20" w:after="20" w:line="240" w:lineRule="auto"/>
-              <w:jc w:val="center"/>
-            </w:pPr>
-            <w:fldSimple w:instr=" PAGEREF ch3_start \h ">
               <w:r>
                 <w:rPr>
                   <w:noProof/>
@@ -1199,6 +1205,72 @@
                 <w:t>28</w:t>
               </w:r>
             </w:fldSimple>
+          </w:p>
+        </w:tc>
+      </w:tr>
+      <w:tr>
+        <w:trPr>
+          <w:cantSplit/>
+          <w:trHeight w:val="1550" w:hRule="atLeast"/>
+        </w:trPr>
+        <w:tc>
+          <w:tcPr>
+            <w:tcW w:w="1575" w:type="dxa"/>
+            <w:vAlign w:val="center"/>
+          </w:tcPr>
+          <w:p>
+            <w:pPr>
+              <w:spacing w:before="20" w:after="20" w:line="240" w:lineRule="auto"/>
+              <w:jc w:val="center"/>
+            </w:pPr>
+            <w:r>
+              <w:rPr>
+                <w:b/>
+                <w:sz w:val="28"/>
+                <w:szCs w:val="28"/>
+              </w:rPr>
+              <w:t xml:space="preserve">3</w:t>
+            </w:r>
+          </w:p>
+        </w:tc>
+        <w:tc>
+          <w:tcPr>
+            <w:tcW w:w="5514" w:type="dxa"/>
+            <w:vAlign w:val="center"/>
+          </w:tcPr>
+          <w:p>
+            <w:pPr>
+              <w:spacing w:before="20" w:after="20" w:line="240" w:lineRule="auto"/>
+              <w:jc w:val="center"/>
+            </w:pPr>
+            <w:r>
+              <w:rPr>
+                <w:b/>
+                <w:sz w:val="28"/>
+                <w:szCs w:val="28"/>
+              </w:rPr>
+              <w:t xml:space="preserve">ANALYSIS OF JOB PERFORMANCE</w:t>
+            </w:r>
+          </w:p>
+        </w:tc>
+        <w:tc>
+          <w:tcPr>
+            <w:tcW w:w="1575" w:type="dxa"/>
+            <w:vAlign w:val="center"/>
+          </w:tcPr>
+          <w:p>
+            <w:pPr>
+              <w:spacing w:before="20" w:after="20" w:line="240" w:lineRule="auto"/>
+              <w:jc w:val="center"/>
+            </w:pPr>
+            <w:fldSimple w:instr=" PAGEREF ch3_start \h ">
+              <w:r>
+                <w:rPr>
+                  <w:noProof/>
+                </w:rPr>
+                <w:t>29</w:t>
+              </w:r>
+            </w:fldSimple>
             <w:r>
               <w:rPr>
                 <w:b/>
@@ -1212,7 +1284,7 @@
                 <w:rPr>
                   <w:noProof/>
                 </w:rPr>
-                <w:t>32</w:t>
+                <w:t>34</w:t>
               </w:r>
             </w:fldSimple>
           </w:p>
@@ -1221,7 +1293,7 @@
       <w:tr>
         <w:trPr>
           <w:cantSplit/>
-          <w:trHeight w:val="640" w:hRule="atLeast"/>
+          <w:trHeight w:val="1550" w:hRule="atLeast"/>
         </w:trPr>
         <w:tc>
           <w:tcPr>
@@ -1278,7 +1350,7 @@
                 <w:rPr>
                   <w:noProof/>
                 </w:rPr>
-                <w:t>33</w:t>
+                <w:t>35</w:t>
               </w:r>
             </w:fldSimple>
             <w:r>
@@ -1294,7 +1366,7 @@
                 <w:rPr>
                   <w:noProof/>
                 </w:rPr>
-                <w:t>38</w:t>
+                <w:t>40</w:t>
               </w:r>
             </w:fldSimple>
           </w:p>
@@ -1303,7 +1375,7 @@
       <w:tr>
         <w:trPr>
           <w:cantSplit/>
-          <w:trHeight w:val="640" w:hRule="atLeast"/>
+          <w:trHeight w:val="1550" w:hRule="atLeast"/>
         </w:trPr>
         <w:tc>
           <w:tcPr>
@@ -1360,7 +1432,7 @@
                 <w:rPr>
                   <w:noProof/>
                 </w:rPr>
-                <w:t>39</w:t>
+                <w:t>41</w:t>
               </w:r>
             </w:fldSimple>
             <w:r>
@@ -1376,7 +1448,7 @@
                 <w:rPr>
                   <w:noProof/>
                 </w:rPr>
-                <w:t>43</w:t>
+                <w:t>47</w:t>
               </w:r>
             </w:fldSimple>
           </w:p>
@@ -1385,7 +1457,7 @@
       <w:tr>
         <w:trPr>
           <w:cantSplit/>
-          <w:trHeight w:val="640" w:hRule="atLeast"/>
+          <w:trHeight w:val="1550" w:hRule="atLeast"/>
         </w:trPr>
         <w:tc>
           <w:tcPr>
@@ -1442,7 +1514,7 @@
                 <w:rPr>
                   <w:noProof/>
                 </w:rPr>
-                <w:t>44</w:t>
+                <w:t>48</w:t>
               </w:r>
             </w:fldSimple>
             <w:r>
@@ -1458,7 +1530,7 @@
                 <w:rPr>
                   <w:noProof/>
                 </w:rPr>
-                <w:t>46</w:t>
+                <w:t>50</w:t>
               </w:r>
             </w:fldSimple>
           </w:p>
@@ -1728,7 +1800,25 @@
         <w:jc w:val="both"/>
       </w:pPr>
       <w:r>
-        <w:t xml:space="preserve">S. Ravi &amp; Associates (referred to within the firm as SRA) is a Chennai based firm of chartered accountants founded by CA S. Ravi, B.Com., F.C.A., in 2001 as an audit practice. The firm has since broadened its work to cover audit and assurance, direct and indirect taxation, litigation and representation support, and financial and business advisory services (S. Ravi &amp; Associates, n.d.). It operates as a proprietary concern led by CA S. Ravi, with a professional team of managers, qualified assistants, article assistants and support staff.</w:t>
+        <w:t xml:space="preserve">S. Ravi &amp; Associates (referred to within the firm as SRA) is a Chennai based firm of chartered accountants founded by </w:t>
+      </w:r>
+      <w:r>
+        <w:rPr>
+          <w:b/>
+        </w:rPr>
+        <w:t xml:space="preserve">CA S. Ravi</w:t>
+      </w:r>
+      <w:r>
+        <w:t xml:space="preserve">, B.Com., F.C.A., in 2001 as an audit practice. The firm has since broadened its work to cover audit and assurance, direct and indirect taxation, litigation and representation support, and financial and business advisory services (S. Ravi &amp; Associates, n.d.). It operates as a proprietary concern led by </w:t>
+      </w:r>
+      <w:r>
+        <w:rPr>
+          <w:b/>
+        </w:rPr>
+        <w:t xml:space="preserve">CA S. Ravi</w:t>
+      </w:r>
+      <w:r>
+        <w:t xml:space="preserve">, with a professional team of managers, qualified assistants, article assistants and support staff.</w:t>
       </w:r>
     </w:p>
     <w:p>
@@ -1808,7 +1898,6 @@
         <w:tc>
           <w:tcPr>
             <w:tcW w:w="1925" w:type="dxa"/>
-            <w:shd w:val="clear" w:color="auto" w:fill="D9D9D9"/>
             <w:vAlign w:val="center"/>
           </w:tcPr>
           <w:p>
@@ -1829,7 +1918,6 @@
         <w:tc>
           <w:tcPr>
             <w:tcW w:w="3851" w:type="dxa"/>
-            <w:shd w:val="clear" w:color="auto" w:fill="D9D9D9"/>
             <w:vAlign w:val="center"/>
           </w:tcPr>
           <w:p>
@@ -1850,7 +1938,6 @@
         <w:tc>
           <w:tcPr>
             <w:tcW w:w="2888" w:type="dxa"/>
-            <w:shd w:val="clear" w:color="auto" w:fill="D9D9D9"/>
             <w:vAlign w:val="center"/>
           </w:tcPr>
           <w:p>
@@ -2276,7 +2363,34 @@
         <w:jc w:val="both"/>
       </w:pPr>
       <w:r>
-        <w:t xml:space="preserve">Reporting lines are short. During my internship the entire team reported to Ms. A. Lakshmi, Manager, who allocated work, reviewed output and escalated matters to the proprietor, CA S. Ravi. This flat structure meant that an intern’s work reached a reviewer within hours rather than weeks, and that feedback was immediate and specific. Peer support was equally important: Ms. Aruna, a colleague in the team, walked me through most processes for the first time and remained available whenever I was unsure.</w:t>
+        <w:t xml:space="preserve">Reporting lines are short. During my internship the entire team reported to </w:t>
+      </w:r>
+      <w:r>
+        <w:rPr>
+          <w:b/>
+        </w:rPr>
+        <w:t xml:space="preserve">Ms. A. Lakshmi</w:t>
+      </w:r>
+      <w:r>
+        <w:t xml:space="preserve">, Manager, who allocated work, reviewed output and escalated matters to the proprietor, </w:t>
+      </w:r>
+      <w:r>
+        <w:rPr>
+          <w:b/>
+        </w:rPr>
+        <w:t xml:space="preserve">CA S. Ravi</w:t>
+      </w:r>
+      <w:r>
+        <w:t xml:space="preserve">. This flat structure meant that an intern’s work reached a reviewer within hours rather than weeks, and that feedback was immediate and specific. Peer support was equally important: </w:t>
+      </w:r>
+      <w:r>
+        <w:rPr>
+          <w:b/>
+        </w:rPr>
+        <w:t xml:space="preserve">Ms. Aruna</w:t>
+      </w:r>
+      <w:r>
+        <w:t xml:space="preserve">, a colleague in the team, walked me through most processes for the first time and remained available whenever I was unsure.</w:t>
       </w:r>
     </w:p>
     <w:p>
@@ -2849,7 +2963,6 @@
         <w:tc>
           <w:tcPr>
             <w:tcW w:w="2363" w:type="dxa"/>
-            <w:shd w:val="clear" w:color="auto" w:fill="D9D9D9"/>
             <w:vAlign w:val="center"/>
           </w:tcPr>
           <w:p>
@@ -2870,7 +2983,6 @@
         <w:tc>
           <w:tcPr>
             <w:tcW w:w="3151" w:type="dxa"/>
-            <w:shd w:val="clear" w:color="auto" w:fill="D9D9D9"/>
             <w:vAlign w:val="center"/>
           </w:tcPr>
           <w:p>
@@ -2891,7 +3003,6 @@
         <w:tc>
           <w:tcPr>
             <w:tcW w:w="3151" w:type="dxa"/>
-            <w:shd w:val="clear" w:color="auto" w:fill="D9D9D9"/>
             <w:vAlign w:val="center"/>
           </w:tcPr>
           <w:p>
@@ -3090,7 +3201,6 @@
         <w:tc>
           <w:tcPr>
             <w:tcW w:w="2363" w:type="dxa"/>
-            <w:shd w:val="clear" w:color="auto" w:fill="D9D9D9"/>
             <w:vAlign w:val="center"/>
           </w:tcPr>
           <w:p>
@@ -3111,7 +3221,6 @@
         <w:tc>
           <w:tcPr>
             <w:tcW w:w="3151" w:type="dxa"/>
-            <w:shd w:val="clear" w:color="auto" w:fill="D9D9D9"/>
             <w:vAlign w:val="center"/>
           </w:tcPr>
           <w:p>
@@ -3132,7 +3241,6 @@
         <w:tc>
           <w:tcPr>
             <w:tcW w:w="3151" w:type="dxa"/>
-            <w:shd w:val="clear" w:color="auto" w:fill="D9D9D9"/>
             <w:vAlign w:val="center"/>
           </w:tcPr>
           <w:p>
@@ -3455,7 +3563,6 @@
         <w:tc>
           <w:tcPr>
             <w:tcW w:w="2363" w:type="dxa"/>
-            <w:shd w:val="clear" w:color="auto" w:fill="D9D9D9"/>
             <w:vAlign w:val="center"/>
           </w:tcPr>
           <w:p>
@@ -3476,7 +3583,6 @@
         <w:tc>
           <w:tcPr>
             <w:tcW w:w="3151" w:type="dxa"/>
-            <w:shd w:val="clear" w:color="auto" w:fill="D9D9D9"/>
             <w:vAlign w:val="center"/>
           </w:tcPr>
           <w:p>
@@ -3497,7 +3603,6 @@
         <w:tc>
           <w:tcPr>
             <w:tcW w:w="3151" w:type="dxa"/>
-            <w:shd w:val="clear" w:color="auto" w:fill="D9D9D9"/>
             <w:vAlign w:val="center"/>
           </w:tcPr>
           <w:p>
@@ -3792,6 +3897,85 @@
       </w:pPr>
       <w:r>
         <w:t xml:space="preserve">For a student of finance, this history carries a useful lesson. A professional practice does not grow by acquiring more clients alone; it grows by absorbing each regulatory change faster than its clients can, and by converting that capability into a service. The firms that treated GST, e-filing and AIS as opportunities rather than as burdens are the ones that expanded through them.</w:t>
+      </w:r>
+    </w:p>
+    <w:p>
+      <w:pPr>
+        <w:keepNext/>
+        <w:keepLines/>
+        <w:spacing w:before="240" w:after="120" w:line="360" w:lineRule="auto"/>
+        <w:jc w:val="left"/>
+      </w:pPr>
+      <w:r>
+        <w:rPr>
+          <w:b/>
+          <w:sz w:val="28"/>
+          <w:szCs w:val="28"/>
+        </w:rPr>
+        <w:t xml:space="preserve">1.9  THE COMPLIANCE CALENDAR AND SEASONALITY OF PRACTICE</w:t>
+      </w:r>
+    </w:p>
+    <w:p>
+      <w:pPr>
+        <w:spacing w:before="0" w:after="140" w:line="360" w:lineRule="auto"/>
+        <w:jc w:val="both"/>
+      </w:pPr>
+      <w:r>
+        <w:t xml:space="preserve">One feature of this industry deserves separate treatment, because it shapes how a practice is staffed, how work is planned and what an intern is likely to be given. The workload of an Indian accounting practice is not distributed evenly through the year. It is driven by a statutory calendar that is fixed in law, applies to every practice simultaneously and cannot be renegotiated with the authority that set it.</w:t>
+      </w:r>
+    </w:p>
+    <w:p>
+      <w:pPr>
+        <w:spacing w:before="0" w:after="140" w:line="360" w:lineRule="auto"/>
+        <w:jc w:val="both"/>
+      </w:pPr>
+      <w:r>
+        <w:t xml:space="preserve">The monthly rhythm is set by indirect tax. Outward supply statements are ordinarily due in the first third of the following month and the summary return with payment around the twentieth, which means every month contains a block of days in which returns for a large number of clients have to be prepared and filed together. Overlaid on this is the quarterly cycle of Tax Deducted at Source statements, ordinarily due at the end of the month following each quarter, and the quarterly instalments of advance tax in June, September, December and March.</w:t>
+      </w:r>
+    </w:p>
+    <w:p>
+      <w:pPr>
+        <w:spacing w:before="0" w:after="140" w:line="360" w:lineRule="auto"/>
+        <w:jc w:val="both"/>
+      </w:pPr>
+      <w:r>
+        <w:t xml:space="preserve">The annual peak is heavier still. Returns of income for assessees not subject to tax audit are ordinarily due at the end of July, which is the window in which this internship fell, while audit cases run into the autumn with the tax audit report preceding the return. The result is a practice that is busiest in the first and second quarters of the financial year and again around the audit deadlines, and comparatively quieter in between.</w:t>
+      </w:r>
+    </w:p>
+    <w:p>
+      <w:pPr>
+        <w:spacing w:before="0" w:after="140" w:line="360" w:lineRule="auto"/>
+        <w:jc w:val="both"/>
+      </w:pPr>
+      <w:r>
+        <w:t xml:space="preserve">Three consequences follow, all of which were visible during my ten weeks. The first is that deadlines are external and absolute: a missed filing produces interest, a late fee and sometimes a notice, and the cost falls on the client rather than on the person who missed it. The second is that the seasonal peak is the reason practices take interns and articled trainees at all, since the volume of routine preparation in a filing season exceeds what permanent staff can absorb. The third is that review capacity, not preparation capacity, is the real constraint, because every file a trainee prepares still has to be checked by somebody qualified before it leaves the firm.</w:t>
+      </w:r>
+    </w:p>
+    <w:p>
+      <w:pPr>
+        <w:spacing w:before="0" w:after="140" w:line="360" w:lineRule="auto"/>
+        <w:jc w:val="both"/>
+      </w:pPr>
+      <w:r>
+        <w:t xml:space="preserve">Sitting above this calendar is the professional framework of the Institute of Chartered Accountants of India, which prescribes the standards to which audit and attestation work is performed, the documentation expected to support an opinion and the ethical requirements that govern independence and client confidentiality (Institute of Chartered Accountants of India, n.d.). For a trainee the practical effect is that the firm’s insistence on working papers and on recording the basis of a treatment is not a local habit but a professional obligation.</w:t>
+      </w:r>
+    </w:p>
+    <w:p>
+      <w:pPr>
+        <w:spacing w:before="0" w:after="140" w:line="360" w:lineRule="auto"/>
+        <w:jc w:val="both"/>
+      </w:pPr>
+      <w:r>
+        <w:t xml:space="preserve">For a student, the value of understanding this calendar is that it explains the shape of the profession rather than merely its timetable. A practice recruits, trains and reviews in the rhythm the statute imposes on it, which is why an internship offered in May and June is offered on live filing work and not on a constructed exercise. It also explains why the firm measures a trainee less by speed than by whether the file needs to be reworked, since a return that has to be revisited costs the practice time it does not have in a filing season.</w:t>
+      </w:r>
+    </w:p>
+    <w:p>
+      <w:pPr>
+        <w:spacing w:before="0" w:after="140" w:line="360" w:lineRule="auto"/>
+        <w:jc w:val="both"/>
+      </w:pPr>
+      <w:r>
+        <w:t xml:space="preserve">That, in the end, is why the calendar belongs in a chapter about the industry rather than in one about the job: it is the single strongest influence on how this profession organises itself.</w:t>
       </w:r>
     </w:p>
     <w:p>
@@ -4073,7 +4257,25 @@
         <w:jc w:val="both"/>
       </w:pPr>
       <w:r>
-        <w:t xml:space="preserve">The internship followed a graduated, task-based approach rather than a lecture-based one. Each new area began with a demonstration by a senior colleague on a live client file, followed by supervised execution on a similar file, and finally independent execution with review before filing. Work was allocated and reviewed by Ms. A. Lakshmi, Manager, and day-to-day process guidance was provided by Ms. Aruna and other members of the team. Because the internship fell inside the filing season for Assessment Year 2026-27, every assignment I handled was a real client assignment with a statutory due date attached to it.</w:t>
+        <w:t xml:space="preserve">The internship followed a graduated, task-based approach rather than a lecture-based one. Each new area began with a demonstration by a senior colleague on a live client file, followed by supervised execution on a similar file, and finally independent execution with review before filing. Work was allocated and reviewed by </w:t>
+      </w:r>
+      <w:r>
+        <w:rPr>
+          <w:b/>
+        </w:rPr>
+        <w:t xml:space="preserve">Ms. A. Lakshmi</w:t>
+      </w:r>
+      <w:r>
+        <w:t xml:space="preserve">, Manager, and day-to-day process guidance was provided by </w:t>
+      </w:r>
+      <w:r>
+        <w:rPr>
+          <w:b/>
+        </w:rPr>
+        <w:t xml:space="preserve">Ms. Aruna</w:t>
+      </w:r>
+      <w:r>
+        <w:t xml:space="preserve"> and other members of the team. Because the internship fell inside the filing season for Assessment Year 2026-27, every assignment I handled was a real client assignment with a statutory due date attached to it.</w:t>
       </w:r>
     </w:p>
     <w:p>
@@ -4236,60 +4438,12 @@
     </w:p>
     <w:p>
       <w:pPr>
-        <w:numPr>
-          <w:ilvl w:val="0"/>
-          <w:numId w:val="1"/>
-        </w:numPr>
-        <w:spacing w:before="0" w:after="80" w:line="360" w:lineRule="auto"/>
-        <w:jc w:val="both"/>
-      </w:pPr>
-      <w:r>
-        <w:t xml:space="preserve">Analysed the bank statements of individual clients line by line and split every entry into income, expenditure, drawings, transfers and non-taxable receipts within the bank ledger account.</w:t>
-      </w:r>
-    </w:p>
-    <w:p>
-      <w:pPr>
-        <w:numPr>
-          <w:ilvl w:val="0"/>
-          <w:numId w:val="1"/>
-        </w:numPr>
-        <w:spacing w:before="0" w:after="80" w:line="360" w:lineRule="auto"/>
-        <w:jc w:val="both"/>
-      </w:pPr>
-      <w:r>
-        <w:t xml:space="preserve">Identified the sources of income of the assessee, distinguishing business receipts from interest, dividends and reimbursements, and separated personal drawings from business expenditure.</w:t>
-      </w:r>
-    </w:p>
-    <w:p>
-      <w:pPr>
-        <w:numPr>
-          <w:ilvl w:val="0"/>
-          <w:numId w:val="1"/>
-        </w:numPr>
-        <w:spacing w:before="0" w:after="80" w:line="360" w:lineRule="auto"/>
-        <w:jc w:val="both"/>
-      </w:pPr>
-      <w:r>
-        <w:t xml:space="preserve">Sorted a large volume of miscellaneous entries that carried no clear narration, listing them for clarification rather than assuming a treatment.</w:t>
-      </w:r>
-    </w:p>
-    <w:p>
-      <w:pPr>
-        <w:numPr>
-          <w:ilvl w:val="0"/>
-          <w:numId w:val="1"/>
-        </w:numPr>
-        <w:spacing w:before="0" w:after="80" w:line="360" w:lineRule="auto"/>
-        <w:jc w:val="both"/>
-      </w:pPr>
-      <w:r>
-        <w:t xml:space="preserve">Learned that classification, not entry, is the real work: the same credit can be income, a loan or a transfer, and only the client’s explanation and supporting documents settle the question.</w:t>
-      </w:r>
-    </w:p>
-    <w:p>
-      <w:pPr>
-        <w:spacing w:before="0" w:after="60" w:line="120" w:lineRule="auto"/>
-      </w:pPr>
+        <w:spacing w:before="0" w:after="140" w:line="360" w:lineRule="auto"/>
+        <w:jc w:val="both"/>
+      </w:pPr>
+      <w:r>
+        <w:t xml:space="preserve">Analysed the bank statements of individual clients line by line and split every entry into income, expenditure, drawings, transfers and non-taxable receipts within the bank ledger account. Identified the sources of income of the assessee, distinguishing business receipts from interest, dividends and reimbursements, and separated personal drawings from business expenditure. Sorted a large volume of miscellaneous entries that carried no clear narration, listing them for clarification rather than assuming a treatment. Learned that classification, not entry, is the real work: the same credit can be income, a loan or a transfer, and only the client’s explanation and supporting documents settle the question.</w:t>
+      </w:r>
     </w:p>
     <w:p>
       <w:pPr>
@@ -4309,60 +4463,12 @@
     </w:p>
     <w:p>
       <w:pPr>
-        <w:numPr>
-          <w:ilvl w:val="0"/>
-          <w:numId w:val="1"/>
-        </w:numPr>
-        <w:spacing w:before="0" w:after="80" w:line="360" w:lineRule="auto"/>
-        <w:jc w:val="both"/>
-      </w:pPr>
-      <w:r>
-        <w:t xml:space="preserve">Extended the same analysis to corporate clients, segregating income and expenses in the bank ledger account of the company.</w:t>
-      </w:r>
-    </w:p>
-    <w:p>
-      <w:pPr>
-        <w:numPr>
-          <w:ilvl w:val="0"/>
-          <w:numId w:val="1"/>
-        </w:numPr>
-        <w:spacing w:before="0" w:after="80" w:line="360" w:lineRule="auto"/>
-        <w:jc w:val="both"/>
-      </w:pPr>
-      <w:r>
-        <w:t xml:space="preserve">Grouped recurring payments such as salaries, statutory dues, rent, utilities and vendor settlements, and traced receipts against customer collections.</w:t>
-      </w:r>
-    </w:p>
-    <w:p>
-      <w:pPr>
-        <w:numPr>
-          <w:ilvl w:val="0"/>
-          <w:numId w:val="1"/>
-        </w:numPr>
-        <w:spacing w:before="0" w:after="80" w:line="360" w:lineRule="auto"/>
-        <w:jc w:val="both"/>
-      </w:pPr>
-      <w:r>
-        <w:t xml:space="preserve">Observed how a company’s cost structure and cash discipline can be read from its bank account, including how and where it controls expenditure.</w:t>
-      </w:r>
-    </w:p>
-    <w:p>
-      <w:pPr>
-        <w:numPr>
-          <w:ilvl w:val="0"/>
-          <w:numId w:val="1"/>
-        </w:numPr>
-        <w:spacing w:before="0" w:after="80" w:line="360" w:lineRule="auto"/>
-        <w:jc w:val="both"/>
-      </w:pPr>
-      <w:r>
-        <w:t xml:space="preserve">Gained a clearer understanding of the difference between the accounting treatment of an item and its tax treatment, which becomes important later in the computation stage.</w:t>
-      </w:r>
-    </w:p>
-    <w:p>
-      <w:pPr>
-        <w:spacing w:before="0" w:after="60" w:line="120" w:lineRule="auto"/>
-      </w:pPr>
+        <w:spacing w:before="0" w:after="140" w:line="360" w:lineRule="auto"/>
+        <w:jc w:val="both"/>
+      </w:pPr>
+      <w:r>
+        <w:t xml:space="preserve">Extended the same analysis to corporate clients, segregating income and expenses in the bank ledger account of the company. Grouped recurring payments such as salaries, statutory dues, rent, utilities and vendor settlements, and traced receipts against customer collections. Observed how a company’s cost structure and cash discipline can be read from its bank account, including how and where it controls expenditure. Gained a clearer understanding of the difference between the accounting treatment of an item and its tax treatment, which becomes important later in the computation stage.</w:t>
+      </w:r>
     </w:p>
     <w:p>
       <w:pPr>
@@ -4382,60 +4488,12 @@
     </w:p>
     <w:p>
       <w:pPr>
-        <w:numPr>
-          <w:ilvl w:val="0"/>
-          <w:numId w:val="1"/>
-        </w:numPr>
-        <w:spacing w:before="0" w:after="80" w:line="360" w:lineRule="auto"/>
-        <w:jc w:val="both"/>
-      </w:pPr>
-      <w:r>
-        <w:t xml:space="preserve">Was trained on Winman CA-ERP, the firm’s income tax and compliance software, and learned how client masters, computations and returns are organised within it.</w:t>
-      </w:r>
-    </w:p>
-    <w:p>
-      <w:pPr>
-        <w:numPr>
-          <w:ilvl w:val="0"/>
-          <w:numId w:val="1"/>
-        </w:numPr>
-        <w:spacing w:before="0" w:after="80" w:line="360" w:lineRule="auto"/>
-        <w:jc w:val="both"/>
-      </w:pPr>
-      <w:r>
-        <w:t xml:space="preserve">Used the software to access the income tax e-filing portal and download the forms required for return preparation, principally Form 26AS, the Annual Information Statement (AIS) and the Taxpayer Information Summary (TIS).</w:t>
-      </w:r>
-    </w:p>
-    <w:p>
-      <w:pPr>
-        <w:numPr>
-          <w:ilvl w:val="0"/>
-          <w:numId w:val="1"/>
-        </w:numPr>
-        <w:spacing w:before="0" w:after="80" w:line="360" w:lineRule="auto"/>
-        <w:jc w:val="both"/>
-      </w:pPr>
-      <w:r>
-        <w:t xml:space="preserve">Learned what each statement contains: Form 26AS for tax deducted and collected at source and taxes paid, AIS for reported financial transactions such as interest, dividends and securities transactions, and TIS for the summarised position derived from AIS.</w:t>
-      </w:r>
-    </w:p>
-    <w:p>
-      <w:pPr>
-        <w:numPr>
-          <w:ilvl w:val="0"/>
-          <w:numId w:val="1"/>
-        </w:numPr>
-        <w:spacing w:before="0" w:after="80" w:line="360" w:lineRule="auto"/>
-        <w:jc w:val="both"/>
-      </w:pPr>
-      <w:r>
-        <w:t xml:space="preserve">Understood why these downloads are the starting point of every income tax assignment: they show what the department already knows before the return is filed.</w:t>
-      </w:r>
-    </w:p>
-    <w:p>
-      <w:pPr>
-        <w:spacing w:before="0" w:after="60" w:line="120" w:lineRule="auto"/>
-      </w:pPr>
+        <w:spacing w:before="0" w:after="140" w:line="360" w:lineRule="auto"/>
+        <w:jc w:val="both"/>
+      </w:pPr>
+      <w:r>
+        <w:t xml:space="preserve">Was trained on Winman CA-ERP, the firm’s income tax and compliance software, and learned how client masters, computations and returns are organised within it. Used the software to access the income tax e-filing portal and download the forms required for return preparation, principally Form 26AS, the Annual Information Statement (AIS) and the Taxpayer Information Summary (TIS). Learned what each statement contains: Form 26AS for tax deducted and collected at source and taxes paid, AIS for reported financial transactions such as interest, dividends and securities transactions, and TIS for the summarised position derived from AIS. Understood why these downloads are the starting point of every income tax assignment: they show what the department already knows before the return is filed.</w:t>
+      </w:r>
     </w:p>
     <w:p>
       <w:pPr>
@@ -4455,60 +4513,12 @@
     </w:p>
     <w:p>
       <w:pPr>
-        <w:numPr>
-          <w:ilvl w:val="0"/>
-          <w:numId w:val="1"/>
-        </w:numPr>
-        <w:spacing w:before="0" w:after="80" w:line="360" w:lineRule="auto"/>
-        <w:jc w:val="both"/>
-      </w:pPr>
-      <w:r>
-        <w:t xml:space="preserve">Recorded the transactions of client companies in the respective Tally company files maintained by the firm, covering receipts, payments, purchases, sales and journal entries.</w:t>
-      </w:r>
-    </w:p>
-    <w:p>
-      <w:pPr>
-        <w:numPr>
-          <w:ilvl w:val="0"/>
-          <w:numId w:val="1"/>
-        </w:numPr>
-        <w:spacing w:before="0" w:after="80" w:line="360" w:lineRule="auto"/>
-        <w:jc w:val="both"/>
-      </w:pPr>
-      <w:r>
-        <w:t xml:space="preserve">Selected the appropriate ledger and voucher type for each entry and wrote narrations clear enough for a reviewer or auditor to follow without asking questions.</w:t>
-      </w:r>
-    </w:p>
-    <w:p>
-      <w:pPr>
-        <w:numPr>
-          <w:ilvl w:val="0"/>
-          <w:numId w:val="1"/>
-        </w:numPr>
-        <w:spacing w:before="0" w:after="80" w:line="360" w:lineRule="auto"/>
-        <w:jc w:val="both"/>
-      </w:pPr>
-      <w:r>
-        <w:t xml:space="preserve">Observed how ledger grouping determines the final presentation in the profit and loss account and balance sheet, and how a single misclassification distorts both.</w:t>
-      </w:r>
-    </w:p>
-    <w:p>
-      <w:pPr>
-        <w:numPr>
-          <w:ilvl w:val="0"/>
-          <w:numId w:val="1"/>
-        </w:numPr>
-        <w:spacing w:before="0" w:after="80" w:line="360" w:lineRule="auto"/>
-        <w:jc w:val="both"/>
-      </w:pPr>
-      <w:r>
-        <w:t xml:space="preserve">Built up a much better sense of how the client’s business actually operates, because the ledger reveals the pattern of its dealings far more honestly than any summary.</w:t>
-      </w:r>
-    </w:p>
-    <w:p>
-      <w:pPr>
-        <w:spacing w:before="0" w:after="60" w:line="120" w:lineRule="auto"/>
-      </w:pPr>
+        <w:spacing w:before="0" w:after="140" w:line="360" w:lineRule="auto"/>
+        <w:jc w:val="both"/>
+      </w:pPr>
+      <w:r>
+        <w:t xml:space="preserve">Recorded the transactions of client companies in the respective Tally company files maintained by the firm, covering receipts, payments, purchases, sales and journal entries. Selected the appropriate ledger and voucher type for each entry and wrote narrations clear enough for a reviewer or auditor to follow without asking questions. Observed how ledger grouping determines the final presentation in the profit and loss account and balance sheet, and how a single misclassification distorts both. Built up a much better sense of how the client’s business actually operates, because the ledger reveals the pattern of its dealings far more honestly than any summary.</w:t>
+      </w:r>
     </w:p>
     <w:p>
       <w:pPr>
@@ -4528,60 +4538,12 @@
     </w:p>
     <w:p>
       <w:pPr>
-        <w:numPr>
-          <w:ilvl w:val="0"/>
-          <w:numId w:val="1"/>
-        </w:numPr>
-        <w:spacing w:before="0" w:after="80" w:line="360" w:lineRule="auto"/>
-        <w:jc w:val="both"/>
-      </w:pPr>
-      <w:r>
-        <w:t xml:space="preserve">Downloaded and analysed acknowledgement forms and filed returns from the GST portal for client-wise records, including GSTR-1 for outward supplies, GSTR-2B for available input tax credit and GSTR-3B as the summary return.</w:t>
-      </w:r>
-    </w:p>
-    <w:p>
-      <w:pPr>
-        <w:numPr>
-          <w:ilvl w:val="0"/>
-          <w:numId w:val="1"/>
-        </w:numPr>
-        <w:spacing w:before="0" w:after="80" w:line="360" w:lineRule="auto"/>
-        <w:jc w:val="both"/>
-      </w:pPr>
-      <w:r>
-        <w:t xml:space="preserve">Assisted in requesting and unlocking files on the portal and observed both modes of authentication used in practice, online verification and signing through a Digital Signature Certificate.</w:t>
-      </w:r>
-    </w:p>
-    <w:p>
-      <w:pPr>
-        <w:numPr>
-          <w:ilvl w:val="0"/>
-          <w:numId w:val="1"/>
-        </w:numPr>
-        <w:spacing w:before="0" w:after="80" w:line="360" w:lineRule="auto"/>
-        <w:jc w:val="both"/>
-      </w:pPr>
-      <w:r>
-        <w:t xml:space="preserve">Assisted in the reconciliation of the books of account maintained in Tally with the GST returns filed, so that turnover and input tax credit as per the books agreed with the returns.</w:t>
-      </w:r>
-    </w:p>
-    <w:p>
-      <w:pPr>
-        <w:numPr>
-          <w:ilvl w:val="0"/>
-          <w:numId w:val="1"/>
-        </w:numPr>
-        <w:spacing w:before="0" w:after="80" w:line="360" w:lineRule="auto"/>
-        <w:jc w:val="both"/>
-      </w:pPr>
-      <w:r>
-        <w:t xml:space="preserve">Read the relevant provisions of the GST law while doing the work, which made the sections and their practical effect much easier to connect than reading them in isolation.</w:t>
-      </w:r>
-    </w:p>
-    <w:p>
-      <w:pPr>
-        <w:spacing w:before="0" w:after="60" w:line="120" w:lineRule="auto"/>
-      </w:pPr>
+        <w:spacing w:before="0" w:after="140" w:line="360" w:lineRule="auto"/>
+        <w:jc w:val="both"/>
+      </w:pPr>
+      <w:r>
+        <w:t xml:space="preserve">Downloaded and analysed acknowledgement forms and filed returns from the GST portal for client-wise records, including GSTR-1 for outward supplies, GSTR-2B for available input tax credit and GSTR-3B as the summary return. Assisted in requesting and unlocking files on the portal and observed both modes of authentication used in practice, online verification and signing through a Digital Signature Certificate. Assisted in the reconciliation of the books of account maintained in Tally with the GST returns filed, so that turnover and input tax credit as per the books agreed with the returns. Read the relevant provisions of the GST law while doing the work, which made the sections and their practical effect much easier to connect than reading them in isolation.</w:t>
+      </w:r>
     </w:p>
     <w:p>
       <w:pPr>
@@ -4601,60 +4563,12 @@
     </w:p>
     <w:p>
       <w:pPr>
-        <w:numPr>
-          <w:ilvl w:val="0"/>
-          <w:numId w:val="1"/>
-        </w:numPr>
-        <w:spacing w:before="0" w:after="80" w:line="360" w:lineRule="auto"/>
-        <w:jc w:val="both"/>
-      </w:pPr>
-      <w:r>
-        <w:t xml:space="preserve">Requested and downloaded consolidated (conso) files for client deductors through Winman TDS from the TRACES portal, following the request-and-download sequence required by the system.</w:t>
-      </w:r>
-    </w:p>
-    <w:p>
-      <w:pPr>
-        <w:numPr>
-          <w:ilvl w:val="0"/>
-          <w:numId w:val="1"/>
-        </w:numPr>
-        <w:spacing w:before="0" w:after="80" w:line="360" w:lineRule="auto"/>
-        <w:jc w:val="both"/>
-      </w:pPr>
-      <w:r>
-        <w:t xml:space="preserve">Extracted the data from the conso file using the TDS Return Preparation Utility (RPU version 4.6) and entered the details quarter-wise in the format required for filing.</w:t>
-      </w:r>
-    </w:p>
-    <w:p>
-      <w:pPr>
-        <w:numPr>
-          <w:ilvl w:val="0"/>
-          <w:numId w:val="1"/>
-        </w:numPr>
-        <w:spacing w:before="0" w:after="80" w:line="360" w:lineRule="auto"/>
-        <w:jc w:val="both"/>
-      </w:pPr>
-      <w:r>
-        <w:t xml:space="preserve">Analysed and interpreted the transactions and deductions contained in the conso files, identifying which payments attracted deduction, at what rate, and which were not chargeable.</w:t>
-      </w:r>
-    </w:p>
-    <w:p>
-      <w:pPr>
-        <w:numPr>
-          <w:ilvl w:val="0"/>
-          <w:numId w:val="1"/>
-        </w:numPr>
-        <w:spacing w:before="0" w:after="80" w:line="360" w:lineRule="auto"/>
-        <w:jc w:val="both"/>
-      </w:pPr>
-      <w:r>
-        <w:t xml:space="preserve">Read the conso file against Form 26AS to see how a deduction reported by the deductor appears as a credit in the deductee’s account, and why an error in a TDS statement becomes the deductee’s problem at the time of filing.</w:t>
-      </w:r>
-    </w:p>
-    <w:p>
-      <w:pPr>
-        <w:spacing w:before="0" w:after="60" w:line="120" w:lineRule="auto"/>
-      </w:pPr>
+        <w:spacing w:before="0" w:after="140" w:line="360" w:lineRule="auto"/>
+        <w:jc w:val="both"/>
+      </w:pPr>
+      <w:r>
+        <w:t xml:space="preserve">Requested and downloaded consolidated (conso) files for client deductors through Winman TDS from the TRACES portal, following the request-and-download sequence required by the system. Extracted the data from the conso file using the TDS Return Preparation Utility (RPU version 4.6) and entered the details quarter-wise in the format required for filing. Analysed and interpreted the transactions and deductions contained in the conso files, identifying which payments attracted deduction, at what rate, and which were not chargeable. Read the conso file against Form 26AS to see how a deduction reported by the deductor appears as a credit in the deductee’s account, and why an error in a TDS statement becomes the deductee’s problem at the time of filing.</w:t>
+      </w:r>
     </w:p>
     <w:p>
       <w:pPr>
@@ -4674,73 +4588,12 @@
     </w:p>
     <w:p>
       <w:pPr>
-        <w:numPr>
-          <w:ilvl w:val="0"/>
-          <w:numId w:val="1"/>
-        </w:numPr>
-        <w:spacing w:before="0" w:after="80" w:line="360" w:lineRule="auto"/>
-        <w:jc w:val="both"/>
-      </w:pPr>
-      <w:r>
-        <w:t xml:space="preserve">Worked on Securities Transaction Tax (STT): identified securities transactions from the Annual Information Statement and the broker-wise statements, verified the STT reflected against them and entered the details in Winman for the computation.</w:t>
-      </w:r>
-    </w:p>
-    <w:p>
-      <w:pPr>
-        <w:numPr>
-          <w:ilvl w:val="0"/>
-          <w:numId w:val="1"/>
-        </w:numPr>
-        <w:spacing w:before="0" w:after="80" w:line="360" w:lineRule="auto"/>
-        <w:jc w:val="both"/>
-      </w:pPr>
-      <w:r>
-        <w:t xml:space="preserve">Prepared bank account abstracts summarising the classified bank data into a working paper that could be used directly for computation.</w:t>
-      </w:r>
-    </w:p>
-    <w:p>
-      <w:pPr>
-        <w:numPr>
-          <w:ilvl w:val="0"/>
-          <w:numId w:val="1"/>
-        </w:numPr>
-        <w:spacing w:before="0" w:after="80" w:line="360" w:lineRule="auto"/>
-        <w:jc w:val="both"/>
-      </w:pPr>
-      <w:r>
-        <w:t xml:space="preserve">Entered the data in Winman and prepared the Statement of Total Income for individual and corporate clients, head of income by head of income.</w:t>
-      </w:r>
-    </w:p>
-    <w:p>
-      <w:pPr>
-        <w:numPr>
-          <w:ilvl w:val="0"/>
-          <w:numId w:val="1"/>
-        </w:numPr>
-        <w:spacing w:before="0" w:after="80" w:line="360" w:lineRule="auto"/>
-        <w:jc w:val="both"/>
-      </w:pPr>
-      <w:r>
-        <w:t xml:space="preserve">Reconciled tax credits appearing in Form 26AS with the taxes recorded in the books and the bank statement, so that advance tax, self-assessment tax and TDS were all correctly claimed.</w:t>
-      </w:r>
-    </w:p>
-    <w:p>
-      <w:pPr>
-        <w:numPr>
-          <w:ilvl w:val="0"/>
-          <w:numId w:val="1"/>
-        </w:numPr>
-        <w:spacing w:before="0" w:after="80" w:line="360" w:lineRule="auto"/>
-        <w:jc w:val="both"/>
-      </w:pPr>
-      <w:r>
-        <w:t xml:space="preserve">Assisted in the preparation of balance sheets and in computing the balance of tax payable or refundable after giving credit for taxes already paid.</w:t>
-      </w:r>
-    </w:p>
-    <w:p>
-      <w:pPr>
-        <w:spacing w:before="0" w:after="60" w:line="120" w:lineRule="auto"/>
-      </w:pPr>
+        <w:spacing w:before="0" w:after="140" w:line="360" w:lineRule="auto"/>
+        <w:jc w:val="both"/>
+      </w:pPr>
+      <w:r>
+        <w:t xml:space="preserve">Worked on Securities Transaction Tax (STT): identified securities transactions from the Annual Information Statement and the broker-wise statements, verified the STT reflected against them and entered the details in Winman for the computation. Prepared bank account abstracts summarising the classified bank data into a working paper that could be used directly for computation. Entered the data in Winman and prepared the Statement of Total Income for individual and corporate clients, head of income by head of income. Reconciled tax credits appearing in Form 26AS with the taxes recorded in the books and the bank statement, so that advance tax, self-assessment tax and TDS were all correctly claimed. Assisted in the preparation of balance sheets and in computing the balance of tax payable or refundable after giving credit for taxes already paid.</w:t>
+      </w:r>
     </w:p>
     <w:p>
       <w:pPr>
@@ -4760,60 +4613,12 @@
     </w:p>
     <w:p>
       <w:pPr>
-        <w:numPr>
-          <w:ilvl w:val="0"/>
-          <w:numId w:val="1"/>
-        </w:numPr>
-        <w:spacing w:before="0" w:after="80" w:line="360" w:lineRule="auto"/>
-        <w:jc w:val="both"/>
-      </w:pPr>
-      <w:r>
-        <w:t xml:space="preserve">Prepared income tax returns for upload once the Statement of Total Income was approved, allowing Winman to process the classified income and expenditure and generate the computation and the return.</w:t>
-      </w:r>
-    </w:p>
-    <w:p>
-      <w:pPr>
-        <w:numPr>
-          <w:ilvl w:val="0"/>
-          <w:numId w:val="1"/>
-        </w:numPr>
-        <w:spacing w:before="0" w:after="80" w:line="360" w:lineRule="auto"/>
-        <w:jc w:val="both"/>
-      </w:pPr>
-      <w:r>
-        <w:t xml:space="preserve">Independently completed the filing of three returns end to end during the closing weeks, from data entry to upload, after review by the Manager.</w:t>
-      </w:r>
-    </w:p>
-    <w:p>
-      <w:pPr>
-        <w:numPr>
-          <w:ilvl w:val="0"/>
-          <w:numId w:val="1"/>
-        </w:numPr>
-        <w:spacing w:before="0" w:after="80" w:line="360" w:lineRule="auto"/>
-        <w:jc w:val="both"/>
-      </w:pPr>
-      <w:r>
-        <w:t xml:space="preserve">Assisted in documentation work relating to statutory audit assignments of companies, including assembling ledgers, reconciliations and portal statements into audit working papers.</w:t>
-      </w:r>
-    </w:p>
-    <w:p>
-      <w:pPr>
-        <w:numPr>
-          <w:ilvl w:val="0"/>
-          <w:numId w:val="1"/>
-        </w:numPr>
-        <w:spacing w:before="0" w:after="80" w:line="360" w:lineRule="auto"/>
-        <w:jc w:val="both"/>
-      </w:pPr>
-      <w:r>
-        <w:t xml:space="preserve">Reconciled Form 26AS, AIS and TIS with the books of account as part of statutory audit and income tax verification procedures, and listed the differences requiring the client’s confirmation.</w:t>
-      </w:r>
-    </w:p>
-    <w:p>
-      <w:pPr>
-        <w:spacing w:before="0" w:after="60" w:line="120" w:lineRule="auto"/>
-      </w:pPr>
+        <w:spacing w:before="0" w:after="140" w:line="360" w:lineRule="auto"/>
+        <w:jc w:val="both"/>
+      </w:pPr>
+      <w:r>
+        <w:t xml:space="preserve">Prepared income tax returns for upload once the Statement of Total Income was approved, allowing Winman to process the classified income and expenditure and generate the computation and the return. Independently completed the filing of three returns end to end during the closing weeks, from data entry to upload, after review by the Manager. Assisted in documentation work relating to statutory audit assignments of companies, including assembling ledgers, reconciliations and portal statements into audit working papers. Reconciled Form 26AS, AIS and TIS with the books of account as part of statutory audit and income tax verification procedures, and listed the differences requiring the client’s confirmation.</w:t>
+      </w:r>
     </w:p>
     <w:p>
       <w:pPr>
@@ -5687,47 +5492,12 @@
     </w:p>
     <w:p>
       <w:pPr>
-        <w:numPr>
-          <w:ilvl w:val="0"/>
-          <w:numId w:val="1"/>
-        </w:numPr>
-        <w:spacing w:before="0" w:after="80" w:line="360" w:lineRule="auto"/>
-        <w:jc w:val="both"/>
-      </w:pPr>
-      <w:r>
-        <w:t xml:space="preserve">Applied the fundamentals of double entry, ledger classification and grouping while recording transactions in Tally.</w:t>
-      </w:r>
-    </w:p>
-    <w:p>
-      <w:pPr>
-        <w:numPr>
-          <w:ilvl w:val="0"/>
-          <w:numId w:val="1"/>
-        </w:numPr>
-        <w:spacing w:before="0" w:after="80" w:line="360" w:lineRule="auto"/>
-        <w:jc w:val="both"/>
-      </w:pPr>
-      <w:r>
-        <w:t xml:space="preserve">Used the accounting equation and the distinction between capital and revenue items to decide the treatment of entries appearing in bank statements.</w:t>
-      </w:r>
-    </w:p>
-    <w:p>
-      <w:pPr>
-        <w:numPr>
-          <w:ilvl w:val="0"/>
-          <w:numId w:val="1"/>
-        </w:numPr>
-        <w:spacing w:before="0" w:after="80" w:line="360" w:lineRule="auto"/>
-        <w:jc w:val="both"/>
-      </w:pPr>
-      <w:r>
-        <w:t xml:space="preserve">Applied reconciliation technique in matching the bank account with the books, and in matching taxes recorded in the books against credits appearing in Form 26AS.</w:t>
-      </w:r>
-    </w:p>
-    <w:p>
-      <w:pPr>
-        <w:spacing w:before="0" w:after="60" w:line="120" w:lineRule="auto"/>
-      </w:pPr>
+        <w:spacing w:before="0" w:after="140" w:line="360" w:lineRule="auto"/>
+        <w:jc w:val="both"/>
+      </w:pPr>
+      <w:r>
+        <w:t xml:space="preserve">Applied the fundamentals of double entry, ledger classification and grouping while recording transactions in Tally. Used the accounting equation and the distinction between capital and revenue items to decide the treatment of entries appearing in bank statements. Applied reconciliation technique in matching the bank account with the books, and in matching taxes recorded in the books against credits appearing in Form 26AS.</w:t>
+      </w:r>
     </w:p>
     <w:p>
       <w:pPr>
@@ -5747,60 +5517,12 @@
     </w:p>
     <w:p>
       <w:pPr>
-        <w:numPr>
-          <w:ilvl w:val="0"/>
-          <w:numId w:val="1"/>
-        </w:numPr>
-        <w:spacing w:before="0" w:after="80" w:line="360" w:lineRule="auto"/>
-        <w:jc w:val="both"/>
-      </w:pPr>
-      <w:r>
-        <w:t xml:space="preserve">Applied the five heads of income and the structure of the Statement of Total Income while computing income for individuals and companies.</w:t>
-      </w:r>
-    </w:p>
-    <w:p>
-      <w:pPr>
-        <w:numPr>
-          <w:ilvl w:val="0"/>
-          <w:numId w:val="1"/>
-        </w:numPr>
-        <w:spacing w:before="0" w:after="80" w:line="360" w:lineRule="auto"/>
-        <w:jc w:val="both"/>
-      </w:pPr>
-      <w:r>
-        <w:t xml:space="preserve">Used the provisions relating to Tax Deducted at Source in practice, including deduction rates, chargeability and the quarterly statement cycle.</w:t>
-      </w:r>
-    </w:p>
-    <w:p>
-      <w:pPr>
-        <w:numPr>
-          <w:ilvl w:val="0"/>
-          <w:numId w:val="1"/>
-        </w:numPr>
-        <w:spacing w:before="0" w:after="80" w:line="360" w:lineRule="auto"/>
-        <w:jc w:val="both"/>
-      </w:pPr>
-      <w:r>
-        <w:t xml:space="preserve">Applied the concepts of advance tax, self-assessment tax and credit for taxes paid while arriving at the net tax payable or refundable.</w:t>
-      </w:r>
-    </w:p>
-    <w:p>
-      <w:pPr>
-        <w:numPr>
-          <w:ilvl w:val="0"/>
-          <w:numId w:val="1"/>
-        </w:numPr>
-        <w:spacing w:before="0" w:after="80" w:line="360" w:lineRule="auto"/>
-        <w:jc w:val="both"/>
-      </w:pPr>
-      <w:r>
-        <w:t xml:space="preserve">Applied the taxation of securities transactions, including Securities Transaction Tax, while working on client data drawn from the Annual Information Statement and broker statements.</w:t>
-      </w:r>
-    </w:p>
-    <w:p>
-      <w:pPr>
-        <w:spacing w:before="0" w:after="60" w:line="120" w:lineRule="auto"/>
-      </w:pPr>
+        <w:spacing w:before="0" w:after="140" w:line="360" w:lineRule="auto"/>
+        <w:jc w:val="both"/>
+      </w:pPr>
+      <w:r>
+        <w:t xml:space="preserve">Applied the five heads of income and the structure of the Statement of Total Income while computing income for individuals and companies. Used the provisions relating to Tax Deducted at Source in practice, including deduction rates, chargeability and the quarterly statement cycle. Applied the concepts of advance tax, self-assessment tax and credit for taxes paid while arriving at the net tax payable or refundable. Applied the taxation of securities transactions, including Securities Transaction Tax, while working on client data drawn from the Annual Information Statement and broker statements.</w:t>
+      </w:r>
     </w:p>
     <w:p>
       <w:pPr>
@@ -5820,47 +5542,12 @@
     </w:p>
     <w:p>
       <w:pPr>
-        <w:numPr>
-          <w:ilvl w:val="0"/>
-          <w:numId w:val="1"/>
-        </w:numPr>
-        <w:spacing w:before="0" w:after="80" w:line="360" w:lineRule="auto"/>
-        <w:jc w:val="both"/>
-      </w:pPr>
-      <w:r>
-        <w:t xml:space="preserve">Applied the return structure of GST, with outward supplies in GSTR-1, credit availability in GSTR-2B and the summary in GSTR-3B.</w:t>
-      </w:r>
-    </w:p>
-    <w:p>
-      <w:pPr>
-        <w:numPr>
-          <w:ilvl w:val="0"/>
-          <w:numId w:val="1"/>
-        </w:numPr>
-        <w:spacing w:before="0" w:after="80" w:line="360" w:lineRule="auto"/>
-        <w:jc w:val="both"/>
-      </w:pPr>
-      <w:r>
-        <w:t xml:space="preserve">Used the concept of input tax credit and its matching requirement while reconciling the books maintained in Tally with the returns filed.</w:t>
-      </w:r>
-    </w:p>
-    <w:p>
-      <w:pPr>
-        <w:numPr>
-          <w:ilvl w:val="0"/>
-          <w:numId w:val="1"/>
-        </w:numPr>
-        <w:spacing w:before="0" w:after="80" w:line="360" w:lineRule="auto"/>
-        <w:jc w:val="both"/>
-      </w:pPr>
-      <w:r>
-        <w:t xml:space="preserve">Read the relevant sections of the GST Act alongside the filings, which gave the statutory language a practical meaning.</w:t>
-      </w:r>
-    </w:p>
-    <w:p>
-      <w:pPr>
-        <w:spacing w:before="0" w:after="60" w:line="120" w:lineRule="auto"/>
-      </w:pPr>
+        <w:spacing w:before="0" w:after="140" w:line="360" w:lineRule="auto"/>
+        <w:jc w:val="both"/>
+      </w:pPr>
+      <w:r>
+        <w:t xml:space="preserve">Applied the return structure of GST, with outward supplies in GSTR-1, credit availability in GSTR-2B and the summary in GSTR-3B. Used the concept of input tax credit and its matching requirement while reconciling the books maintained in Tally with the returns filed. Read the relevant sections of the GST Act alongside the filings, which gave the statutory language a practical meaning.</w:t>
+      </w:r>
     </w:p>
     <w:p>
       <w:pPr>
@@ -5880,47 +5567,12 @@
     </w:p>
     <w:p>
       <w:pPr>
-        <w:numPr>
-          <w:ilvl w:val="0"/>
-          <w:numId w:val="1"/>
-        </w:numPr>
-        <w:spacing w:before="0" w:after="80" w:line="360" w:lineRule="auto"/>
-        <w:jc w:val="both"/>
-      </w:pPr>
-      <w:r>
-        <w:t xml:space="preserve">Extended classroom exposure to accounting systems by working in Tally and Winman on live client data.</w:t>
-      </w:r>
-    </w:p>
-    <w:p>
-      <w:pPr>
-        <w:numPr>
-          <w:ilvl w:val="0"/>
-          <w:numId w:val="1"/>
-        </w:numPr>
-        <w:spacing w:before="0" w:after="80" w:line="360" w:lineRule="auto"/>
-        <w:jc w:val="both"/>
-      </w:pPr>
-      <w:r>
-        <w:t xml:space="preserve">Understood how integrated software links books, computation, statutory forms and filing, and where human judgement still has to intervene.</w:t>
-      </w:r>
-    </w:p>
-    <w:p>
-      <w:pPr>
-        <w:numPr>
-          <w:ilvl w:val="0"/>
-          <w:numId w:val="1"/>
-        </w:numPr>
-        <w:spacing w:before="0" w:after="80" w:line="360" w:lineRule="auto"/>
-        <w:jc w:val="both"/>
-      </w:pPr>
-      <w:r>
-        <w:t xml:space="preserve">Learned the importance of master data, ledger structure and correct client set-up, since every downstream report depends on them.</w:t>
-      </w:r>
-    </w:p>
-    <w:p>
-      <w:pPr>
-        <w:spacing w:before="0" w:after="60" w:line="120" w:lineRule="auto"/>
-      </w:pPr>
+        <w:spacing w:before="0" w:after="140" w:line="360" w:lineRule="auto"/>
+        <w:jc w:val="both"/>
+      </w:pPr>
+      <w:r>
+        <w:t xml:space="preserve">Extended classroom exposure to accounting systems by working in Tally and Winman on live client data. Understood how integrated software links books, computation, statutory forms and filing, and where human judgement still has to intervene. Learned the importance of master data, ledger structure and correct client set-up, since every downstream report depends on them.</w:t>
+      </w:r>
     </w:p>
     <w:p>
       <w:pPr>
@@ -5940,47 +5592,12 @@
     </w:p>
     <w:p>
       <w:pPr>
-        <w:numPr>
-          <w:ilvl w:val="0"/>
-          <w:numId w:val="1"/>
-        </w:numPr>
-        <w:spacing w:before="0" w:after="80" w:line="360" w:lineRule="auto"/>
-        <w:jc w:val="both"/>
-      </w:pPr>
-      <w:r>
-        <w:t xml:space="preserve">Applied financial statement knowledge while assisting in the preparation of balance sheets and while reviewing profit and loss presentation in Tally.</w:t>
-      </w:r>
-    </w:p>
-    <w:p>
-      <w:pPr>
-        <w:numPr>
-          <w:ilvl w:val="0"/>
-          <w:numId w:val="1"/>
-        </w:numPr>
-        <w:spacing w:before="0" w:after="80" w:line="360" w:lineRule="auto"/>
-        <w:jc w:val="both"/>
-      </w:pPr>
-      <w:r>
-        <w:t xml:space="preserve">Used analytical techniques from financial reporting coursework to interpret a client’s income and expenditure pattern from its bank account.</w:t>
-      </w:r>
-    </w:p>
-    <w:p>
-      <w:pPr>
-        <w:numPr>
-          <w:ilvl w:val="0"/>
-          <w:numId w:val="1"/>
-        </w:numPr>
-        <w:spacing w:before="0" w:after="80" w:line="360" w:lineRule="auto"/>
-        <w:jc w:val="both"/>
-      </w:pPr>
-      <w:r>
-        <w:t xml:space="preserve">Applied reporting discipline in preparing working papers and client reports for my Manager’s verification and approval.</w:t>
-      </w:r>
-    </w:p>
-    <w:p>
-      <w:pPr>
-        <w:spacing w:before="0" w:after="60" w:line="120" w:lineRule="auto"/>
-      </w:pPr>
+        <w:spacing w:before="0" w:after="140" w:line="360" w:lineRule="auto"/>
+        <w:jc w:val="both"/>
+      </w:pPr>
+      <w:r>
+        <w:t xml:space="preserve">Applied financial statement knowledge while assisting in the preparation of balance sheets and while reviewing profit and loss presentation in Tally. Used analytical techniques from financial reporting coursework to interpret a client’s income and expenditure pattern from its bank account. Applied reporting discipline in preparing working papers and client reports for my Manager’s verification and approval.</w:t>
+      </w:r>
     </w:p>
     <w:p>
       <w:pPr>
@@ -6154,7 +5771,25 @@
         <w:jc w:val="both"/>
       </w:pPr>
       <w:r>
-        <w:t xml:space="preserve">Working under Ms. A. Lakshmi and alongside Ms. Aruna taught me how a small professional team divides work, reviews it and covers for each other during deadline periods.</w:t>
+        <w:t xml:space="preserve">Working under </w:t>
+      </w:r>
+      <w:r>
+        <w:rPr>
+          <w:b/>
+        </w:rPr>
+        <w:t xml:space="preserve">Ms. A. Lakshmi</w:t>
+      </w:r>
+      <w:r>
+        <w:t xml:space="preserve"> and alongside </w:t>
+      </w:r>
+      <w:r>
+        <w:rPr>
+          <w:b/>
+        </w:rPr>
+        <w:t xml:space="preserve">Ms. Aruna</w:t>
+      </w:r>
+      <w:r>
+        <w:t xml:space="preserve"> taught me how a small professional team divides work, reviews it and covers for each other during deadline periods.</w:t>
       </w:r>
     </w:p>
     <w:p>
@@ -6511,7 +6146,6 @@
         <w:tc>
           <w:tcPr>
             <w:tcW w:w="866" w:type="dxa"/>
-            <w:shd w:val="clear" w:color="auto" w:fill="D9D9D9"/>
             <w:vAlign w:val="center"/>
           </w:tcPr>
           <w:p>
@@ -6532,7 +6166,6 @@
         <w:tc>
           <w:tcPr>
             <w:tcW w:w="2599" w:type="dxa"/>
-            <w:shd w:val="clear" w:color="auto" w:fill="D9D9D9"/>
             <w:vAlign w:val="center"/>
           </w:tcPr>
           <w:p>
@@ -6553,7 +6186,6 @@
         <w:tc>
           <w:tcPr>
             <w:tcW w:w="5199" w:type="dxa"/>
-            <w:shd w:val="clear" w:color="auto" w:fill="D9D9D9"/>
             <w:vAlign w:val="center"/>
           </w:tcPr>
           <w:p>
@@ -7368,7 +7000,93 @@
           <w:sz w:val="28"/>
           <w:szCs w:val="28"/>
         </w:rPr>
-        <w:t xml:space="preserve">2.12  CONCLUSION OF JOB / TASK DESCRIPTION</w:t>
+        <w:t xml:space="preserve">2.12  WORKING PAPERS AND FILE DISCIPLINE</w:t>
+      </w:r>
+    </w:p>
+    <w:p>
+      <w:pPr>
+        <w:spacing w:before="0" w:after="140" w:line="360" w:lineRule="auto"/>
+        <w:jc w:val="both"/>
+      </w:pPr>
+      <w:r>
+        <w:t xml:space="preserve">A theme that ran through every assignment, and which I did not anticipate before the internship, was the standard of record-keeping expected behind each output. A computation is not finished when the figure is arrived at; it is finished when a reader can see where each component came from. That principle governed how I was asked to work.</w:t>
+      </w:r>
+    </w:p>
+    <w:p>
+      <w:pPr>
+        <w:spacing w:before="0" w:after="140" w:line="360" w:lineRule="auto"/>
+        <w:jc w:val="both"/>
+      </w:pPr>
+      <w:r>
+        <w:t xml:space="preserve">In practice it meant several specific habits. Each client file carried a bank account abstract showing how every entry had been classified, so that a figure in the computation could be traced back to the statement line that produced it. Items I could not classify were listed as queries against the file rather than resolved silently. Where an unusual treatment was adopted, the reason was noted against the entry, on the reasoning that the file has to stand on its own months later when nobody remembers the conversation.</w:t>
+      </w:r>
+    </w:p>
+    <w:p>
+      <w:pPr>
+        <w:spacing w:before="0" w:after="140" w:line="360" w:lineRule="auto"/>
+        <w:jc w:val="both"/>
+      </w:pPr>
+      <w:r>
+        <w:t xml:space="preserve">The same discipline applied to the reconciliations. Form 26AS credits were tied to the ledger before a computation was begun, and differences were listed and explained rather than absorbed. For Goods and Services Tax, the acknowledgement of each filing was retained against the client record, so that the fact of filing and its date were evidenced rather than remembered. I came to see this as the most transferable thing the internship taught me: the discipline is identical whatever the figure happens to be about.</w:t>
+      </w:r>
+    </w:p>
+    <w:p>
+      <w:pPr>
+        <w:keepNext/>
+        <w:keepLines/>
+        <w:spacing w:before="240" w:after="120" w:line="360" w:lineRule="auto"/>
+        <w:jc w:val="left"/>
+      </w:pPr>
+      <w:r>
+        <w:rPr>
+          <w:b/>
+          <w:sz w:val="28"/>
+          <w:szCs w:val="28"/>
+        </w:rPr>
+        <w:t xml:space="preserve">2.13  CONFIDENTIALITY AND PROFESSIONAL CONDUCT</w:t>
+      </w:r>
+    </w:p>
+    <w:p>
+      <w:pPr>
+        <w:spacing w:before="0" w:after="140" w:line="360" w:lineRule="auto"/>
+        <w:jc w:val="both"/>
+      </w:pPr>
+      <w:r>
+        <w:t xml:space="preserve">Working on live client files brought obligations that no academic exercise had imposed on me. Everything I handled was confidential: bank statements showing a family’s personal spending, the turnover and margins of closely held businesses, and the tax positions of individuals who would be identifiable from a single figure. The firm’s expectations on this were stated at the outset and were not treated as a formality.</w:t>
+      </w:r>
+    </w:p>
+    <w:p>
+      <w:pPr>
+        <w:spacing w:before="0" w:after="140" w:line="360" w:lineRule="auto"/>
+        <w:jc w:val="both"/>
+      </w:pPr>
+      <w:r>
+        <w:t xml:space="preserve">In practical terms it meant that client material stayed within the office and within the firm’s systems, that files were not discussed outside the team, and that a client’s affairs were not mentioned even in general terms to anybody outside the engagement. It also meant a particular care with credentials, since access to the income tax portal, the Goods and Services Tax portal and TRACES is access to a client’s statutory record and not merely to a website.</w:t>
+      </w:r>
+    </w:p>
+    <w:p>
+      <w:pPr>
+        <w:spacing w:before="0" w:after="140" w:line="360" w:lineRule="auto"/>
+        <w:jc w:val="both"/>
+      </w:pPr>
+      <w:r>
+        <w:t xml:space="preserve">Conduct extended beyond confidentiality. I learned that a trainee does not give a client an opinion, even a well-intentioned one, because an answer from anybody inside the firm is taken as the firm’s answer. Questions were therefore routed to the manager rather than handled directly. The underlying principle was one I had read about as professional ethics and had not previously felt: the value of an accounting practice rests on trust, and trust is a fragile asset that any member of the firm can damage.</w:t>
+      </w:r>
+    </w:p>
+    <w:p>
+      <w:pPr>
+        <w:keepNext/>
+        <w:keepLines/>
+        <w:spacing w:before="240" w:after="120" w:line="360" w:lineRule="auto"/>
+        <w:jc w:val="left"/>
+      </w:pPr>
+      <w:r>
+        <w:rPr>
+          <w:b/>
+          <w:sz w:val="28"/>
+          <w:szCs w:val="28"/>
+        </w:rPr>
+        <w:t xml:space="preserve">2.14  CONCLUSION OF JOB / TASK DESCRIPTION</w:t>
       </w:r>
     </w:p>
     <w:p>
@@ -7396,6 +7114,24 @@
       </w:pPr>
       <w:r>
         <w:t xml:space="preserve">Most importantly, the chapter reflects a progression. The work I was given in the first week required supervision at every step; the work I completed in the last week was carried out independently and was approved with only minor observations. That progression is the clearest measure of what the internship achieved.</w:t>
+      </w:r>
+    </w:p>
+    <w:p>
+      <w:pPr>
+        <w:spacing w:before="0" w:after="140" w:line="360" w:lineRule="auto"/>
+        <w:jc w:val="both"/>
+      </w:pPr>
+      <w:r>
+        <w:t xml:space="preserve">Taken together, the ten weeks moved from classifying somebody else’s bank statement to filing somebody’s return, and the distance between those two tasks is the distance between observing a profession and practising it.</w:t>
+      </w:r>
+    </w:p>
+    <w:p>
+      <w:pPr>
+        <w:spacing w:before="0" w:after="140" w:line="360" w:lineRule="auto"/>
+        <w:jc w:val="both"/>
+      </w:pPr>
+      <w:r>
+        <w:t xml:space="preserve">What I carry forward from the chapter is less the list of tasks than the standard they were held to.</w:t>
       </w:r>
     </w:p>
     <w:p>
@@ -7670,7 +7406,25 @@
         <w:jc w:val="both"/>
       </w:pPr>
       <w:r>
-        <w:t xml:space="preserve">Because the reporting line in the firm was short, communication was frequent and direct. I reported to Ms. A. Lakshmi, Manager, who reviewed my work and to whom the whole team reported, and I worked day to day alongside Ms. Aruna, who demonstrated most of the processes to me for the first time and continued to guide my work throughout the internship. Her willingness to explain a process twice, and to check my output before it went for review, was the main reason I was able to take on independent work by the end of the programme.</w:t>
+        <w:t xml:space="preserve">Because the reporting line in the firm was short, communication was frequent and direct. I reported to </w:t>
+      </w:r>
+      <w:r>
+        <w:rPr>
+          <w:b/>
+        </w:rPr>
+        <w:t xml:space="preserve">Ms. A. Lakshmi</w:t>
+      </w:r>
+      <w:r>
+        <w:t xml:space="preserve">, Manager, who reviewed my work and to whom the whole team reported, and I worked day to day alongside </w:t>
+      </w:r>
+      <w:r>
+        <w:rPr>
+          <w:b/>
+        </w:rPr>
+        <w:t xml:space="preserve">Ms. Aruna</w:t>
+      </w:r>
+      <w:r>
+        <w:t xml:space="preserve">, who demonstrated most of the processes to me for the first time and continued to guide my work throughout the internship. Her willingness to explain a process twice, and to check my output before it went for review, was the main reason I was able to take on independent work by the end of the programme.</w:t>
       </w:r>
     </w:p>
     <w:p>
@@ -7955,6 +7709,110 @@
       </w:pPr>
       <w:r>
         <w:t xml:space="preserve">Where I fell short was speed and statutory depth, and both are addressed in the previous section. Taken together, the performance gave me a realistic picture of what a practice expects: consistent accuracy, honest reporting of what is pending, and the willingness to be corrected. The internship has provided a solid foundation for further development in accounting, taxation and audit work.</w:t>
+      </w:r>
+    </w:p>
+    <w:p>
+      <w:pPr>
+        <w:keepNext/>
+        <w:keepLines/>
+        <w:spacing w:before="240" w:after="120" w:line="360" w:lineRule="auto"/>
+        <w:jc w:val="left"/>
+      </w:pPr>
+      <w:r>
+        <w:rPr>
+          <w:b/>
+          <w:sz w:val="28"/>
+          <w:szCs w:val="28"/>
+        </w:rPr>
+        <w:t xml:space="preserve">3.8  REVIEW AND FEEDBACK RECEIVED</w:t>
+      </w:r>
+    </w:p>
+    <w:p>
+      <w:pPr>
+        <w:spacing w:before="0" w:after="140" w:line="360" w:lineRule="auto"/>
+        <w:jc w:val="both"/>
+      </w:pPr>
+      <w:r>
+        <w:t xml:space="preserve">Because every output I produced was reviewed before it left the firm, feedback was continuous rather than periodic, and it is worth recording what it consisted of. In the first fortnight the corrections were almost entirely about classification: entries I had treated as business receipts that were transfers between the client’s own accounts, drawings recorded as expenditure, and reimbursements shown as income. None of these were arithmetic errors, which was itself instructive.</w:t>
+      </w:r>
+    </w:p>
+    <w:p>
+      <w:pPr>
+        <w:spacing w:before="0" w:after="140" w:line="360" w:lineRule="auto"/>
+        <w:jc w:val="both"/>
+      </w:pPr>
+      <w:r>
+        <w:t xml:space="preserve">From the third week the feedback shifted from what I had classified to how I had recorded it. </w:t>
+      </w:r>
+      <w:r>
+        <w:rPr>
+          <w:b/>
+        </w:rPr>
+        <w:t xml:space="preserve">Ms. A. Lakshmi</w:t>
+      </w:r>
+      <w:r>
+        <w:t xml:space="preserve"> asked for the basis of an unusual treatment to be noted against the entry rather than explained verbally, on the reasoning that a file has to stand on its own months later when nobody remembers the conversation. That single instruction changed my working method more than any other.</w:t>
+      </w:r>
+    </w:p>
+    <w:p>
+      <w:pPr>
+        <w:spacing w:before="0" w:after="140" w:line="360" w:lineRule="auto"/>
+        <w:jc w:val="both"/>
+      </w:pPr>
+      <w:r>
+        <w:t xml:space="preserve">Later feedback concerned completeness and sequence. I was asked to list queries as I went rather than accumulate them, so that clarifications could be sought from the client while I moved on to the next file, and to reconcile Form 26AS credits before beginning a computation rather than after. Both were lessons in ordering work so that other people are not kept waiting.</w:t>
+      </w:r>
+    </w:p>
+    <w:p>
+      <w:pPr>
+        <w:spacing w:before="0" w:after="140" w:line="360" w:lineRule="auto"/>
+        <w:jc w:val="both"/>
+      </w:pPr>
+      <w:r>
+        <w:t xml:space="preserve">The feedback I received in the final fortnight was of a different kind. Having been allowed to complete three returns end to end, the comments were about judgement rather than method: whether a position was defensible, whether the supporting documents were sufficient, and whether I had satisfied myself before presenting the file. I took that shift as the clearest indication that my work had reached a standard where it could be discussed rather than merely corrected.</w:t>
+      </w:r>
+    </w:p>
+    <w:p>
+      <w:pPr>
+        <w:keepNext/>
+        <w:keepLines/>
+        <w:spacing w:before="240" w:after="120" w:line="360" w:lineRule="auto"/>
+        <w:jc w:val="left"/>
+      </w:pPr>
+      <w:r>
+        <w:rPr>
+          <w:b/>
+          <w:sz w:val="28"/>
+          <w:szCs w:val="28"/>
+        </w:rPr>
+        <w:t xml:space="preserve">3.9  BENCHMARKING AGAINST PROFESSIONAL EXPECTATIONS</w:t>
+      </w:r>
+    </w:p>
+    <w:p>
+      <w:pPr>
+        <w:spacing w:before="0" w:after="140" w:line="360" w:lineRule="auto"/>
+        <w:jc w:val="both"/>
+      </w:pPr>
+      <w:r>
+        <w:t xml:space="preserve">It is useful to measure the work I did against what a first-year article assistant in an Indian practice would ordinarily be expected to handle, since that is the nearest professional comparison. On the compliance side the comparison is reasonably close: bank statement analysis, ledger classification, portal downloads, Tally recording, GST and TDS return preparation and the computation of total income are all tasks an assistant performs in a first year, and by the end of ten weeks I was performing them to a standard that passed review.</w:t>
+      </w:r>
+    </w:p>
+    <w:p>
+      <w:pPr>
+        <w:spacing w:before="0" w:after="140" w:line="360" w:lineRule="auto"/>
+        <w:jc w:val="both"/>
+      </w:pPr>
+      <w:r>
+        <w:t xml:space="preserve">On three counts my exposure fell short of that benchmark. An article assistant would see a statutory audit through a full cycle, would attend at client premises for verification work, and would be involved in assessment and scrutiny proceedings. My involvement in audit was documentary, and I saw none of the litigation support work. An assistant would also be expected to deal directly with clients on routine queries, whereas my client contact was mediated through the firm.</w:t>
+      </w:r>
+    </w:p>
+    <w:p>
+      <w:pPr>
+        <w:spacing w:before="0" w:after="140" w:line="360" w:lineRule="auto"/>
+        <w:jc w:val="both"/>
+      </w:pPr>
+      <w:r>
+        <w:t xml:space="preserve">On one count the internship compared favourably. Because it coincided with the filing season, the density of live work in ten weeks was high, and I handled a larger volume of statements and returns in that period than a trainee would in a comparable stretch of a quieter part of the year. Volume of that kind is what makes exceptions visible, and it is the reason I can now recognise a misclassified transfer or an unmatched credit quickly rather than by working through first principles.</w:t>
       </w:r>
     </w:p>
     <w:p>
@@ -8453,7 +8311,16 @@
         <w:t xml:space="preserve">Teamwork:</w:t>
       </w:r>
       <w:r>
-        <w:t xml:space="preserve"> working effectively with colleagues, particularly in learning processes from Ms. Aruna and in coordinating pending items with the team.</w:t>
+        <w:t xml:space="preserve"> working effectively with colleagues, particularly in learning processes from </w:t>
+      </w:r>
+      <w:r>
+        <w:rPr>
+          <w:b/>
+        </w:rPr>
+        <w:t xml:space="preserve">Ms. Aruna</w:t>
+      </w:r>
+      <w:r>
+        <w:t xml:space="preserve"> and in coordinating pending items with the team.</w:t>
       </w:r>
     </w:p>
     <w:p>
@@ -8558,7 +8425,6 @@
         <w:tc>
           <w:tcPr>
             <w:tcW w:w="2888" w:type="dxa"/>
-            <w:shd w:val="clear" w:color="auto" w:fill="D9D9D9"/>
             <w:vAlign w:val="center"/>
           </w:tcPr>
           <w:p>
@@ -8579,7 +8445,6 @@
         <w:tc>
           <w:tcPr>
             <w:tcW w:w="5777" w:type="dxa"/>
-            <w:shd w:val="clear" w:color="auto" w:fill="D9D9D9"/>
             <w:vAlign w:val="center"/>
           </w:tcPr>
           <w:p>
@@ -8955,86 +8820,12 @@
     </w:p>
     <w:p>
       <w:pPr>
-        <w:numPr>
-          <w:ilvl w:val="0"/>
-          <w:numId w:val="1"/>
-        </w:numPr>
-        <w:spacing w:before="0" w:after="80" w:line="360" w:lineRule="auto"/>
-        <w:jc w:val="both"/>
-      </w:pPr>
-      <w:r>
-        <w:t xml:space="preserve">Compliance work is judgement work. The software performs the arithmetic; the professional decides the treatment, and that decision is what the client is paying for.</w:t>
-      </w:r>
-    </w:p>
-    <w:p>
-      <w:pPr>
-        <w:numPr>
-          <w:ilvl w:val="0"/>
-          <w:numId w:val="1"/>
-        </w:numPr>
-        <w:spacing w:before="0" w:after="80" w:line="360" w:lineRule="auto"/>
-        <w:jc w:val="both"/>
-      </w:pPr>
-      <w:r>
-        <w:t xml:space="preserve">Documentation is not administrative overhead. A working paper that shows where each figure came from is the only practical defence when a filing is questioned months later.</w:t>
-      </w:r>
-    </w:p>
-    <w:p>
-      <w:pPr>
-        <w:numPr>
-          <w:ilvl w:val="0"/>
-          <w:numId w:val="1"/>
-        </w:numPr>
-        <w:spacing w:before="0" w:after="80" w:line="360" w:lineRule="auto"/>
-        <w:jc w:val="both"/>
-      </w:pPr>
-      <w:r>
-        <w:t xml:space="preserve">Deadlines in this profession are external and non-negotiable, which imposes a discipline of planning that is quite different from academic deadlines.</w:t>
-      </w:r>
-    </w:p>
-    <w:p>
-      <w:pPr>
-        <w:numPr>
-          <w:ilvl w:val="0"/>
-          <w:numId w:val="1"/>
-        </w:numPr>
-        <w:spacing w:before="0" w:after="80" w:line="360" w:lineRule="auto"/>
-        <w:jc w:val="both"/>
-      </w:pPr>
-      <w:r>
-        <w:t xml:space="preserve">Accuracy is a form of respect for the client, because the consequences of an error, a notice, interest, penalty or a lost refund, fall on them and not on the person who made it.</w:t>
-      </w:r>
-    </w:p>
-    <w:p>
-      <w:pPr>
-        <w:numPr>
-          <w:ilvl w:val="0"/>
-          <w:numId w:val="1"/>
-        </w:numPr>
-        <w:spacing w:before="0" w:after="80" w:line="360" w:lineRule="auto"/>
-        <w:jc w:val="both"/>
-      </w:pPr>
-      <w:r>
-        <w:t xml:space="preserve">Repetitive work is where competence is actually built. The tenth bank statement teaches more than the first, because by then the exceptions start to become visible.</w:t>
-      </w:r>
-    </w:p>
-    <w:p>
-      <w:pPr>
-        <w:numPr>
-          <w:ilvl w:val="0"/>
-          <w:numId w:val="1"/>
-        </w:numPr>
-        <w:spacing w:before="0" w:after="80" w:line="360" w:lineRule="auto"/>
-        <w:jc w:val="both"/>
-      </w:pPr>
-      <w:r>
-        <w:t xml:space="preserve">A small professional firm can be an outstanding place to learn, because exposure is broad, review is immediate and responsibility arrives early.</w:t>
-      </w:r>
-    </w:p>
-    <w:p>
-      <w:pPr>
-        <w:spacing w:before="0" w:after="60" w:line="120" w:lineRule="auto"/>
-      </w:pPr>
+        <w:spacing w:before="0" w:after="140" w:line="360" w:lineRule="auto"/>
+        <w:jc w:val="both"/>
+      </w:pPr>
+      <w:r>
+        <w:t xml:space="preserve">Compliance work is judgement work. The software performs the arithmetic; the professional decides the treatment, and that decision is what the client is paying for. Documentation is not administrative overhead. A working paper that shows where each figure came from is the only practical defence when a filing is questioned months later. Deadlines in this profession are external and non-negotiable, which imposes a discipline of planning that is quite different from academic deadlines. Accuracy is a form of respect for the client, because the consequences of an error, a notice, interest, penalty or a lost refund, fall on them and not on the person who made it. Repetitive work is where competence is actually built. The tenth bank statement teaches more than the first, because by then the exceptions start to become visible. A small professional firm can be an outstanding place to learn, because exposure is broad, review is immediate and responsibility arrives early.</w:t>
+      </w:r>
     </w:p>
     <w:p>
       <w:pPr>
@@ -9076,7 +8867,16 @@
         <w:jc w:val="both"/>
       </w:pPr>
       <w:r>
-        <w:t xml:space="preserve">The second concerns learning inside an organisation. I learned most of what I know now not from being taught formally but from watching a colleague work, attempting it myself and having my output corrected. Ms. Aruna demonstrated processes to me patiently and repeatedly, and my Manager’s review comments told me exactly where my understanding was thin. Being willing to be corrected turned out to be the most efficient learning strategy available.</w:t>
+        <w:t xml:space="preserve">The second concerns learning inside an organisation. I learned most of what I know now not from being taught formally but from watching a colleague work, attempting it myself and having my output corrected. </w:t>
+      </w:r>
+      <w:r>
+        <w:rPr>
+          <w:b/>
+        </w:rPr>
+        <w:t xml:space="preserve">Ms. Aruna</w:t>
+      </w:r>
+      <w:r>
+        <w:t xml:space="preserve"> demonstrated processes to me patiently and repeatedly, and my Manager’s review comments told me exactly where my understanding was thin. Being willing to be corrected turned out to be the most efficient learning strategy available.</w:t>
       </w:r>
     </w:p>
     <w:p>
@@ -9086,6 +8886,49 @@
       </w:pPr>
       <w:r>
         <w:t xml:space="preserve">The third concerns my own career direction. Before the internship my interest in finance was general. Having worked through classification, reconciliation, computation and filing on live files, I now know that I am drawn to the accounting, taxation and audit side of finance, where the work is precise, the standards are external and the output is verifiable. I also know the weaknesses I need to address, namely speed, statutory depth and client-facing experience, and I have a clear idea of how to work on them.</w:t>
+      </w:r>
+    </w:p>
+    <w:p>
+      <w:pPr>
+        <w:keepNext/>
+        <w:keepLines/>
+        <w:spacing w:before="240" w:after="120" w:line="360" w:lineRule="auto"/>
+        <w:jc w:val="left"/>
+      </w:pPr>
+      <w:r>
+        <w:rPr>
+          <w:b/>
+          <w:sz w:val="28"/>
+          <w:szCs w:val="28"/>
+        </w:rPr>
+        <w:t xml:space="preserve">4.8  RELEVANCE TO FUTURE CAREER AND QUALIFICATION</w:t>
+      </w:r>
+    </w:p>
+    <w:p>
+      <w:pPr>
+        <w:spacing w:before="0" w:after="140" w:line="360" w:lineRule="auto"/>
+        <w:jc w:val="both"/>
+      </w:pPr>
+      <w:r>
+        <w:t xml:space="preserve">The internship has a direct bearing on the professional path I intend to follow. The work I performed is the work of the early years of a career in accounting and taxation, and having done it under review I now know both that I can perform it and that I want to. That is a more useful outcome than a general affirmation of interest in finance, which is what I had before.</w:t>
+      </w:r>
+    </w:p>
+    <w:p>
+      <w:pPr>
+        <w:spacing w:before="0" w:after="140" w:line="360" w:lineRule="auto"/>
+        <w:jc w:val="both"/>
+      </w:pPr>
+      <w:r>
+        <w:t xml:space="preserve">Specifically, the exposure to Winman CA-ERP, Tally, the income tax portal, the GST portal and TRACES means that I would begin a first professional role already able to operate the systems rather than learning them alongside the work. The understanding of the compliance calendar is equally transferable, because knowing why the last fortnight of a quarter is busy changes how one plans one’s own workload.</w:t>
+      </w:r>
+    </w:p>
+    <w:p>
+      <w:pPr>
+        <w:spacing w:before="0" w:after="140" w:line="360" w:lineRule="auto"/>
+        <w:jc w:val="both"/>
+      </w:pPr>
+      <w:r>
+        <w:t xml:space="preserve">The internship also clarified what I still need in order to progress. Statutory audit from planning to opinion, assessment and appellate work, and the analytical side of financial reporting are all areas where I have knowledge without practice. Those gaps are the reason I intend to pursue further professional study alongside employment rather than treating the MBA as the end of my technical training.</w:t>
       </w:r>
     </w:p>
     <w:p>
@@ -9249,7 +9092,16 @@
         <w:jc w:val="both"/>
       </w:pPr>
       <w:r>
-        <w:t xml:space="preserve">The Summer Internship Programme was carried out at M/s S. Ravi &amp; Associates, Chartered Accountants, Mylapore, Chennai, from 12 May 2026 to 17 July 2026, on-site, in the domain of Accounting and Finance, under the guidance of Ms. A. Lakshmi, Manager. The ten-week programme coincided with the income tax return filing season for Assessment Year 2026-27, and the work allotted to me was live client work with statutory deadlines.</w:t>
+        <w:t xml:space="preserve">The Summer Internship Programme was carried out at M/s S. Ravi &amp; Associates, Chartered Accountants, Mylapore, Chennai, from 12 May 2026 to 17 July 2026, on-site, in the domain of Accounting and Finance, under the guidance of </w:t>
+      </w:r>
+      <w:r>
+        <w:rPr>
+          <w:b/>
+        </w:rPr>
+        <w:t xml:space="preserve">Ms. A. Lakshmi</w:t>
+      </w:r>
+      <w:r>
+        <w:t xml:space="preserve">, Manager. The ten-week programme coincided with the income tax return filing season for Assessment Year 2026-27, and the work allotted to me was live client work with statutory deadlines.</w:t>
       </w:r>
     </w:p>
     <w:p>
@@ -9304,47 +9156,12 @@
     </w:p>
     <w:p>
       <w:pPr>
-        <w:numPr>
-          <w:ilvl w:val="0"/>
-          <w:numId w:val="1"/>
-        </w:numPr>
-        <w:spacing w:before="0" w:after="80" w:line="360" w:lineRule="auto"/>
-        <w:jc w:val="both"/>
-      </w:pPr>
-      <w:r>
-        <w:t xml:space="preserve">Acquired the ability to record accounting transactions in Tally and to prepare a bank account abstract and Statement of Total Income from primary records.</w:t>
-      </w:r>
-    </w:p>
-    <w:p>
-      <w:pPr>
-        <w:numPr>
-          <w:ilvl w:val="0"/>
-          <w:numId w:val="1"/>
-        </w:numPr>
-        <w:spacing w:before="0" w:after="80" w:line="360" w:lineRule="auto"/>
-        <w:jc w:val="both"/>
-      </w:pPr>
-      <w:r>
-        <w:t xml:space="preserve">Learned to work in Winman CA-ERP across computation, portal downloads, return preparation and filing.</w:t>
-      </w:r>
-    </w:p>
-    <w:p>
-      <w:pPr>
-        <w:numPr>
-          <w:ilvl w:val="0"/>
-          <w:numId w:val="1"/>
-        </w:numPr>
-        <w:spacing w:before="0" w:after="80" w:line="360" w:lineRule="auto"/>
-        <w:jc w:val="both"/>
-      </w:pPr>
-      <w:r>
-        <w:t xml:space="preserve">Gained working knowledge of TDS statement preparation through conso files and the Return Preparation Utility, and of GST return filing and reconciliation.</w:t>
-      </w:r>
-    </w:p>
-    <w:p>
-      <w:pPr>
-        <w:spacing w:before="0" w:after="60" w:line="120" w:lineRule="auto"/>
-      </w:pPr>
+        <w:spacing w:before="0" w:after="140" w:line="360" w:lineRule="auto"/>
+        <w:jc w:val="both"/>
+      </w:pPr>
+      <w:r>
+        <w:t xml:space="preserve">Acquired the ability to record accounting transactions in Tally and to prepare a bank account abstract and Statement of Total Income from primary records. Learned to work in Winman CA-ERP across computation, portal downloads, return preparation and filing. Gained working knowledge of TDS statement preparation through conso files and the Return Preparation Utility, and of GST return filing and reconciliation.</w:t>
+      </w:r>
     </w:p>
     <w:p>
       <w:pPr>
@@ -9364,47 +9181,12 @@
     </w:p>
     <w:p>
       <w:pPr>
-        <w:numPr>
-          <w:ilvl w:val="0"/>
-          <w:numId w:val="1"/>
-        </w:numPr>
-        <w:spacing w:before="0" w:after="80" w:line="360" w:lineRule="auto"/>
-        <w:jc w:val="both"/>
-      </w:pPr>
-      <w:r>
-        <w:t xml:space="preserve">Understood that reconciliation, not data entry, is the central skill in modern compliance work.</w:t>
-      </w:r>
-    </w:p>
-    <w:p>
-      <w:pPr>
-        <w:numPr>
-          <w:ilvl w:val="0"/>
-          <w:numId w:val="1"/>
-        </w:numPr>
-        <w:spacing w:before="0" w:after="80" w:line="360" w:lineRule="auto"/>
-        <w:jc w:val="both"/>
-      </w:pPr>
-      <w:r>
-        <w:t xml:space="preserve">Learned to reconcile books maintained in Tally with GST returns filed, and Form 26AS, AIS and TIS with the books of account.</w:t>
-      </w:r>
-    </w:p>
-    <w:p>
-      <w:pPr>
-        <w:numPr>
-          <w:ilvl w:val="0"/>
-          <w:numId w:val="1"/>
-        </w:numPr>
-        <w:spacing w:before="0" w:after="80" w:line="360" w:lineRule="auto"/>
-        <w:jc w:val="both"/>
-      </w:pPr>
-      <w:r>
-        <w:t xml:space="preserve">Learned to treat a difference as a question to be answered rather than a figure to be adjusted.</w:t>
-      </w:r>
-    </w:p>
-    <w:p>
-      <w:pPr>
-        <w:spacing w:before="0" w:after="60" w:line="120" w:lineRule="auto"/>
-      </w:pPr>
+        <w:spacing w:before="0" w:after="140" w:line="360" w:lineRule="auto"/>
+        <w:jc w:val="both"/>
+      </w:pPr>
+      <w:r>
+        <w:t xml:space="preserve">Understood that reconciliation, not data entry, is the central skill in modern compliance work. Learned to reconcile books maintained in Tally with GST returns filed, and Form 26AS, AIS and TIS with the books of account. Learned to treat a difference as a question to be answered rather than a figure to be adjusted.</w:t>
+      </w:r>
     </w:p>
     <w:p>
       <w:pPr>
@@ -9424,47 +9206,12 @@
     </w:p>
     <w:p>
       <w:pPr>
-        <w:numPr>
-          <w:ilvl w:val="0"/>
-          <w:numId w:val="1"/>
-        </w:numPr>
-        <w:spacing w:before="0" w:after="80" w:line="360" w:lineRule="auto"/>
-        <w:jc w:val="both"/>
-      </w:pPr>
-      <w:r>
-        <w:t xml:space="preserve">Learned the monthly, quarterly and annual compliance cycles of an Indian practice and how they overlap during the filing season.</w:t>
-      </w:r>
-    </w:p>
-    <w:p>
-      <w:pPr>
-        <w:numPr>
-          <w:ilvl w:val="0"/>
-          <w:numId w:val="1"/>
-        </w:numPr>
-        <w:spacing w:before="0" w:after="80" w:line="360" w:lineRule="auto"/>
-        <w:jc w:val="both"/>
-      </w:pPr>
-      <w:r>
-        <w:t xml:space="preserve">Understood the consequences of delay and error, including notices, interest and loss of credit, and therefore why verification precedes submission.</w:t>
-      </w:r>
-    </w:p>
-    <w:p>
-      <w:pPr>
-        <w:numPr>
-          <w:ilvl w:val="0"/>
-          <w:numId w:val="1"/>
-        </w:numPr>
-        <w:spacing w:before="0" w:after="80" w:line="360" w:lineRule="auto"/>
-        <w:jc w:val="both"/>
-      </w:pPr>
-      <w:r>
-        <w:t xml:space="preserve">Saw how a professional firm plans its work backwards from an external due date.</w:t>
-      </w:r>
-    </w:p>
-    <w:p>
-      <w:pPr>
-        <w:spacing w:before="0" w:after="60" w:line="120" w:lineRule="auto"/>
-      </w:pPr>
+        <w:spacing w:before="0" w:after="140" w:line="360" w:lineRule="auto"/>
+        <w:jc w:val="both"/>
+      </w:pPr>
+      <w:r>
+        <w:t xml:space="preserve">Learned the monthly, quarterly and annual compliance cycles of an Indian practice and how they overlap during the filing season. Understood the consequences of delay and error, including notices, interest and loss of credit, and therefore why verification precedes submission. Saw how a professional firm plans its work backwards from an external due date.</w:t>
+      </w:r>
     </w:p>
     <w:p>
       <w:pPr>
@@ -9484,47 +9231,12 @@
     </w:p>
     <w:p>
       <w:pPr>
-        <w:numPr>
-          <w:ilvl w:val="0"/>
-          <w:numId w:val="1"/>
-        </w:numPr>
-        <w:spacing w:before="0" w:after="80" w:line="360" w:lineRule="auto"/>
-        <w:jc w:val="both"/>
-      </w:pPr>
-      <w:r>
-        <w:t xml:space="preserve">Worked across Tally, Winman CA-ERP, Winman TDS, the TDS Return Preparation Utility, the income tax e-filing portal, the GST portal, Excel and Word within a single internship.</w:t>
-      </w:r>
-    </w:p>
-    <w:p>
-      <w:pPr>
-        <w:numPr>
-          <w:ilvl w:val="0"/>
-          <w:numId w:val="1"/>
-        </w:numPr>
-        <w:spacing w:before="0" w:after="80" w:line="360" w:lineRule="auto"/>
-        <w:jc w:val="both"/>
-      </w:pPr>
-      <w:r>
-        <w:t xml:space="preserve">Learned how far Indian tax administration has moved towards pre-populated, data-driven assessment, and what that means for the accountant’s role.</w:t>
-      </w:r>
-    </w:p>
-    <w:p>
-      <w:pPr>
-        <w:numPr>
-          <w:ilvl w:val="0"/>
-          <w:numId w:val="1"/>
-        </w:numPr>
-        <w:spacing w:before="0" w:after="80" w:line="360" w:lineRule="auto"/>
-        <w:jc w:val="both"/>
-      </w:pPr>
-      <w:r>
-        <w:t xml:space="preserve">Became comfortable learning a new system quickly by observing, noting the steps and then executing under review.</w:t>
-      </w:r>
-    </w:p>
-    <w:p>
-      <w:pPr>
-        <w:spacing w:before="0" w:after="60" w:line="120" w:lineRule="auto"/>
-      </w:pPr>
+        <w:spacing w:before="0" w:after="140" w:line="360" w:lineRule="auto"/>
+        <w:jc w:val="both"/>
+      </w:pPr>
+      <w:r>
+        <w:t xml:space="preserve">Worked across Tally, Winman CA-ERP, Winman TDS, the TDS Return Preparation Utility, the income tax e-filing portal, the GST portal, Excel and Word within a single internship. Learned how far Indian tax administration has moved towards pre-populated, data-driven assessment, and what that means for the accountant’s role. Became comfortable learning a new system quickly by observing, noting the steps and then executing under review.</w:t>
+      </w:r>
     </w:p>
     <w:p>
       <w:pPr>
@@ -9544,47 +9256,12 @@
     </w:p>
     <w:p>
       <w:pPr>
-        <w:numPr>
-          <w:ilvl w:val="0"/>
-          <w:numId w:val="1"/>
-        </w:numPr>
-        <w:spacing w:before="0" w:after="80" w:line="360" w:lineRule="auto"/>
-        <w:jc w:val="both"/>
-      </w:pPr>
-      <w:r>
-        <w:t xml:space="preserve">Sustained a demanding on-site routine, including a two-hour daily commute, for the full duration of the internship.</w:t>
-      </w:r>
-    </w:p>
-    <w:p>
-      <w:pPr>
-        <w:numPr>
-          <w:ilvl w:val="0"/>
-          <w:numId w:val="1"/>
-        </w:numPr>
-        <w:spacing w:before="0" w:after="80" w:line="360" w:lineRule="auto"/>
-        <w:jc w:val="both"/>
-      </w:pPr>
-      <w:r>
-        <w:t xml:space="preserve">Learned to manage screen fatigue and the monotony of repetitive processing without allowing accuracy to slip.</w:t>
-      </w:r>
-    </w:p>
-    <w:p>
-      <w:pPr>
-        <w:numPr>
-          <w:ilvl w:val="0"/>
-          <w:numId w:val="1"/>
-        </w:numPr>
-        <w:spacing w:before="0" w:after="80" w:line="360" w:lineRule="auto"/>
-        <w:jc w:val="both"/>
-      </w:pPr>
-      <w:r>
-        <w:t xml:space="preserve">Understood that consistency over ten weeks is valued more highly in a professional office than occasional brilliance.</w:t>
-      </w:r>
-    </w:p>
-    <w:p>
-      <w:pPr>
-        <w:spacing w:before="0" w:after="60" w:line="120" w:lineRule="auto"/>
-      </w:pPr>
+        <w:spacing w:before="0" w:after="140" w:line="360" w:lineRule="auto"/>
+        <w:jc w:val="both"/>
+      </w:pPr>
+      <w:r>
+        <w:t xml:space="preserve">Sustained a demanding on-site routine, including a two-hour daily commute, for the full duration of the internship. Learned to manage screen fatigue and the monotony of repetitive processing without allowing accuracy to slip. Understood that consistency over ten weeks is valued more highly in a professional office than occasional brilliance.</w:t>
+      </w:r>
     </w:p>
     <w:p>
       <w:pPr>
@@ -9604,47 +9281,96 @@
     </w:p>
     <w:p>
       <w:pPr>
-        <w:numPr>
-          <w:ilvl w:val="0"/>
-          <w:numId w:val="1"/>
-        </w:numPr>
-        <w:spacing w:before="0" w:after="80" w:line="360" w:lineRule="auto"/>
-        <w:jc w:val="both"/>
-      </w:pPr>
-      <w:r>
-        <w:t xml:space="preserve">Learned most processes through demonstration and correction by colleagues, particularly Ms. Aruna, whose guidance and support made independent working possible.</w:t>
-      </w:r>
-    </w:p>
-    <w:p>
-      <w:pPr>
-        <w:numPr>
-          <w:ilvl w:val="0"/>
-          <w:numId w:val="1"/>
-        </w:numPr>
-        <w:spacing w:before="0" w:after="80" w:line="360" w:lineRule="auto"/>
-        <w:jc w:val="both"/>
-      </w:pPr>
-      <w:r>
-        <w:t xml:space="preserve">Learned to work within a review structure, submitting work for verification and accepting correction as part of the process.</w:t>
-      </w:r>
-    </w:p>
-    <w:p>
-      <w:pPr>
-        <w:numPr>
-          <w:ilvl w:val="0"/>
-          <w:numId w:val="1"/>
-        </w:numPr>
-        <w:spacing w:before="0" w:after="80" w:line="360" w:lineRule="auto"/>
-        <w:jc w:val="both"/>
-      </w:pPr>
-      <w:r>
-        <w:t xml:space="preserve">Developed the confidence to ask questions early, report status honestly and hand over a file in a state another person can continue.</w:t>
-      </w:r>
-    </w:p>
-    <w:p>
-      <w:pPr>
-        <w:spacing w:before="0" w:after="60" w:line="120" w:lineRule="auto"/>
-      </w:pPr>
+        <w:spacing w:before="0" w:after="140" w:line="360" w:lineRule="auto"/>
+        <w:jc w:val="both"/>
+      </w:pPr>
+      <w:r>
+        <w:t xml:space="preserve">Learned most processes through demonstration and correction by colleagues, particularly </w:t>
+      </w:r>
+      <w:r>
+        <w:rPr>
+          <w:b/>
+        </w:rPr>
+        <w:t xml:space="preserve">Ms. Aruna</w:t>
+      </w:r>
+      <w:r>
+        <w:t xml:space="preserve">, whose guidance and support made independent working possible. Learned to work within a review structure, submitting work for verification and accepting correction as part of the process. Developed the confidence to ask questions early, report status honestly and hand over a file in a state another person can continue.</w:t>
+      </w:r>
+    </w:p>
+    <w:p>
+      <w:pPr>
+        <w:keepNext/>
+        <w:keepLines/>
+        <w:spacing w:before="180" w:after="100" w:line="360" w:lineRule="auto"/>
+        <w:jc w:val="left"/>
+      </w:pPr>
+      <w:r>
+        <w:rPr>
+          <w:b/>
+          <w:sz w:val="24"/>
+          <w:szCs w:val="24"/>
+        </w:rPr>
+        <w:t xml:space="preserve">5.2.7  Working to External Deadlines</w:t>
+      </w:r>
+    </w:p>
+    <w:p>
+      <w:pPr>
+        <w:spacing w:before="0" w:after="140" w:line="360" w:lineRule="auto"/>
+        <w:jc w:val="both"/>
+      </w:pPr>
+      <w:r>
+        <w:t xml:space="preserve">Learned that a statutory due date is not a target but a fixed constraint, and that the whole rhythm of a practice is built backwards from it. Understood that planning in compliance work means sequencing clients so that the files needing clarification are opened first, because those are the ones that will wait on somebody else. Experienced the difference between an academic deadline, which can be negotiated or absorbed, and a filing date, which carries interest and penalty for the client if it is missed.</w:t>
+      </w:r>
+    </w:p>
+    <w:p>
+      <w:pPr>
+        <w:keepNext/>
+        <w:keepLines/>
+        <w:spacing w:before="180" w:after="100" w:line="360" w:lineRule="auto"/>
+        <w:jc w:val="left"/>
+      </w:pPr>
+      <w:r>
+        <w:rPr>
+          <w:b/>
+          <w:sz w:val="24"/>
+          <w:szCs w:val="24"/>
+        </w:rPr>
+        <w:t xml:space="preserve">5.2.8  The Value of Review</w:t>
+      </w:r>
+    </w:p>
+    <w:p>
+      <w:pPr>
+        <w:spacing w:before="0" w:after="140" w:line="360" w:lineRule="auto"/>
+        <w:jc w:val="both"/>
+      </w:pPr>
+      <w:r>
+        <w:t xml:space="preserve">Understood that review is the mechanism by which a professional firm transfers judgement, and that almost everything I learned about classification came from corrections rather than from instruction. Learned to read a returned working paper properly, looking for the principle behind a correction rather than just the changed figure. Came to treat my own work as a draft for somebody else to rely on, which changed how carefully I checked it before submission.</w:t>
+      </w:r>
+    </w:p>
+    <w:p>
+      <w:pPr>
+        <w:keepNext/>
+        <w:keepLines/>
+        <w:spacing w:before="180" w:after="100" w:line="360" w:lineRule="auto"/>
+        <w:jc w:val="left"/>
+      </w:pPr>
+      <w:r>
+        <w:rPr>
+          <w:b/>
+          <w:sz w:val="24"/>
+          <w:szCs w:val="24"/>
+        </w:rPr>
+        <w:t xml:space="preserve">5.2.9  Professional Conduct and Confidentiality</w:t>
+      </w:r>
+    </w:p>
+    <w:p>
+      <w:pPr>
+        <w:spacing w:before="0" w:after="140" w:line="360" w:lineRule="auto"/>
+        <w:jc w:val="both"/>
+      </w:pPr>
+      <w:r>
+        <w:t xml:space="preserve">Learned that access to a client’s statutory records carries obligations that no academic exercise imposes, and that confidentiality is a condition of the work rather than a policy attached to it. Understood that a trainee does not give a client an opinion, because any answer from inside the firm is taken as the firm’s answer. Came to see that the value of a practice rests on trust, and that any member of it can damage that trust.</w:t>
+      </w:r>
     </w:p>
     <w:p>
       <w:pPr>
@@ -9659,7 +9385,282 @@
           <w:sz w:val="28"/>
           <w:szCs w:val="28"/>
         </w:rPr>
-        <w:t xml:space="preserve">5.3  CONCLUSION</w:t>
+        <w:t xml:space="preserve">5.3  LIMITATIONS OF THE INTERNSHIP EXPERIENCE</w:t>
+      </w:r>
+    </w:p>
+    <w:p>
+      <w:pPr>
+        <w:spacing w:before="0" w:after="140" w:line="360" w:lineRule="auto"/>
+        <w:jc w:val="both"/>
+      </w:pPr>
+      <w:r>
+        <w:t xml:space="preserve">An honest summary has to record what the internship did not cover. Ten weeks in a single practice gives depth in the work of one compliance season rather than a complete view of the profession, and several parts of a chartered accountant’s year fell outside the period entirely.</w:t>
+      </w:r>
+    </w:p>
+    <w:p>
+      <w:pPr>
+        <w:spacing w:before="0" w:after="140" w:line="360" w:lineRule="auto"/>
+        <w:jc w:val="both"/>
+      </w:pPr>
+      <w:r>
+        <w:t xml:space="preserve">The internship coincided with the return filing season, so the work I saw was weighted heavily towards compliance. I did not see a statutory audit carried out from planning through to opinion, and my involvement in audit was confined to documentation and to reconciling books with returns. Assessment proceedings, scrutiny notices, appeals and representation before the authorities are a substantial part of the firm’s litigation support practice, and although I heard these matters discussed I did not work on them.</w:t>
+      </w:r>
+    </w:p>
+    <w:p>
+      <w:pPr>
+        <w:spacing w:before="0" w:after="140" w:line="360" w:lineRule="auto"/>
+        <w:jc w:val="both"/>
+      </w:pPr>
+      <w:r>
+        <w:t xml:space="preserve">My software exposure was similarly bounded. I became competent in Winman CA-ERP and Tally because those are what the firm uses, but I have no exposure to the other packages in common use, and none to the audit-specific tools that larger firms deploy. Within Tally my work was confined to recording transactions rather than configuring masters or extracting analytical reports.</w:t>
+      </w:r>
+    </w:p>
+    <w:p>
+      <w:pPr>
+        <w:spacing w:before="0" w:after="140" w:line="360" w:lineRule="auto"/>
+        <w:jc w:val="both"/>
+      </w:pPr>
+      <w:r>
+        <w:t xml:space="preserve">Finally, client confidentiality properly restricted what I could see. Certain files were not opened to an intern, some figures were shown to me only in aggregate, and I did not sit in on the meetings at which sensitive client positions were settled. These limits are appropriate rather than regrettable, but they do mean that this report describes the work of a trainee on supervised tasks and not the full professional judgement exercised above me.</w:t>
+      </w:r>
+    </w:p>
+    <w:p>
+      <w:pPr>
+        <w:keepNext/>
+        <w:keepLines/>
+        <w:spacing w:before="240" w:after="120" w:line="360" w:lineRule="auto"/>
+        <w:jc w:val="left"/>
+      </w:pPr>
+      <w:r>
+        <w:rPr>
+          <w:b/>
+          <w:sz w:val="28"/>
+          <w:szCs w:val="28"/>
+        </w:rPr>
+        <w:t xml:space="preserve">5.4  RECOMMENDATIONS</w:t>
+      </w:r>
+    </w:p>
+    <w:p>
+      <w:pPr>
+        <w:keepNext/>
+        <w:keepLines/>
+        <w:spacing w:before="180" w:after="100" w:line="360" w:lineRule="auto"/>
+        <w:jc w:val="left"/>
+      </w:pPr>
+      <w:r>
+        <w:rPr>
+          <w:b/>
+          <w:sz w:val="24"/>
+          <w:szCs w:val="24"/>
+        </w:rPr>
+        <w:t xml:space="preserve">5.4.1  Suggestions to the Organisation</w:t>
+      </w:r>
+    </w:p>
+    <w:p>
+      <w:pPr>
+        <w:spacing w:before="0" w:after="140" w:line="360" w:lineRule="auto"/>
+        <w:jc w:val="both"/>
+      </w:pPr>
+      <w:r>
+        <w:t xml:space="preserve">The following are offered respectfully and as observations from a trainee’s position. They are not criticisms of a practice that trained me well, and any of them would need to fit the firm’s existing way of working.</w:t>
+      </w:r>
+    </w:p>
+    <w:p>
+      <w:pPr>
+        <w:numPr>
+          <w:ilvl w:val="0"/>
+          <w:numId w:val="1"/>
+        </w:numPr>
+        <w:spacing w:before="0" w:after="80" w:line="360" w:lineRule="auto"/>
+        <w:jc w:val="both"/>
+      </w:pPr>
+      <w:r>
+        <w:t xml:space="preserve">A short written note on the firm’s conventions in Winman CA-ERP and Tally, covering ledger naming, grouping and the treatment of recurring items, would let a new trainee reach useful output faster than learning those conventions by correction.</w:t>
+      </w:r>
+    </w:p>
+    <w:p>
+      <w:pPr>
+        <w:numPr>
+          <w:ilvl w:val="0"/>
+          <w:numId w:val="1"/>
+        </w:numPr>
+        <w:spacing w:before="0" w:after="80" w:line="360" w:lineRule="auto"/>
+        <w:jc w:val="both"/>
+      </w:pPr>
+      <w:r>
+        <w:t xml:space="preserve">A one-page classification checklist for bank statement analysis, listing the narration patterns that recur across clients and the treatment each ordinarily attracts, would reduce avoidable queries and make a trainee’s first attempt closer to final.</w:t>
+      </w:r>
+    </w:p>
+    <w:p>
+      <w:pPr>
+        <w:numPr>
+          <w:ilvl w:val="0"/>
+          <w:numId w:val="1"/>
+        </w:numPr>
+        <w:spacing w:before="0" w:after="80" w:line="360" w:lineRule="auto"/>
+        <w:jc w:val="both"/>
+      </w:pPr>
+      <w:r>
+        <w:t xml:space="preserve">Recording the reason for an unusual classification directly against the working paper, rather than settling it verbally, would make the file easier to defend if the position is questioned months later.</w:t>
+      </w:r>
+    </w:p>
+    <w:p>
+      <w:pPr>
+        <w:numPr>
+          <w:ilvl w:val="0"/>
+          <w:numId w:val="1"/>
+        </w:numPr>
+        <w:spacing w:before="0" w:after="80" w:line="360" w:lineRule="auto"/>
+        <w:jc w:val="both"/>
+      </w:pPr>
+      <w:r>
+        <w:t xml:space="preserve">A brief mid-internship review, in addition to the review of each piece of work, would let a trainee correct habits earlier than the final weeks.</w:t>
+      </w:r>
+    </w:p>
+    <w:p>
+      <w:pPr>
+        <w:spacing w:before="0" w:after="60" w:line="120" w:lineRule="auto"/>
+      </w:pPr>
+    </w:p>
+    <w:p>
+      <w:pPr>
+        <w:keepNext/>
+        <w:keepLines/>
+        <w:spacing w:before="180" w:after="100" w:line="360" w:lineRule="auto"/>
+        <w:jc w:val="left"/>
+      </w:pPr>
+      <w:r>
+        <w:rPr>
+          <w:b/>
+          <w:sz w:val="24"/>
+          <w:szCs w:val="24"/>
+        </w:rPr>
+        <w:t xml:space="preserve">5.4.2  Suggestions for Future Interns</w:t>
+      </w:r>
+    </w:p>
+    <w:p>
+      <w:pPr>
+        <w:spacing w:before="0" w:after="140" w:line="360" w:lineRule="auto"/>
+        <w:jc w:val="both"/>
+      </w:pPr>
+      <w:r>
+        <w:t xml:space="preserve">For a student about to undertake a similar internship, four things would have helped me had I known them at the start.</w:t>
+      </w:r>
+    </w:p>
+    <w:p>
+      <w:pPr>
+        <w:numPr>
+          <w:ilvl w:val="0"/>
+          <w:numId w:val="1"/>
+        </w:numPr>
+        <w:spacing w:before="0" w:after="80" w:line="360" w:lineRule="auto"/>
+        <w:jc w:val="both"/>
+      </w:pPr>
+      <w:r>
+        <w:t xml:space="preserve">Learn the basics of Tally before arriving. Time spent on navigation in the first week is time not spent on understanding why an entry is classified as it is.</w:t>
+      </w:r>
+    </w:p>
+    <w:p>
+      <w:pPr>
+        <w:numPr>
+          <w:ilvl w:val="0"/>
+          <w:numId w:val="1"/>
+        </w:numPr>
+        <w:spacing w:before="0" w:after="80" w:line="360" w:lineRule="auto"/>
+        <w:jc w:val="both"/>
+      </w:pPr>
+      <w:r>
+        <w:t xml:space="preserve">Keep a daily log of what was done, what was corrected and what remained unclear. Mine became the basis of this report, and it also made the weekly review conversations far more useful.</w:t>
+      </w:r>
+    </w:p>
+    <w:p>
+      <w:pPr>
+        <w:numPr>
+          <w:ilvl w:val="0"/>
+          <w:numId w:val="1"/>
+        </w:numPr>
+        <w:spacing w:before="0" w:after="80" w:line="360" w:lineRule="auto"/>
+        <w:jc w:val="both"/>
+      </w:pPr>
+      <w:r>
+        <w:t xml:space="preserve">Never resolve an uncertain entry by assumption. Listing an item for clarification is treated as diligence; guessing at it and being wrong is not.</w:t>
+      </w:r>
+    </w:p>
+    <w:p>
+      <w:pPr>
+        <w:numPr>
+          <w:ilvl w:val="0"/>
+          <w:numId w:val="1"/>
+        </w:numPr>
+        <w:spacing w:before="0" w:after="80" w:line="360" w:lineRule="auto"/>
+        <w:jc w:val="both"/>
+      </w:pPr>
+      <w:r>
+        <w:t xml:space="preserve">Read the review comments on returned work properly. Almost everything I learned about classification came from corrections rather than from instruction.</w:t>
+      </w:r>
+    </w:p>
+    <w:p>
+      <w:pPr>
+        <w:spacing w:before="0" w:after="60" w:line="120" w:lineRule="auto"/>
+      </w:pPr>
+    </w:p>
+    <w:p>
+      <w:pPr>
+        <w:keepNext/>
+        <w:keepLines/>
+        <w:spacing w:before="240" w:after="120" w:line="360" w:lineRule="auto"/>
+        <w:jc w:val="left"/>
+      </w:pPr>
+      <w:r>
+        <w:rPr>
+          <w:b/>
+          <w:sz w:val="28"/>
+          <w:szCs w:val="28"/>
+        </w:rPr>
+        <w:t xml:space="preserve">5.5  PERSONAL REFLECTION</w:t>
+      </w:r>
+    </w:p>
+    <w:p>
+      <w:pPr>
+        <w:spacing w:before="0" w:after="140" w:line="360" w:lineRule="auto"/>
+        <w:jc w:val="both"/>
+      </w:pPr>
+      <w:r>
+        <w:t xml:space="preserve">On a personal level the internship asked more of me than any academic term has. A daily commute of about two hours each way, followed by long hours at a screen on work where a transposition error has consequences, required a kind of stamina that coursework does not test. There were days in the first fortnight when I finished a set of statements and knew that my classifications would come back marked, and the only useful response was to read the corrections carefully and apply them the next morning.</w:t>
+      </w:r>
+    </w:p>
+    <w:p>
+      <w:pPr>
+        <w:spacing w:before="0" w:after="140" w:line="360" w:lineRule="auto"/>
+        <w:jc w:val="both"/>
+      </w:pPr>
+      <w:r>
+        <w:t xml:space="preserve">What changed over the ten weeks was less my knowledge than my relationship to the work. I arrived treating each task as an exercise to be completed and left treating it as a file that someone else would have to rely on. That shift, from finishing work to being answerable for it, is the difference between a student and a trainee, and I can date it to about the fourth week, when I began checking my own figures before submitting rather than after being asked.</w:t>
+      </w:r>
+    </w:p>
+    <w:p>
+      <w:pPr>
+        <w:spacing w:before="0" w:after="140" w:line="360" w:lineRule="auto"/>
+        <w:jc w:val="both"/>
+      </w:pPr>
+      <w:r>
+        <w:t xml:space="preserve">I also learned something about my own temperament. I had assumed that repetitive compliance work would frustrate me, and found instead that I settled into it and took satisfaction in a clean reconciliation. That is a genuinely useful thing for a person entering this profession to discover about themselves, and it has made my career intention firmer rather than merely more informed.</w:t>
+      </w:r>
+    </w:p>
+    <w:p>
+      <w:pPr>
+        <w:keepNext/>
+        <w:keepLines/>
+        <w:spacing w:before="240" w:after="120" w:line="360" w:lineRule="auto"/>
+        <w:jc w:val="left"/>
+      </w:pPr>
+      <w:r>
+        <w:rPr>
+          <w:b/>
+          <w:sz w:val="28"/>
+          <w:szCs w:val="28"/>
+        </w:rPr>
+        <w:t xml:space="preserve">5.6  CONCLUSION</w:t>
       </w:r>
     </w:p>
     <w:p>
@@ -9695,7 +9696,52 @@
         <w:jc w:val="both"/>
       </w:pPr>
       <w:r>
-        <w:t xml:space="preserve">In conclusion, the internship achieved what a Summer Internship Programme is intended to achieve. It connected the MBA (Finance) curriculum to live professional work, it gave me the tools and habits used in Indian accounting practice, and it settled my career direction towards accounting, taxation and audit. I am grateful to CA S. Ravi for the opportunity, to Ms. A. Lakshmi for her supervision and review, and to Ms. Aruna and the team for their patient guidance, and I leave the firm with both the competence and the confidence to contribute to a professional finance team.</w:t>
+        <w:t xml:space="preserve">In conclusion, the internship achieved what a Summer Internship Programme is intended to achieve. It connected the MBA (Finance) curriculum to live professional work, it gave me the tools and habits used in Indian accounting practice, and it settled my career direction towards accounting, taxation and audit. I am grateful to </w:t>
+      </w:r>
+      <w:r>
+        <w:rPr>
+          <w:b/>
+        </w:rPr>
+        <w:t xml:space="preserve">CA S. Ravi</w:t>
+      </w:r>
+      <w:r>
+        <w:t xml:space="preserve"> for the opportunity, to </w:t>
+      </w:r>
+      <w:r>
+        <w:rPr>
+          <w:b/>
+        </w:rPr>
+        <w:t xml:space="preserve">Ms. A. Lakshmi</w:t>
+      </w:r>
+      <w:r>
+        <w:t xml:space="preserve"> for her supervision and review, and to </w:t>
+      </w:r>
+      <w:r>
+        <w:rPr>
+          <w:b/>
+        </w:rPr>
+        <w:t xml:space="preserve">Ms. Aruna</w:t>
+      </w:r>
+      <w:r>
+        <w:t xml:space="preserve"> and the team for their patient guidance, and I leave the firm with both the competence and the confidence to contribute to a professional finance team.</w:t>
+      </w:r>
+    </w:p>
+    <w:p>
+      <w:pPr>
+        <w:spacing w:before="0" w:after="140" w:line="360" w:lineRule="auto"/>
+        <w:jc w:val="both"/>
+      </w:pPr>
+      <w:r>
+        <w:t xml:space="preserve">I leave the firm with an accurate rather than an inflated sense of what I can do, a specific list of what I still need to learn, and the settled intention to build my career in accounting, taxation and audit.</w:t>
+      </w:r>
+    </w:p>
+    <w:p>
+      <w:pPr>
+        <w:spacing w:before="0" w:after="140" w:line="360" w:lineRule="auto"/>
+        <w:jc w:val="both"/>
+      </w:pPr>
+      <w:r>
+        <w:t xml:space="preserve">I am grateful to the firm for treating a trainee as someone whose work would be relied upon, which is the most useful compliment a practice can pay a student.</w:t>
       </w:r>
     </w:p>
     <w:p>
@@ -9989,6 +10035,128 @@
       </w:pPr>
       <w:r>
         <w:t xml:space="preserve">Winman Software. (n.d.). Winman CA-ERP: income tax, balance sheet, audit report and TDS software. Retrieved September 2026, from https://www.winmansoftware.com/</w:t>
+      </w:r>
+    </w:p>
+    <w:p>
+      <w:pPr>
+        <w:spacing w:before="0" w:after="60" w:line="120" w:lineRule="auto"/>
+      </w:pPr>
+    </w:p>
+    <w:p>
+      <w:pPr>
+        <w:numPr>
+          <w:ilvl w:val="0"/>
+          <w:numId w:val="1"/>
+        </w:numPr>
+        <w:spacing w:before="0" w:after="80" w:line="360" w:lineRule="auto"/>
+        <w:jc w:val="left"/>
+      </w:pPr>
+      <w:r>
+        <w:t xml:space="preserve">Institute of Chartered Accountants of India. (n.d.). Standards on Auditing and guidance for members in practice. Retrieved September 2026, from https://www.icai.org/</w:t>
+      </w:r>
+    </w:p>
+    <w:p>
+      <w:pPr>
+        <w:numPr>
+          <w:ilvl w:val="0"/>
+          <w:numId w:val="1"/>
+        </w:numPr>
+        <w:spacing w:before="0" w:after="80" w:line="360" w:lineRule="auto"/>
+        <w:jc w:val="left"/>
+      </w:pPr>
+      <w:r>
+        <w:t xml:space="preserve">Income Tax Department, Government of India. (n.d.-c). Form 26AS, Annual Information Statement and Taxpayer Information Summary: taxpayer guidance. Retrieved September 2026, from https://www.incometax.gov.in/</w:t>
+      </w:r>
+    </w:p>
+    <w:p>
+      <w:pPr>
+        <w:numPr>
+          <w:ilvl w:val="0"/>
+          <w:numId w:val="1"/>
+        </w:numPr>
+        <w:spacing w:before="0" w:after="80" w:line="360" w:lineRule="auto"/>
+        <w:jc w:val="left"/>
+      </w:pPr>
+      <w:r>
+        <w:t xml:space="preserve">Central Board of Direct Taxes. (n.d.). TRACES: consolidated file download and TDS statement correction guidance. Retrieved September 2026, from https://www.tdscpc.gov.in/</w:t>
+      </w:r>
+    </w:p>
+    <w:p>
+      <w:pPr>
+        <w:numPr>
+          <w:ilvl w:val="0"/>
+          <w:numId w:val="1"/>
+        </w:numPr>
+        <w:spacing w:before="0" w:after="80" w:line="360" w:lineRule="auto"/>
+        <w:jc w:val="left"/>
+      </w:pPr>
+      <w:r>
+        <w:t xml:space="preserve">Goods and Services Tax Network. (n.d.-b). GSTR-2B: auto-drafted input tax credit statement, advisory and frequently asked questions. Retrieved September 2026, from https://www.gst.gov.in/</w:t>
+      </w:r>
+    </w:p>
+    <w:p>
+      <w:pPr>
+        <w:numPr>
+          <w:ilvl w:val="0"/>
+          <w:numId w:val="1"/>
+        </w:numPr>
+        <w:spacing w:before="0" w:after="80" w:line="360" w:lineRule="auto"/>
+        <w:jc w:val="left"/>
+      </w:pPr>
+      <w:r>
+        <w:t xml:space="preserve">Winman Software India LLP. (n.d.-b). Winman TDS: return preparation, conso file import and correction statements. Retrieved September 2026, from https://www.winmansoftware.com/</w:t>
+      </w:r>
+    </w:p>
+    <w:p>
+      <w:pPr>
+        <w:numPr>
+          <w:ilvl w:val="0"/>
+          <w:numId w:val="1"/>
+        </w:numPr>
+        <w:spacing w:before="0" w:after="80" w:line="360" w:lineRule="auto"/>
+        <w:jc w:val="left"/>
+      </w:pPr>
+      <w:r>
+        <w:t xml:space="preserve">Tally Solutions. (n.d.-b). Recording transactions, ledger grouping and GST features in TallyPrime. Retrieved September 2026, from https://tallysolutions.com/</w:t>
+      </w:r>
+    </w:p>
+    <w:p>
+      <w:pPr>
+        <w:numPr>
+          <w:ilvl w:val="0"/>
+          <w:numId w:val="1"/>
+        </w:numPr>
+        <w:spacing w:before="0" w:after="80" w:line="360" w:lineRule="auto"/>
+        <w:jc w:val="left"/>
+      </w:pPr>
+      <w:r>
+        <w:t xml:space="preserve">Ministry of Corporate Affairs, Government of India. (n.d.). Schedule III to the Companies Act, 2013: form and content of financial statements. Retrieved September 2026, from https://www.mca.gov.in/</w:t>
+      </w:r>
+    </w:p>
+    <w:p>
+      <w:pPr>
+        <w:numPr>
+          <w:ilvl w:val="0"/>
+          <w:numId w:val="1"/>
+        </w:numPr>
+        <w:spacing w:before="0" w:after="80" w:line="360" w:lineRule="auto"/>
+        <w:jc w:val="left"/>
+      </w:pPr>
+      <w:r>
+        <w:t xml:space="preserve">Income Tax Department, Government of India. (n.d.-d). Securities Transaction Tax: provisions and computation. Retrieved September 2026, from https://www.incometax.gov.in/</w:t>
+      </w:r>
+    </w:p>
+    <w:p>
+      <w:pPr>
+        <w:numPr>
+          <w:ilvl w:val="0"/>
+          <w:numId w:val="1"/>
+        </w:numPr>
+        <w:spacing w:before="0" w:after="80" w:line="360" w:lineRule="auto"/>
+        <w:jc w:val="left"/>
+      </w:pPr>
+      <w:r>
+        <w:t xml:space="preserve">S. Ravi &amp; Associates, Chartered Accountants. (2026, July 17). Internship completion certificate issued to the author.</w:t>
       </w:r>
     </w:p>
     <w:p>
@@ -10447,37 +10615,37 @@
     <w:lvl w:ilvl="0">
       <w:start w:val="1"/>
       <w:numFmt w:val="bullet"/>
-      <w:lvlText w:val=""/>
+      <w:lvlText w:val="•"/>
       <w:lvlJc w:val="left"/>
       <w:pPr>
         <w:ind w:left="720" w:hanging="360"/>
       </w:pPr>
       <w:rPr>
-        <w:rFonts w:ascii="Symbol" w:hAnsi="Symbol" w:hint="default"/>
+        <w:rFonts w:ascii="Times New Roman" w:hAnsi="Times New Roman" w:hint="default"/>
       </w:rPr>
     </w:lvl>
     <w:lvl w:ilvl="1">
       <w:start w:val="1"/>
       <w:numFmt w:val="bullet"/>
-      <w:lvlText w:val="o"/>
+      <w:lvlText w:val="○"/>
       <w:lvlJc w:val="left"/>
       <w:pPr>
         <w:ind w:left="1080" w:hanging="360"/>
       </w:pPr>
       <w:rPr>
-        <w:rFonts w:ascii="Courier New" w:hAnsi="Courier New" w:hint="default"/>
+        <w:rFonts w:ascii="Times New Roman" w:hAnsi="Times New Roman" w:hint="default"/>
       </w:rPr>
     </w:lvl>
     <w:lvl w:ilvl="2">
       <w:start w:val="1"/>
       <w:numFmt w:val="bullet"/>
-      <w:lvlText w:val=""/>
+      <w:lvlText w:val="▪"/>
       <w:lvlJc w:val="left"/>
       <w:pPr>
         <w:ind w:left="1440" w:hanging="360"/>
       </w:pPr>
       <w:rPr>
-        <w:rFonts w:ascii="Wingdings" w:hAnsi="Wingdings" w:hint="default"/>
+        <w:rFonts w:ascii="Times New Roman" w:hAnsi="Times New Roman" w:hint="default"/>
       </w:rPr>
     </w:lvl>
   </w:abstractNum>

--- a/Lingesh K - SIP Report 2026.docx
+++ b/Lingesh K - SIP Report 2026.docx
@@ -147,7 +147,7 @@
           <wp:inline distT="0" distB="0" distL="0" distR="0">
             <wp:extent cx="5502910" cy="1157773"/>
             <wp:effectExtent l="0" t="0" r="0" b="0"/>
-            <wp:docPr id="46491" name="MUST and ISSM Business School logo"/>
+            <wp:docPr id="81745" name="MUST and ISSM Business School logo"/>
             <wp:cNvGraphicFramePr>
               <a:graphicFrameLocks xmlns:a="http://schemas.openxmlformats.org/drawingml/2006/main" noChangeAspect="1"/>
             </wp:cNvGraphicFramePr>
@@ -889,16 +889,16 @@
         <w:jc w:val="both"/>
       </w:pPr>
       <w:r>
-        <w:t xml:space="preserve">The middle phase covered statutory compliance. On the indirect tax side I worked on Goods and Services Tax filings, handling GSTR-1, GSTR-2B and GSTR-3B and observing authentication through a Digital Signature Certificate. On the direct tax side I requested consolidated files from TRACES using Winman TDS and entered the data quarter-wise, learning why a mismatch between a deductor’s claim and Form 26AS must be resolved before filing.</w:t>
-      </w:r>
-    </w:p>
-    <w:p>
-      <w:pPr>
-        <w:spacing w:before="0" w:after="140" w:line="360" w:lineRule="auto"/>
-        <w:jc w:val="both"/>
-      </w:pPr>
-      <w:r>
-        <w:t xml:space="preserve">The final phase brought this together in the Statement of Total Income: computing total income for individual and corporate clients, verifying taxes paid against taxes payable, assisting with balance sheets and preparing returns for upload. In the last two weeks I independently completed three returns end to end after review. Working under </w:t>
+        <w:t xml:space="preserve">The middle phase covered statutory compliance. On the indirect tax side I worked on Goods and Services Tax filings, handling GSTR-1, GSTR-2B and GSTR-3B. On the direct tax side I requested consolidated files from TRACES using Winman TDS and entered the data quarter-wise, learning why a mismatch between a deductor’s claim and Form 26AS must be resolved before filing.</w:t>
+      </w:r>
+    </w:p>
+    <w:p>
+      <w:pPr>
+        <w:spacing w:before="0" w:after="140" w:line="360" w:lineRule="auto"/>
+        <w:jc w:val="both"/>
+      </w:pPr>
+      <w:r>
+        <w:t xml:space="preserve">The final phase brought this together in the Statement of Total Income: computing total income for individual and corporate clients, verifying taxes paid against taxes payable and preparing returns for upload. In the last two weeks I independently completed three returns end to end after review. Working under </w:t>
       </w:r>
       <w:r>
         <w:rPr>
@@ -916,7 +916,7 @@
         <w:t xml:space="preserve">Ms. Aruna</w:t>
       </w:r>
       <w:r>
-        <w:t xml:space="preserve"> taught me the compliance calendar, accuracy as a professional obligation, and the discipline of sustained routine work.</w:t>
+        <w:t xml:space="preserve"> taught me the compliance calendar and accuracy as a professional obligation rather than a preference.</w:t>
       </w:r>
     </w:p>
     <w:p>
@@ -3971,15 +3971,6 @@
     </w:p>
     <w:p>
       <w:pPr>
-        <w:spacing w:before="0" w:after="140" w:line="360" w:lineRule="auto"/>
-        <w:jc w:val="both"/>
-      </w:pPr>
-      <w:r>
-        <w:t xml:space="preserve">That, in the end, is why the calendar belongs in a chapter about the industry rather than in one about the job: it is the single strongest influence on how this profession organises itself.</w:t>
-      </w:r>
-    </w:p>
-    <w:p>
-      <w:pPr>
         <w:spacing w:before="0" w:after="0" w:line="240" w:lineRule="auto"/>
       </w:pPr>
       <w:bookmarkStart w:id="101" w:name="ch1_end"/>
@@ -7023,15 +7014,6 @@
     </w:p>
     <w:p>
       <w:pPr>
-        <w:spacing w:before="0" w:after="140" w:line="360" w:lineRule="auto"/>
-        <w:jc w:val="both"/>
-      </w:pPr>
-      <w:r>
-        <w:t xml:space="preserve">The same discipline applied to the reconciliations. Form 26AS credits were tied to the ledger before a computation was begun, and differences were listed and explained rather than absorbed. For Goods and Services Tax, the acknowledgement of each filing was retained against the client record, so that the fact of filing and its date were evidenced rather than remembered. I came to see this as the most transferable thing the internship taught me: the discipline is identical whatever the figure happens to be about.</w:t>
-      </w:r>
-    </w:p>
-    <w:p>
-      <w:pPr>
         <w:keepNext/>
         <w:keepLines/>
         <w:spacing w:before="240" w:after="120" w:line="360" w:lineRule="auto"/>
@@ -7057,24 +7039,6 @@
     </w:p>
     <w:p>
       <w:pPr>
-        <w:spacing w:before="0" w:after="140" w:line="360" w:lineRule="auto"/>
-        <w:jc w:val="both"/>
-      </w:pPr>
-      <w:r>
-        <w:t xml:space="preserve">In practical terms it meant that client material stayed within the office and within the firm’s systems, that files were not discussed outside the team, and that a client’s affairs were not mentioned even in general terms to anybody outside the engagement. It also meant a particular care with credentials, since access to the income tax portal, the Goods and Services Tax portal and TRACES is access to a client’s statutory record and not merely to a website.</w:t>
-      </w:r>
-    </w:p>
-    <w:p>
-      <w:pPr>
-        <w:spacing w:before="0" w:after="140" w:line="360" w:lineRule="auto"/>
-        <w:jc w:val="both"/>
-      </w:pPr>
-      <w:r>
-        <w:t xml:space="preserve">Conduct extended beyond confidentiality. I learned that a trainee does not give a client an opinion, even a well-intentioned one, because an answer from anybody inside the firm is taken as the firm’s answer. Questions were therefore routed to the manager rather than handled directly. The underlying principle was one I had read about as professional ethics and had not previously felt: the value of an accounting practice rests on trust, and trust is a fragile asset that any member of the firm can damage.</w:t>
-      </w:r>
-    </w:p>
-    <w:p>
-      <w:pPr>
         <w:keepNext/>
         <w:keepLines/>
         <w:spacing w:before="240" w:after="120" w:line="360" w:lineRule="auto"/>
@@ -7123,15 +7087,6 @@
       </w:pPr>
       <w:r>
         <w:t xml:space="preserve">Taken together, the ten weeks moved from classifying somebody else’s bank statement to filing somebody’s return, and the distance between those two tasks is the distance between observing a profession and practising it.</w:t>
-      </w:r>
-    </w:p>
-    <w:p>
-      <w:pPr>
-        <w:spacing w:before="0" w:after="140" w:line="360" w:lineRule="auto"/>
-        <w:jc w:val="both"/>
-      </w:pPr>
-      <w:r>
-        <w:t xml:space="preserve">What I carry forward from the chapter is less the list of tasks than the standard they were held to.</w:t>
       </w:r>
     </w:p>
     <w:p>
@@ -7699,15 +7654,6 @@
         <w:jc w:val="both"/>
       </w:pPr>
       <w:r>
-        <w:t xml:space="preserve">The clearest evidence of progress is the fall in corrections. In the first fortnight my classification of bank entries was frequently amended; by the final phase computations were approved with only minor observations. I also maintained full attendance and met every deadline given to me, which in a filing season matters as much as technical accuracy.</w:t>
-      </w:r>
-    </w:p>
-    <w:p>
-      <w:pPr>
-        <w:spacing w:before="0" w:after="140" w:line="360" w:lineRule="auto"/>
-        <w:jc w:val="both"/>
-      </w:pPr>
-      <w:r>
         <w:t xml:space="preserve">Where I fell short was speed and statutory depth, and both are addressed in the previous section. Taken together, the performance gave me a realistic picture of what a practice expects: consistent accuracy, honest reporting of what is pending, and the willingness to be corrected. The internship has provided a solid foundation for further development in accounting, taxation and audit work.</w:t>
       </w:r>
     </w:p>
@@ -7760,15 +7706,6 @@
         <w:jc w:val="both"/>
       </w:pPr>
       <w:r>
-        <w:t xml:space="preserve">Later feedback concerned completeness and sequence. I was asked to list queries as I went rather than accumulate them, so that clarifications could be sought from the client while I moved on to the next file, and to reconcile Form 26AS credits before beginning a computation rather than after. Both were lessons in ordering work so that other people are not kept waiting.</w:t>
-      </w:r>
-    </w:p>
-    <w:p>
-      <w:pPr>
-        <w:spacing w:before="0" w:after="140" w:line="360" w:lineRule="auto"/>
-        <w:jc w:val="both"/>
-      </w:pPr>
-      <w:r>
         <w:t xml:space="preserve">The feedback I received in the final fortnight was of a different kind. Having been allowed to complete three returns end to end, the comments were about judgement rather than method: whether a position was defensible, whether the supporting documents were sufficient, and whether I had satisfied myself before presenting the file. I took that shift as the clearest indication that my work had reached a standard where it could be discussed rather than merely corrected.</w:t>
       </w:r>
     </w:p>
@@ -7804,15 +7741,6 @@
       </w:pPr>
       <w:r>
         <w:t xml:space="preserve">On three counts my exposure fell short of that benchmark. An article assistant would see a statutory audit through a full cycle, would attend at client premises for verification work, and would be involved in assessment and scrutiny proceedings. My involvement in audit was documentary, and I saw none of the litigation support work. An assistant would also be expected to deal directly with clients on routine queries, whereas my client contact was mediated through the firm.</w:t>
-      </w:r>
-    </w:p>
-    <w:p>
-      <w:pPr>
-        <w:spacing w:before="0" w:after="140" w:line="360" w:lineRule="auto"/>
-        <w:jc w:val="both"/>
-      </w:pPr>
-      <w:r>
-        <w:t xml:space="preserve">On one count the internship compared favourably. Because it coincided with the filing season, the density of live work in ten weeks was high, and I handled a larger volume of statements and returns in that period than a trainee would in a comparable stretch of a quieter part of the year. Volume of that kind is what makes exceptions visible, and it is the reason I can now recognise a misclassified transfer or an unmatched credit quickly rather than by working through first principles.</w:t>
       </w:r>
     </w:p>
     <w:p>
@@ -8149,15 +8077,6 @@
           <w:szCs w:val="28"/>
         </w:rPr>
         <w:t xml:space="preserve">4.2  PRACTICAL EXPOSURE TO COMPLIANCE PROCESSES</w:t>
-      </w:r>
-    </w:p>
-    <w:p>
-      <w:pPr>
-        <w:spacing w:before="0" w:after="140" w:line="360" w:lineRule="auto"/>
-        <w:jc w:val="both"/>
-      </w:pPr>
-      <w:r>
-        <w:t xml:space="preserve">The internship gave me a working map of the Indian compliance calendar that I did not have before. I now understand, from having done the work, that monthly GST returns and TDS payments, quarterly TDS statements and the annual income tax filing cycle each impose their own rhythm on a practice, and that these cycles overlap in the months between May and September.</w:t>
       </w:r>
     </w:p>
     <w:p>
@@ -8419,7 +8338,6 @@
       <w:tr>
         <w:trPr>
           <w:cantSplit/>
-          <w:trHeight w:val="500" w:hRule="atLeast"/>
           <w:tblHeader/>
         </w:trPr>
         <w:tc>
@@ -8466,7 +8384,6 @@
       <w:tr>
         <w:trPr>
           <w:cantSplit/>
-          <w:trHeight w:val="500" w:hRule="atLeast"/>
         </w:trPr>
         <w:tc>
           <w:tcPr>
@@ -8511,7 +8428,6 @@
       <w:tr>
         <w:trPr>
           <w:cantSplit/>
-          <w:trHeight w:val="500" w:hRule="atLeast"/>
         </w:trPr>
         <w:tc>
           <w:tcPr>
@@ -8556,7 +8472,6 @@
       <w:tr>
         <w:trPr>
           <w:cantSplit/>
-          <w:trHeight w:val="500" w:hRule="atLeast"/>
         </w:trPr>
         <w:tc>
           <w:tcPr>
@@ -8601,7 +8516,6 @@
       <w:tr>
         <w:trPr>
           <w:cantSplit/>
-          <w:trHeight w:val="500" w:hRule="atLeast"/>
         </w:trPr>
         <w:tc>
           <w:tcPr>
@@ -8646,7 +8560,6 @@
       <w:tr>
         <w:trPr>
           <w:cantSplit/>
-          <w:trHeight w:val="500" w:hRule="atLeast"/>
         </w:trPr>
         <w:tc>
           <w:tcPr>
@@ -8691,7 +8604,6 @@
       <w:tr>
         <w:trPr>
           <w:cantSplit/>
-          <w:trHeight w:val="500" w:hRule="atLeast"/>
         </w:trPr>
         <w:tc>
           <w:tcPr>
@@ -8736,7 +8648,6 @@
       <w:tr>
         <w:trPr>
           <w:cantSplit/>
-          <w:trHeight w:val="500" w:hRule="atLeast"/>
         </w:trPr>
         <w:tc>
           <w:tcPr>
@@ -8911,24 +8822,6 @@
       </w:pPr>
       <w:r>
         <w:t xml:space="preserve">The internship has a direct bearing on the professional path I intend to follow. The work I performed is the work of the early years of a career in accounting and taxation, and having done it under review I now know both that I can perform it and that I want to. That is a more useful outcome than a general affirmation of interest in finance, which is what I had before.</w:t>
-      </w:r>
-    </w:p>
-    <w:p>
-      <w:pPr>
-        <w:spacing w:before="0" w:after="140" w:line="360" w:lineRule="auto"/>
-        <w:jc w:val="both"/>
-      </w:pPr>
-      <w:r>
-        <w:t xml:space="preserve">Specifically, the exposure to Winman CA-ERP, Tally, the income tax portal, the GST portal and TRACES means that I would begin a first professional role already able to operate the systems rather than learning them alongside the work. The understanding of the compliance calendar is equally transferable, because knowing why the last fortnight of a quarter is busy changes how one plans one’s own workload.</w:t>
-      </w:r>
-    </w:p>
-    <w:p>
-      <w:pPr>
-        <w:spacing w:before="0" w:after="140" w:line="360" w:lineRule="auto"/>
-        <w:jc w:val="both"/>
-      </w:pPr>
-      <w:r>
-        <w:t xml:space="preserve">The internship also clarified what I still need in order to progress. Statutory audit from planning to opinion, assessment and appellate work, and the analytical side of financial reporting are all areas where I have knowledge without practice. Those gaps are the reason I intend to pursue further professional study alongside employment rather than treating the MBA as the end of my technical training.</w:t>
       </w:r>
     </w:p>
     <w:p>
@@ -9412,15 +9305,6 @@
         <w:jc w:val="both"/>
       </w:pPr>
       <w:r>
-        <w:t xml:space="preserve">My software exposure was similarly bounded. I became competent in Winman CA-ERP and Tally because those are what the firm uses, but I have no exposure to the other packages in common use, and none to the audit-specific tools that larger firms deploy. Within Tally my work was confined to recording transactions rather than configuring masters or extracting analytical reports.</w:t>
-      </w:r>
-    </w:p>
-    <w:p>
-      <w:pPr>
-        <w:spacing w:before="0" w:after="140" w:line="360" w:lineRule="auto"/>
-        <w:jc w:val="both"/>
-      </w:pPr>
-      <w:r>
         <w:t xml:space="preserve">Finally, client confidentiality properly restricted what I could see. Certain files were not opened to an intern, some figures were shown to me only in aggregate, and I did not sit in on the meetings at which sensitive client positions were settled. These limits are appropriate rather than regrettable, but they do mean that this report describes the work of a trainee on supervised tasks and not the full professional judgement exercised above me.</w:t>
       </w:r>
     </w:p>
@@ -9640,15 +9524,6 @@
     </w:p>
     <w:p>
       <w:pPr>
-        <w:spacing w:before="0" w:after="140" w:line="360" w:lineRule="auto"/>
-        <w:jc w:val="both"/>
-      </w:pPr>
-      <w:r>
-        <w:t xml:space="preserve">I also learned something about my own temperament. I had assumed that repetitive compliance work would frustrate me, and found instead that I settled into it and took satisfaction in a clean reconciliation. That is a genuinely useful thing for a person entering this profession to discover about themselves, and it has made my career intention firmer rather than merely more informed.</w:t>
-      </w:r>
-    </w:p>
-    <w:p>
-      <w:pPr>
         <w:keepNext/>
         <w:keepLines/>
         <w:spacing w:before="240" w:after="120" w:line="360" w:lineRule="auto"/>
@@ -9724,24 +9599,6 @@
       </w:r>
       <w:r>
         <w:t xml:space="preserve"> and the team for their patient guidance, and I leave the firm with both the competence and the confidence to contribute to a professional finance team.</w:t>
-      </w:r>
-    </w:p>
-    <w:p>
-      <w:pPr>
-        <w:spacing w:before="0" w:after="140" w:line="360" w:lineRule="auto"/>
-        <w:jc w:val="both"/>
-      </w:pPr>
-      <w:r>
-        <w:t xml:space="preserve">I leave the firm with an accurate rather than an inflated sense of what I can do, a specific list of what I still need to learn, and the settled intention to build my career in accounting, taxation and audit.</w:t>
-      </w:r>
-    </w:p>
-    <w:p>
-      <w:pPr>
-        <w:spacing w:before="0" w:after="140" w:line="360" w:lineRule="auto"/>
-        <w:jc w:val="both"/>
-      </w:pPr>
-      <w:r>
-        <w:t xml:space="preserve">I am grateful to the firm for treating a trainee as someone whose work would be relied upon, which is the most useful compliment a practice can pay a student.</w:t>
       </w:r>
     </w:p>
     <w:p>
@@ -10105,45 +9962,6 @@
       </w:pPr>
       <w:r>
         <w:t xml:space="preserve">Winman Software India LLP. (n.d.-b). Winman TDS: return preparation, conso file import and correction statements. Retrieved September 2026, from https://www.winmansoftware.com/</w:t>
-      </w:r>
-    </w:p>
-    <w:p>
-      <w:pPr>
-        <w:numPr>
-          <w:ilvl w:val="0"/>
-          <w:numId w:val="1"/>
-        </w:numPr>
-        <w:spacing w:before="0" w:after="80" w:line="360" w:lineRule="auto"/>
-        <w:jc w:val="left"/>
-      </w:pPr>
-      <w:r>
-        <w:t xml:space="preserve">Tally Solutions. (n.d.-b). Recording transactions, ledger grouping and GST features in TallyPrime. Retrieved September 2026, from https://tallysolutions.com/</w:t>
-      </w:r>
-    </w:p>
-    <w:p>
-      <w:pPr>
-        <w:numPr>
-          <w:ilvl w:val="0"/>
-          <w:numId w:val="1"/>
-        </w:numPr>
-        <w:spacing w:before="0" w:after="80" w:line="360" w:lineRule="auto"/>
-        <w:jc w:val="left"/>
-      </w:pPr>
-      <w:r>
-        <w:t xml:space="preserve">Ministry of Corporate Affairs, Government of India. (n.d.). Schedule III to the Companies Act, 2013: form and content of financial statements. Retrieved September 2026, from https://www.mca.gov.in/</w:t>
-      </w:r>
-    </w:p>
-    <w:p>
-      <w:pPr>
-        <w:numPr>
-          <w:ilvl w:val="0"/>
-          <w:numId w:val="1"/>
-        </w:numPr>
-        <w:spacing w:before="0" w:after="80" w:line="360" w:lineRule="auto"/>
-        <w:jc w:val="left"/>
-      </w:pPr>
-      <w:r>
-        <w:t xml:space="preserve">Income Tax Department, Government of India. (n.d.-d). Securities Transaction Tax: provisions and computation. Retrieved September 2026, from https://www.incometax.gov.in/</w:t>
       </w:r>
     </w:p>
     <w:p>
